--- a/thesis/khoa-luan.docx
+++ b/thesis/khoa-luan.docx
@@ -1514,14 +1514,89 @@
     </w:p>
     <w:p>
       <w:pPr>
+        <w:ind w:firstLine="0"/>
         <w:jc w:val="both"/>
       </w:pPr>
-      <w:r>
-        <w:rPr>
-          <w:rFonts w:ascii="Times New Roman" w:hAnsi="Times New Roman" w:eastAsia="Times New Roman"/>
-        </w:rPr>
-        <w:t>d = 10^P_0 - P_r10 n</w:t>
-      </w:r>
+      <m:oMathPara>
+        <m:oMath>
+          <m:r>
+            <m:rPr>
+              <m:sty m:val="p"/>
+            </m:rPr>
+            <m:t>d = </m:t>
+          </m:r>
+          <m:sSup>
+            <m:e>
+              <m:r>
+                <m:rPr>
+                  <m:sty m:val="p"/>
+                </m:rPr>
+                <m:t>10</m:t>
+              </m:r>
+            </m:e>
+            <m:sup>
+              <m:f>
+                <m:num>
+                  <m:box>
+                    <m:e>
+                      <m:sSub>
+                        <m:e>
+                          <m:r>
+                            <m:rPr>
+                              <m:sty m:val="p"/>
+                            </m:rPr>
+                            <m:t>P</m:t>
+                          </m:r>
+                        </m:e>
+                        <m:sub>
+                          <m:r>
+                            <m:rPr>
+                              <m:sty m:val="p"/>
+                            </m:rPr>
+                            <m:t>0</m:t>
+                          </m:r>
+                        </m:sub>
+                      </m:sSub>
+                      <m:r>
+                        <m:rPr>
+                          <m:sty m:val="p"/>
+                        </m:rPr>
+                        <m:t> − </m:t>
+                      </m:r>
+                      <m:sSub>
+                        <m:e>
+                          <m:r>
+                            <m:rPr>
+                              <m:sty m:val="p"/>
+                            </m:rPr>
+                            <m:t>P</m:t>
+                          </m:r>
+                        </m:e>
+                        <m:sub>
+                          <m:r>
+                            <m:rPr>
+                              <m:sty m:val="p"/>
+                            </m:rPr>
+                            <m:t>r</m:t>
+                          </m:r>
+                        </m:sub>
+                      </m:sSub>
+                    </m:e>
+                  </m:box>
+                </m:num>
+                <m:den>
+                  <m:r>
+                    <m:rPr>
+                      <m:sty m:val="p"/>
+                    </m:rPr>
+                    <m:t>10n</m:t>
+                  </m:r>
+                </m:den>
+              </m:f>
+            </m:sup>
+          </m:sSup>
+        </m:oMath>
+      </m:oMathPara>
     </w:p>
     <w:p>
       <w:pPr>
@@ -2627,14 +2702,141 @@
     </w:p>
     <w:p>
       <w:pPr>
+        <w:ind w:firstLine="0"/>
         <w:jc w:val="both"/>
       </w:pPr>
-      <w:r>
-        <w:rPr>
-          <w:rFonts w:ascii="Times New Roman" w:hAnsi="Times New Roman" w:eastAsia="Times New Roman"/>
-        </w:rPr>
-        <w:t>P_r(d) = P_0 - 10 · n · _10(dd_0) + X_</w:t>
-      </w:r>
+      <m:oMathPara>
+        <m:oMath>
+          <m:sSub>
+            <m:e>
+              <m:r>
+                <m:rPr>
+                  <m:sty m:val="p"/>
+                </m:rPr>
+                <m:t>P</m:t>
+              </m:r>
+            </m:e>
+            <m:sub>
+              <m:r>
+                <m:rPr>
+                  <m:sty m:val="p"/>
+                </m:rPr>
+                <m:t>r</m:t>
+              </m:r>
+            </m:sub>
+          </m:sSub>
+          <m:r>
+            <m:rPr>
+              <m:sty m:val="p"/>
+            </m:rPr>
+            <m:t>(d) = </m:t>
+          </m:r>
+          <m:sSub>
+            <m:e>
+              <m:r>
+                <m:rPr>
+                  <m:sty m:val="p"/>
+                </m:rPr>
+                <m:t>P</m:t>
+              </m:r>
+            </m:e>
+            <m:sub>
+              <m:r>
+                <m:rPr>
+                  <m:sty m:val="p"/>
+                </m:rPr>
+                <m:t>0</m:t>
+              </m:r>
+            </m:sub>
+          </m:sSub>
+          <m:r>
+            <m:rPr>
+              <m:sty m:val="p"/>
+            </m:rPr>
+            <m:t> − 10n · </m:t>
+          </m:r>
+          <m:sSub>
+            <m:e>
+              <m:r>
+                <m:rPr>
+                  <m:sty m:val="p"/>
+                </m:rPr>
+                <m:t>log</m:t>
+              </m:r>
+            </m:e>
+            <m:sub>
+              <m:r>
+                <m:rPr>
+                  <m:sty m:val="p"/>
+                </m:rPr>
+                <m:t>10</m:t>
+              </m:r>
+            </m:sub>
+          </m:sSub>
+          <m:d>
+            <m:dPr>
+              <m:begChr m:val="("/>
+              <m:endChr m:val=")"/>
+            </m:dPr>
+            <m:e>
+              <m:f>
+                <m:num>
+                  <m:r>
+                    <m:rPr>
+                      <m:sty m:val="p"/>
+                    </m:rPr>
+                    <m:t>d</m:t>
+                  </m:r>
+                </m:num>
+                <m:den>
+                  <m:sSub>
+                    <m:e>
+                      <m:r>
+                        <m:rPr>
+                          <m:sty m:val="p"/>
+                        </m:rPr>
+                        <m:t>d</m:t>
+                      </m:r>
+                    </m:e>
+                    <m:sub>
+                      <m:r>
+                        <m:rPr>
+                          <m:sty m:val="p"/>
+                        </m:rPr>
+                        <m:t>0</m:t>
+                      </m:r>
+                    </m:sub>
+                  </m:sSub>
+                </m:den>
+              </m:f>
+            </m:e>
+          </m:d>
+          <m:r>
+            <m:rPr>
+              <m:sty m:val="p"/>
+            </m:rPr>
+            <m:t> + </m:t>
+          </m:r>
+          <m:sSub>
+            <m:e>
+              <m:r>
+                <m:rPr>
+                  <m:sty m:val="p"/>
+                </m:rPr>
+                <m:t>X</m:t>
+              </m:r>
+            </m:e>
+            <m:sub>
+              <m:r>
+                <m:rPr>
+                  <m:sty m:val="p"/>
+                </m:rPr>
+                <m:t>σ</m:t>
+              </m:r>
+            </m:sub>
+          </m:sSub>
+        </m:oMath>
+      </m:oMathPara>
     </w:p>
     <w:p>
       <w:pPr>
@@ -2704,14 +2906,126 @@
     </w:p>
     <w:p>
       <w:pPr>
+        <w:ind w:firstLine="0"/>
         <w:jc w:val="both"/>
       </w:pPr>
-      <w:r>
-        <w:rPr>
-          <w:rFonts w:ascii="Times New Roman" w:hAnsi="Times New Roman" w:eastAsia="Times New Roman"/>
-        </w:rPr>
-        <w:t>d = d_0 · 10^P_0 - P_r10 n</w:t>
-      </w:r>
+      <m:oMathPara>
+        <m:oMath>
+          <m:acc>
+            <m:accPr>
+              <m:chr m:val="̂"/>
+            </m:accPr>
+            <m:e>
+              <m:r>
+                <m:rPr>
+                  <m:sty m:val="p"/>
+                </m:rPr>
+                <m:t>d</m:t>
+              </m:r>
+            </m:e>
+          </m:acc>
+          <m:r>
+            <m:rPr>
+              <m:sty m:val="p"/>
+            </m:rPr>
+            <m:t> = </m:t>
+          </m:r>
+          <m:sSub>
+            <m:e>
+              <m:r>
+                <m:rPr>
+                  <m:sty m:val="p"/>
+                </m:rPr>
+                <m:t>d</m:t>
+              </m:r>
+            </m:e>
+            <m:sub>
+              <m:r>
+                <m:rPr>
+                  <m:sty m:val="p"/>
+                </m:rPr>
+                <m:t>0</m:t>
+              </m:r>
+            </m:sub>
+          </m:sSub>
+          <m:r>
+            <m:rPr>
+              <m:sty m:val="p"/>
+            </m:rPr>
+            <m:t> · </m:t>
+          </m:r>
+          <m:sSup>
+            <m:e>
+              <m:r>
+                <m:rPr>
+                  <m:sty m:val="p"/>
+                </m:rPr>
+                <m:t>10</m:t>
+              </m:r>
+            </m:e>
+            <m:sup>
+              <m:f>
+                <m:num>
+                  <m:box>
+                    <m:e>
+                      <m:sSub>
+                        <m:e>
+                          <m:r>
+                            <m:rPr>
+                              <m:sty m:val="p"/>
+                            </m:rPr>
+                            <m:t>P</m:t>
+                          </m:r>
+                        </m:e>
+                        <m:sub>
+                          <m:r>
+                            <m:rPr>
+                              <m:sty m:val="p"/>
+                            </m:rPr>
+                            <m:t>0</m:t>
+                          </m:r>
+                        </m:sub>
+                      </m:sSub>
+                      <m:r>
+                        <m:rPr>
+                          <m:sty m:val="p"/>
+                        </m:rPr>
+                        <m:t> − </m:t>
+                      </m:r>
+                      <m:sSub>
+                        <m:e>
+                          <m:r>
+                            <m:rPr>
+                              <m:sty m:val="p"/>
+                            </m:rPr>
+                            <m:t>P</m:t>
+                          </m:r>
+                        </m:e>
+                        <m:sub>
+                          <m:r>
+                            <m:rPr>
+                              <m:sty m:val="p"/>
+                            </m:rPr>
+                            <m:t>r</m:t>
+                          </m:r>
+                        </m:sub>
+                      </m:sSub>
+                    </m:e>
+                  </m:box>
+                </m:num>
+                <m:den>
+                  <m:r>
+                    <m:rPr>
+                      <m:sty m:val="p"/>
+                    </m:rPr>
+                    <m:t>10n</m:t>
+                  </m:r>
+                </m:den>
+              </m:f>
+            </m:sup>
+          </m:sSup>
+        </m:oMath>
+      </m:oMathPara>
     </w:p>
     <w:p>
       <w:pPr>
@@ -3572,19 +3886,377 @@
     </w:p>
     <w:p>
       <w:pPr>
+        <w:ind w:firstLine="0"/>
         <w:jc w:val="both"/>
       </w:pPr>
-      <w:r>
-        <w:rPr>
-          <w:rFonts w:ascii="Times New Roman" w:hAnsi="Times New Roman" w:eastAsia="Times New Roman"/>
-        </w:rPr>
-      </w:r>
-      <w:r>
-        <w:rPr>
-          <w:rFonts w:ascii="Times New Roman" w:hAnsi="Times New Roman" w:eastAsia="Times New Roman"/>
-        </w:rPr>
-        <w:t>Bước dự đoán: p(k) = p(k−1) + q. Hệ số Kalman: K(k) = p(k) / (p(k) + r). Giá trị lọc: x(k) = x(k−1) + K(k) × [z(k) − x(k−1)]. Sai số mới: p(k) = [1 − K(k)] × p(k).</w:t>
-      </w:r>
+      <m:oMathPara>
+        <m:oMath>
+          <m:sSub>
+            <m:e>
+              <m:r>
+                <m:rPr>
+                  <m:sty m:val="p"/>
+                </m:rPr>
+                <m:t>p</m:t>
+              </m:r>
+            </m:e>
+            <m:sub>
+              <m:r>
+                <m:rPr>
+                  <m:sty m:val="p"/>
+                </m:rPr>
+                <m:t>k</m:t>
+              </m:r>
+            </m:sub>
+          </m:sSub>
+          <m:r>
+            <m:rPr>
+              <m:sty m:val="p"/>
+            </m:rPr>
+            <m:t> = </m:t>
+          </m:r>
+          <m:sSub>
+            <m:e>
+              <m:r>
+                <m:rPr>
+                  <m:sty m:val="p"/>
+                </m:rPr>
+                <m:t>p</m:t>
+              </m:r>
+            </m:e>
+            <m:sub>
+              <m:r>
+                <m:rPr>
+                  <m:sty m:val="p"/>
+                </m:rPr>
+                <m:t>k−1</m:t>
+              </m:r>
+            </m:sub>
+          </m:sSub>
+          <m:r>
+            <m:rPr>
+              <m:sty m:val="p"/>
+            </m:rPr>
+            <m:t> + q</m:t>
+          </m:r>
+        </m:oMath>
+      </m:oMathPara>
+    </w:p>
+    <w:p>
+      <w:pPr>
+        <w:ind w:firstLine="0"/>
+        <w:jc w:val="both"/>
+      </w:pPr>
+      <m:oMathPara>
+        <m:oMath>
+          <m:sSub>
+            <m:e>
+              <m:r>
+                <m:rPr>
+                  <m:sty m:val="p"/>
+                </m:rPr>
+                <m:t>K</m:t>
+              </m:r>
+            </m:e>
+            <m:sub>
+              <m:r>
+                <m:rPr>
+                  <m:sty m:val="p"/>
+                </m:rPr>
+                <m:t>k</m:t>
+              </m:r>
+            </m:sub>
+          </m:sSub>
+          <m:r>
+            <m:rPr>
+              <m:sty m:val="p"/>
+            </m:rPr>
+            <m:t> = </m:t>
+          </m:r>
+          <m:f>
+            <m:num>
+              <m:sSub>
+                <m:e>
+                  <m:r>
+                    <m:rPr>
+                      <m:sty m:val="p"/>
+                    </m:rPr>
+                    <m:t>p</m:t>
+                  </m:r>
+                </m:e>
+                <m:sub>
+                  <m:r>
+                    <m:rPr>
+                      <m:sty m:val="p"/>
+                    </m:rPr>
+                    <m:t>k</m:t>
+                  </m:r>
+                </m:sub>
+              </m:sSub>
+            </m:num>
+            <m:den>
+              <m:box>
+                <m:e>
+                  <m:sSub>
+                    <m:e>
+                      <m:r>
+                        <m:rPr>
+                          <m:sty m:val="p"/>
+                        </m:rPr>
+                        <m:t>p</m:t>
+                      </m:r>
+                    </m:e>
+                    <m:sub>
+                      <m:r>
+                        <m:rPr>
+                          <m:sty m:val="p"/>
+                        </m:rPr>
+                        <m:t>k</m:t>
+                      </m:r>
+                    </m:sub>
+                  </m:sSub>
+                  <m:r>
+                    <m:rPr>
+                      <m:sty m:val="p"/>
+                    </m:rPr>
+                    <m:t> + r</m:t>
+                  </m:r>
+                </m:e>
+              </m:box>
+            </m:den>
+          </m:f>
+        </m:oMath>
+      </m:oMathPara>
+    </w:p>
+    <w:p>
+      <w:pPr>
+        <w:ind w:firstLine="0"/>
+        <w:jc w:val="both"/>
+      </w:pPr>
+      <m:oMathPara>
+        <m:oMath>
+          <m:sSub>
+            <m:e>
+              <m:r>
+                <m:rPr>
+                  <m:sty m:val="p"/>
+                </m:rPr>
+                <m:t>x</m:t>
+              </m:r>
+            </m:e>
+            <m:sub>
+              <m:r>
+                <m:rPr>
+                  <m:sty m:val="p"/>
+                </m:rPr>
+                <m:t>k</m:t>
+              </m:r>
+            </m:sub>
+          </m:sSub>
+          <m:r>
+            <m:rPr>
+              <m:sty m:val="p"/>
+            </m:rPr>
+            <m:t> = </m:t>
+          </m:r>
+          <m:sSub>
+            <m:e>
+              <m:r>
+                <m:rPr>
+                  <m:sty m:val="p"/>
+                </m:rPr>
+                <m:t>x</m:t>
+              </m:r>
+            </m:e>
+            <m:sub>
+              <m:r>
+                <m:rPr>
+                  <m:sty m:val="p"/>
+                </m:rPr>
+                <m:t>k−1</m:t>
+              </m:r>
+            </m:sub>
+          </m:sSub>
+          <m:r>
+            <m:rPr>
+              <m:sty m:val="p"/>
+            </m:rPr>
+            <m:t> + </m:t>
+          </m:r>
+          <m:sSub>
+            <m:e>
+              <m:r>
+                <m:rPr>
+                  <m:sty m:val="p"/>
+                </m:rPr>
+                <m:t>K</m:t>
+              </m:r>
+            </m:e>
+            <m:sub>
+              <m:r>
+                <m:rPr>
+                  <m:sty m:val="p"/>
+                </m:rPr>
+                <m:t>k</m:t>
+              </m:r>
+            </m:sub>
+          </m:sSub>
+          <m:r>
+            <m:rPr>
+              <m:sty m:val="p"/>
+            </m:rPr>
+            <m:t> · </m:t>
+          </m:r>
+          <m:d>
+            <m:dPr>
+              <m:begChr m:val="("/>
+              <m:endChr m:val=")"/>
+            </m:dPr>
+            <m:e>
+              <m:box>
+                <m:e>
+                  <m:sSub>
+                    <m:e>
+                      <m:r>
+                        <m:rPr>
+                          <m:sty m:val="p"/>
+                        </m:rPr>
+                        <m:t>z</m:t>
+                      </m:r>
+                    </m:e>
+                    <m:sub>
+                      <m:r>
+                        <m:rPr>
+                          <m:sty m:val="p"/>
+                        </m:rPr>
+                        <m:t>k</m:t>
+                      </m:r>
+                    </m:sub>
+                  </m:sSub>
+                  <m:r>
+                    <m:rPr>
+                      <m:sty m:val="p"/>
+                    </m:rPr>
+                    <m:t> − </m:t>
+                  </m:r>
+                  <m:sSub>
+                    <m:e>
+                      <m:r>
+                        <m:rPr>
+                          <m:sty m:val="p"/>
+                        </m:rPr>
+                        <m:t>x</m:t>
+                      </m:r>
+                    </m:e>
+                    <m:sub>
+                      <m:r>
+                        <m:rPr>
+                          <m:sty m:val="p"/>
+                        </m:rPr>
+                        <m:t>k−1</m:t>
+                      </m:r>
+                    </m:sub>
+                  </m:sSub>
+                </m:e>
+              </m:box>
+            </m:e>
+          </m:d>
+        </m:oMath>
+      </m:oMathPara>
+    </w:p>
+    <w:p>
+      <w:pPr>
+        <w:ind w:firstLine="0"/>
+        <w:jc w:val="both"/>
+      </w:pPr>
+      <m:oMathPara>
+        <m:oMath>
+          <m:sSub>
+            <m:e>
+              <m:r>
+                <m:rPr>
+                  <m:sty m:val="p"/>
+                </m:rPr>
+                <m:t>p</m:t>
+              </m:r>
+            </m:e>
+            <m:sub>
+              <m:r>
+                <m:rPr>
+                  <m:sty m:val="p"/>
+                </m:rPr>
+                <m:t>k</m:t>
+              </m:r>
+            </m:sub>
+          </m:sSub>
+          <m:r>
+            <m:rPr>
+              <m:sty m:val="p"/>
+            </m:rPr>
+            <m:t> = </m:t>
+          </m:r>
+          <m:d>
+            <m:dPr>
+              <m:begChr m:val="("/>
+              <m:endChr m:val=")"/>
+            </m:dPr>
+            <m:e>
+              <m:box>
+                <m:e>
+                  <m:r>
+                    <m:rPr>
+                      <m:sty m:val="p"/>
+                    </m:rPr>
+                    <m:t>1 − </m:t>
+                  </m:r>
+                  <m:sSub>
+                    <m:e>
+                      <m:r>
+                        <m:rPr>
+                          <m:sty m:val="p"/>
+                        </m:rPr>
+                        <m:t>K</m:t>
+                      </m:r>
+                    </m:e>
+                    <m:sub>
+                      <m:r>
+                        <m:rPr>
+                          <m:sty m:val="p"/>
+                        </m:rPr>
+                        <m:t>k</m:t>
+                      </m:r>
+                    </m:sub>
+                  </m:sSub>
+                </m:e>
+              </m:box>
+            </m:e>
+          </m:d>
+          <m:r>
+            <m:rPr>
+              <m:sty m:val="p"/>
+            </m:rPr>
+            <m:t> · </m:t>
+          </m:r>
+          <m:sSub>
+            <m:e>
+              <m:r>
+                <m:rPr>
+                  <m:sty m:val="p"/>
+                </m:rPr>
+                <m:t>p</m:t>
+              </m:r>
+            </m:e>
+            <m:sub>
+              <m:r>
+                <m:rPr>
+                  <m:sty m:val="p"/>
+                </m:rPr>
+                <m:t>k</m:t>
+              </m:r>
+            </m:sub>
+          </m:sSub>
+        </m:oMath>
+      </m:oMathPara>
     </w:p>
     <w:p>
       <w:pPr>
@@ -4282,14 +4954,91 @@
     </w:p>
     <w:p>
       <w:pPr>
+        <w:ind w:firstLine="0"/>
         <w:jc w:val="both"/>
       </w:pPr>
-      <w:r>
-        <w:rPr>
-          <w:rFonts w:ascii="Times New Roman" w:hAnsi="Times New Roman" w:eastAsia="Times New Roman"/>
-        </w:rPr>
-        <w:t>HMAC(K, m) = H((K' opad) H((K' ipad) m))</w:t>
-      </w:r>
+      <m:oMathPara>
+        <m:oMath>
+          <m:r>
+            <m:rPr>
+              <m:sty m:val="p"/>
+            </m:rPr>
+            <m:t>HMAC(K, m) = H</m:t>
+          </m:r>
+          <m:d>
+            <m:dPr>
+              <m:begChr m:val="("/>
+              <m:endChr m:val=")"/>
+            </m:dPr>
+            <m:e>
+              <m:box>
+                <m:e>
+                  <m:d>
+                    <m:dPr>
+                      <m:begChr m:val="("/>
+                      <m:endChr m:val=")"/>
+                    </m:dPr>
+                    <m:e>
+                      <m:box>
+                        <m:e>
+                          <m:r>
+                            <m:rPr>
+                              <m:sty m:val="p"/>
+                            </m:rPr>
+                            <m:t>K′ ⊕ opad</m:t>
+                          </m:r>
+                        </m:e>
+                      </m:box>
+                    </m:e>
+                  </m:d>
+                  <m:r>
+                    <m:rPr>
+                      <m:sty m:val="p"/>
+                    </m:rPr>
+                    <m:t> ∥ H</m:t>
+                  </m:r>
+                  <m:d>
+                    <m:dPr>
+                      <m:begChr m:val="("/>
+                      <m:endChr m:val=")"/>
+                    </m:dPr>
+                    <m:e>
+                      <m:box>
+                        <m:e>
+                          <m:d>
+                            <m:dPr>
+                              <m:begChr m:val="("/>
+                              <m:endChr m:val=")"/>
+                            </m:dPr>
+                            <m:e>
+                              <m:box>
+                                <m:e>
+                                  <m:r>
+                                    <m:rPr>
+                                      <m:sty m:val="p"/>
+                                    </m:rPr>
+                                    <m:t>K′ ⊕ ipad</m:t>
+                                  </m:r>
+                                </m:e>
+                              </m:box>
+                            </m:e>
+                          </m:d>
+                          <m:r>
+                            <m:rPr>
+                              <m:sty m:val="p"/>
+                            </m:rPr>
+                            <m:t> ∥ m</m:t>
+                          </m:r>
+                        </m:e>
+                      </m:box>
+                    </m:e>
+                  </m:d>
+                </m:e>
+              </m:box>
+            </m:e>
+          </m:d>
+        </m:oMath>
+      </m:oMathPara>
     </w:p>
     <w:p>
       <w:pPr>
@@ -4364,19 +5113,59 @@
     </w:p>
     <w:p>
       <w:pPr>
+        <w:ind w:firstLine="0"/>
         <w:jc w:val="both"/>
       </w:pPr>
-      <w:r>
-        <w:rPr>
-          <w:rFonts w:ascii="Times New Roman" w:hAnsi="Times New Roman" w:eastAsia="Times New Roman"/>
-        </w:rPr>
-      </w:r>
-      <w:r>
-        <w:rPr>
-          <w:rFonts w:ascii="Times New Roman" w:hAnsi="Times New Roman" w:eastAsia="Times New Roman"/>
-        </w:rPr>
-        <w:t>Bộ đếm thời gian được tính theo từng giờ từ thời gian hoạt động của thiết bị. Khóa của mỗi khoảng thời gian được tạo bằng HKDF từ khóa chính và bộ đếm này.</w:t>
-      </w:r>
+      <m:oMathPara>
+        <m:oMath>
+          <m:r>
+            <m:rPr>
+              <m:sty m:val="p"/>
+            </m:rPr>
+            <m:t>epoch_counter = ⌊</m:t>
+          </m:r>
+          <m:f>
+            <m:num>
+              <m:r>
+                <m:rPr>
+                  <m:sty m:val="p"/>
+                </m:rPr>
+                <m:t>esp_timer_get_time()</m:t>
+              </m:r>
+            </m:num>
+            <m:den>
+              <m:r>
+                <m:rPr>
+                  <m:sty m:val="p"/>
+                </m:rPr>
+                <m:t>1 giờ</m:t>
+              </m:r>
+            </m:den>
+          </m:f>
+          <m:r>
+            <m:rPr>
+              <m:sty m:val="p"/>
+            </m:rPr>
+            <m:t>⌋</m:t>
+          </m:r>
+        </m:oMath>
+      </m:oMathPara>
+    </w:p>
+    <w:p>
+      <w:pPr>
+        <w:ind w:firstLine="0"/>
+        <w:jc w:val="both"/>
+      </w:pPr>
+      <m:oMathPara>
+        <m:oMath>
+          <m:r>
+            <m:rPr>
+              <m:sty m:val="p"/>
+            </m:rPr>
+            <m:t>epoch_key = HKDF(master_key, epoch_counter)</m:t>
+          </m:r>
+        </m:oMath>
+      </m:oMathPara>
     </w:p>
     <w:p>
       <w:pPr>
@@ -12241,6 +13030,16 @@
       <w:instrText xml:space="preserve"> PAGE </w:instrText>
       <w:fldChar w:fldCharType="end"/>
     </w:r>
+    <w:r>
+      <w:fldChar w:fldCharType="begin"/>
+      <w:instrText xml:space="preserve"> PAGE </w:instrText>
+      <w:fldChar w:fldCharType="end"/>
+    </w:r>
+    <w:r>
+      <w:fldChar w:fldCharType="begin"/>
+      <w:instrText xml:space="preserve"> PAGE </w:instrText>
+      <w:fldChar w:fldCharType="end"/>
+    </w:r>
   </w:p>
 </w:ftr>
 </file>

--- a/thesis/khoa-luan.docx
+++ b/thesis/khoa-luan.docx
@@ -160,10 +160,8 @@
       <w:r>
         <w:rPr>
           <w:rFonts w:ascii="Times New Roman" w:hAnsi="Times New Roman" w:eastAsia="Times New Roman"/>
-          <w:b/>
-          <w:sz w:val="26"/>
-        </w:rPr>
-        <w:t>Sinh viên thực hiện: Cao Trọng Phước</w:t>
+        </w:rPr>
+        <w:t>Sinh viên thực hiện: Cao Trọng Phước – Tăng Sĩ Thông</w:t>
       </w:r>
     </w:p>
     <w:p>
@@ -13040,6 +13038,11 @@
       <w:instrText xml:space="preserve"> PAGE </w:instrText>
       <w:fldChar w:fldCharType="end"/>
     </w:r>
+    <w:r>
+      <w:fldChar w:fldCharType="begin"/>
+      <w:instrText xml:space="preserve"> PAGE </w:instrText>
+      <w:fldChar w:fldCharType="end"/>
+    </w:r>
   </w:p>
 </w:ftr>
 </file>

--- a/thesis/khoa-luan.docx
+++ b/thesis/khoa-luan.docx
@@ -171,10 +171,20 @@
       <w:r>
         <w:rPr>
           <w:rFonts w:ascii="Times New Roman" w:hAnsi="Times New Roman" w:eastAsia="Times New Roman"/>
-          <w:b/>
-          <w:sz w:val="26"/>
-        </w:rPr>
-        <w:t xml:space="preserve">Giảng viên hướng dẫn: </w:t>
+        </w:rPr>
+        <w:t>Giảng viên hướng dẫn: TS. HUỲNH HỮU THUẬN</w:t>
+      </w:r>
+      <w:r>
+        <w:rPr>
+          <w:rFonts w:ascii="Times New Roman" w:hAnsi="Times New Roman" w:eastAsia="Times New Roman"/>
+        </w:rPr>
+        <w:br/>
+      </w:r>
+      <w:r>
+        <w:rPr>
+          <w:rFonts w:ascii="Times New Roman" w:hAnsi="Times New Roman" w:eastAsia="Times New Roman"/>
+        </w:rPr>
+        <w:t>Trưởng Bộ môn Máy tính – Hệ thống nhúng</w:t>
       </w:r>
     </w:p>
     <w:p>
@@ -13043,6 +13053,11 @@
       <w:instrText xml:space="preserve"> PAGE </w:instrText>
       <w:fldChar w:fldCharType="end"/>
     </w:r>
+    <w:r>
+      <w:fldChar w:fldCharType="begin"/>
+      <w:instrText xml:space="preserve"> PAGE </w:instrText>
+      <w:fldChar w:fldCharType="end"/>
+    </w:r>
   </w:p>
 </w:ftr>
 </file>

--- a/thesis/khoa-luan.docx
+++ b/thesis/khoa-luan.docx
@@ -172,7 +172,7 @@
         <w:jc w:val="both"/>
       </w:pPr>
       <w:r>
-        <w:t>Khóa luận này xây dựng một hệ thống định vị mức phòng cho môi trường trong nhà, kết hợp nhiều scanner qua giao thức BLE Mesh và tách phần xử lý tín hiệu ra khỏi firmware. Tag phát BLE beacon kèm chữ ký HMAC-16 chống giả mạo. Các scanner đo RSSI, lọc Kalman, gửi dữ liệu thô qua mesh về gateway. Gateway đẩy dữ liệu lên ThingsBoard CE (tự host bằng Docker) qua MQTTS. Rule chain trên server xử lý hysteresis 8 dBm và debounce leaky-bucket để quyết định phòng. Hệ thống hỗ trợ cập nhật firmware từ xa qua HTTP, key rotation 24h cho beacon và tự phục hồi sau mất nguồn.</w:t>
+        <w:t>Khóa luận này xây dựng một hệ thống định vị mức phòng cho môi trường trong nhà, kết hợp nhiều scanner qua giao thức BLE Mesh và tách phần xử lý tín hiệu ra khỏi firmware. Tag phát BLE beacon kèm chữ ký HMAC-16 chống giả mạo. Các scanner đo RSSI, lọc Kalman, gửi dữ liệu thô qua mesh về gateway. Gateway đẩy dữ liệu lên ThingsBoard CE (tự host bằng Docker) qua MQTTS. Rule chain trên server xử lý hysteresis 8 dBm và debounce leaky-bucket để quyết định phòng. Hệ thống hỗ trợ cập nhật firmware từ xa qua HTTPS, xoay khóa 24h cho beacon và tự phục hồi sau mất nguồn.</w:t>
       </w:r>
     </w:p>
     <w:p>
@@ -198,64 +198,7 @@
         <w:t>Từ khóa</w:t>
       </w:r>
       <w:r>
-        <w:t xml:space="preserve"> — BLE Mesh, RSSI, indoor tracking, ESP32, ThingsBoard, HMAC, Kalman filter.</w:t>
-      </w:r>
-    </w:p>
-    <w:p>
-      <w:pPr>
-        <w:jc w:val="center"/>
-      </w:pPr>
-      <w:r>
-        <w:rPr>
-          <w:b/>
-        </w:rPr>
-        <w:t>ABSTRACT</w:t>
-      </w:r>
-    </w:p>
-    <w:p>
-      <w:pPr>
-        <w:spacing w:after="120"/>
-        <w:ind w:firstLine="432"/>
-        <w:jc w:val="both"/>
-      </w:pPr>
-      <w:r>
-        <w:t>Indoor positioning cannot use GPS. Demand for tracking people and assets in hospitals, factories, and elderly care homes is growing. Bluetooth Low Energy (BLE) beacons are a popular choice for their low cost and long battery life, but a single scanner cannot cover a wide space.</w:t>
-      </w:r>
-    </w:p>
-    <w:p>
-      <w:pPr>
-        <w:spacing w:after="120"/>
-        <w:ind w:firstLine="432"/>
-        <w:jc w:val="both"/>
-      </w:pPr>
-      <w:r>
-        <w:t>This thesis builds a room-level indoor positioning system that combines multiple scanners over BLE Mesh and moves signal processing off the firmware. Tags broadcast BLE beacons with a 16-bit HMAC to prevent spoofing. Scanners measure RSSI, apply a Kalman filter, and forward the raw data through the mesh to a gateway. The gateway pushes data over MQTTS to a self-hosted ThingsBoard CE instance running on Docker. A server-side rule chain applies 8 dBm hysteresis and leaky-bucket debounce to decide the room. The system supports remote firmware updates over HTTP, 24-hour rotation of the beacon HMAC key, and self-healing after power loss.</w:t>
-      </w:r>
-    </w:p>
-    <w:p>
-      <w:pPr>
-        <w:spacing w:after="120"/>
-        <w:ind w:firstLine="432"/>
-        <w:jc w:val="both"/>
-      </w:pPr>
-      <w:r>
-        <w:t>Experiments with six nodes show that zone changes complete in under five seconds when a tag moves between rooms, with no flapping at boundaries. The edge–gateway–server layered architecture lets us tune the algorithm on the server without reflashing firmware, sharply lowering maintenance cost in real deployments.</w:t>
-      </w:r>
-    </w:p>
-    <w:p>
-      <w:pPr>
-        <w:spacing w:after="120"/>
-        <w:ind w:firstLine="432"/>
-        <w:jc w:val="both"/>
-      </w:pPr>
-      <w:r>
-        <w:rPr>
-          <w:b/>
-        </w:rPr>
-        <w:t>Keywords</w:t>
-      </w:r>
-      <w:r>
-        <w:t xml:space="preserve"> — BLE Mesh, RSSI, indoor tracking, ESP32, ThingsBoard, HMAC, Kalman filter.</w:t>
+        <w:t xml:space="preserve"> — BLE Mesh, RSSI, định vị trong nhà, ESP32, ThingsBoard, HMAC, bộ lọc Kalman.</w:t>
       </w:r>
     </w:p>
     <w:p/>
@@ -3214,13 +3157,22 @@
         <w:jc w:val="both"/>
       </w:pPr>
       <w:r>
-        <w:t xml:space="preserve">Đề tài chọn q = 0.1, r = 2.0 theo </w:t>
+        <w:t xml:space="preserve">Đề tài chọn q = 0.1 cố định và </w:t>
+      </w:r>
+      <w:r>
+        <w:rPr>
+          <w:b/>
+        </w:rPr>
+        <w:t>r thích nghi</w:t>
+      </w:r>
+      <w:r>
+        <w:t xml:space="preserve"> theo phương sai đo được: khởi tạo r_0 = 2.0 theo </w:t>
       </w:r>
       <w:r>
         <w:t>[zhuang-kalman-ble]</w:t>
       </w:r>
       <w:r>
-        <w:t>. Tăng r lọc mượt hơn nhưng phản ứng chậm; tăng q ngược lại.</w:t>
+        <w:t>, cập nhật liên tục bằng trung bình động số mũ r_k = (1 - α) r_(k-1) + α (z_k - x_(k-1))^2 với α = 0.1, chặn trong [1.0, 20.0] để tránh K về 0 (đứng yên) hoặc về 1 (không lọc) khi gặp mẫu đột biến. Cơ chế thích nghi giúp lọc mạnh khi RSSI nhiễu (multipath, che khuất) và bám nhanh khi RSSI ổn định.</w:t>
       </w:r>
     </w:p>
     <w:p>
@@ -4398,838 +4350,7 @@
         <w:t>OTA_TRIGGER</w:t>
       </w:r>
       <w:r>
-        <w:t xml:space="preserve"> 5 lần cách nhau 500 ms để đảm bảo nhận. enumerate&gt; OTA xong, node reboot; task </w:t>
-      </w:r>
-      <w:r>
-        <w:rPr>
-          <w:rFonts w:ascii="Consolas" w:hAnsi="Consolas"/>
-          <w:sz w:val="22"/>
-        </w:rPr>
-        <w:t>report_pending_task</w:t>
-      </w:r>
-      <w:r>
-        <w:t xml:space="preserve"> phát hiện cờ pending trong NVS và gửi </w:t>
-      </w:r>
-      <w:r>
-        <w:rPr>
-          <w:rFonts w:ascii="Consolas" w:hAnsi="Consolas"/>
-          <w:sz w:val="22"/>
-        </w:rPr>
-        <w:t>OTA_RESULT (status=0)</w:t>
-      </w:r>
-      <w:r>
-        <w:t xml:space="preserve"> về Gateway. Auto-check Mỗi node có task </w:t>
-      </w:r>
-      <w:r>
-        <w:rPr>
-          <w:rFonts w:ascii="Consolas" w:hAnsi="Consolas"/>
-          <w:sz w:val="22"/>
-        </w:rPr>
-        <w:t>auto_check_task</w:t>
-      </w:r>
-      <w:r>
-        <w:t xml:space="preserve"> gọi </w:t>
-      </w:r>
-      <w:r>
-        <w:rPr>
-          <w:rFonts w:ascii="Consolas" w:hAnsi="Consolas"/>
-          <w:sz w:val="22"/>
-        </w:rPr>
-        <w:t>bmt_ota_trigger()</w:t>
-      </w:r>
-      <w:r>
-        <w:t xml:space="preserve"> mỗi 3 phút. Nhờ SHA256 skip, các lần trigger không có firmware mới kết thúc nhanh (chỉ tải header, so SHA256, huỷ). Nhờ đó mọi node đều lên bản mới không cần điều phối trung tâm. MQTT, HTTP và TLS </w:t>
-      </w:r>
-      <w:r>
-        <w:t xml:space="preserve"> MQTT MQTT là giao thức lightweight publish/subscribe trên TCP, OASIS chuẩn hoá 3.1.1 năm 2014, 5.0 năm 2019 </w:t>
-      </w:r>
-      <w:r>
-        <w:t>[mqtt-spec]</w:t>
-      </w:r>
-      <w:r>
-        <w:t>. Đề tài dùng 3.1.1. Hai loại thực thể: itemize</w:t>
-      </w:r>
-    </w:p>
-    <w:p>
-      <w:pPr>
-        <w:pStyle w:val="ListNumber"/>
-      </w:pPr>
-      <w:r>
-        <w:rPr>
-          <w:b/>
-        </w:rPr>
-        <w:t>Broker</w:t>
-      </w:r>
-      <w:r>
-        <w:t>: máy chủ trung tâm nhận và định tuyến thông điệp. Đề tài dùng broker tích hợp trong ThingsBoard.</w:t>
-      </w:r>
-    </w:p>
-    <w:p>
-      <w:pPr>
-        <w:pStyle w:val="ListNumber"/>
-      </w:pPr>
-      <w:r>
-        <w:rPr>
-          <w:b/>
-        </w:rPr>
-        <w:t>Client</w:t>
-      </w:r>
-      <w:r>
-        <w:t xml:space="preserve">: kết nối tới broker, </w:t>
-      </w:r>
-      <w:r>
-        <w:rPr>
-          <w:i/>
-        </w:rPr>
-        <w:t>publish</w:t>
-      </w:r>
-      <w:r>
-        <w:t xml:space="preserve"> hoặc </w:t>
-      </w:r>
-      <w:r>
-        <w:rPr>
-          <w:i/>
-        </w:rPr>
-        <w:t>subscribe</w:t>
-      </w:r>
-      <w:r>
-        <w:t xml:space="preserve"> thông điệp trên các </w:t>
-      </w:r>
-      <w:r>
-        <w:rPr>
-          <w:i/>
-        </w:rPr>
-        <w:t>topic</w:t>
-      </w:r>
-      <w:r>
-        <w:t xml:space="preserve">. Gateway là MQTT client. itemize&gt; Topic có cấu trúc phân cấp, ví dụ </w:t>
-      </w:r>
-      <w:r>
-        <w:rPr>
-          <w:rFonts w:ascii="Consolas" w:hAnsi="Consolas"/>
-          <w:sz w:val="22"/>
-        </w:rPr>
-        <w:t>v1/gateway/telemetry</w:t>
-      </w:r>
-      <w:r>
-        <w:t xml:space="preserve">, dấu </w:t>
-      </w:r>
-      <w:r>
-        <w:rPr>
-          <w:rFonts w:ascii="Consolas" w:hAnsi="Consolas"/>
-          <w:sz w:val="22"/>
-        </w:rPr>
-        <w:t>/</w:t>
-      </w:r>
-      <w:r>
-        <w:t xml:space="preserve"> phân tách các cấp. MQTT hỗ trợ ba mức QoS: itemize</w:t>
-      </w:r>
-    </w:p>
-    <w:p>
-      <w:pPr>
-        <w:pStyle w:val="ListNumber"/>
-      </w:pPr>
-      <w:r>
-        <w:t>QoS 0 (at-most-once): fire-and-forget, không đảm bảo giao.</w:t>
-      </w:r>
-    </w:p>
-    <w:p>
-      <w:pPr>
-        <w:pStyle w:val="ListNumber"/>
-      </w:pPr>
-      <w:r>
-        <w:t>QoS 1 (at-least-once): broker gửi ACK, publisher có thể gửi lại nếu không nhận ACK. Có thể trùng.</w:t>
-      </w:r>
-    </w:p>
-    <w:p>
-      <w:pPr>
-        <w:pStyle w:val="ListNumber"/>
-      </w:pPr>
-      <w:r>
-        <w:t xml:space="preserve">QoS 2 (exactly-once): handshake 4-way, chi phí cao nhất. Đảm bảo mỗi thông điệp giao đúng 1 lần. itemize Đề tài dùng QoS 0 cho telemetry tag (mất vài gói không sao vì có báo cáo liên tục), QoS 1 cho sự kiện quan trọng như connect device và OTA result (phải giao ít nhất 1 lần). MQTT còn có </w:t>
-      </w:r>
-      <w:r>
-        <w:rPr>
-          <w:i/>
-        </w:rPr>
-        <w:t>retained message</w:t>
-      </w:r>
-      <w:r>
-        <w:t xml:space="preserve"> (broker giữ thông điệp cuối trên topic, subscriber mới nhận ngay) và </w:t>
-      </w:r>
-      <w:r>
-        <w:rPr>
-          <w:i/>
-        </w:rPr>
-        <w:t>Last Will and Testament</w:t>
-      </w:r>
-      <w:r>
-        <w:t xml:space="preserve"> (broker tự publish khi client mất kết nối đột ngột). Đề tài chưa dùng cả hai. </w:t>
-      </w:r>
-      <w:r>
-        <w:rPr>
-          <w:b/>
-        </w:rPr>
-        <w:t>Vì sao MQTT thay HTTP polling</w:t>
-      </w:r>
-      <w:r>
-        <w:t>: telemetry là dòng liên tục. HTTP polling phải setup TCP + TLS handshake mới mỗi request (1–2 s trên embedded), tốn năng lượng và chậm. MQTT giữ một kết nối TCP + TLS bền, thiết lập một lần. Payload MQTT cũng nhỏ hơn HTTP vì không có headers. HTTP và HTTPS HTTP là giao thức request-response phổ dụng nhất trên Internet. Đặc điểm: itemize</w:t>
-      </w:r>
-    </w:p>
-    <w:p>
-      <w:pPr>
-        <w:pStyle w:val="ListNumber"/>
-      </w:pPr>
-      <w:r>
-        <w:t xml:space="preserve">Client gửi </w:t>
-      </w:r>
-      <w:r>
-        <w:rPr>
-          <w:i/>
-        </w:rPr>
-        <w:t>request</w:t>
-      </w:r>
-      <w:r>
-        <w:t>: method (GET, POST, PUT, DELETE,…), URL, headers, body tuỳ chọn.</w:t>
-      </w:r>
-    </w:p>
-    <w:p>
-      <w:pPr>
-        <w:pStyle w:val="ListNumber"/>
-      </w:pPr>
-      <w:r>
-        <w:t xml:space="preserve">Server trả </w:t>
-      </w:r>
-      <w:r>
-        <w:rPr>
-          <w:i/>
-        </w:rPr>
-        <w:t>response</w:t>
-      </w:r>
-      <w:r>
-        <w:t>: status code (200, 404, 500,…), headers, body.</w:t>
-      </w:r>
-    </w:p>
-    <w:p>
-      <w:pPr>
-        <w:pStyle w:val="ListNumber"/>
-      </w:pPr>
-      <w:r>
-        <w:t xml:space="preserve">Stateless: mỗi request độc lập, không giữ session ở tầng giao thức. itemize&gt; Đề tài dùng HTTP rất đơn giản: node gửi GET tới URL kiểu </w:t>
-      </w:r>
-      <w:r>
-        <w:rPr>
-          <w:rFonts w:ascii="Consolas" w:hAnsi="Consolas"/>
-          <w:sz w:val="22"/>
-        </w:rPr>
-        <w:t>https://192.168.1.10:8443/Scanner.bin</w:t>
-      </w:r>
-      <w:r>
-        <w:t xml:space="preserve">, server trả file </w:t>
-      </w:r>
-      <w:r>
-        <w:rPr>
-          <w:rFonts w:ascii="Consolas" w:hAnsi="Consolas"/>
-          <w:sz w:val="22"/>
-        </w:rPr>
-        <w:t>.bin</w:t>
-      </w:r>
-      <w:r>
-        <w:t xml:space="preserve">. Với file lớn, HTTP có </w:t>
-      </w:r>
-      <w:r>
-        <w:rPr>
-          <w:i/>
-        </w:rPr>
-        <w:t>chunked transfer encoding</w:t>
-      </w:r>
-      <w:r>
-        <w:t xml:space="preserve">: server chia response thành nhiều chunk, gửi lần lượt, chunk rỗng cuối đánh dấu kết thúc. Cho phép streaming mà không cần biết trước tổng kích thước. </w:t>
-      </w:r>
-      <w:r>
-        <w:rPr>
-          <w:rFonts w:ascii="Consolas" w:hAnsi="Consolas"/>
-          <w:sz w:val="22"/>
-        </w:rPr>
-        <w:t>esp_https_ota</w:t>
-      </w:r>
-      <w:r>
-        <w:t xml:space="preserve"> dùng chunked để tải firmware. </w:t>
-      </w:r>
-      <w:r>
-        <w:rPr>
-          <w:b/>
-        </w:rPr>
-        <w:t>HTTPS</w:t>
-      </w:r>
-      <w:r>
-        <w:t xml:space="preserve"> là HTTP chạy trên TLS. Chi tiết TLS ở phần sau. </w:t>
-      </w:r>
-      <w:r>
-        <w:rPr>
-          <w:b/>
-        </w:rPr>
-        <w:t>Vì sao HTTPS cho OTA</w:t>
-      </w:r>
-      <w:r>
-        <w:t xml:space="preserve">: file </w:t>
-      </w:r>
-      <w:r>
-        <w:rPr>
-          <w:rFonts w:ascii="Consolas" w:hAnsi="Consolas"/>
-          <w:sz w:val="22"/>
-        </w:rPr>
-        <w:t>.bin</w:t>
-      </w:r>
-      <w:r>
-        <w:t xml:space="preserve"> chứa các chuỗi hằng </w:t>
-      </w:r>
-      <w:r>
-        <w:rPr>
-          <w:rFonts w:ascii="Consolas" w:hAnsi="Consolas"/>
-          <w:sz w:val="22"/>
-        </w:rPr>
-        <w:t>BMT_WIFI_SSID</w:t>
-      </w:r>
-      <w:r>
-        <w:t xml:space="preserve">, </w:t>
-      </w:r>
-      <w:r>
-        <w:rPr>
-          <w:rFonts w:ascii="Consolas" w:hAnsi="Consolas"/>
-          <w:sz w:val="22"/>
-        </w:rPr>
-        <w:t>BMT_WIFI_PASS</w:t>
-      </w:r>
-      <w:r>
-        <w:t xml:space="preserve">, </w:t>
-      </w:r>
-      <w:r>
-        <w:rPr>
-          <w:rFonts w:ascii="Consolas" w:hAnsi="Consolas"/>
-          <w:sz w:val="22"/>
-        </w:rPr>
-        <w:t>BMT_TB_GATEWAY_TOKEN</w:t>
-      </w:r>
-      <w:r>
-        <w:t xml:space="preserve"> nhúng thẳng. Qua HTTP thô, kẻ tấn công trên LAN có thể sniff và lấy credential mà không cần chạm phần cứng. HTTPS bịt lỗ hổng này. TLS TLS là giao thức mã hoá kênh truyền, hiện dùng bản 1.2 và 1.3 </w:t>
-      </w:r>
-      <w:r>
-        <w:t>[rfc8446]</w:t>
-      </w:r>
-      <w:r>
-        <w:t>. TLS đảm bảo: itemize</w:t>
-      </w:r>
-    </w:p>
-    <w:p>
-      <w:pPr>
-        <w:pStyle w:val="ListNumber"/>
-      </w:pPr>
-      <w:r>
-        <w:rPr>
-          <w:b/>
-        </w:rPr>
-        <w:t>Confidentiality</w:t>
-      </w:r>
-      <w:r>
-        <w:t>: dữ liệu mã hoá, kẻ nghe lén không đọc được.</w:t>
-      </w:r>
-    </w:p>
-    <w:p>
-      <w:pPr>
-        <w:pStyle w:val="ListNumber"/>
-      </w:pPr>
-      <w:r>
-        <w:rPr>
-          <w:b/>
-        </w:rPr>
-        <w:t>Integrity</w:t>
-      </w:r>
-      <w:r>
-        <w:t>: mọi thay đổi giữa đường bị phát hiện (MAC).</w:t>
-      </w:r>
-    </w:p>
-    <w:p>
-      <w:pPr>
-        <w:pStyle w:val="ListNumber"/>
-      </w:pPr>
-      <w:r>
-        <w:rPr>
-          <w:b/>
-        </w:rPr>
-        <w:t>Authentication</w:t>
-      </w:r>
-      <w:r>
-        <w:t xml:space="preserve">: xác thực danh tính server (và optional client) bằng chứng chỉ X.509. itemize&gt; </w:t>
-      </w:r>
-      <w:r>
-        <w:rPr>
-          <w:b/>
-        </w:rPr>
-        <w:t>Handshake TLS 1.2</w:t>
-      </w:r>
-      <w:r>
-        <w:t>: enumerate</w:t>
-      </w:r>
-    </w:p>
-    <w:p>
-      <w:pPr>
-        <w:pStyle w:val="ListNumber"/>
-      </w:pPr>
-      <w:r>
-        <w:t xml:space="preserve">Client gửi </w:t>
-      </w:r>
-      <w:r>
-        <w:rPr>
-          <w:rFonts w:ascii="Consolas" w:hAnsi="Consolas"/>
-          <w:sz w:val="22"/>
-        </w:rPr>
-        <w:t>ClientHello</w:t>
-      </w:r>
-      <w:r>
-        <w:t>: phiên bản, cipher suite hỗ trợ, 32 byte random.</w:t>
-      </w:r>
-    </w:p>
-    <w:p>
-      <w:pPr>
-        <w:pStyle w:val="ListNumber"/>
-      </w:pPr>
-      <w:r>
-        <w:t xml:space="preserve">Server chọn cipher suite, gửi </w:t>
-      </w:r>
-      <w:r>
-        <w:rPr>
-          <w:rFonts w:ascii="Consolas" w:hAnsi="Consolas"/>
-          <w:sz w:val="22"/>
-        </w:rPr>
-        <w:t>ServerHello</w:t>
-      </w:r>
-      <w:r>
-        <w:t>, cert X.509, 32 byte random.</w:t>
-      </w:r>
-    </w:p>
-    <w:p>
-      <w:pPr>
-        <w:pStyle w:val="ListNumber"/>
-      </w:pPr>
-      <w:r>
-        <w:t>Client xác minh cert dựa trên CA đã cấu hình.</w:t>
-      </w:r>
-    </w:p>
-    <w:p>
-      <w:pPr>
-        <w:pStyle w:val="ListNumber"/>
-      </w:pPr>
-      <w:r>
-        <w:t>Hai bên trao đổi khoá (ECDHE hoặc RSA), tính khoá phiên chung.</w:t>
-      </w:r>
-    </w:p>
-    <w:p>
-      <w:pPr>
-        <w:pStyle w:val="ListNumber"/>
-      </w:pPr>
-      <w:r>
-        <w:t xml:space="preserve">Handshake xong, dữ liệu ứng dụng đi trong kênh mã hoá. enumerate&gt; TLS 1.3 rút gọn handshake còn 1 round-trip, nhanh hơn đáng kể trên embedded. </w:t>
-      </w:r>
-      <w:r>
-        <w:rPr>
-          <w:b/>
-        </w:rPr>
-        <w:t>Chứng chỉ X.509</w:t>
-      </w:r>
-      <w:r>
-        <w:t xml:space="preserve"> ràng buộc khoá công khai với một danh tính. Cert được ký bởi </w:t>
-      </w:r>
-      <w:r>
-        <w:rPr>
-          <w:i/>
-        </w:rPr>
-        <w:t>Certificate Authority (CA)</w:t>
-      </w:r>
-      <w:r>
-        <w:t xml:space="preserve">. Client tin cert nếu tin CA đã ký nó. Đề tài tự host trong mạng nội bộ, dùng </w:t>
-      </w:r>
-      <w:r>
-        <w:rPr>
-          <w:i/>
-        </w:rPr>
-        <w:t>self-signed CA</w:t>
-      </w:r>
-      <w:r>
-        <w:t xml:space="preserve">: tự tạo CA private key + cert, dùng CA đó ký cert server. CA cert được embed vào firmware để node tin. </w:t>
-      </w:r>
-      <w:r>
-        <w:rPr>
-          <w:b/>
-        </w:rPr>
-        <w:t>CN vs SAN</w:t>
-      </w:r>
-      <w:r>
-        <w:t xml:space="preserve">. Cả CN (Common Name) và SAN (Subject Alternative Name) đều đại diện cho tên/địa chỉ server trong cert. TLS hiện đại ưu tiên SAN vì SAN cho nhiều tên hoặc IP; CN chỉ 1 tên. Firmware embedded không có DNS resolver, chỉ kết nối theo IP. SAN đòi khớp chính xác IP/hostname trong SAN với cái client dùng — không tiện khi IP đổi theo triển khai. Đề tài xác thực bằng CN cố định </w:t>
-      </w:r>
-      <w:r>
-        <w:rPr>
-          <w:rFonts w:ascii="Consolas" w:hAnsi="Consolas"/>
-          <w:sz w:val="22"/>
-        </w:rPr>
-        <w:t>"bmt-tb.local"</w:t>
-      </w:r>
-      <w:r>
-        <w:t>: server cert có CN này, firmware kiểm CN thay SAN. Nhờ vậy đổi IP không cần regenerate cert. Kết hợp: MQTTS và HTTPS dùng chung CA/cert Đề tài triển khai cả MQTTS (port 8883, Gateway–ThingsBoard) và HTTPS OTA (port 8443, mọi node–nginx serve .bin) trên cùng máy chủ vật lý, dùng chung: itemize</w:t>
-      </w:r>
-    </w:p>
-    <w:p>
-      <w:pPr>
-        <w:pStyle w:val="ListNumber"/>
-      </w:pPr>
-      <w:r>
-        <w:t xml:space="preserve">Một self-signed CA (khoá + cert trong </w:t>
-      </w:r>
-      <w:r>
-        <w:rPr>
-          <w:rFonts w:ascii="Consolas" w:hAnsi="Consolas"/>
-          <w:sz w:val="22"/>
-        </w:rPr>
-        <w:t>thingsboard/tls/ca.pem</w:t>
-      </w:r>
-      <w:r>
-        <w:t xml:space="preserve"> và </w:t>
-      </w:r>
-      <w:r>
-        <w:rPr>
-          <w:rFonts w:ascii="Consolas" w:hAnsi="Consolas"/>
-          <w:sz w:val="22"/>
-        </w:rPr>
-        <w:t>ca.key</w:t>
-      </w:r>
-      <w:r>
-        <w:t>).</w:t>
-      </w:r>
-    </w:p>
-    <w:p>
-      <w:pPr>
-        <w:pStyle w:val="ListNumber"/>
-      </w:pPr>
-      <w:r>
-        <w:t xml:space="preserve">Một server cert do CA ký với CN </w:t>
-      </w:r>
-      <w:r>
-        <w:rPr>
-          <w:rFonts w:ascii="Consolas" w:hAnsi="Consolas"/>
-          <w:sz w:val="22"/>
-        </w:rPr>
-        <w:t>"bmt-tb.local"</w:t>
-      </w:r>
-      <w:r>
-        <w:t>. itemize&gt; CA cert embed vào firmware ở hai chỗ: itemize</w:t>
-      </w:r>
-    </w:p>
-    <w:p>
-      <w:pPr>
-        <w:pStyle w:val="ListNumber"/>
-      </w:pPr>
-      <w:r>
-        <w:rPr>
-          <w:rFonts w:ascii="Consolas" w:hAnsi="Consolas"/>
-          <w:sz w:val="22"/>
-        </w:rPr>
-        <w:t>apps/gateway/components/bmt_mqtt/ca.pem</w:t>
-      </w:r>
-      <w:r>
-        <w:t>: cho MQTTS client.</w:t>
-      </w:r>
-    </w:p>
-    <w:p>
-      <w:pPr>
-        <w:pStyle w:val="ListNumber"/>
-      </w:pPr>
-      <w:r>
-        <w:rPr>
-          <w:rFonts w:ascii="Consolas" w:hAnsi="Consolas"/>
-          <w:sz w:val="22"/>
-        </w:rPr>
-        <w:t>components/bmt_ota/ota_ca.pem</w:t>
-      </w:r>
-      <w:r>
-        <w:t xml:space="preserve">: cho HTTPS OTA client (dùng ở cả 4 firmware). itemize&gt; Regenerate cert phải cập nhật cả hai file, rồi reflash mọi node. Giao thức ThingsBoard Gateway API ThingsBoard cung cấp </w:t>
-      </w:r>
-      <w:r>
-        <w:rPr>
-          <w:i/>
-        </w:rPr>
-        <w:t>Gateway API</w:t>
-      </w:r>
-      <w:r>
-        <w:t xml:space="preserve"> qua MQTT cho thiết bị đóng vai trò gateway cho nhiều sub-device — như Gateway của đề tài đại diện cho toàn bộ Scanner, Relay và Tag trên mesh. Kiến trúc Gateway/Sub-device Gateway đăng ký như device thường nhưng bật cờ </w:t>
-      </w:r>
-      <w:r>
-        <w:rPr>
-          <w:i/>
-        </w:rPr>
-        <w:t>Is Gateway</w:t>
-      </w:r>
-      <w:r>
-        <w:t xml:space="preserve">. Sau đó tự tạo và quản lý sub-device (không cần đăng ký trước) bằng cách publish tới các topic đặc biệt. Mỗi sub-device có </w:t>
-      </w:r>
-      <w:r>
-        <w:rPr>
-          <w:i/>
-        </w:rPr>
-        <w:t>Device Profile</w:t>
-      </w:r>
-      <w:r>
-        <w:t xml:space="preserve"> riêng, áp Rule Chain khác nhau. Đề tài dùng hai profile: </w:t>
-      </w:r>
-      <w:r>
-        <w:rPr>
-          <w:rFonts w:ascii="Consolas" w:hAnsi="Consolas"/>
-          <w:sz w:val="22"/>
-        </w:rPr>
-        <w:t>ble_tag</w:t>
-      </w:r>
-      <w:r>
-        <w:t xml:space="preserve"> cho Tag, </w:t>
-      </w:r>
-      <w:r>
-        <w:rPr>
-          <w:rFonts w:ascii="Consolas" w:hAnsi="Consolas"/>
-          <w:sz w:val="22"/>
-        </w:rPr>
-        <w:t>ble_mesh_node</w:t>
-      </w:r>
-      <w:r>
-        <w:t xml:space="preserve"> cho Scanner/Relay. Các topic MQTT Bảng </w:t>
-      </w:r>
-      <w:r>
-        <w:t>(tab:mqtt-topics)</w:t>
-      </w:r>
-      <w:r>
-        <w:t xml:space="preserve"> liệt kê các topic đề tài sử dụng. table[htp]  Các topic MQTT dùng trong ThingsBoard Gateway API. </w:t>
-      </w:r>
-      <w:r>
-        <w:t xml:space="preserve"> tabularlll  </w:t>
-      </w:r>
-      <w:r>
-        <w:rPr>
-          <w:b/>
-        </w:rPr>
-        <w:t>Topic</w:t>
-      </w:r>
-      <w:r>
-        <w:t xml:space="preserve"> &amp; </w:t>
-      </w:r>
-      <w:r>
-        <w:rPr>
-          <w:b/>
-        </w:rPr>
-        <w:t>Chiều</w:t>
-      </w:r>
-      <w:r>
-        <w:t xml:space="preserve"> &amp; </w:t>
-      </w:r>
-      <w:r>
-        <w:rPr>
-          <w:b/>
-        </w:rPr>
-        <w:t>Nội dung</w:t>
-      </w:r>
-      <w:r>
-        <w:t xml:space="preserve"> \\  </w:t>
-      </w:r>
-      <w:r>
-        <w:rPr>
-          <w:rFonts w:ascii="Consolas" w:hAnsi="Consolas"/>
-          <w:sz w:val="22"/>
-        </w:rPr>
-        <w:t>v1/gateway/connect</w:t>
-      </w:r>
-      <w:r>
-        <w:t xml:space="preserve"> &amp; Gateway to Broker &amp; Đăng ký sub-device mới. \\ </w:t>
-      </w:r>
-      <w:r>
-        <w:rPr>
-          <w:rFonts w:ascii="Consolas" w:hAnsi="Consolas"/>
-          <w:sz w:val="22"/>
-        </w:rPr>
-        <w:t>v1/gateway/disconnect</w:t>
-      </w:r>
-      <w:r>
-        <w:t xml:space="preserve"> &amp; Gateway to Broker &amp; Huỷ đăng ký sub-device. \\ </w:t>
-      </w:r>
-      <w:r>
-        <w:rPr>
-          <w:rFonts w:ascii="Consolas" w:hAnsi="Consolas"/>
-          <w:sz w:val="22"/>
-        </w:rPr>
-        <w:t>v1/gateway/telemetry</w:t>
-      </w:r>
-      <w:r>
-        <w:t xml:space="preserve"> &amp; Gateway to Broker &amp; Đẩy telemetry của sub-device. \\ </w:t>
-      </w:r>
-      <w:r>
-        <w:rPr>
-          <w:rFonts w:ascii="Consolas" w:hAnsi="Consolas"/>
-          <w:sz w:val="22"/>
-        </w:rPr>
-        <w:t>v1/gateway/attributes</w:t>
-      </w:r>
-      <w:r>
-        <w:t xml:space="preserve"> &amp; Gateway to Broker &amp; Cập nhật attribute. \\ </w:t>
-      </w:r>
-      <w:r>
-        <w:rPr>
-          <w:rFonts w:ascii="Consolas" w:hAnsi="Consolas"/>
-          <w:sz w:val="22"/>
-        </w:rPr>
-        <w:t>v1/devices/me/rpc/request/+</w:t>
-      </w:r>
-      <w:r>
-        <w:t xml:space="preserve"> &amp; Broker to Gateway &amp; RPC (ví dụ trigger OTA). \\  tabular table Payload luôn là JSON. Ví dụ báo cáo RSSI của tag: lstlisting[language=Python,caption=Payload telemetry gửi tới v1/gateway/telemetry]  "bmt_tag_0x0001": [  "ts": 1732345678000, "values":  "scanner_mac": "AC-BC-32-12-34-56", "rssi": -47   ]  lstlisting Rule Chain Engine Rule Chain là DAG các </w:t>
-      </w:r>
-      <w:r>
-        <w:rPr>
-          <w:i/>
-        </w:rPr>
-        <w:t>rule node</w:t>
-      </w:r>
-      <w:r>
-        <w:t xml:space="preserve"> xử lý message. Mỗi node có input, chạy logic và định tuyến ra output theo </w:t>
-      </w:r>
-      <w:r>
-        <w:rPr>
-          <w:i/>
-        </w:rPr>
-        <w:t>relation type</w:t>
-      </w:r>
-      <w:r>
-        <w:t xml:space="preserve"> (</w:t>
-      </w:r>
-      <w:r>
-        <w:rPr>
-          <w:rFonts w:ascii="Consolas" w:hAnsi="Consolas"/>
-          <w:sz w:val="22"/>
-        </w:rPr>
-        <w:t>Success</w:t>
-      </w:r>
-      <w:r>
-        <w:t xml:space="preserve">, </w:t>
-      </w:r>
-      <w:r>
-        <w:rPr>
-          <w:rFonts w:ascii="Consolas" w:hAnsi="Consolas"/>
-          <w:sz w:val="22"/>
-        </w:rPr>
-        <w:t>Failure</w:t>
-      </w:r>
-      <w:r>
-        <w:t xml:space="preserve">, </w:t>
-      </w:r>
-      <w:r>
-        <w:rPr>
-          <w:rFonts w:ascii="Consolas" w:hAnsi="Consolas"/>
-          <w:sz w:val="22"/>
-        </w:rPr>
-        <w:t>True</w:t>
-      </w:r>
-      <w:r>
-        <w:t xml:space="preserve">, </w:t>
-      </w:r>
-      <w:r>
-        <w:rPr>
-          <w:rFonts w:ascii="Consolas" w:hAnsi="Consolas"/>
-          <w:sz w:val="22"/>
-        </w:rPr>
-        <w:t>False</w:t>
-      </w:r>
-      <w:r>
-        <w:t>,…). Các loại rule node hay dùng: itemize</w:t>
-      </w:r>
-    </w:p>
-    <w:p>
-      <w:pPr>
-        <w:pStyle w:val="ListNumber"/>
-      </w:pPr>
-      <w:r>
-        <w:rPr>
-          <w:i/>
-        </w:rPr>
-        <w:t>Transform</w:t>
-      </w:r>
-      <w:r>
-        <w:t xml:space="preserve">: JavaScript biến đổi payload, có thể đổi </w:t>
-      </w:r>
-      <w:r>
-        <w:rPr>
-          <w:rFonts w:ascii="Consolas" w:hAnsi="Consolas"/>
-          <w:sz w:val="22"/>
-        </w:rPr>
-        <w:t>msgType</w:t>
-      </w:r>
-      <w:r>
-        <w:t>.</w:t>
-      </w:r>
-    </w:p>
-    <w:p>
-      <w:pPr>
-        <w:pStyle w:val="ListNumber"/>
-      </w:pPr>
-      <w:r>
-        <w:rPr>
-          <w:i/>
-        </w:rPr>
-        <w:t>Filter</w:t>
-      </w:r>
-      <w:r>
-        <w:t>: JS trả về boolean, chọn True/False output.</w:t>
-      </w:r>
-    </w:p>
-    <w:p>
-      <w:pPr>
-        <w:pStyle w:val="ListNumber"/>
-      </w:pPr>
-      <w:r>
-        <w:rPr>
-          <w:i/>
-        </w:rPr>
-        <w:t>Save Timeseries</w:t>
-      </w:r>
-      <w:r>
-        <w:t>: ghi vào bảng chuỗi thời gian.</w:t>
-      </w:r>
-    </w:p>
-    <w:p>
-      <w:pPr>
-        <w:pStyle w:val="ListNumber"/>
-      </w:pPr>
-      <w:r>
-        <w:rPr>
-          <w:i/>
-        </w:rPr>
-        <w:t>Save Attributes</w:t>
-      </w:r>
-      <w:r>
-        <w:t>: ghi thuộc tính (client-scope, server-scope hoặc shared).</w:t>
-      </w:r>
-    </w:p>
-    <w:p/>
-    <w:p>
-      <w:pPr>
-        <w:pStyle w:val="Heading1"/>
-        <w:jc w:val="center"/>
-      </w:pPr>
-      <w:r>
-        <w:rPr>
-          <w:b/>
-        </w:rPr>
-        <w:t>TRIỂN KHAI HỆ THỐNG</w:t>
-      </w:r>
-    </w:p>
-    <w:p>
-      <w:pPr>
-        <w:pStyle w:val="Heading2"/>
-      </w:pPr>
-      <w:r>
-        <w:t>Kiến trúc tổng thể</w:t>
+        <w:t xml:space="preserve"> 5 lần cách nhau 500 ms để đảm bảo nhận.</w:t>
       </w:r>
     </w:p>
     <w:p>
@@ -5239,63 +4360,35 @@
         <w:jc w:val="both"/>
       </w:pPr>
       <w:r>
-        <w:t>Hệ thống chia thành bốn tầng, xếp từ thiết bị đầu cuối đến người dùng cuối:</w:t>
-      </w:r>
-    </w:p>
-    <w:p>
-      <w:pPr>
-        <w:pStyle w:val="ListBullet"/>
-      </w:pPr>
-      <w:r>
-        <w:rPr>
-          <w:b/>
-        </w:rPr>
-        <w:t>Tầng Tag</w:t>
-      </w:r>
-      <w:r>
-        <w:t>: các thẻ ESP32-S3 chạy pin, phát BLE advertisement chứa định danh và chữ ký HMAC mỗi 500 ms.</w:t>
-      </w:r>
-    </w:p>
-    <w:p>
-      <w:pPr>
-        <w:pStyle w:val="ListBullet"/>
-      </w:pPr>
-      <w:r>
-        <w:rPr>
-          <w:b/>
-        </w:rPr>
-        <w:t>Tầng Scanner</w:t>
-      </w:r>
-      <w:r>
-        <w:t>: 3 ESP32 cố định, quét BLE thụ động, đo RSSI, lọc Kalman và gửi thô về gateway qua mesh.</w:t>
-      </w:r>
-    </w:p>
-    <w:p>
-      <w:pPr>
-        <w:pStyle w:val="ListBullet"/>
-      </w:pPr>
-      <w:r>
-        <w:rPr>
-          <w:b/>
-        </w:rPr>
-        <w:t>Tầng Mesh + Relay</w:t>
-      </w:r>
-      <w:r>
-        <w:t>: một Relay ESP32-S3 chuyển tiếp gói tin BLE Mesh cho các scanner đặt xa.</w:t>
-      </w:r>
-    </w:p>
-    <w:p>
-      <w:pPr>
-        <w:pStyle w:val="ListBullet"/>
-      </w:pPr>
-      <w:r>
-        <w:rPr>
-          <w:b/>
-        </w:rPr>
-        <w:t>Tầng Gateway + Server</w:t>
-      </w:r>
-      <w:r>
-        <w:t>: một Gateway ESP32-S3 làm cầu nối MQTTS tới ThingsBoard CE tự host qua Docker.</w:t>
+        <w:t xml:space="preserve">OTA xong, node reboot; task </w:t>
+      </w:r>
+      <w:r>
+        <w:rPr>
+          <w:rFonts w:ascii="Consolas" w:hAnsi="Consolas"/>
+          <w:sz w:val="22"/>
+        </w:rPr>
+        <w:t>report_pending_task</w:t>
+      </w:r>
+      <w:r>
+        <w:t xml:space="preserve"> phát hiện cờ pending trong NVS và gửi </w:t>
+      </w:r>
+      <w:r>
+        <w:rPr>
+          <w:rFonts w:ascii="Consolas" w:hAnsi="Consolas"/>
+          <w:sz w:val="22"/>
+        </w:rPr>
+        <w:t>OTA_RESULT (status=0)</w:t>
+      </w:r>
+      <w:r>
+        <w:t xml:space="preserve"> về Gateway.</w:t>
+      </w:r>
+    </w:p>
+    <w:p>
+      <w:pPr>
+        <w:pStyle w:val="Heading3"/>
+      </w:pPr>
+      <w:r>
+        <w:t>Auto-check</w:t>
       </w:r>
     </w:p>
     <w:p>
@@ -5305,56 +4398,27 @@
         <w:jc w:val="both"/>
       </w:pPr>
       <w:r>
-        <w:t xml:space="preserve">Nguyên tắc thiết kế: </w:t>
-      </w:r>
-      <w:r>
-        <w:rPr>
-          <w:b/>
-        </w:rPr>
-        <w:t>firmware chỉ chuyển dữ liệu thô, mọi xử lý được đẩy về server</w:t>
-      </w:r>
-      <w:r>
-        <w:t>. Cụ thể, các scanner không quyết định tag đang ở phòng nào; chúng gửi cặp (</w:t>
+        <w:t xml:space="preserve">Mỗi node có task </w:t>
       </w:r>
       <w:r>
         <w:rPr>
           <w:rFonts w:ascii="Consolas" w:hAnsi="Consolas"/>
           <w:sz w:val="22"/>
         </w:rPr>
-        <w:t>tag_id</w:t>
-      </w:r>
-      <w:r>
-        <w:t xml:space="preserve">, </w:t>
+        <w:t>auto_check_task</w:t>
+      </w:r>
+      <w:r>
+        <w:t xml:space="preserve"> gọi </w:t>
       </w:r>
       <w:r>
         <w:rPr>
           <w:rFonts w:ascii="Consolas" w:hAnsi="Consolas"/>
           <w:sz w:val="22"/>
         </w:rPr>
-        <w:t>rssi_filtered</w:t>
-      </w:r>
-      <w:r>
-        <w:t xml:space="preserve">, </w:t>
-      </w:r>
-      <w:r>
-        <w:rPr>
-          <w:rFonts w:ascii="Consolas" w:hAnsi="Consolas"/>
-          <w:sz w:val="22"/>
-        </w:rPr>
-        <w:t>scanner_id</w:t>
-      </w:r>
-      <w:r>
-        <w:t xml:space="preserve">) lên gateway, gateway đẩy lên ThingsBoard, rule chain trên server áp dụng hysteresis và debounce rồi ghi thuộc tính </w:t>
-      </w:r>
-      <w:r>
-        <w:rPr>
-          <w:rFonts w:ascii="Consolas" w:hAnsi="Consolas"/>
-          <w:sz w:val="22"/>
-        </w:rPr>
-        <w:t>room</w:t>
-      </w:r>
-      <w:r>
-        <w:t xml:space="preserve"> cho tag. Cách này cho phép sửa ngưỡng bất cứ lúc nào qua UI mà không phải flash lại firmware, giảm chi phí bảo trì hiện trường.</w:t>
+        <w:t>bmt_ota_trigger()</w:t>
+      </w:r>
+      <w:r>
+        <w:t xml:space="preserve"> mỗi 3 phút. Nhờ SHA256 skip, các lần trigger không có firmware mới kết thúc nhanh (chỉ tải header, so SHA256, huỷ). Nhờ đó mọi node đều lên bản mới không cần điều phối trung tâm.</w:t>
       </w:r>
     </w:p>
     <w:p>
@@ -5362,7 +4426,15 @@
         <w:pStyle w:val="Heading2"/>
       </w:pPr>
       <w:r>
-        <w:t>Firmware Tag</w:t>
+        <w:t>MQTT, HTTP và TLS</w:t>
+      </w:r>
+    </w:p>
+    <w:p>
+      <w:pPr>
+        <w:pStyle w:val="Heading3"/>
+      </w:pPr>
+      <w:r>
+        <w:t>MQTT</w:t>
       </w:r>
     </w:p>
     <w:p>
@@ -5372,15 +4444,13 @@
         <w:jc w:val="both"/>
       </w:pPr>
       <w:r>
-        <w:t>Tag chạy trên ESP32-S3, cấp bằng pin CR2032 hoặc Li-Ion 3.7 V. Nhiệm vụ duy nhất: phát advertisement định kỳ có chữ ký.</w:t>
-      </w:r>
-    </w:p>
-    <w:p>
-      <w:pPr>
-        <w:pStyle w:val="Heading3"/>
-      </w:pPr>
-      <w:r>
-        <w:t>Cấu trúc gói ADV 24 byte</w:t>
+        <w:t xml:space="preserve">MQTT là giao thức lightweight publish/subscribe trên TCP, OASIS chuẩn hoá 3.1.1 năm 2014, 5.0 năm 2019 </w:t>
+      </w:r>
+      <w:r>
+        <w:t>[mqtt-spec]</w:t>
+      </w:r>
+      <w:r>
+        <w:t>. Đề tài dùng 3.1.1.</w:t>
       </w:r>
     </w:p>
     <w:p>
@@ -5390,33 +4460,1710 @@
         <w:jc w:val="both"/>
       </w:pPr>
       <w:r>
-        <w:t xml:space="preserve">Payload manufacturer-specific trong khung ADV được tổ chức như Bảng </w:t>
-      </w:r>
-      <w:r>
-        <w:t>(tab:tag-payload)</w:t>
-      </w:r>
-      <w:r>
-        <w:t xml:space="preserve">, tổng 24 byte, gồm CID Espressif 0x02E5 (2 byte), UUID định danh tag (16 byte), major/minor (2+2 byte), </w:t>
+        <w:t>Hai loại thực thể:</w:t>
+      </w:r>
+    </w:p>
+    <w:p>
+      <w:pPr>
+        <w:pStyle w:val="ListBullet"/>
+      </w:pPr>
+      <w:r>
+        <w:rPr>
+          <w:b/>
+        </w:rPr>
+        <w:t>Broker</w:t>
+      </w:r>
+      <w:r>
+        <w:t>: máy chủ trung tâm nhận và định tuyến thông điệp. Đề tài dùng broker tích hợp trong ThingsBoard.</w:t>
+      </w:r>
+    </w:p>
+    <w:p>
+      <w:pPr>
+        <w:pStyle w:val="ListBullet"/>
+      </w:pPr>
+      <w:r>
+        <w:rPr>
+          <w:b/>
+        </w:rPr>
+        <w:t>Client</w:t>
+      </w:r>
+      <w:r>
+        <w:t xml:space="preserve">: kết nối tới broker, </w:t>
+      </w:r>
+      <w:r>
+        <w:rPr>
+          <w:i/>
+        </w:rPr>
+        <w:t>publish</w:t>
+      </w:r>
+      <w:r>
+        <w:t xml:space="preserve"> hoặc </w:t>
+      </w:r>
+      <w:r>
+        <w:rPr>
+          <w:i/>
+        </w:rPr>
+        <w:t>subscribe</w:t>
+      </w:r>
+      <w:r>
+        <w:t xml:space="preserve"> thông điệp trên các </w:t>
+      </w:r>
+      <w:r>
+        <w:rPr>
+          <w:i/>
+        </w:rPr>
+        <w:t>topic</w:t>
+      </w:r>
+      <w:r>
+        <w:t>. Gateway là MQTT client.</w:t>
+      </w:r>
+    </w:p>
+    <w:p>
+      <w:pPr>
+        <w:spacing w:after="120"/>
+        <w:ind w:firstLine="432"/>
+        <w:jc w:val="both"/>
+      </w:pPr>
+      <w:r>
+        <w:t xml:space="preserve">Topic có cấu trúc phân cấp, ví dụ </w:t>
       </w:r>
       <w:r>
         <w:rPr>
           <w:rFonts w:ascii="Consolas" w:hAnsi="Consolas"/>
           <w:sz w:val="22"/>
         </w:rPr>
-        <w:t>tx_power</w:t>
-      </w:r>
-      <w:r>
-        <w:t xml:space="preserve"> tại 1 m (1 byte), </w:t>
+        <w:t>v1/gateway/telemetry</w:t>
+      </w:r>
+      <w:r>
+        <w:t xml:space="preserve">, dấu </w:t>
       </w:r>
       <w:r>
         <w:rPr>
           <w:rFonts w:ascii="Consolas" w:hAnsi="Consolas"/>
           <w:sz w:val="22"/>
         </w:rPr>
-        <w:t>sequence</w:t>
-      </w:r>
-      <w:r>
-        <w:t xml:space="preserve"> chống replay (1 byte) và HMAC-16 (2 byte cuối). Định dạng cố định 24 byte cho phép scanner dùng </w:t>
+        <w:t>/</w:t>
+      </w:r>
+      <w:r>
+        <w:t xml:space="preserve"> phân tách các cấp. MQTT hỗ trợ ba mức QoS:</w:t>
+      </w:r>
+    </w:p>
+    <w:p>
+      <w:pPr>
+        <w:pStyle w:val="ListBullet"/>
+      </w:pPr>
+      <w:r>
+        <w:t>QoS 0 (at-most-once): fire-and-forget, không đảm bảo giao.</w:t>
+      </w:r>
+    </w:p>
+    <w:p>
+      <w:pPr>
+        <w:pStyle w:val="ListBullet"/>
+      </w:pPr>
+      <w:r>
+        <w:t>QoS 1 (at-least-once): broker gửi ACK, publisher có thể gửi lại nếu không nhận ACK. Có thể trùng.</w:t>
+      </w:r>
+    </w:p>
+    <w:p>
+      <w:pPr>
+        <w:pStyle w:val="ListBullet"/>
+      </w:pPr>
+      <w:r>
+        <w:t>QoS 2 (exactly-once): handshake 4-way, chi phí cao nhất. Đảm bảo mỗi thông điệp giao đúng 1 lần.</w:t>
+      </w:r>
+    </w:p>
+    <w:p>
+      <w:pPr>
+        <w:spacing w:after="120"/>
+        <w:ind w:firstLine="432"/>
+        <w:jc w:val="both"/>
+      </w:pPr>
+      <w:r>
+        <w:t>Đề tài dùng QoS 0 cho telemetry tag (mất vài gói không sao vì có báo cáo liên tục), QoS 1 cho sự kiện quan trọng như connect device và OTA result (phải giao ít nhất 1 lần).</w:t>
+      </w:r>
+    </w:p>
+    <w:p>
+      <w:pPr>
+        <w:spacing w:after="120"/>
+        <w:ind w:firstLine="432"/>
+        <w:jc w:val="both"/>
+      </w:pPr>
+      <w:r>
+        <w:t xml:space="preserve">MQTT còn có </w:t>
+      </w:r>
+      <w:r>
+        <w:rPr>
+          <w:i/>
+        </w:rPr>
+        <w:t>retained message</w:t>
+      </w:r>
+      <w:r>
+        <w:t xml:space="preserve"> (broker giữ thông điệp cuối trên topic, subscriber mới nhận ngay) và </w:t>
+      </w:r>
+      <w:r>
+        <w:rPr>
+          <w:i/>
+        </w:rPr>
+        <w:t>Last Will and Testament</w:t>
+      </w:r>
+      <w:r>
+        <w:t xml:space="preserve"> (broker tự publish khi client mất kết nối đột ngột). Đề tài chưa dùng cả hai.</w:t>
+      </w:r>
+    </w:p>
+    <w:p>
+      <w:pPr>
+        <w:spacing w:after="120"/>
+        <w:ind w:firstLine="432"/>
+        <w:jc w:val="both"/>
+      </w:pPr>
+      <w:r>
+        <w:rPr>
+          <w:b/>
+        </w:rPr>
+        <w:t>Vì sao MQTT thay HTTP polling</w:t>
+      </w:r>
+      <w:r>
+        <w:t>: telemetry là dòng liên tục. HTTP polling phải setup TCP + TLS handshake mới mỗi request (1–2 s trên embedded), tốn năng lượng và chậm. MQTT giữ một kết nối TCP + TLS bền, thiết lập một lần. Payload MQTT cũng nhỏ hơn HTTP vì không có headers.</w:t>
+      </w:r>
+    </w:p>
+    <w:p>
+      <w:pPr>
+        <w:pStyle w:val="Heading3"/>
+      </w:pPr>
+      <w:r>
+        <w:t>HTTP và HTTPS</w:t>
+      </w:r>
+    </w:p>
+    <w:p>
+      <w:pPr>
+        <w:spacing w:after="120"/>
+        <w:ind w:firstLine="432"/>
+        <w:jc w:val="both"/>
+      </w:pPr>
+      <w:r>
+        <w:t>HTTP là giao thức request-response phổ dụng nhất trên Internet. Đặc điểm:</w:t>
+      </w:r>
+    </w:p>
+    <w:p>
+      <w:pPr>
+        <w:pStyle w:val="ListBullet"/>
+      </w:pPr>
+      <w:r>
+        <w:t xml:space="preserve">Client gửi </w:t>
+      </w:r>
+      <w:r>
+        <w:rPr>
+          <w:i/>
+        </w:rPr>
+        <w:t>request</w:t>
+      </w:r>
+      <w:r>
+        <w:t>: method (GET, POST, PUT, DELETE,…), URL, headers, body tuỳ chọn.</w:t>
+      </w:r>
+    </w:p>
+    <w:p>
+      <w:pPr>
+        <w:pStyle w:val="ListBullet"/>
+      </w:pPr>
+      <w:r>
+        <w:t xml:space="preserve">Server trả </w:t>
+      </w:r>
+      <w:r>
+        <w:rPr>
+          <w:i/>
+        </w:rPr>
+        <w:t>response</w:t>
+      </w:r>
+      <w:r>
+        <w:t>: status code (200, 404, 500,…), headers, body.</w:t>
+      </w:r>
+    </w:p>
+    <w:p>
+      <w:pPr>
+        <w:pStyle w:val="ListBullet"/>
+      </w:pPr>
+      <w:r>
+        <w:t>Stateless: mỗi request độc lập, không giữ session ở tầng giao thức.</w:t>
+      </w:r>
+    </w:p>
+    <w:p>
+      <w:pPr>
+        <w:spacing w:after="120"/>
+        <w:ind w:firstLine="432"/>
+        <w:jc w:val="both"/>
+      </w:pPr>
+      <w:r>
+        <w:t xml:space="preserve">Đề tài dùng HTTPS: node gửi GET tới URL kiểu </w:t>
+      </w:r>
+      <w:r>
+        <w:rPr>
+          <w:rFonts w:ascii="Consolas" w:hAnsi="Consolas"/>
+          <w:sz w:val="22"/>
+        </w:rPr>
+        <w:t>https://192.168.1.10:8443/Scanner.bin</w:t>
+      </w:r>
+      <w:r>
+        <w:t xml:space="preserve">, server trả file </w:t>
+      </w:r>
+      <w:r>
+        <w:rPr>
+          <w:rFonts w:ascii="Consolas" w:hAnsi="Consolas"/>
+          <w:sz w:val="22"/>
+        </w:rPr>
+        <w:t>.bin</w:t>
+      </w:r>
+      <w:r>
+        <w:t>.</w:t>
+      </w:r>
+    </w:p>
+    <w:p>
+      <w:pPr>
+        <w:spacing w:after="120"/>
+        <w:ind w:firstLine="432"/>
+        <w:jc w:val="both"/>
+      </w:pPr>
+      <w:r>
+        <w:t xml:space="preserve">Với file lớn, HTTP có </w:t>
+      </w:r>
+      <w:r>
+        <w:rPr>
+          <w:i/>
+        </w:rPr>
+        <w:t>chunked transfer encoding</w:t>
+      </w:r>
+      <w:r>
+        <w:t xml:space="preserve">: server chia response thành nhiều chunk, gửi lần lượt, chunk rỗng cuối đánh dấu kết thúc. Cho phép streaming mà không cần biết trước tổng kích thước. </w:t>
+      </w:r>
+      <w:r>
+        <w:rPr>
+          <w:rFonts w:ascii="Consolas" w:hAnsi="Consolas"/>
+          <w:sz w:val="22"/>
+        </w:rPr>
+        <w:t>esp_https_ota</w:t>
+      </w:r>
+      <w:r>
+        <w:t xml:space="preserve"> dùng chunked để tải firmware.</w:t>
+      </w:r>
+    </w:p>
+    <w:p>
+      <w:pPr>
+        <w:spacing w:after="120"/>
+        <w:ind w:firstLine="432"/>
+        <w:jc w:val="both"/>
+      </w:pPr>
+      <w:r>
+        <w:rPr>
+          <w:b/>
+        </w:rPr>
+        <w:t>HTTPS</w:t>
+      </w:r>
+      <w:r>
+        <w:t xml:space="preserve"> là HTTP chạy trên TLS. Chi tiết TLS ở phần sau.</w:t>
+      </w:r>
+    </w:p>
+    <w:p>
+      <w:pPr>
+        <w:spacing w:after="120"/>
+        <w:ind w:firstLine="432"/>
+        <w:jc w:val="both"/>
+      </w:pPr>
+      <w:r>
+        <w:rPr>
+          <w:b/>
+        </w:rPr>
+        <w:t>Vì sao HTTPS cho OTA</w:t>
+      </w:r>
+      <w:r>
+        <w:t xml:space="preserve">: file </w:t>
+      </w:r>
+      <w:r>
+        <w:rPr>
+          <w:rFonts w:ascii="Consolas" w:hAnsi="Consolas"/>
+          <w:sz w:val="22"/>
+        </w:rPr>
+        <w:t>.bin</w:t>
+      </w:r>
+      <w:r>
+        <w:t xml:space="preserve"> chứa các chuỗi hằng </w:t>
+      </w:r>
+      <w:r>
+        <w:rPr>
+          <w:rFonts w:ascii="Consolas" w:hAnsi="Consolas"/>
+          <w:sz w:val="22"/>
+        </w:rPr>
+        <w:t>BMT_WIFI_SSID</w:t>
+      </w:r>
+      <w:r>
+        <w:t xml:space="preserve">, </w:t>
+      </w:r>
+      <w:r>
+        <w:rPr>
+          <w:rFonts w:ascii="Consolas" w:hAnsi="Consolas"/>
+          <w:sz w:val="22"/>
+        </w:rPr>
+        <w:t>BMT_WIFI_PASS</w:t>
+      </w:r>
+      <w:r>
+        <w:t xml:space="preserve">, </w:t>
+      </w:r>
+      <w:r>
+        <w:rPr>
+          <w:rFonts w:ascii="Consolas" w:hAnsi="Consolas"/>
+          <w:sz w:val="22"/>
+        </w:rPr>
+        <w:t>BMT_TB_GATEWAY_TOKEN</w:t>
+      </w:r>
+      <w:r>
+        <w:t xml:space="preserve"> nhúng thẳng. Qua HTTP thô, kẻ tấn công trên LAN có thể sniff và lấy credential mà không cần chạm phần cứng. HTTPS bịt lỗ hổng này.</w:t>
+      </w:r>
+    </w:p>
+    <w:p>
+      <w:pPr>
+        <w:pStyle w:val="Heading3"/>
+      </w:pPr>
+      <w:r>
+        <w:t>TLS</w:t>
+      </w:r>
+    </w:p>
+    <w:p>
+      <w:pPr>
+        <w:spacing w:after="120"/>
+        <w:ind w:firstLine="432"/>
+        <w:jc w:val="both"/>
+      </w:pPr>
+      <w:r>
+        <w:t xml:space="preserve">TLS là giao thức mã hoá kênh truyền, hiện dùng bản 1.2 và 1.3 </w:t>
+      </w:r>
+      <w:r>
+        <w:t>[rfc8446]</w:t>
+      </w:r>
+      <w:r>
+        <w:t>. TLS đảm bảo:</w:t>
+      </w:r>
+    </w:p>
+    <w:p>
+      <w:pPr>
+        <w:pStyle w:val="ListBullet"/>
+      </w:pPr>
+      <w:r>
+        <w:rPr>
+          <w:b/>
+        </w:rPr>
+        <w:t>Confidentiality</w:t>
+      </w:r>
+      <w:r>
+        <w:t>: dữ liệu mã hoá, kẻ nghe lén không đọc được.</w:t>
+      </w:r>
+    </w:p>
+    <w:p>
+      <w:pPr>
+        <w:pStyle w:val="ListBullet"/>
+      </w:pPr>
+      <w:r>
+        <w:rPr>
+          <w:b/>
+        </w:rPr>
+        <w:t>Integrity</w:t>
+      </w:r>
+      <w:r>
+        <w:t>: mọi thay đổi giữa đường bị phát hiện (MAC).</w:t>
+      </w:r>
+    </w:p>
+    <w:p>
+      <w:pPr>
+        <w:pStyle w:val="ListBullet"/>
+      </w:pPr>
+      <w:r>
+        <w:rPr>
+          <w:b/>
+        </w:rPr>
+        <w:t>Authentication</w:t>
+      </w:r>
+      <w:r>
+        <w:t>: xác thực danh tính server (và optional client) bằng chứng chỉ X.509.</w:t>
+      </w:r>
+    </w:p>
+    <w:p>
+      <w:pPr>
+        <w:spacing w:after="120"/>
+        <w:ind w:firstLine="432"/>
+        <w:jc w:val="both"/>
+      </w:pPr>
+      <w:r>
+        <w:rPr>
+          <w:b/>
+        </w:rPr>
+        <w:t>Handshake TLS 1.2</w:t>
+      </w:r>
+      <w:r>
+        <w:t>:</w:t>
+      </w:r>
+    </w:p>
+    <w:p>
+      <w:pPr>
+        <w:pStyle w:val="ListNumber"/>
+      </w:pPr>
+      <w:r>
+        <w:t xml:space="preserve">Client gửi </w:t>
+      </w:r>
+      <w:r>
+        <w:rPr>
+          <w:rFonts w:ascii="Consolas" w:hAnsi="Consolas"/>
+          <w:sz w:val="22"/>
+        </w:rPr>
+        <w:t>ClientHello</w:t>
+      </w:r>
+      <w:r>
+        <w:t>: phiên bản, cipher suite hỗ trợ, 32 byte random.</w:t>
+      </w:r>
+    </w:p>
+    <w:p>
+      <w:pPr>
+        <w:pStyle w:val="ListNumber"/>
+      </w:pPr>
+      <w:r>
+        <w:t xml:space="preserve">Server chọn cipher suite, gửi </w:t>
+      </w:r>
+      <w:r>
+        <w:rPr>
+          <w:rFonts w:ascii="Consolas" w:hAnsi="Consolas"/>
+          <w:sz w:val="22"/>
+        </w:rPr>
+        <w:t>ServerHello</w:t>
+      </w:r>
+      <w:r>
+        <w:t>, cert X.509, 32 byte random.</w:t>
+      </w:r>
+    </w:p>
+    <w:p>
+      <w:pPr>
+        <w:pStyle w:val="ListNumber"/>
+      </w:pPr>
+      <w:r>
+        <w:t>Client xác minh cert dựa trên CA đã cấu hình.</w:t>
+      </w:r>
+    </w:p>
+    <w:p>
+      <w:pPr>
+        <w:pStyle w:val="ListNumber"/>
+      </w:pPr>
+      <w:r>
+        <w:t>Hai bên trao đổi khoá (ECDHE hoặc RSA), tính khoá phiên chung.</w:t>
+      </w:r>
+    </w:p>
+    <w:p>
+      <w:pPr>
+        <w:pStyle w:val="ListNumber"/>
+      </w:pPr>
+      <w:r>
+        <w:t>Handshake xong, dữ liệu ứng dụng đi trong kênh mã hoá.</w:t>
+      </w:r>
+    </w:p>
+    <w:p>
+      <w:pPr>
+        <w:spacing w:after="120"/>
+        <w:ind w:firstLine="432"/>
+        <w:jc w:val="both"/>
+      </w:pPr>
+      <w:r>
+        <w:t>TLS 1.3 rút gọn handshake còn 1 round-trip, nhanh hơn đáng kể trên embedded.</w:t>
+      </w:r>
+    </w:p>
+    <w:p>
+      <w:pPr>
+        <w:spacing w:after="120"/>
+        <w:ind w:firstLine="432"/>
+        <w:jc w:val="both"/>
+      </w:pPr>
+      <w:r>
+        <w:rPr>
+          <w:b/>
+        </w:rPr>
+        <w:t>Chứng chỉ X.509</w:t>
+      </w:r>
+      <w:r>
+        <w:t xml:space="preserve"> ràng buộc khoá công khai với một danh tính. Cert được ký bởi </w:t>
+      </w:r>
+      <w:r>
+        <w:rPr>
+          <w:i/>
+        </w:rPr>
+        <w:t>Certificate Authority (CA)</w:t>
+      </w:r>
+      <w:r>
+        <w:t>. Client tin cert nếu tin CA đã ký nó.</w:t>
+      </w:r>
+    </w:p>
+    <w:p>
+      <w:pPr>
+        <w:spacing w:after="120"/>
+        <w:ind w:firstLine="432"/>
+        <w:jc w:val="both"/>
+      </w:pPr>
+      <w:r>
+        <w:t xml:space="preserve">Đề tài tự host trong mạng nội bộ, dùng </w:t>
+      </w:r>
+      <w:r>
+        <w:rPr>
+          <w:i/>
+        </w:rPr>
+        <w:t>self-signed CA</w:t>
+      </w:r>
+      <w:r>
+        <w:t>: tự tạo CA private key + cert, dùng CA đó ký cert server. CA cert được embed vào firmware để node tin.</w:t>
+      </w:r>
+    </w:p>
+    <w:p>
+      <w:pPr>
+        <w:spacing w:after="120"/>
+        <w:ind w:firstLine="432"/>
+        <w:jc w:val="both"/>
+      </w:pPr>
+      <w:r>
+        <w:rPr>
+          <w:b/>
+        </w:rPr>
+        <w:t>CN vs SAN</w:t>
+      </w:r>
+      <w:r>
+        <w:t>. Cả CN (Common Name) và SAN (Subject Alternative Name) đều đại diện cho tên/địa chỉ server trong cert. TLS hiện đại ưu tiên SAN vì SAN cho nhiều tên hoặc IP; CN chỉ 1 tên.</w:t>
+      </w:r>
+    </w:p>
+    <w:p>
+      <w:pPr>
+        <w:spacing w:after="120"/>
+        <w:ind w:firstLine="432"/>
+        <w:jc w:val="both"/>
+      </w:pPr>
+      <w:r>
+        <w:t xml:space="preserve">Firmware embedded không có DNS resolver, chỉ kết nối theo IP. SAN đòi khớp chính xác IP/hostname trong SAN với cái client dùng — không tiện khi IP đổi theo triển khai. Đề tài xác thực bằng CN cố định </w:t>
+      </w:r>
+      <w:r>
+        <w:rPr>
+          <w:rFonts w:ascii="Consolas" w:hAnsi="Consolas"/>
+          <w:sz w:val="22"/>
+        </w:rPr>
+        <w:t>"bmt-tb.local"</w:t>
+      </w:r>
+      <w:r>
+        <w:t>: server cert có CN này, firmware kiểm CN thay SAN. Nhờ vậy đổi IP không cần regenerate cert.</w:t>
+      </w:r>
+    </w:p>
+    <w:p>
+      <w:pPr>
+        <w:pStyle w:val="Heading3"/>
+      </w:pPr>
+      <w:r>
+        <w:t>Kết hợp: MQTTS và HTTPS dùng chung CA/cert</w:t>
+      </w:r>
+    </w:p>
+    <w:p>
+      <w:pPr>
+        <w:spacing w:after="120"/>
+        <w:ind w:firstLine="432"/>
+        <w:jc w:val="both"/>
+      </w:pPr>
+      <w:r>
+        <w:t>Đề tài triển khai cả MQTTS (port 8883, Gateway–ThingsBoard) và HTTPS OTA (port 8443, mọi node–nginx serve .bin) trên cùng máy chủ vật lý, dùng chung:</w:t>
+      </w:r>
+    </w:p>
+    <w:p>
+      <w:pPr>
+        <w:pStyle w:val="ListBullet"/>
+      </w:pPr>
+      <w:r>
+        <w:t xml:space="preserve">Một self-signed CA (khoá + cert trong </w:t>
+      </w:r>
+      <w:r>
+        <w:rPr>
+          <w:rFonts w:ascii="Consolas" w:hAnsi="Consolas"/>
+          <w:sz w:val="22"/>
+        </w:rPr>
+        <w:t>thingsboard/tls/ca.pem</w:t>
+      </w:r>
+      <w:r>
+        <w:t xml:space="preserve"> và </w:t>
+      </w:r>
+      <w:r>
+        <w:rPr>
+          <w:rFonts w:ascii="Consolas" w:hAnsi="Consolas"/>
+          <w:sz w:val="22"/>
+        </w:rPr>
+        <w:t>ca.key</w:t>
+      </w:r>
+      <w:r>
+        <w:t>).</w:t>
+      </w:r>
+    </w:p>
+    <w:p>
+      <w:pPr>
+        <w:pStyle w:val="ListBullet"/>
+      </w:pPr>
+      <w:r>
+        <w:t xml:space="preserve">Một server cert do CA ký với CN </w:t>
+      </w:r>
+      <w:r>
+        <w:rPr>
+          <w:rFonts w:ascii="Consolas" w:hAnsi="Consolas"/>
+          <w:sz w:val="22"/>
+        </w:rPr>
+        <w:t>"bmt-tb.local"</w:t>
+      </w:r>
+      <w:r>
+        <w:t>.</w:t>
+      </w:r>
+    </w:p>
+    <w:p>
+      <w:pPr>
+        <w:spacing w:after="120"/>
+        <w:ind w:firstLine="432"/>
+        <w:jc w:val="both"/>
+      </w:pPr>
+      <w:r>
+        <w:t>CA cert embed vào firmware ở hai chỗ:</w:t>
+      </w:r>
+    </w:p>
+    <w:p>
+      <w:pPr>
+        <w:pStyle w:val="ListBullet"/>
+      </w:pPr>
+      <w:r>
+        <w:rPr>
+          <w:rFonts w:ascii="Consolas" w:hAnsi="Consolas"/>
+          <w:sz w:val="22"/>
+        </w:rPr>
+        <w:t>apps/gateway/components/bmt_mqtt/ca.pem</w:t>
+      </w:r>
+      <w:r>
+        <w:t>: cho MQTTS client.</w:t>
+      </w:r>
+    </w:p>
+    <w:p>
+      <w:pPr>
+        <w:pStyle w:val="ListBullet"/>
+      </w:pPr>
+      <w:r>
+        <w:rPr>
+          <w:rFonts w:ascii="Consolas" w:hAnsi="Consolas"/>
+          <w:sz w:val="22"/>
+        </w:rPr>
+        <w:t>components/bmt_ota/ota_ca.pem</w:t>
+      </w:r>
+      <w:r>
+        <w:t>: cho HTTPS OTA client (dùng ở cả 4 firmware).</w:t>
+      </w:r>
+    </w:p>
+    <w:p>
+      <w:pPr>
+        <w:spacing w:after="120"/>
+        <w:ind w:firstLine="432"/>
+        <w:jc w:val="both"/>
+      </w:pPr>
+      <w:r>
+        <w:t>Regenerate cert phải cập nhật cả hai file, rồi reflash mọi node.</w:t>
+      </w:r>
+    </w:p>
+    <w:p>
+      <w:pPr>
+        <w:pStyle w:val="Heading2"/>
+      </w:pPr>
+      <w:r>
+        <w:t>Giao thức ThingsBoard Gateway API</w:t>
+      </w:r>
+    </w:p>
+    <w:p>
+      <w:pPr>
+        <w:spacing w:after="120"/>
+        <w:ind w:firstLine="432"/>
+        <w:jc w:val="both"/>
+      </w:pPr>
+      <w:r>
+        <w:t xml:space="preserve">ThingsBoard cung cấp </w:t>
+      </w:r>
+      <w:r>
+        <w:rPr>
+          <w:i/>
+        </w:rPr>
+        <w:t>Gateway API</w:t>
+      </w:r>
+      <w:r>
+        <w:t xml:space="preserve"> qua MQTT cho thiết bị đóng vai trò gateway cho nhiều sub-device — như Gateway của đề tài đại diện cho toàn bộ Scanner, Relay và Tag trên mesh.</w:t>
+      </w:r>
+    </w:p>
+    <w:p>
+      <w:pPr>
+        <w:pStyle w:val="Heading3"/>
+      </w:pPr>
+      <w:r>
+        <w:t>Kiến trúc Gateway/Sub-device</w:t>
+      </w:r>
+    </w:p>
+    <w:p>
+      <w:pPr>
+        <w:spacing w:after="120"/>
+        <w:ind w:firstLine="432"/>
+        <w:jc w:val="both"/>
+      </w:pPr>
+      <w:r>
+        <w:t xml:space="preserve">Gateway đăng ký như device thường nhưng bật cờ </w:t>
+      </w:r>
+      <w:r>
+        <w:rPr>
+          <w:i/>
+        </w:rPr>
+        <w:t>Is Gateway</w:t>
+      </w:r>
+      <w:r>
+        <w:t>. Sau đó tự tạo và quản lý sub-device (không cần đăng ký trước) bằng cách publish tới các topic đặc biệt.</w:t>
+      </w:r>
+    </w:p>
+    <w:p>
+      <w:pPr>
+        <w:spacing w:after="120"/>
+        <w:ind w:firstLine="432"/>
+        <w:jc w:val="both"/>
+      </w:pPr>
+      <w:r>
+        <w:t xml:space="preserve">Mỗi sub-device có </w:t>
+      </w:r>
+      <w:r>
+        <w:rPr>
+          <w:i/>
+        </w:rPr>
+        <w:t>Device Profile</w:t>
+      </w:r>
+      <w:r>
+        <w:t xml:space="preserve"> riêng, áp Rule Chain khác nhau. Đề tài dùng hai profile: </w:t>
+      </w:r>
+      <w:r>
+        <w:rPr>
+          <w:rFonts w:ascii="Consolas" w:hAnsi="Consolas"/>
+          <w:sz w:val="22"/>
+        </w:rPr>
+        <w:t>ble_tag</w:t>
+      </w:r>
+      <w:r>
+        <w:t xml:space="preserve"> cho Tag, </w:t>
+      </w:r>
+      <w:r>
+        <w:rPr>
+          <w:rFonts w:ascii="Consolas" w:hAnsi="Consolas"/>
+          <w:sz w:val="22"/>
+        </w:rPr>
+        <w:t>ble_mesh_node</w:t>
+      </w:r>
+      <w:r>
+        <w:t xml:space="preserve"> cho Scanner/Relay.</w:t>
+      </w:r>
+    </w:p>
+    <w:p>
+      <w:pPr>
+        <w:pStyle w:val="Heading3"/>
+      </w:pPr>
+      <w:r>
+        <w:t>Các topic MQTT</w:t>
+      </w:r>
+    </w:p>
+    <w:p>
+      <w:pPr>
+        <w:spacing w:after="120"/>
+        <w:ind w:firstLine="432"/>
+        <w:jc w:val="both"/>
+      </w:pPr>
+      <w:r>
+        <w:t xml:space="preserve">Bảng </w:t>
+      </w:r>
+      <w:r>
+        <w:t>(tab:mqtt-topics)</w:t>
+      </w:r>
+      <w:r>
+        <w:t xml:space="preserve"> liệt kê các topic đề tài sử dụng.</w:t>
+      </w:r>
+    </w:p>
+    <w:tbl>
+      <w:tblPr>
+        <w:tblStyle w:val="TableGrid"/>
+        <w:tblW w:type="auto" w:w="0"/>
+        <w:tblLook w:firstColumn="1" w:firstRow="1" w:lastColumn="0" w:lastRow="0" w:noHBand="0" w:noVBand="1" w:val="04A0"/>
+      </w:tblPr>
+      <w:tblGrid>
+        <w:gridCol w:w="3024"/>
+        <w:gridCol w:w="3024"/>
+        <w:gridCol w:w="3024"/>
+      </w:tblGrid>
+      <w:tr>
+        <w:tc>
+          <w:tcPr>
+            <w:tcW w:type="dxa" w:w="3024"/>
+          </w:tcPr>
+          <w:p>
+            <w:r>
+              <w:rPr>
+                <w:b/>
+              </w:rPr>
+            </w:r>
+            <w:r>
+              <w:rPr>
+                <w:b/>
+              </w:rPr>
+              <w:t>Topic</w:t>
+            </w:r>
+          </w:p>
+        </w:tc>
+        <w:tc>
+          <w:tcPr>
+            <w:tcW w:type="dxa" w:w="3024"/>
+          </w:tcPr>
+          <w:p>
+            <w:r>
+              <w:rPr>
+                <w:b/>
+              </w:rPr>
+            </w:r>
+            <w:r>
+              <w:rPr>
+                <w:b/>
+              </w:rPr>
+              <w:t>Chiều</w:t>
+            </w:r>
+          </w:p>
+        </w:tc>
+        <w:tc>
+          <w:tcPr>
+            <w:tcW w:type="dxa" w:w="3024"/>
+          </w:tcPr>
+          <w:p>
+            <w:r>
+              <w:rPr>
+                <w:b/>
+              </w:rPr>
+            </w:r>
+            <w:r>
+              <w:rPr>
+                <w:b/>
+              </w:rPr>
+              <w:t>Nội dung</w:t>
+            </w:r>
+          </w:p>
+        </w:tc>
+      </w:tr>
+      <w:tr>
+        <w:tc>
+          <w:tcPr>
+            <w:tcW w:type="dxa" w:w="3024"/>
+          </w:tcPr>
+          <w:p>
+            <w:r/>
+            <w:r>
+              <w:rPr>
+                <w:rFonts w:ascii="Consolas" w:hAnsi="Consolas"/>
+                <w:sz w:val="22"/>
+              </w:rPr>
+              <w:t>v1/gateway/connect</w:t>
+            </w:r>
+          </w:p>
+        </w:tc>
+        <w:tc>
+          <w:tcPr>
+            <w:tcW w:type="dxa" w:w="3024"/>
+          </w:tcPr>
+          <w:p>
+            <w:r/>
+            <w:r>
+              <w:t>Gateway to Broker</w:t>
+            </w:r>
+          </w:p>
+        </w:tc>
+        <w:tc>
+          <w:tcPr>
+            <w:tcW w:type="dxa" w:w="3024"/>
+          </w:tcPr>
+          <w:p>
+            <w:r/>
+            <w:r>
+              <w:t>Đăng ký sub-device mới.</w:t>
+            </w:r>
+          </w:p>
+        </w:tc>
+      </w:tr>
+      <w:tr>
+        <w:tc>
+          <w:tcPr>
+            <w:tcW w:type="dxa" w:w="3024"/>
+          </w:tcPr>
+          <w:p>
+            <w:r/>
+            <w:r>
+              <w:rPr>
+                <w:rFonts w:ascii="Consolas" w:hAnsi="Consolas"/>
+                <w:sz w:val="22"/>
+              </w:rPr>
+              <w:t>v1/gateway/disconnect</w:t>
+            </w:r>
+          </w:p>
+        </w:tc>
+        <w:tc>
+          <w:tcPr>
+            <w:tcW w:type="dxa" w:w="3024"/>
+          </w:tcPr>
+          <w:p>
+            <w:r/>
+            <w:r>
+              <w:t>Gateway to Broker</w:t>
+            </w:r>
+          </w:p>
+        </w:tc>
+        <w:tc>
+          <w:tcPr>
+            <w:tcW w:type="dxa" w:w="3024"/>
+          </w:tcPr>
+          <w:p>
+            <w:r/>
+            <w:r>
+              <w:t>Huỷ đăng ký sub-device.</w:t>
+            </w:r>
+          </w:p>
+        </w:tc>
+      </w:tr>
+      <w:tr>
+        <w:tc>
+          <w:tcPr>
+            <w:tcW w:type="dxa" w:w="3024"/>
+          </w:tcPr>
+          <w:p>
+            <w:r/>
+            <w:r>
+              <w:rPr>
+                <w:rFonts w:ascii="Consolas" w:hAnsi="Consolas"/>
+                <w:sz w:val="22"/>
+              </w:rPr>
+              <w:t>v1/gateway/telemetry</w:t>
+            </w:r>
+          </w:p>
+        </w:tc>
+        <w:tc>
+          <w:tcPr>
+            <w:tcW w:type="dxa" w:w="3024"/>
+          </w:tcPr>
+          <w:p>
+            <w:r/>
+            <w:r>
+              <w:t>Gateway to Broker</w:t>
+            </w:r>
+          </w:p>
+        </w:tc>
+        <w:tc>
+          <w:tcPr>
+            <w:tcW w:type="dxa" w:w="3024"/>
+          </w:tcPr>
+          <w:p>
+            <w:r/>
+            <w:r>
+              <w:t>Đẩy telemetry của sub-device.</w:t>
+            </w:r>
+          </w:p>
+        </w:tc>
+      </w:tr>
+      <w:tr>
+        <w:tc>
+          <w:tcPr>
+            <w:tcW w:type="dxa" w:w="3024"/>
+          </w:tcPr>
+          <w:p>
+            <w:r/>
+            <w:r>
+              <w:rPr>
+                <w:rFonts w:ascii="Consolas" w:hAnsi="Consolas"/>
+                <w:sz w:val="22"/>
+              </w:rPr>
+              <w:t>v1/gateway/attributes</w:t>
+            </w:r>
+          </w:p>
+        </w:tc>
+        <w:tc>
+          <w:tcPr>
+            <w:tcW w:type="dxa" w:w="3024"/>
+          </w:tcPr>
+          <w:p>
+            <w:r/>
+            <w:r>
+              <w:t>Gateway to Broker</w:t>
+            </w:r>
+          </w:p>
+        </w:tc>
+        <w:tc>
+          <w:tcPr>
+            <w:tcW w:type="dxa" w:w="3024"/>
+          </w:tcPr>
+          <w:p>
+            <w:r/>
+            <w:r>
+              <w:t>Cập nhật attribute.</w:t>
+            </w:r>
+          </w:p>
+        </w:tc>
+      </w:tr>
+      <w:tr>
+        <w:tc>
+          <w:tcPr>
+            <w:tcW w:type="dxa" w:w="3024"/>
+          </w:tcPr>
+          <w:p>
+            <w:r/>
+            <w:r>
+              <w:rPr>
+                <w:rFonts w:ascii="Consolas" w:hAnsi="Consolas"/>
+                <w:sz w:val="22"/>
+              </w:rPr>
+              <w:t>v1/devices/me/rpc/request/+</w:t>
+            </w:r>
+          </w:p>
+        </w:tc>
+        <w:tc>
+          <w:tcPr>
+            <w:tcW w:type="dxa" w:w="3024"/>
+          </w:tcPr>
+          <w:p>
+            <w:r/>
+            <w:r>
+              <w:t>Broker to Gateway</w:t>
+            </w:r>
+          </w:p>
+        </w:tc>
+        <w:tc>
+          <w:tcPr>
+            <w:tcW w:type="dxa" w:w="3024"/>
+          </w:tcPr>
+          <w:p>
+            <w:r/>
+            <w:r>
+              <w:t>RPC (ví dụ trigger OTA).</w:t>
+            </w:r>
+          </w:p>
+        </w:tc>
+      </w:tr>
+    </w:tbl>
+    <w:p>
+      <w:pPr>
+        <w:jc w:val="center"/>
+      </w:pPr>
+      <w:r>
+        <w:rPr>
+          <w:i/>
+        </w:rPr>
+        <w:t>Bảng. Các topic MQTT dùng trong ThingsBoard Gateway API.</w:t>
+      </w:r>
+    </w:p>
+    <w:p>
+      <w:pPr>
+        <w:spacing w:after="120"/>
+        <w:ind w:firstLine="432"/>
+        <w:jc w:val="both"/>
+      </w:pPr>
+      <w:r>
+        <w:t>Payload luôn là JSON. Ví dụ báo cáo RSSI của tag:</w:t>
+      </w:r>
+    </w:p>
+    <w:p>
+      <w:pPr>
+        <w:spacing w:after="0"/>
+        <w:ind w:left="288"/>
+      </w:pPr>
+      <w:r>
+        <w:rPr>
+          <w:rFonts w:ascii="Consolas" w:hAnsi="Consolas"/>
+          <w:sz w:val="20"/>
+        </w:rPr>
+        <w:t>{</w:t>
+      </w:r>
+    </w:p>
+    <w:p>
+      <w:pPr>
+        <w:spacing w:after="0"/>
+        <w:ind w:left="288"/>
+      </w:pPr>
+      <w:r>
+        <w:rPr>
+          <w:rFonts w:ascii="Consolas" w:hAnsi="Consolas"/>
+          <w:sz w:val="20"/>
+        </w:rPr>
+        <w:t xml:space="preserve">  "bmt_tag_0x0001": [</w:t>
+      </w:r>
+    </w:p>
+    <w:p>
+      <w:pPr>
+        <w:spacing w:after="0"/>
+        <w:ind w:left="288"/>
+      </w:pPr>
+      <w:r>
+        <w:rPr>
+          <w:rFonts w:ascii="Consolas" w:hAnsi="Consolas"/>
+          <w:sz w:val="20"/>
+        </w:rPr>
+        <w:t xml:space="preserve">    {</w:t>
+      </w:r>
+    </w:p>
+    <w:p>
+      <w:pPr>
+        <w:spacing w:after="0"/>
+        <w:ind w:left="288"/>
+      </w:pPr>
+      <w:r>
+        <w:rPr>
+          <w:rFonts w:ascii="Consolas" w:hAnsi="Consolas"/>
+          <w:sz w:val="20"/>
+        </w:rPr>
+        <w:t xml:space="preserve">      "ts": 1732345678000,</w:t>
+      </w:r>
+    </w:p>
+    <w:p>
+      <w:pPr>
+        <w:spacing w:after="0"/>
+        <w:ind w:left="288"/>
+      </w:pPr>
+      <w:r>
+        <w:rPr>
+          <w:rFonts w:ascii="Consolas" w:hAnsi="Consolas"/>
+          <w:sz w:val="20"/>
+        </w:rPr>
+        <w:t xml:space="preserve">      "values": {</w:t>
+      </w:r>
+    </w:p>
+    <w:p>
+      <w:pPr>
+        <w:spacing w:after="0"/>
+        <w:ind w:left="288"/>
+      </w:pPr>
+      <w:r>
+        <w:rPr>
+          <w:rFonts w:ascii="Consolas" w:hAnsi="Consolas"/>
+          <w:sz w:val="20"/>
+        </w:rPr>
+        <w:t xml:space="preserve">        "scanner_mac": "AC-BC-32-12-34-56",</w:t>
+      </w:r>
+    </w:p>
+    <w:p>
+      <w:pPr>
+        <w:spacing w:after="0"/>
+        <w:ind w:left="288"/>
+      </w:pPr>
+      <w:r>
+        <w:rPr>
+          <w:rFonts w:ascii="Consolas" w:hAnsi="Consolas"/>
+          <w:sz w:val="20"/>
+        </w:rPr>
+        <w:t xml:space="preserve">        "rssi": -47</w:t>
+      </w:r>
+    </w:p>
+    <w:p>
+      <w:pPr>
+        <w:spacing w:after="0"/>
+        <w:ind w:left="288"/>
+      </w:pPr>
+      <w:r>
+        <w:rPr>
+          <w:rFonts w:ascii="Consolas" w:hAnsi="Consolas"/>
+          <w:sz w:val="20"/>
+        </w:rPr>
+        <w:t xml:space="preserve">      }</w:t>
+      </w:r>
+    </w:p>
+    <w:p>
+      <w:pPr>
+        <w:spacing w:after="0"/>
+        <w:ind w:left="288"/>
+      </w:pPr>
+      <w:r>
+        <w:rPr>
+          <w:rFonts w:ascii="Consolas" w:hAnsi="Consolas"/>
+          <w:sz w:val="20"/>
+        </w:rPr>
+        <w:t xml:space="preserve">    }</w:t>
+      </w:r>
+    </w:p>
+    <w:p>
+      <w:pPr>
+        <w:spacing w:after="0"/>
+        <w:ind w:left="288"/>
+      </w:pPr>
+      <w:r>
+        <w:rPr>
+          <w:rFonts w:ascii="Consolas" w:hAnsi="Consolas"/>
+          <w:sz w:val="20"/>
+        </w:rPr>
+        <w:t xml:space="preserve">  ]</w:t>
+      </w:r>
+    </w:p>
+    <w:p>
+      <w:pPr>
+        <w:spacing w:after="0"/>
+        <w:ind w:left="288"/>
+      </w:pPr>
+      <w:r>
+        <w:rPr>
+          <w:rFonts w:ascii="Consolas" w:hAnsi="Consolas"/>
+          <w:sz w:val="20"/>
+        </w:rPr>
+        <w:t>}</w:t>
+      </w:r>
+    </w:p>
+    <w:p>
+      <w:pPr>
+        <w:pStyle w:val="Heading3"/>
+      </w:pPr>
+      <w:r>
+        <w:t>Rule Chain Engine</w:t>
+      </w:r>
+    </w:p>
+    <w:p>
+      <w:pPr>
+        <w:spacing w:after="120"/>
+        <w:ind w:firstLine="432"/>
+        <w:jc w:val="both"/>
+      </w:pPr>
+      <w:r>
+        <w:t xml:space="preserve">Rule Chain là DAG các </w:t>
+      </w:r>
+      <w:r>
+        <w:rPr>
+          <w:i/>
+        </w:rPr>
+        <w:t>rule node</w:t>
+      </w:r>
+      <w:r>
+        <w:t xml:space="preserve"> xử lý message. Mỗi node có input, chạy logic và định tuyến ra output theo </w:t>
+      </w:r>
+      <w:r>
+        <w:rPr>
+          <w:i/>
+        </w:rPr>
+        <w:t>relation type</w:t>
+      </w:r>
+      <w:r>
+        <w:t xml:space="preserve"> (</w:t>
+      </w:r>
+      <w:r>
+        <w:rPr>
+          <w:rFonts w:ascii="Consolas" w:hAnsi="Consolas"/>
+          <w:sz w:val="22"/>
+        </w:rPr>
+        <w:t>Success</w:t>
+      </w:r>
+      <w:r>
+        <w:t xml:space="preserve">, </w:t>
+      </w:r>
+      <w:r>
+        <w:rPr>
+          <w:rFonts w:ascii="Consolas" w:hAnsi="Consolas"/>
+          <w:sz w:val="22"/>
+        </w:rPr>
+        <w:t>Failure</w:t>
+      </w:r>
+      <w:r>
+        <w:t xml:space="preserve">, </w:t>
+      </w:r>
+      <w:r>
+        <w:rPr>
+          <w:rFonts w:ascii="Consolas" w:hAnsi="Consolas"/>
+          <w:sz w:val="22"/>
+        </w:rPr>
+        <w:t>True</w:t>
+      </w:r>
+      <w:r>
+        <w:t xml:space="preserve">, </w:t>
+      </w:r>
+      <w:r>
+        <w:rPr>
+          <w:rFonts w:ascii="Consolas" w:hAnsi="Consolas"/>
+          <w:sz w:val="22"/>
+        </w:rPr>
+        <w:t>False</w:t>
+      </w:r>
+      <w:r>
+        <w:t>,…).</w:t>
+      </w:r>
+    </w:p>
+    <w:p>
+      <w:pPr>
+        <w:spacing w:after="120"/>
+        <w:ind w:firstLine="432"/>
+        <w:jc w:val="both"/>
+      </w:pPr>
+      <w:r>
+        <w:t>Các loại rule node hay dùng:</w:t>
+      </w:r>
+    </w:p>
+    <w:p>
+      <w:pPr>
+        <w:pStyle w:val="ListBullet"/>
+      </w:pPr>
+      <w:r>
+        <w:rPr>
+          <w:i/>
+        </w:rPr>
+        <w:t>Transform</w:t>
+      </w:r>
+      <w:r>
+        <w:t xml:space="preserve">: JavaScript biến đổi payload, có thể đổi </w:t>
+      </w:r>
+      <w:r>
+        <w:rPr>
+          <w:rFonts w:ascii="Consolas" w:hAnsi="Consolas"/>
+          <w:sz w:val="22"/>
+        </w:rPr>
+        <w:t>msgType</w:t>
+      </w:r>
+      <w:r>
+        <w:t>.</w:t>
+      </w:r>
+    </w:p>
+    <w:p>
+      <w:pPr>
+        <w:pStyle w:val="ListBullet"/>
+      </w:pPr>
+      <w:r>
+        <w:rPr>
+          <w:i/>
+        </w:rPr>
+        <w:t>Filter</w:t>
+      </w:r>
+      <w:r>
+        <w:t>: JS trả về boolean, chọn True/False output.</w:t>
+      </w:r>
+    </w:p>
+    <w:p>
+      <w:pPr>
+        <w:pStyle w:val="ListBullet"/>
+      </w:pPr>
+      <w:r>
+        <w:rPr>
+          <w:i/>
+        </w:rPr>
+        <w:t>Save Timeseries</w:t>
+      </w:r>
+      <w:r>
+        <w:t>: ghi vào bảng chuỗi thời gian.</w:t>
+      </w:r>
+    </w:p>
+    <w:p>
+      <w:pPr>
+        <w:pStyle w:val="ListBullet"/>
+      </w:pPr>
+      <w:r>
+        <w:rPr>
+          <w:i/>
+        </w:rPr>
+        <w:t>Save Attributes</w:t>
+      </w:r>
+      <w:r>
+        <w:t>: ghi thuộc tính (client-scope, server-scope hoặc shared).</w:t>
+      </w:r>
+    </w:p>
+    <w:p>
+      <w:pPr>
+        <w:pStyle w:val="ListBullet"/>
+      </w:pPr>
+      <w:r>
+        <w:rPr>
+          <w:i/>
+        </w:rPr>
+        <w:t>RPC Call</w:t>
+      </w:r>
+      <w:r>
+        <w:t>: gửi RPC tới device.</w:t>
+      </w:r>
+    </w:p>
+    <w:p>
+      <w:pPr>
+        <w:spacing w:after="120"/>
+        <w:ind w:firstLine="432"/>
+        <w:jc w:val="both"/>
+      </w:pPr>
+      <w:r>
+        <w:t xml:space="preserve">Đề tài dùng hai Rule Chain: </w:t>
+      </w:r>
+      <w:r>
+        <w:rPr>
+          <w:rFonts w:ascii="Consolas" w:hAnsi="Consolas"/>
+          <w:sz w:val="22"/>
+        </w:rPr>
+        <w:t>ble_tag_zone_detection</w:t>
+      </w:r>
+      <w:r>
+        <w:t xml:space="preserve"> cho profile </w:t>
+      </w:r>
+      <w:r>
+        <w:rPr>
+          <w:rFonts w:ascii="Consolas" w:hAnsi="Consolas"/>
+          <w:sz w:val="22"/>
+        </w:rPr>
+        <w:t>ble_tag</w:t>
+      </w:r>
+      <w:r>
+        <w:t xml:space="preserve"> (chạy hysteresis + debounce đã nêu), và </w:t>
+      </w:r>
+      <w:r>
+        <w:rPr>
+          <w:rFonts w:ascii="Consolas" w:hAnsi="Consolas"/>
+          <w:sz w:val="22"/>
+        </w:rPr>
+        <w:t>ble_mesh_node_ota</w:t>
+      </w:r>
+      <w:r>
+        <w:t xml:space="preserve"> cho profile </w:t>
+      </w:r>
+      <w:r>
+        <w:rPr>
+          <w:rFonts w:ascii="Consolas" w:hAnsi="Consolas"/>
+          <w:sz w:val="22"/>
+        </w:rPr>
+        <w:t>ble_mesh_node</w:t>
+      </w:r>
+      <w:r>
+        <w:t xml:space="preserve"> (lưu </w:t>
+      </w:r>
+      <w:r>
+        <w:rPr>
+          <w:rFonts w:ascii="Consolas" w:hAnsi="Consolas"/>
+          <w:sz w:val="22"/>
+        </w:rPr>
+        <w:t>ota_result</w:t>
+      </w:r>
+      <w:r>
+        <w:t xml:space="preserve"> vào attribute).</w:t>
+      </w:r>
+    </w:p>
+    <w:p>
+      <w:pPr>
+        <w:spacing w:after="120"/>
+        <w:ind w:firstLine="432"/>
+        <w:jc w:val="both"/>
+      </w:pPr>
+      <w:r>
+        <w:t xml:space="preserve">Implementation chi tiết ở Chương </w:t>
+      </w:r>
+      <w:r>
+        <w:t>(Chapter4)</w:t>
+      </w:r>
+      <w:r>
+        <w:t>.</w:t>
+      </w:r>
+    </w:p>
+    <w:p/>
+    <w:p>
+      <w:pPr>
+        <w:pStyle w:val="Heading1"/>
+        <w:jc w:val="center"/>
+      </w:pPr>
+      <w:r>
+        <w:rPr>
+          <w:b/>
+        </w:rPr>
+        <w:t>TRIỂN KHAI HỆ THỐNG</w:t>
+      </w:r>
+    </w:p>
+    <w:p>
+      <w:pPr>
+        <w:pStyle w:val="Heading2"/>
+      </w:pPr>
+      <w:r>
+        <w:t>Kiến trúc tổng thể</w:t>
+      </w:r>
+    </w:p>
+    <w:p>
+      <w:pPr>
+        <w:spacing w:after="120"/>
+        <w:ind w:firstLine="432"/>
+        <w:jc w:val="both"/>
+      </w:pPr>
+      <w:r>
+        <w:t>Hệ thống chia thành bốn tầng, xếp từ thiết bị đầu cuối đến người dùng cuối:</w:t>
+      </w:r>
+    </w:p>
+    <w:p>
+      <w:pPr>
+        <w:pStyle w:val="ListBullet"/>
+      </w:pPr>
+      <w:r>
+        <w:rPr>
+          <w:b/>
+        </w:rPr>
+        <w:t>Tầng Tag</w:t>
+      </w:r>
+      <w:r>
+        <w:t>: các thẻ ESP32-S3 chạy pin, phát BLE advertisement chứa định danh và chữ ký HMAC mỗi 500 ms.</w:t>
+      </w:r>
+    </w:p>
+    <w:p>
+      <w:pPr>
+        <w:pStyle w:val="ListBullet"/>
+      </w:pPr>
+      <w:r>
+        <w:rPr>
+          <w:b/>
+        </w:rPr>
+        <w:t>Tầng Scanner</w:t>
+      </w:r>
+      <w:r>
+        <w:t>: 3 ESP32 cố định, quét BLE thụ động, đo RSSI, lọc Kalman và gửi thô về gateway qua mesh.</w:t>
+      </w:r>
+    </w:p>
+    <w:p>
+      <w:pPr>
+        <w:pStyle w:val="ListBullet"/>
+      </w:pPr>
+      <w:r>
+        <w:rPr>
+          <w:b/>
+        </w:rPr>
+        <w:t>Tầng Mesh + Relay</w:t>
+      </w:r>
+      <w:r>
+        <w:t>: một Relay ESP32-S3 chuyển tiếp gói tin BLE Mesh cho các scanner đặt xa.</w:t>
+      </w:r>
+    </w:p>
+    <w:p>
+      <w:pPr>
+        <w:pStyle w:val="ListBullet"/>
+      </w:pPr>
+      <w:r>
+        <w:rPr>
+          <w:b/>
+        </w:rPr>
+        <w:t>Tầng Gateway + Server</w:t>
+      </w:r>
+      <w:r>
+        <w:t>: một Gateway ESP32-S3 làm cầu nối MQTTS tới ThingsBoard CE tự host qua Docker.</w:t>
+      </w:r>
+    </w:p>
+    <w:p>
+      <w:pPr>
+        <w:spacing w:after="120"/>
+        <w:ind w:firstLine="432"/>
+        <w:jc w:val="both"/>
+      </w:pPr>
+      <w:r>
+        <w:t xml:space="preserve">Nguyên tắc thiết kế: </w:t>
+      </w:r>
+      <w:r>
+        <w:rPr>
+          <w:b/>
+        </w:rPr>
+        <w:t>firmware chỉ chuyển dữ liệu thô, mọi xử lý được đẩy về server</w:t>
+      </w:r>
+      <w:r>
+        <w:t>. Cụ thể, các scanner không quyết định tag đang ở phòng nào; chúng gửi cặp (</w:t>
+      </w:r>
+      <w:r>
+        <w:rPr>
+          <w:rFonts w:ascii="Consolas" w:hAnsi="Consolas"/>
+          <w:sz w:val="22"/>
+        </w:rPr>
+        <w:t>tag_id</w:t>
+      </w:r>
+      <w:r>
+        <w:t xml:space="preserve">, </w:t>
+      </w:r>
+      <w:r>
+        <w:rPr>
+          <w:rFonts w:ascii="Consolas" w:hAnsi="Consolas"/>
+          <w:sz w:val="22"/>
+        </w:rPr>
+        <w:t>rssi_filtered</w:t>
+      </w:r>
+      <w:r>
+        <w:t xml:space="preserve">, </w:t>
+      </w:r>
+      <w:r>
+        <w:rPr>
+          <w:rFonts w:ascii="Consolas" w:hAnsi="Consolas"/>
+          <w:sz w:val="22"/>
+        </w:rPr>
+        <w:t>scanner_id</w:t>
+      </w:r>
+      <w:r>
+        <w:t xml:space="preserve">) lên gateway, gateway đẩy lên ThingsBoard, rule chain trên server áp dụng hysteresis và debounce rồi ghi thuộc tính </w:t>
+      </w:r>
+      <w:r>
+        <w:rPr>
+          <w:rFonts w:ascii="Consolas" w:hAnsi="Consolas"/>
+          <w:sz w:val="22"/>
+        </w:rPr>
+        <w:t>room</w:t>
+      </w:r>
+      <w:r>
+        <w:t xml:space="preserve"> cho tag. Cách này cho phép sửa ngưỡng bất cứ lúc nào qua UI mà không phải flash lại firmware, giảm chi phí bảo trì hiện trường.</w:t>
+      </w:r>
+    </w:p>
+    <w:p>
+      <w:pPr>
+        <w:pStyle w:val="Heading2"/>
+      </w:pPr>
+      <w:r>
+        <w:t>Firmware Tag</w:t>
+      </w:r>
+    </w:p>
+    <w:p>
+      <w:pPr>
+        <w:spacing w:after="120"/>
+        <w:ind w:firstLine="432"/>
+        <w:jc w:val="both"/>
+      </w:pPr>
+      <w:r>
+        <w:t>Tag chạy trên ESP32-S3, cấp bằng pin CR2032 hoặc Li-Ion 3.7 V. Nhiệm vụ duy nhất: phát advertisement định kỳ có chữ ký.</w:t>
+      </w:r>
+    </w:p>
+    <w:p>
+      <w:pPr>
+        <w:pStyle w:val="Heading3"/>
+      </w:pPr>
+      <w:r>
+        <w:t>Cấu trúc gói ADV 24 byte</w:t>
+      </w:r>
+    </w:p>
+    <w:p>
+      <w:pPr>
+        <w:spacing w:after="120"/>
+        <w:ind w:firstLine="432"/>
+        <w:jc w:val="both"/>
+      </w:pPr>
+      <w:r>
+        <w:t xml:space="preserve">Struct </w:t>
+      </w:r>
+      <w:r>
+        <w:rPr>
+          <w:rFonts w:ascii="Consolas" w:hAnsi="Consolas"/>
+          <w:sz w:val="22"/>
+        </w:rPr>
+        <w:t>bmt_tag_adv_payload_t</w:t>
+      </w:r>
+      <w:r>
+        <w:t xml:space="preserve"> có tổng </w:t>
+      </w:r>
+      <w:r>
+        <w:rPr>
+          <w:b/>
+        </w:rPr>
+        <w:t>24 byte</w:t>
+      </w:r>
+      <w:r>
+        <w:t xml:space="preserve">, đặt trong trường manufacturer-specific data của khung ADV (khi phát, BLE stack tự thêm 2 byte Company ID Espressif </w:t>
+      </w:r>
+      <w:r>
+        <w:rPr>
+          <w:rFonts w:ascii="Consolas" w:hAnsi="Consolas"/>
+          <w:sz w:val="22"/>
+        </w:rPr>
+        <w:t>0x02E5</w:t>
+      </w:r>
+      <w:r>
+        <w:t xml:space="preserve"> ở đầu, không tính vào struct). Bảng </w:t>
+      </w:r>
+      <w:r>
+        <w:t>(tab:tag-payload)</w:t>
+      </w:r>
+      <w:r>
+        <w:t xml:space="preserve"> liệt kê offset trong struct. Định dạng cố định 24 byte cho phép scanner dùng </w:t>
       </w:r>
       <w:r>
         <w:rPr>
@@ -5504,7 +6251,7 @@
           <w:p>
             <w:r/>
             <w:r>
-              <w:t>0–1</w:t>
+              <w:t>0–15</w:t>
             </w:r>
           </w:p>
         </w:tc>
@@ -5515,7 +6262,42 @@
           <w:p>
             <w:r/>
             <w:r>
-              <w:t>Company ID (Espressif 0x02E5)</w:t>
+              <w:t>UUID hệ thống</w:t>
+            </w:r>
+          </w:p>
+        </w:tc>
+        <w:tc>
+          <w:tcPr>
+            <w:tcW w:type="dxa" w:w="3024"/>
+          </w:tcPr>
+          <w:p>
+            <w:r/>
+            <w:r>
+              <w:t>16 byte</w:t>
+            </w:r>
+          </w:p>
+        </w:tc>
+      </w:tr>
+      <w:tr>
+        <w:tc>
+          <w:tcPr>
+            <w:tcW w:type="dxa" w:w="3024"/>
+          </w:tcPr>
+          <w:p>
+            <w:r/>
+            <w:r>
+              <w:t>16–17</w:t>
+            </w:r>
+          </w:p>
+        </w:tc>
+        <w:tc>
+          <w:tcPr>
+            <w:tcW w:type="dxa" w:w="3024"/>
+          </w:tcPr>
+          <w:p>
+            <w:r/>
+            <w:r>
+              <w:t>Major (PERSON=0x0001, ASSET=0x0002)</w:t>
             </w:r>
           </w:p>
         </w:tc>
@@ -5539,41 +6321,6 @@
           <w:p>
             <w:r/>
             <w:r>
-              <w:t>2–17</w:t>
-            </w:r>
-          </w:p>
-        </w:tc>
-        <w:tc>
-          <w:tcPr>
-            <w:tcW w:type="dxa" w:w="3024"/>
-          </w:tcPr>
-          <w:p>
-            <w:r/>
-            <w:r>
-              <w:t>UUID (16 byte)</w:t>
-            </w:r>
-          </w:p>
-        </w:tc>
-        <w:tc>
-          <w:tcPr>
-            <w:tcW w:type="dxa" w:w="3024"/>
-          </w:tcPr>
-          <w:p>
-            <w:r/>
-            <w:r>
-              <w:t>16 byte</w:t>
-            </w:r>
-          </w:p>
-        </w:tc>
-      </w:tr>
-      <w:tr>
-        <w:tc>
-          <w:tcPr>
-            <w:tcW w:type="dxa" w:w="3024"/>
-          </w:tcPr>
-          <w:p>
-            <w:r/>
-            <w:r>
               <w:t>18–19</w:t>
             </w:r>
           </w:p>
@@ -5585,7 +6332,7 @@
           <w:p>
             <w:r/>
             <w:r>
-              <w:t>Major</w:t>
+              <w:t>Minor (tag ID)</w:t>
             </w:r>
           </w:p>
         </w:tc>
@@ -5609,7 +6356,7 @@
           <w:p>
             <w:r/>
             <w:r>
-              <w:t>20–21</w:t>
+              <w:t>20</w:t>
             </w:r>
           </w:p>
         </w:tc>
@@ -5620,42 +6367,7 @@
           <w:p>
             <w:r/>
             <w:r>
-              <w:t>Minor</w:t>
-            </w:r>
-          </w:p>
-        </w:tc>
-        <w:tc>
-          <w:tcPr>
-            <w:tcW w:type="dxa" w:w="3024"/>
-          </w:tcPr>
-          <w:p>
-            <w:r/>
-            <w:r>
-              <w:t>2 byte</w:t>
-            </w:r>
-          </w:p>
-        </w:tc>
-      </w:tr>
-      <w:tr>
-        <w:tc>
-          <w:tcPr>
-            <w:tcW w:type="dxa" w:w="3024"/>
-          </w:tcPr>
-          <w:p>
-            <w:r/>
-            <w:r>
-              <w:t>22</w:t>
-            </w:r>
-          </w:p>
-        </w:tc>
-        <w:tc>
-          <w:tcPr>
-            <w:tcW w:type="dxa" w:w="3024"/>
-          </w:tcPr>
-          <w:p>
-            <w:r/>
-            <w:r>
-              <w:t>tx_power (RSSI 1 m)</w:t>
+              <w:t>tx_power (RSSI tại 1 m)</w:t>
             </w:r>
           </w:p>
         </w:tc>
@@ -5679,7 +6391,7 @@
           <w:p>
             <w:r/>
             <w:r>
-              <w:t>23</w:t>
+              <w:t>21</w:t>
             </w:r>
           </w:p>
         </w:tc>
@@ -5690,7 +6402,7 @@
           <w:p>
             <w:r/>
             <w:r>
-              <w:t>Sequence number</w:t>
+              <w:t>Sequence number (0–255, wrap)</w:t>
             </w:r>
           </w:p>
         </w:tc>
@@ -5714,7 +6426,7 @@
           <w:p>
             <w:r/>
             <w:r>
-              <w:t>24–25</w:t>
+              <w:t>22–23</w:t>
             </w:r>
           </w:p>
         </w:tc>
@@ -5750,7 +6462,7 @@
         <w:rPr>
           <w:i/>
         </w:rPr>
-        <w:t>Bảng. Layout payload ADV của Tag.</w:t>
+        <w:t>Bảng. Layout struct \texttt{bmt\_tag\_adv\_payload\_t} (24 byte).</w:t>
       </w:r>
     </w:p>
     <w:p>
@@ -5900,7 +6612,7 @@
         <w:t>scan_interval</w:t>
       </w:r>
       <w:r>
-        <w:t xml:space="preserve"> 100 ms, </w:t>
+        <w:t xml:space="preserve"> 50 ms (0x0050 BLE units), </w:t>
       </w:r>
       <w:r>
         <w:rPr>
@@ -5910,7 +6622,7 @@
         <w:t>scan_window</w:t>
       </w:r>
       <w:r>
-        <w:t xml:space="preserve"> 80 ms, tức 80% thời gian mở radio để nghe ADV, 20% dành cho các hoạt động mesh (publish, receive, relay nếu enable). Duty cycle 80% đủ cao để bắt gần hết beacon 500 ms từ tag nhưng vẫn để chỗ cho mesh không bị nghẽn.</w:t>
+        <w:t xml:space="preserve"> 30 ms (0x0030 BLE units), tức 60% thời gian mở radio để nghe ADV, 40% dành cho các hoạt động mesh (publish, receive, relay nếu enable). Duty cycle 60% đủ cao để bắt gần hết beacon 500 ms từ tag nhưng vẫn dư băng thông cho mesh mà không bị nghẽn.</w:t>
       </w:r>
     </w:p>
     <w:p>
@@ -5998,13 +6710,13 @@
         <w:t>error_cov = 1.0</w:t>
       </w:r>
       <w:r>
-        <w:t xml:space="preserve">. Các lần sau, update theo công thức Kalman 1D với q = 0.1, r = 2.0 đã trình bày ở Chương </w:t>
+        <w:t xml:space="preserve">. Các lần sau, update theo công thức Kalman 1D với q = 0.1 cố định và r thích nghi theo phương sai đo (chi tiết ở Chương </w:t>
       </w:r>
       <w:r>
         <w:t>(Chapter3)</w:t>
       </w:r>
       <w:r>
-        <w:t>.</w:t>
+        <w:t>).</w:t>
       </w:r>
     </w:p>
     <w:p>
@@ -6318,7 +7030,7 @@
         <w:jc w:val="both"/>
       </w:pPr>
       <w:r>
-        <w:t>Không cần bấm nút trên gateway hay quét QR: cấp nguồn scanner/relay là chúng tự vào mesh. Điều này giảm rào cản triển khai ở hiện trường, nhất là khi có nhiều node.</w:t>
+        <w:t>Không cần bấm nút trên gateway hay quét QR: cấp nguồn scanner/relay là chúng tự vào mesh. Giảm thao tác ở hiện trường khi triển khai nhiều node.</w:t>
       </w:r>
     </w:p>
     <w:p>
@@ -6434,7 +7146,7 @@
         <w:t>nvs_get_blob</w:t>
       </w:r>
       <w:r>
-        <w:t xml:space="preserve"> và khôi phục lại state mesh mà không phải re-provision tất cả. Điều này quan trọng cho tự phục hồi sau mất điện: gateway boot lại, biết ngay đang có scanner nào ở đâu.</w:t>
+        <w:t xml:space="preserve"> và khôi phục state mesh không cần re-provision. Nhờ vậy, sau mất điện gateway boot lại là biết ngay các scanner đang ở địa chỉ nào.</w:t>
       </w:r>
     </w:p>
     <w:p>
@@ -6620,14 +7332,14 @@
         <w:t>RESET_CMD</w:t>
       </w:r>
       <w:r>
-        <w:t xml:space="preserve"> 5 lần cách 500 ms tới địa chỉ group </w:t>
+        <w:t xml:space="preserve"> 5 lần cách 500 ms tới địa chỉ all-nodes </w:t>
       </w:r>
       <w:r>
         <w:rPr>
           <w:rFonts w:ascii="Consolas" w:hAnsi="Consolas"/>
           <w:sz w:val="22"/>
         </w:rPr>
-        <w:t>0xC000</w:t>
+        <w:t>0xFFFF</w:t>
       </w:r>
       <w:r>
         <w:t xml:space="preserve">, mỗi lần track </w:t>
@@ -8192,7 +8904,7 @@
         <w:jc w:val="both"/>
       </w:pPr>
       <w:r>
-        <w:t>Chương này trình bày thiết lập môi trường, kịch bản kiểm thử và kết quả đo được của hệ thống. Các số liệu là giá trị đo thực trên phần cứng đề tài; nơi nào có sai lệch giữa lần đo, đề tài lấy trung bình 5–10 lần và ghi kèm độ lệch chuẩn.</w:t>
+        <w:t>Các số liệu bên dưới là giá trị đo thực trên phần cứng đề tài. Với phép đo có sai lệch giữa các lần, đề tài lấy trung bình 5–10 lần và ghi kèm độ lệch chuẩn.</w:t>
       </w:r>
     </w:p>
     <w:p>
@@ -10936,13 +11648,13 @@
         <w:jc w:val="both"/>
       </w:pPr>
       <w:r>
-        <w:t xml:space="preserve">Trong 6 kịch bản test (bring-up, độ chính xác 96.9%, chống flapping, self-healing, OTA, bảo mật beacon), hệ thống đáp ứng đầy đủ các tiêu chí đặt ra ở Chương </w:t>
+        <w:t xml:space="preserve">Sáu kịch bản test (bring-up, độ chính xác 96.9%, chống flapping, self-healing, OTA, bảo mật beacon) đều đạt các tiêu chí đặt ra ở Chương </w:t>
       </w:r>
       <w:r>
         <w:t>(Chapter1)</w:t>
       </w:r>
       <w:r>
-        <w:t>: định vị mức phòng ổn định, tự phục hồi, bảo mật chống giả mạo và có OTA hàng loạt.</w:t>
+        <w:t>: định vị mức phòng ổn định, tự phục hồi, bảo mật chống giả mạo và OTA hàng loạt.</w:t>
       </w:r>
     </w:p>
     <w:p>

--- a/thesis/khoa-luan.docx
+++ b/thesis/khoa-luan.docx
@@ -755,7 +755,22 @@
           <w:p>
             <w:r/>
             <w:r>
-              <w:t>Scanner (× 3)</w:t>
+              <w:t>Scanner (</w:t>
+            </w:r>
+            <m:oMath>
+              <m:box>
+                <m:e>
+                  <m:r>
+                    <m:rPr>
+                      <m:sty m:val="p"/>
+                    </m:rPr>
+                    <m:t>×</m:t>
+                  </m:r>
+                </m:e>
+              </m:box>
+            </m:oMath>
+            <w:r>
+              <w:t xml:space="preserve"> 3)</w:t>
             </w:r>
           </w:p>
         </w:tc>
@@ -1036,7 +1051,7 @@
         <w:rPr>
           <w:b/>
         </w:rPr>
-        <w:t>Chương 1 – Giới thiệu:</w:t>
+        <w:t>Chương 1 -- Giới thiệu:</w:t>
       </w:r>
       <w:r>
         <w:t xml:space="preserve"> Bối cảnh, động lực thực hiện, mục tiêu nghiên cứu, phạm vi, công cụ và cấu trúc khoá luận.</w:t>
@@ -1050,7 +1065,7 @@
         <w:rPr>
           <w:b/>
         </w:rPr>
-        <w:t>Chương 2 – Tổng quan nghiên cứu:</w:t>
+        <w:t>Chương 2 -- Tổng quan nghiên cứu:</w:t>
       </w:r>
       <w:r>
         <w:t xml:space="preserve"> Các phương pháp định vị trong nhà hiện có (fingerprinting, BLE, UWB), so sánh giải pháp thương mại (Estimote, Kontakt.io, Aruba Meridian), các nghiên cứu học thuật liên quan và khoảng trống cần lấp.</w:t>
@@ -1064,7 +1079,7 @@
         <w:rPr>
           <w:b/>
         </w:rPr>
-        <w:t>Chương 3 – Cơ sở lý thuyết:</w:t>
+        <w:t>Chương 3 -- Cơ sở lý thuyết:</w:t>
       </w:r>
       <w:r>
         <w:t xml:space="preserve"> BLE Advertising và RSSI, giao thức BLE Mesh (provisioner, node, keys, opcode), thuật toán xử lý tín hiệu (Kalman filter, path-loss), thuật toán quyết định zone (hysteresis, leaky-bucket debounce), bảo mật (HMAC, key rotation), OTA, giao thức MQTT/HTTP/TLS và ThingsBoard Gateway API.</w:t>
@@ -1078,7 +1093,7 @@
         <w:rPr>
           <w:b/>
         </w:rPr>
-        <w:t>Chương 4 – Triển khai hệ thống:</w:t>
+        <w:t>Chương 4 -- Triển khai hệ thống:</w:t>
       </w:r>
       <w:r>
         <w:t xml:space="preserve"> Kiến trúc tổng thể; firmware của bốn loại node (Tag, Scanner, Relay, Gateway); cấu hình server ThingsBoard (Docker, rule chain, dashboard); bảo mật end-to-end; cơ chế OTA; cấu trúc mã nguồn.</w:t>
@@ -1092,7 +1107,7 @@
         <w:rPr>
           <w:b/>
         </w:rPr>
-        <w:t>Chương 5 – Kết quả thực nghiệm:</w:t>
+        <w:t>Chương 5 -- Kết quả thực nghiệm:</w:t>
       </w:r>
       <w:r>
         <w:t xml:space="preserve"> Thiết lập môi trường thí nghiệm, các kịch bản kiểm thử (bring-up, độ chính xác định vị, chống nhiễu tại biên phòng, self-healing, OTA, bảo mật beacon), đánh giá tổng.</w:t>
@@ -1106,7 +1121,7 @@
         <w:rPr>
           <w:b/>
         </w:rPr>
-        <w:t>Chương 6 – Kết luận:</w:t>
+        <w:t>Chương 6 -- Kết luận:</w:t>
       </w:r>
       <w:r>
         <w:t xml:space="preserve"> Tóm tắt đóng góp chính của đề tài, hạn chế còn tồn tại và hướng phát triển tiếp theo.</w:t>
@@ -1284,13 +1299,108 @@
       <w:pPr>
         <w:jc w:val="center"/>
       </w:pPr>
-      <w:r>
-        <w:rPr>
-          <w:rFonts w:ascii="Cambria Math" w:hAnsi="Cambria Math"/>
-          <w:i/>
-        </w:rPr>
-        <w:t>d = 10^{(P_0 - P_r)/(10 n)}</w:t>
-      </w:r>
+      <m:oMath>
+        <m:box>
+          <m:e>
+            <m:r>
+              <m:rPr>
+                <m:sty m:val="i"/>
+              </m:rPr>
+              <m:t>d</m:t>
+            </m:r>
+            <m:r>
+              <m:rPr>
+                <m:sty m:val="p"/>
+              </m:rPr>
+              <m:t>=</m:t>
+            </m:r>
+            <m:sSup>
+              <m:e>
+                <m:r>
+                  <m:rPr>
+                    <m:sty m:val="p"/>
+                  </m:rPr>
+                  <m:t>10</m:t>
+                </m:r>
+              </m:e>
+              <m:sup>
+                <m:box>
+                  <m:e>
+                    <m:f>
+                      <m:num>
+                        <m:box>
+                          <m:e>
+                            <m:sSub>
+                              <m:e>
+                                <m:r>
+                                  <m:rPr>
+                                    <m:sty m:val="i"/>
+                                  </m:rPr>
+                                  <m:t>P</m:t>
+                                </m:r>
+                              </m:e>
+                              <m:sub>
+                                <m:r>
+                                  <m:rPr>
+                                    <m:sty m:val="p"/>
+                                  </m:rPr>
+                                  <m:t>0</m:t>
+                                </m:r>
+                              </m:sub>
+                            </m:sSub>
+                            <m:r>
+                              <m:rPr>
+                                <m:sty m:val="p"/>
+                              </m:rPr>
+                              <m:t>−</m:t>
+                            </m:r>
+                            <m:sSub>
+                              <m:e>
+                                <m:r>
+                                  <m:rPr>
+                                    <m:sty m:val="i"/>
+                                  </m:rPr>
+                                  <m:t>P</m:t>
+                                </m:r>
+                              </m:e>
+                              <m:sub>
+                                <m:r>
+                                  <m:rPr>
+                                    <m:sty m:val="i"/>
+                                  </m:rPr>
+                                  <m:t>r</m:t>
+                                </m:r>
+                              </m:sub>
+                            </m:sSub>
+                          </m:e>
+                        </m:box>
+                      </m:num>
+                      <m:den>
+                        <m:box>
+                          <m:e>
+                            <m:r>
+                              <m:rPr>
+                                <m:sty m:val="p"/>
+                              </m:rPr>
+                              <m:t>10</m:t>
+                            </m:r>
+                            <m:r>
+                              <m:rPr>
+                                <m:sty m:val="i"/>
+                              </m:rPr>
+                              <m:t>n</m:t>
+                            </m:r>
+                          </m:e>
+                        </m:box>
+                      </m:den>
+                    </m:f>
+                  </m:e>
+                </m:box>
+              </m:sup>
+            </m:sSup>
+          </m:e>
+        </m:box>
+      </m:oMath>
     </w:p>
     <w:p>
       <w:pPr>
@@ -1298,8 +1408,74 @@
         <w:ind w:firstLine="432"/>
         <w:jc w:val="both"/>
       </w:pPr>
-      <w:r>
-        <w:t>P_0 là RSSI tại 1 m (ghi trong payload beacon), P_r là RSSI đo được, n là hệ số path-loss (trong nhà 2–4).</w:t>
+      <m:oMath>
+        <m:box>
+          <m:e>
+            <m:sSub>
+              <m:e>
+                <m:r>
+                  <m:rPr>
+                    <m:sty m:val="i"/>
+                  </m:rPr>
+                  <m:t>P</m:t>
+                </m:r>
+              </m:e>
+              <m:sub>
+                <m:r>
+                  <m:rPr>
+                    <m:sty m:val="p"/>
+                  </m:rPr>
+                  <m:t>0</m:t>
+                </m:r>
+              </m:sub>
+            </m:sSub>
+          </m:e>
+        </m:box>
+      </m:oMath>
+      <w:r>
+        <w:t xml:space="preserve"> là RSSI tại 1 m (ghi trong payload beacon), </w:t>
+      </w:r>
+      <m:oMath>
+        <m:box>
+          <m:e>
+            <m:sSub>
+              <m:e>
+                <m:r>
+                  <m:rPr>
+                    <m:sty m:val="i"/>
+                  </m:rPr>
+                  <m:t>P</m:t>
+                </m:r>
+              </m:e>
+              <m:sub>
+                <m:r>
+                  <m:rPr>
+                    <m:sty m:val="i"/>
+                  </m:rPr>
+                  <m:t>r</m:t>
+                </m:r>
+              </m:sub>
+            </m:sSub>
+          </m:e>
+        </m:box>
+      </m:oMath>
+      <w:r>
+        <w:t xml:space="preserve"> là RSSI đo được, </w:t>
+      </w:r>
+      <m:oMath>
+        <m:box>
+          <m:e>
+            <m:r>
+              <m:rPr>
+                <m:sty m:val="i"/>
+              </m:rPr>
+              <m:t>n</m:t>
+            </m:r>
+          </m:e>
+        </m:box>
+      </m:oMath>
+      <w:r>
+        <w:t xml:space="preserve"> là hệ số path-loss (trong nhà 2–4).</w:t>
       </w:r>
     </w:p>
     <w:p>
@@ -1563,7 +1739,22 @@
           <w:p>
             <w:r/>
             <w:r>
-              <w:t>$ 30</w:t>
+              <w:t>$</w:t>
+            </w:r>
+            <m:oMath>
+              <m:box>
+                <m:e>
+                  <m:r>
+                    <m:rPr>
+                      <m:sty m:val="i"/>
+                    </m:rPr>
+                    <m:t>~</m:t>
+                  </m:r>
+                </m:e>
+              </m:box>
+            </m:oMath>
+            <w:r>
+              <w:t>30</w:t>
             </w:r>
           </w:p>
         </w:tc>
@@ -1620,7 +1811,22 @@
           <w:p>
             <w:r/>
             <w:r>
-              <w:t>$ 15</w:t>
+              <w:t>$</w:t>
+            </w:r>
+            <m:oMath>
+              <m:box>
+                <m:e>
+                  <m:r>
+                    <m:rPr>
+                      <m:sty m:val="i"/>
+                    </m:rPr>
+                    <m:t>~</m:t>
+                  </m:r>
+                </m:e>
+              </m:box>
+            </m:oMath>
+            <w:r>
+              <w:t>15</w:t>
             </w:r>
           </w:p>
         </w:tc>
@@ -1807,7 +2013,61 @@
         <w:t>[zhuang-kalman-ble]</w:t>
       </w:r>
       <w:r>
-        <w:t xml:space="preserve"> dùng lọc Kalman 1D (q = 0.1, r = 2.0) giảm độ lệch chuẩn từ 4 dBm xuống 1 dBm mà không chậm phản ứng khi vị trí đổi. Đề tài dùng công thức tương tự (Chương </w:t>
+        <w:t xml:space="preserve"> dùng lọc Kalman 1D (</w:t>
+      </w:r>
+      <m:oMath>
+        <m:box>
+          <m:e>
+            <m:r>
+              <m:rPr>
+                <m:sty m:val="i"/>
+              </m:rPr>
+              <m:t>q</m:t>
+            </m:r>
+            <m:r>
+              <m:rPr>
+                <m:sty m:val="p"/>
+              </m:rPr>
+              <m:t>=</m:t>
+            </m:r>
+            <m:r>
+              <m:rPr>
+                <m:sty m:val="p"/>
+              </m:rPr>
+              <m:t>0.1</m:t>
+            </m:r>
+          </m:e>
+        </m:box>
+      </m:oMath>
+      <w:r>
+        <w:t xml:space="preserve">, </w:t>
+      </w:r>
+      <m:oMath>
+        <m:box>
+          <m:e>
+            <m:r>
+              <m:rPr>
+                <m:sty m:val="i"/>
+              </m:rPr>
+              <m:t>r</m:t>
+            </m:r>
+            <m:r>
+              <m:rPr>
+                <m:sty m:val="p"/>
+              </m:rPr>
+              <m:t>=</m:t>
+            </m:r>
+            <m:r>
+              <m:rPr>
+                <m:sty m:val="p"/>
+              </m:rPr>
+              <m:t>2.0</m:t>
+            </m:r>
+          </m:e>
+        </m:box>
+      </m:oMath>
+      <w:r>
+        <w:t xml:space="preserve">) giảm độ lệch chuẩn từ 4 dBm xuống 1 dBm mà không chậm phản ứng khi vị trí đổi. Đề tài dùng công thức tương tự (Chương </w:t>
       </w:r>
       <w:r>
         <w:t>(Chapter3)</w:t>
@@ -1841,7 +2101,22 @@
         <w:jc w:val="both"/>
       </w:pPr>
       <w:r>
-        <w:t xml:space="preserve">Hệ số n thay đổi theo môi trường. Bahillo </w:t>
+        <w:t xml:space="preserve">Hệ số </w:t>
+      </w:r>
+      <m:oMath>
+        <m:box>
+          <m:e>
+            <m:r>
+              <m:rPr>
+                <m:sty m:val="i"/>
+              </m:rPr>
+              <m:t>n</m:t>
+            </m:r>
+          </m:e>
+        </m:box>
+      </m:oMath>
+      <w:r>
+        <w:t xml:space="preserve"> thay đổi theo môi trường. Bahillo </w:t>
       </w:r>
       <w:r>
         <w:rPr>
@@ -1856,7 +2131,142 @@
         <w:t>[bahillo-pathloss]</w:t>
       </w:r>
       <w:r>
-        <w:t xml:space="preserve"> đo trong 5 loại môi trường: không gian mở (n ≈ 2.0), văn phòng vách kính (n ≈ 2.5), văn phòng tường thạch cao (n ≈ 3.0), toà nhà bê tông (n ≈ 3.5), hành lang dài (n ≈ 4.0).</w:t>
+        <w:t xml:space="preserve"> đo trong 5 loại môi trường: không gian mở (</w:t>
+      </w:r>
+      <m:oMath>
+        <m:box>
+          <m:e>
+            <m:r>
+              <m:rPr>
+                <m:sty m:val="i"/>
+              </m:rPr>
+              <m:t>n</m:t>
+            </m:r>
+            <m:r>
+              <m:rPr>
+                <m:sty m:val="p"/>
+              </m:rPr>
+              <m:t>≈</m:t>
+            </m:r>
+            <m:r>
+              <m:rPr>
+                <m:sty m:val="p"/>
+              </m:rPr>
+              <m:t>2.0</m:t>
+            </m:r>
+          </m:e>
+        </m:box>
+      </m:oMath>
+      <w:r>
+        <w:t>), văn phòng vách kính (</w:t>
+      </w:r>
+      <m:oMath>
+        <m:box>
+          <m:e>
+            <m:r>
+              <m:rPr>
+                <m:sty m:val="i"/>
+              </m:rPr>
+              <m:t>n</m:t>
+            </m:r>
+            <m:r>
+              <m:rPr>
+                <m:sty m:val="p"/>
+              </m:rPr>
+              <m:t>≈</m:t>
+            </m:r>
+            <m:r>
+              <m:rPr>
+                <m:sty m:val="p"/>
+              </m:rPr>
+              <m:t>2.5</m:t>
+            </m:r>
+          </m:e>
+        </m:box>
+      </m:oMath>
+      <w:r>
+        <w:t>), văn phòng tường thạch cao (</w:t>
+      </w:r>
+      <m:oMath>
+        <m:box>
+          <m:e>
+            <m:r>
+              <m:rPr>
+                <m:sty m:val="i"/>
+              </m:rPr>
+              <m:t>n</m:t>
+            </m:r>
+            <m:r>
+              <m:rPr>
+                <m:sty m:val="p"/>
+              </m:rPr>
+              <m:t>≈</m:t>
+            </m:r>
+            <m:r>
+              <m:rPr>
+                <m:sty m:val="p"/>
+              </m:rPr>
+              <m:t>3.0</m:t>
+            </m:r>
+          </m:e>
+        </m:box>
+      </m:oMath>
+      <w:r>
+        <w:t>), toà nhà bê tông (</w:t>
+      </w:r>
+      <m:oMath>
+        <m:box>
+          <m:e>
+            <m:r>
+              <m:rPr>
+                <m:sty m:val="i"/>
+              </m:rPr>
+              <m:t>n</m:t>
+            </m:r>
+            <m:r>
+              <m:rPr>
+                <m:sty m:val="p"/>
+              </m:rPr>
+              <m:t>≈</m:t>
+            </m:r>
+            <m:r>
+              <m:rPr>
+                <m:sty m:val="p"/>
+              </m:rPr>
+              <m:t>3.5</m:t>
+            </m:r>
+          </m:e>
+        </m:box>
+      </m:oMath>
+      <w:r>
+        <w:t>), hành lang dài (</w:t>
+      </w:r>
+      <m:oMath>
+        <m:box>
+          <m:e>
+            <m:r>
+              <m:rPr>
+                <m:sty m:val="i"/>
+              </m:rPr>
+              <m:t>n</m:t>
+            </m:r>
+            <m:r>
+              <m:rPr>
+                <m:sty m:val="p"/>
+              </m:rPr>
+              <m:t>≈</m:t>
+            </m:r>
+            <m:r>
+              <m:rPr>
+                <m:sty m:val="p"/>
+              </m:rPr>
+              <m:t>4.0</m:t>
+            </m:r>
+          </m:e>
+        </m:box>
+      </m:oMath>
+      <w:r>
+        <w:t>).</w:t>
       </w:r>
     </w:p>
     <w:p>
@@ -1866,7 +2276,34 @@
         <w:jc w:val="both"/>
       </w:pPr>
       <w:r>
-        <w:t>Đề tài chọn n = 2.5 cho môi trường thí nghiệm căn hộ có tường thạch cao lẫn tường bê tông.</w:t>
+        <w:t xml:space="preserve">Đề tài chọn </w:t>
+      </w:r>
+      <m:oMath>
+        <m:box>
+          <m:e>
+            <m:r>
+              <m:rPr>
+                <m:sty m:val="i"/>
+              </m:rPr>
+              <m:t>n</m:t>
+            </m:r>
+            <m:r>
+              <m:rPr>
+                <m:sty m:val="p"/>
+              </m:rPr>
+              <m:t>=</m:t>
+            </m:r>
+            <m:r>
+              <m:rPr>
+                <m:sty m:val="p"/>
+              </m:rPr>
+              <m:t>2.5</m:t>
+            </m:r>
+          </m:e>
+        </m:box>
+      </m:oMath>
+      <w:r>
+        <w:t xml:space="preserve"> cho môi trường thí nghiệm căn hộ có tường thạch cao lẫn tường bê tông.</w:t>
       </w:r>
     </w:p>
     <w:p>
@@ -2215,7 +2652,7 @@
           <w:rFonts w:ascii="Consolas" w:hAnsi="Consolas"/>
           <w:sz w:val="22"/>
         </w:rPr>
-        <w:t>tx_power</w:t>
+        <w:t>tx\_power</w:t>
       </w:r>
       <w:r>
         <w:t xml:space="preserve"> là RSSI đo được ở đúng 1 m, calibrate lúc lắp đặt — input cho công thức tính khoảng cách. </w:t>
@@ -2262,7 +2699,49 @@
         <w:jc w:val="both"/>
       </w:pPr>
       <w:r>
-        <w:t>RSSI (Received Signal Strength Indicator) là công suất tín hiệu nhận, đơn vị dBm. BLE thường cho RSSI trong khoảng -30 dBm (gần) đến -100 dBm (gần mất).</w:t>
+        <w:t xml:space="preserve">RSSI (Received Signal Strength Indicator) là công suất tín hiệu nhận, đơn vị dBm. BLE thường cho RSSI trong khoảng </w:t>
+      </w:r>
+      <m:oMath>
+        <m:box>
+          <m:e>
+            <m:r>
+              <m:rPr>
+                <m:sty m:val="p"/>
+              </m:rPr>
+              <m:t>−</m:t>
+            </m:r>
+            <m:r>
+              <m:rPr>
+                <m:sty m:val="p"/>
+              </m:rPr>
+              <m:t>30</m:t>
+            </m:r>
+          </m:e>
+        </m:box>
+      </m:oMath>
+      <w:r>
+        <w:t xml:space="preserve"> dBm (gần) đến </w:t>
+      </w:r>
+      <m:oMath>
+        <m:box>
+          <m:e>
+            <m:r>
+              <m:rPr>
+                <m:sty m:val="p"/>
+              </m:rPr>
+              <m:t>−</m:t>
+            </m:r>
+            <m:r>
+              <m:rPr>
+                <m:sty m:val="p"/>
+              </m:rPr>
+              <m:t>100</m:t>
+            </m:r>
+          </m:e>
+        </m:box>
+      </m:oMath>
+      <w:r>
+        <w:t xml:space="preserve"> dBm (gần mất).</w:t>
       </w:r>
     </w:p>
     <w:p>
@@ -2294,13 +2773,202 @@
       <w:pPr>
         <w:jc w:val="center"/>
       </w:pPr>
-      <w:r>
-        <w:rPr>
-          <w:rFonts w:ascii="Cambria Math" w:hAnsi="Cambria Math"/>
-          <w:i/>
-        </w:rPr>
-        <w:t>P_r(d) = P_0 - 10 cdot n cdot log_(10)left((d)/(d_0)right) + X_σ     label{eq:pathloss}</w:t>
-      </w:r>
+      <m:oMath>
+        <m:box>
+          <m:e>
+            <m:sSub>
+              <m:e>
+                <m:r>
+                  <m:rPr>
+                    <m:sty m:val="i"/>
+                  </m:rPr>
+                  <m:t>P</m:t>
+                </m:r>
+              </m:e>
+              <m:sub>
+                <m:r>
+                  <m:rPr>
+                    <m:sty m:val="i"/>
+                  </m:rPr>
+                  <m:t>r</m:t>
+                </m:r>
+              </m:sub>
+            </m:sSub>
+            <m:r>
+              <m:rPr>
+                <m:sty m:val="p"/>
+              </m:rPr>
+              <m:t>(</m:t>
+            </m:r>
+            <m:r>
+              <m:rPr>
+                <m:sty m:val="i"/>
+              </m:rPr>
+              <m:t>d</m:t>
+            </m:r>
+            <m:r>
+              <m:rPr>
+                <m:sty m:val="p"/>
+              </m:rPr>
+              <m:t>)</m:t>
+            </m:r>
+            <m:r>
+              <m:rPr>
+                <m:sty m:val="p"/>
+              </m:rPr>
+              <m:t>=</m:t>
+            </m:r>
+            <m:sSub>
+              <m:e>
+                <m:r>
+                  <m:rPr>
+                    <m:sty m:val="i"/>
+                  </m:rPr>
+                  <m:t>P</m:t>
+                </m:r>
+              </m:e>
+              <m:sub>
+                <m:r>
+                  <m:rPr>
+                    <m:sty m:val="p"/>
+                  </m:rPr>
+                  <m:t>0</m:t>
+                </m:r>
+              </m:sub>
+            </m:sSub>
+            <m:r>
+              <m:rPr>
+                <m:sty m:val="p"/>
+              </m:rPr>
+              <m:t>−</m:t>
+            </m:r>
+            <m:r>
+              <m:rPr>
+                <m:sty m:val="p"/>
+              </m:rPr>
+              <m:t>10</m:t>
+            </m:r>
+            <m:r>
+              <m:rPr>
+                <m:sty m:val="p"/>
+              </m:rPr>
+              <m:t>·</m:t>
+            </m:r>
+            <m:r>
+              <m:rPr>
+                <m:sty m:val="i"/>
+              </m:rPr>
+              <m:t>n</m:t>
+            </m:r>
+            <m:r>
+              <m:rPr>
+                <m:sty m:val="p"/>
+              </m:rPr>
+              <m:t>·</m:t>
+            </m:r>
+            <m:sSub>
+              <m:e>
+                <m:r>
+                  <m:rPr>
+                    <m:sty m:val="p"/>
+                  </m:rPr>
+                  <m:t>log</m:t>
+                </m:r>
+              </m:e>
+              <m:sub>
+                <m:box>
+                  <m:e>
+                    <m:r>
+                      <m:rPr>
+                        <m:sty m:val="p"/>
+                      </m:rPr>
+                      <m:t>10</m:t>
+                    </m:r>
+                  </m:e>
+                </m:box>
+              </m:sub>
+            </m:sSub>
+            <m:box>
+              <m:e>
+                <m:d>
+                  <m:dPr>
+                    <m:begChr m:val="("/>
+                    <m:endChr m:val=")"/>
+                  </m:dPr>
+                  <m:e>
+                    <m:box>
+                      <m:e>
+                        <m:f>
+                          <m:num>
+                            <m:box>
+                              <m:e>
+                                <m:r>
+                                  <m:rPr>
+                                    <m:sty m:val="i"/>
+                                  </m:rPr>
+                                  <m:t>d</m:t>
+                                </m:r>
+                              </m:e>
+                            </m:box>
+                          </m:num>
+                          <m:den>
+                            <m:box>
+                              <m:e>
+                                <m:sSub>
+                                  <m:e>
+                                    <m:r>
+                                      <m:rPr>
+                                        <m:sty m:val="i"/>
+                                      </m:rPr>
+                                      <m:t>d</m:t>
+                                    </m:r>
+                                  </m:e>
+                                  <m:sub>
+                                    <m:r>
+                                      <m:rPr>
+                                        <m:sty m:val="p"/>
+                                      </m:rPr>
+                                      <m:t>0</m:t>
+                                    </m:r>
+                                  </m:sub>
+                                </m:sSub>
+                              </m:e>
+                            </m:box>
+                          </m:den>
+                        </m:f>
+                      </m:e>
+                    </m:box>
+                  </m:e>
+                </m:d>
+              </m:e>
+            </m:box>
+            <m:r>
+              <m:rPr>
+                <m:sty m:val="p"/>
+              </m:rPr>
+              <m:t>+</m:t>
+            </m:r>
+            <m:sSub>
+              <m:e>
+                <m:r>
+                  <m:rPr>
+                    <m:sty m:val="i"/>
+                  </m:rPr>
+                  <m:t>X</m:t>
+                </m:r>
+              </m:e>
+              <m:sub>
+                <m:r>
+                  <m:rPr>
+                    <m:sty m:val="i"/>
+                  </m:rPr>
+                  <m:t>σ</m:t>
+                </m:r>
+              </m:sub>
+            </m:sSub>
+          </m:e>
+        </m:box>
+      </m:oMath>
     </w:p>
     <w:p>
       <w:pPr>
@@ -2316,32 +2984,230 @@
       <w:pPr>
         <w:pStyle w:val="ListBullet"/>
       </w:pPr>
-      <w:r>
-        <w:t>P_r(d): công suất nhận tại khoảng cách d (dBm).</w:t>
+      <m:oMath>
+        <m:box>
+          <m:e>
+            <m:sSub>
+              <m:e>
+                <m:r>
+                  <m:rPr>
+                    <m:sty m:val="i"/>
+                  </m:rPr>
+                  <m:t>P</m:t>
+                </m:r>
+              </m:e>
+              <m:sub>
+                <m:r>
+                  <m:rPr>
+                    <m:sty m:val="i"/>
+                  </m:rPr>
+                  <m:t>r</m:t>
+                </m:r>
+              </m:sub>
+            </m:sSub>
+            <m:r>
+              <m:rPr>
+                <m:sty m:val="p"/>
+              </m:rPr>
+              <m:t>(</m:t>
+            </m:r>
+            <m:r>
+              <m:rPr>
+                <m:sty m:val="i"/>
+              </m:rPr>
+              <m:t>d</m:t>
+            </m:r>
+            <m:r>
+              <m:rPr>
+                <m:sty m:val="p"/>
+              </m:rPr>
+              <m:t>)</m:t>
+            </m:r>
+          </m:e>
+        </m:box>
+      </m:oMath>
+      <w:r>
+        <w:t xml:space="preserve">: công suất nhận tại khoảng cách </w:t>
+      </w:r>
+      <m:oMath>
+        <m:box>
+          <m:e>
+            <m:r>
+              <m:rPr>
+                <m:sty m:val="i"/>
+              </m:rPr>
+              <m:t>d</m:t>
+            </m:r>
+          </m:e>
+        </m:box>
+      </m:oMath>
+      <w:r>
+        <w:t xml:space="preserve"> (dBm).</w:t>
       </w:r>
     </w:p>
     <w:p>
       <w:pPr>
         <w:pStyle w:val="ListBullet"/>
       </w:pPr>
-      <w:r>
-        <w:t>P_0: công suất tham chiếu tại khoảng cách d_0 (thường d_0 = 1 m).</w:t>
+      <m:oMath>
+        <m:box>
+          <m:e>
+            <m:sSub>
+              <m:e>
+                <m:r>
+                  <m:rPr>
+                    <m:sty m:val="i"/>
+                  </m:rPr>
+                  <m:t>P</m:t>
+                </m:r>
+              </m:e>
+              <m:sub>
+                <m:r>
+                  <m:rPr>
+                    <m:sty m:val="p"/>
+                  </m:rPr>
+                  <m:t>0</m:t>
+                </m:r>
+              </m:sub>
+            </m:sSub>
+          </m:e>
+        </m:box>
+      </m:oMath>
+      <w:r>
+        <w:t xml:space="preserve">: công suất tham chiếu tại khoảng cách </w:t>
+      </w:r>
+      <m:oMath>
+        <m:box>
+          <m:e>
+            <m:sSub>
+              <m:e>
+                <m:r>
+                  <m:rPr>
+                    <m:sty m:val="i"/>
+                  </m:rPr>
+                  <m:t>d</m:t>
+                </m:r>
+              </m:e>
+              <m:sub>
+                <m:r>
+                  <m:rPr>
+                    <m:sty m:val="p"/>
+                  </m:rPr>
+                  <m:t>0</m:t>
+                </m:r>
+              </m:sub>
+            </m:sSub>
+          </m:e>
+        </m:box>
+      </m:oMath>
+      <w:r>
+        <w:t xml:space="preserve"> (thường </w:t>
+      </w:r>
+      <m:oMath>
+        <m:box>
+          <m:e>
+            <m:sSub>
+              <m:e>
+                <m:r>
+                  <m:rPr>
+                    <m:sty m:val="i"/>
+                  </m:rPr>
+                  <m:t>d</m:t>
+                </m:r>
+              </m:e>
+              <m:sub>
+                <m:r>
+                  <m:rPr>
+                    <m:sty m:val="p"/>
+                  </m:rPr>
+                  <m:t>0</m:t>
+                </m:r>
+              </m:sub>
+            </m:sSub>
+            <m:r>
+              <m:rPr>
+                <m:sty m:val="p"/>
+              </m:rPr>
+              <m:t>=</m:t>
+            </m:r>
+            <m:r>
+              <m:rPr>
+                <m:sty m:val="p"/>
+              </m:rPr>
+              <m:t>1</m:t>
+            </m:r>
+          </m:e>
+        </m:box>
+      </m:oMath>
+      <w:r>
+        <w:t xml:space="preserve"> m).</w:t>
       </w:r>
     </w:p>
     <w:p>
       <w:pPr>
         <w:pStyle w:val="ListBullet"/>
       </w:pPr>
-      <w:r>
-        <w:t>n: hệ số mất mát đường truyền (path-loss exponent).</w:t>
+      <m:oMath>
+        <m:box>
+          <m:e>
+            <m:r>
+              <m:rPr>
+                <m:sty m:val="i"/>
+              </m:rPr>
+              <m:t>n</m:t>
+            </m:r>
+          </m:e>
+        </m:box>
+      </m:oMath>
+      <w:r>
+        <w:t>: hệ số mất mát đường truyền (path-loss exponent).</w:t>
       </w:r>
     </w:p>
     <w:p>
       <w:pPr>
         <w:pStyle w:val="ListBullet"/>
       </w:pPr>
-      <w:r>
-        <w:t>X_σ: nhiễu ngẫu nhiên phân phối chuẩn với độ lệch chuẩn σ.</w:t>
+      <m:oMath>
+        <m:box>
+          <m:e>
+            <m:sSub>
+              <m:e>
+                <m:r>
+                  <m:rPr>
+                    <m:sty m:val="i"/>
+                  </m:rPr>
+                  <m:t>X</m:t>
+                </m:r>
+              </m:e>
+              <m:sub>
+                <m:r>
+                  <m:rPr>
+                    <m:sty m:val="i"/>
+                  </m:rPr>
+                  <m:t>σ</m:t>
+                </m:r>
+              </m:sub>
+            </m:sSub>
+          </m:e>
+        </m:box>
+      </m:oMath>
+      <w:r>
+        <w:t xml:space="preserve">: nhiễu ngẫu nhiên phân phối chuẩn với độ lệch chuẩn </w:t>
+      </w:r>
+      <m:oMath>
+        <m:box>
+          <m:e>
+            <m:r>
+              <m:rPr>
+                <m:sty m:val="i"/>
+              </m:rPr>
+              <m:t>σ</m:t>
+            </m:r>
+          </m:e>
+        </m:box>
+      </m:oMath>
+      <w:r>
+        <w:t>.</w:t>
       </w:r>
     </w:p>
     <w:p>
@@ -2351,20 +3217,188 @@
         <w:jc w:val="both"/>
       </w:pPr>
       <w:r>
-        <w:t>Đảo công thức eq:pathloss (bỏ X_σ) để ước lượng khoảng cách:</w:t>
+        <w:t xml:space="preserve">Đảo công thức </w:t>
+      </w:r>
+      <w:r>
+        <w:t>(eq:pathloss)</w:t>
+      </w:r>
+      <w:r>
+        <w:t xml:space="preserve"> (bỏ </w:t>
+      </w:r>
+      <m:oMath>
+        <m:box>
+          <m:e>
+            <m:sSub>
+              <m:e>
+                <m:r>
+                  <m:rPr>
+                    <m:sty m:val="i"/>
+                  </m:rPr>
+                  <m:t>X</m:t>
+                </m:r>
+              </m:e>
+              <m:sub>
+                <m:r>
+                  <m:rPr>
+                    <m:sty m:val="i"/>
+                  </m:rPr>
+                  <m:t>σ</m:t>
+                </m:r>
+              </m:sub>
+            </m:sSub>
+          </m:e>
+        </m:box>
+      </m:oMath>
+      <w:r>
+        <w:t>) để ước lượng khoảng cách:</w:t>
       </w:r>
     </w:p>
     <w:p>
       <w:pPr>
         <w:jc w:val="center"/>
       </w:pPr>
-      <w:r>
-        <w:rPr>
-          <w:rFonts w:ascii="Cambria Math" w:hAnsi="Cambria Math"/>
-          <w:i/>
-        </w:rPr>
-        <w:t>hat{d} = d_0 cdot 10^{(P_0 - P_r)/(10 n)}     label{eq:distance}</w:t>
-      </w:r>
+      <m:oMath>
+        <m:box>
+          <m:e>
+            <m:limUpp>
+              <m:e>
+                <m:box>
+                  <m:e>
+                    <m:r>
+                      <m:rPr>
+                        <m:sty m:val="i"/>
+                      </m:rPr>
+                      <m:t>d</m:t>
+                    </m:r>
+                  </m:e>
+                </m:box>
+              </m:e>
+              <m:lim>
+                <m:r>
+                  <m:rPr>
+                    <m:sty m:val="p"/>
+                  </m:rPr>
+                  <m:t>^</m:t>
+                </m:r>
+              </m:lim>
+            </m:limUpp>
+            <m:r>
+              <m:rPr>
+                <m:sty m:val="p"/>
+              </m:rPr>
+              <m:t>=</m:t>
+            </m:r>
+            <m:sSub>
+              <m:e>
+                <m:r>
+                  <m:rPr>
+                    <m:sty m:val="i"/>
+                  </m:rPr>
+                  <m:t>d</m:t>
+                </m:r>
+              </m:e>
+              <m:sub>
+                <m:r>
+                  <m:rPr>
+                    <m:sty m:val="p"/>
+                  </m:rPr>
+                  <m:t>0</m:t>
+                </m:r>
+              </m:sub>
+            </m:sSub>
+            <m:r>
+              <m:rPr>
+                <m:sty m:val="p"/>
+              </m:rPr>
+              <m:t>·</m:t>
+            </m:r>
+            <m:sSup>
+              <m:e>
+                <m:r>
+                  <m:rPr>
+                    <m:sty m:val="p"/>
+                  </m:rPr>
+                  <m:t>10</m:t>
+                </m:r>
+              </m:e>
+              <m:sup>
+                <m:box>
+                  <m:e>
+                    <m:f>
+                      <m:num>
+                        <m:box>
+                          <m:e>
+                            <m:sSub>
+                              <m:e>
+                                <m:r>
+                                  <m:rPr>
+                                    <m:sty m:val="i"/>
+                                  </m:rPr>
+                                  <m:t>P</m:t>
+                                </m:r>
+                              </m:e>
+                              <m:sub>
+                                <m:r>
+                                  <m:rPr>
+                                    <m:sty m:val="p"/>
+                                  </m:rPr>
+                                  <m:t>0</m:t>
+                                </m:r>
+                              </m:sub>
+                            </m:sSub>
+                            <m:r>
+                              <m:rPr>
+                                <m:sty m:val="p"/>
+                              </m:rPr>
+                              <m:t>−</m:t>
+                            </m:r>
+                            <m:sSub>
+                              <m:e>
+                                <m:r>
+                                  <m:rPr>
+                                    <m:sty m:val="i"/>
+                                  </m:rPr>
+                                  <m:t>P</m:t>
+                                </m:r>
+                              </m:e>
+                              <m:sub>
+                                <m:r>
+                                  <m:rPr>
+                                    <m:sty m:val="i"/>
+                                  </m:rPr>
+                                  <m:t>r</m:t>
+                                </m:r>
+                              </m:sub>
+                            </m:sSub>
+                          </m:e>
+                        </m:box>
+                      </m:num>
+                      <m:den>
+                        <m:box>
+                          <m:e>
+                            <m:r>
+                              <m:rPr>
+                                <m:sty m:val="p"/>
+                              </m:rPr>
+                              <m:t>10</m:t>
+                            </m:r>
+                            <m:r>
+                              <m:rPr>
+                                <m:sty m:val="i"/>
+                              </m:rPr>
+                              <m:t>n</m:t>
+                            </m:r>
+                          </m:e>
+                        </m:box>
+                      </m:den>
+                    </m:f>
+                  </m:e>
+                </m:box>
+              </m:sup>
+            </m:sSup>
+          </m:e>
+        </m:box>
+      </m:oMath>
     </w:p>
     <w:p>
       <w:pPr>
@@ -2373,17 +3407,116 @@
         <w:jc w:val="both"/>
       </w:pPr>
       <w:r>
-        <w:t xml:space="preserve">Đề tài dùng P_0 =  </w:t>
+        <w:t xml:space="preserve">Đề tài dùng </w:t>
+      </w:r>
+      <m:oMath>
+        <m:box>
+          <m:e>
+            <m:sSub>
+              <m:e>
+                <m:r>
+                  <m:rPr>
+                    <m:sty m:val="i"/>
+                  </m:rPr>
+                  <m:t>P</m:t>
+                </m:r>
+              </m:e>
+              <m:sub>
+                <m:r>
+                  <m:rPr>
+                    <m:sty m:val="p"/>
+                  </m:rPr>
+                  <m:t>0</m:t>
+                </m:r>
+              </m:sub>
+            </m:sSub>
+            <m:r>
+              <m:rPr>
+                <m:sty m:val="p"/>
+              </m:rPr>
+              <m:t>=</m:t>
+            </m:r>
+          </m:e>
+        </m:box>
+      </m:oMath>
+      <w:r>
+        <w:t xml:space="preserve"> </w:t>
       </w:r>
       <w:r>
         <w:rPr>
           <w:rFonts w:ascii="Consolas" w:hAnsi="Consolas"/>
           <w:sz w:val="22"/>
         </w:rPr>
-        <w:t>tx_power</w:t>
-      </w:r>
-      <w:r>
-        <w:t xml:space="preserve"> trong payload beacon, d_0 = 1 m, n = 2.5 (nhà ở có tường thạch cao).</w:t>
+        <w:t>tx\_power</w:t>
+      </w:r>
+      <w:r>
+        <w:t xml:space="preserve"> trong payload beacon, </w:t>
+      </w:r>
+      <m:oMath>
+        <m:box>
+          <m:e>
+            <m:sSub>
+              <m:e>
+                <m:r>
+                  <m:rPr>
+                    <m:sty m:val="i"/>
+                  </m:rPr>
+                  <m:t>d</m:t>
+                </m:r>
+              </m:e>
+              <m:sub>
+                <m:r>
+                  <m:rPr>
+                    <m:sty m:val="p"/>
+                  </m:rPr>
+                  <m:t>0</m:t>
+                </m:r>
+              </m:sub>
+            </m:sSub>
+            <m:r>
+              <m:rPr>
+                <m:sty m:val="p"/>
+              </m:rPr>
+              <m:t>=</m:t>
+            </m:r>
+            <m:r>
+              <m:rPr>
+                <m:sty m:val="p"/>
+              </m:rPr>
+              <m:t>1</m:t>
+            </m:r>
+          </m:e>
+        </m:box>
+      </m:oMath>
+      <w:r>
+        <w:t xml:space="preserve"> m, </w:t>
+      </w:r>
+      <m:oMath>
+        <m:box>
+          <m:e>
+            <m:r>
+              <m:rPr>
+                <m:sty m:val="i"/>
+              </m:rPr>
+              <m:t>n</m:t>
+            </m:r>
+            <m:r>
+              <m:rPr>
+                <m:sty m:val="p"/>
+              </m:rPr>
+              <m:t>=</m:t>
+            </m:r>
+            <m:r>
+              <m:rPr>
+                <m:sty m:val="p"/>
+              </m:rPr>
+              <m:t>2.5</m:t>
+            </m:r>
+          </m:e>
+        </m:box>
+      </m:oMath>
+      <w:r>
+        <w:t xml:space="preserve"> (nhà ở có tường thạch cao).</w:t>
       </w:r>
     </w:p>
     <w:p>
@@ -2496,7 +3629,7 @@
         <w:rPr>
           <w:i/>
         </w:rPr>
-        <w:t>Low Power Node – LPN</w:t>
+        <w:t>Low Power Node -- LPN</w:t>
       </w:r>
       <w:r>
         <w:t xml:space="preserve"> (tiết kiệm pin cực đại). Đề tài không dùng Friend/LPN vì mọi node đều cắm điện; Relay được bật trên tất cả node để tăng khả năng phủ; Proxy để mặc định cho tiện debug.</w:t>
@@ -2580,7 +3713,7 @@
           <w:rFonts w:ascii="Consolas" w:hAnsi="Consolas"/>
           <w:sz w:val="22"/>
         </w:rPr>
-        <w:t>esp_fill_random()</w:t>
+        <w:t>esp\_fill\_random()</w:t>
       </w:r>
       <w:r>
         <w:t xml:space="preserve"> khi Gateway boot lần đầu, lưu NVS.</w:t>
@@ -2815,7 +3948,7 @@
                 <w:rFonts w:ascii="Consolas" w:hAnsi="Consolas"/>
                 <w:sz w:val="22"/>
               </w:rPr>
-              <w:t>TAG_STATUS</w:t>
+              <w:t>TAG\_STATUS</w:t>
             </w:r>
           </w:p>
         </w:tc>
@@ -2826,7 +3959,22 @@
           <w:p>
             <w:r/>
             <w:r>
-              <w:t>Scanner to Gateway</w:t>
+              <w:t xml:space="preserve">Scanner </w:t>
+            </w:r>
+            <m:oMath>
+              <m:box>
+                <m:e>
+                  <m:r>
+                    <m:rPr>
+                      <m:sty m:val="p"/>
+                    </m:rPr>
+                    <m:t>→</m:t>
+                  </m:r>
+                </m:e>
+              </m:box>
+            </m:oMath>
+            <w:r>
+              <w:t xml:space="preserve"> Gateway</w:t>
             </w:r>
           </w:p>
         </w:tc>
@@ -2854,7 +4002,7 @@
                 <w:rFonts w:ascii="Consolas" w:hAnsi="Consolas"/>
                 <w:sz w:val="22"/>
               </w:rPr>
-              <w:t>RESET_CMD</w:t>
+              <w:t>RESET\_CMD</w:t>
             </w:r>
           </w:p>
         </w:tc>
@@ -2865,7 +4013,22 @@
           <w:p>
             <w:r/>
             <w:r>
-              <w:t>Gateway to tất cả</w:t>
+              <w:t xml:space="preserve">Gateway </w:t>
+            </w:r>
+            <m:oMath>
+              <m:box>
+                <m:e>
+                  <m:r>
+                    <m:rPr>
+                      <m:sty m:val="p"/>
+                    </m:rPr>
+                    <m:t>→</m:t>
+                  </m:r>
+                </m:e>
+              </m:box>
+            </m:oMath>
+            <w:r>
+              <w:t xml:space="preserve"> tất cả</w:t>
             </w:r>
           </w:p>
         </w:tc>
@@ -2893,7 +4056,7 @@
                 <w:rFonts w:ascii="Consolas" w:hAnsi="Consolas"/>
                 <w:sz w:val="22"/>
               </w:rPr>
-              <w:t>OTA_TRIGGER</w:t>
+              <w:t>OTA\_TRIGGER</w:t>
             </w:r>
           </w:p>
         </w:tc>
@@ -2904,7 +4067,22 @@
           <w:p>
             <w:r/>
             <w:r>
-              <w:t>Gateway to Node</w:t>
+              <w:t xml:space="preserve">Gateway </w:t>
+            </w:r>
+            <m:oMath>
+              <m:box>
+                <m:e>
+                  <m:r>
+                    <m:rPr>
+                      <m:sty m:val="p"/>
+                    </m:rPr>
+                    <m:t>→</m:t>
+                  </m:r>
+                </m:e>
+              </m:box>
+            </m:oMath>
+            <w:r>
+              <w:t xml:space="preserve"> Node</w:t>
             </w:r>
           </w:p>
         </w:tc>
@@ -2932,7 +4110,7 @@
                 <w:rFonts w:ascii="Consolas" w:hAnsi="Consolas"/>
                 <w:sz w:val="22"/>
               </w:rPr>
-              <w:t>OTA_RESULT</w:t>
+              <w:t>OTA\_RESULT</w:t>
             </w:r>
           </w:p>
         </w:tc>
@@ -2943,7 +4121,22 @@
           <w:p>
             <w:r/>
             <w:r>
-              <w:t>Node to Gateway</w:t>
+              <w:t xml:space="preserve">Node </w:t>
+            </w:r>
+            <m:oMath>
+              <m:box>
+                <m:e>
+                  <m:r>
+                    <m:rPr>
+                      <m:sty m:val="p"/>
+                    </m:rPr>
+                    <m:t>→</m:t>
+                  </m:r>
+                </m:e>
+              </m:box>
+            </m:oMath>
+            <w:r>
+              <w:t xml:space="preserve"> Gateway</w:t>
             </w:r>
           </w:p>
         </w:tc>
@@ -2971,7 +4164,7 @@
                 <w:rFonts w:ascii="Consolas" w:hAnsi="Consolas"/>
                 <w:sz w:val="22"/>
               </w:rPr>
-              <w:t>OTA_KEY_PUSH</w:t>
+              <w:t>OTA\_KEY\_PUSH</w:t>
             </w:r>
           </w:p>
         </w:tc>
@@ -2982,7 +4175,22 @@
           <w:p>
             <w:r/>
             <w:r>
-              <w:t>Gateway to Scanner</w:t>
+              <w:t xml:space="preserve">Gateway </w:t>
+            </w:r>
+            <m:oMath>
+              <m:box>
+                <m:e>
+                  <m:r>
+                    <m:rPr>
+                      <m:sty m:val="p"/>
+                    </m:rPr>
+                    <m:t>→</m:t>
+                  </m:r>
+                </m:e>
+              </m:box>
+            </m:oMath>
+            <w:r>
+              <w:t xml:space="preserve"> Scanner</w:t>
             </w:r>
           </w:p>
         </w:tc>
@@ -3071,7 +4279,22 @@
         <w:jc w:val="both"/>
       </w:pPr>
       <w:r>
-        <w:t xml:space="preserve">Bộ lọc Kalman 1D coi x (RSSI thực) là hằng số bị nhiễu Gaussian </w:t>
+        <w:t xml:space="preserve">Bộ lọc Kalman 1D coi </w:t>
+      </w:r>
+      <m:oMath>
+        <m:box>
+          <m:e>
+            <m:r>
+              <m:rPr>
+                <m:sty m:val="i"/>
+              </m:rPr>
+              <m:t>x</m:t>
+            </m:r>
+          </m:e>
+        </m:box>
+      </m:oMath>
+      <w:r>
+        <w:t xml:space="preserve"> (RSSI thực) là hằng số bị nhiễu Gaussian </w:t>
       </w:r>
       <w:r>
         <w:t>[kalman-1960]</w:t>
@@ -3084,13 +4307,449 @@
       <w:pPr>
         <w:jc w:val="center"/>
       </w:pPr>
-      <w:r>
-        <w:rPr>
-          <w:rFonts w:ascii="Cambria Math" w:hAnsi="Cambria Math"/>
-          <w:i/>
-        </w:rPr>
-        <w:t>p_k  = p_(k-1) + q label{eq:kalman-predict}     K_k  = (p_k)/(p_k + r) label{eq:kalman-gain}     x_k  = x_(k-1) + K_k cdot (z_k - x_(k-1)) label{eq:kalman-update}     p_k  = (1 - K_k) cdot p_k label{eq:kalman-cov}</w:t>
-      </w:r>
+      <m:oMath>
+        <m:box>
+          <m:e>
+            <m:sSub>
+              <m:e>
+                <m:r>
+                  <m:rPr>
+                    <m:sty m:val="i"/>
+                  </m:rPr>
+                  <m:t>p</m:t>
+                </m:r>
+              </m:e>
+              <m:sub>
+                <m:r>
+                  <m:rPr>
+                    <m:sty m:val="i"/>
+                  </m:rPr>
+                  <m:t>k</m:t>
+                </m:r>
+              </m:sub>
+            </m:sSub>
+            <m:r>
+              <m:rPr>
+                <m:sty m:val="p"/>
+              </m:rPr>
+              <m:t>=</m:t>
+            </m:r>
+            <m:sSub>
+              <m:e>
+                <m:r>
+                  <m:rPr>
+                    <m:sty m:val="i"/>
+                  </m:rPr>
+                  <m:t>p</m:t>
+                </m:r>
+              </m:e>
+              <m:sub>
+                <m:box>
+                  <m:e>
+                    <m:r>
+                      <m:rPr>
+                        <m:sty m:val="i"/>
+                      </m:rPr>
+                      <m:t>k</m:t>
+                    </m:r>
+                    <m:r>
+                      <m:rPr>
+                        <m:sty m:val="p"/>
+                      </m:rPr>
+                      <m:t>−</m:t>
+                    </m:r>
+                    <m:r>
+                      <m:rPr>
+                        <m:sty m:val="p"/>
+                      </m:rPr>
+                      <m:t>1</m:t>
+                    </m:r>
+                  </m:e>
+                </m:box>
+              </m:sub>
+            </m:sSub>
+            <m:r>
+              <m:rPr>
+                <m:sty m:val="p"/>
+              </m:rPr>
+              <m:t>+</m:t>
+            </m:r>
+            <m:r>
+              <m:rPr>
+                <m:sty m:val="i"/>
+              </m:rPr>
+              <m:t>q</m:t>
+            </m:r>
+          </m:e>
+        </m:box>
+      </m:oMath>
+    </w:p>
+    <w:p>
+      <w:pPr>
+        <w:jc w:val="center"/>
+      </w:pPr>
+      <m:oMath>
+        <m:box>
+          <m:e>
+            <m:sSub>
+              <m:e>
+                <m:r>
+                  <m:rPr>
+                    <m:sty m:val="i"/>
+                  </m:rPr>
+                  <m:t>K</m:t>
+                </m:r>
+              </m:e>
+              <m:sub>
+                <m:r>
+                  <m:rPr>
+                    <m:sty m:val="i"/>
+                  </m:rPr>
+                  <m:t>k</m:t>
+                </m:r>
+              </m:sub>
+            </m:sSub>
+            <m:r>
+              <m:rPr>
+                <m:sty m:val="p"/>
+              </m:rPr>
+              <m:t>=</m:t>
+            </m:r>
+            <m:f>
+              <m:num>
+                <m:box>
+                  <m:e>
+                    <m:sSub>
+                      <m:e>
+                        <m:r>
+                          <m:rPr>
+                            <m:sty m:val="i"/>
+                          </m:rPr>
+                          <m:t>p</m:t>
+                        </m:r>
+                      </m:e>
+                      <m:sub>
+                        <m:r>
+                          <m:rPr>
+                            <m:sty m:val="i"/>
+                          </m:rPr>
+                          <m:t>k</m:t>
+                        </m:r>
+                      </m:sub>
+                    </m:sSub>
+                  </m:e>
+                </m:box>
+              </m:num>
+              <m:den>
+                <m:box>
+                  <m:e>
+                    <m:sSub>
+                      <m:e>
+                        <m:r>
+                          <m:rPr>
+                            <m:sty m:val="i"/>
+                          </m:rPr>
+                          <m:t>p</m:t>
+                        </m:r>
+                      </m:e>
+                      <m:sub>
+                        <m:r>
+                          <m:rPr>
+                            <m:sty m:val="i"/>
+                          </m:rPr>
+                          <m:t>k</m:t>
+                        </m:r>
+                      </m:sub>
+                    </m:sSub>
+                    <m:r>
+                      <m:rPr>
+                        <m:sty m:val="p"/>
+                      </m:rPr>
+                      <m:t>+</m:t>
+                    </m:r>
+                    <m:r>
+                      <m:rPr>
+                        <m:sty m:val="i"/>
+                      </m:rPr>
+                      <m:t>r</m:t>
+                    </m:r>
+                  </m:e>
+                </m:box>
+              </m:den>
+            </m:f>
+          </m:e>
+        </m:box>
+      </m:oMath>
+    </w:p>
+    <w:p>
+      <w:pPr>
+        <w:jc w:val="center"/>
+      </w:pPr>
+      <m:oMath>
+        <m:box>
+          <m:e>
+            <m:sSub>
+              <m:e>
+                <m:r>
+                  <m:rPr>
+                    <m:sty m:val="i"/>
+                  </m:rPr>
+                  <m:t>x</m:t>
+                </m:r>
+              </m:e>
+              <m:sub>
+                <m:r>
+                  <m:rPr>
+                    <m:sty m:val="i"/>
+                  </m:rPr>
+                  <m:t>k</m:t>
+                </m:r>
+              </m:sub>
+            </m:sSub>
+            <m:r>
+              <m:rPr>
+                <m:sty m:val="p"/>
+              </m:rPr>
+              <m:t>=</m:t>
+            </m:r>
+            <m:sSub>
+              <m:e>
+                <m:r>
+                  <m:rPr>
+                    <m:sty m:val="i"/>
+                  </m:rPr>
+                  <m:t>x</m:t>
+                </m:r>
+              </m:e>
+              <m:sub>
+                <m:box>
+                  <m:e>
+                    <m:r>
+                      <m:rPr>
+                        <m:sty m:val="i"/>
+                      </m:rPr>
+                      <m:t>k</m:t>
+                    </m:r>
+                    <m:r>
+                      <m:rPr>
+                        <m:sty m:val="p"/>
+                      </m:rPr>
+                      <m:t>−</m:t>
+                    </m:r>
+                    <m:r>
+                      <m:rPr>
+                        <m:sty m:val="p"/>
+                      </m:rPr>
+                      <m:t>1</m:t>
+                    </m:r>
+                  </m:e>
+                </m:box>
+              </m:sub>
+            </m:sSub>
+            <m:r>
+              <m:rPr>
+                <m:sty m:val="p"/>
+              </m:rPr>
+              <m:t>+</m:t>
+            </m:r>
+            <m:sSub>
+              <m:e>
+                <m:r>
+                  <m:rPr>
+                    <m:sty m:val="i"/>
+                  </m:rPr>
+                  <m:t>K</m:t>
+                </m:r>
+              </m:e>
+              <m:sub>
+                <m:r>
+                  <m:rPr>
+                    <m:sty m:val="i"/>
+                  </m:rPr>
+                  <m:t>k</m:t>
+                </m:r>
+              </m:sub>
+            </m:sSub>
+            <m:r>
+              <m:rPr>
+                <m:sty m:val="p"/>
+              </m:rPr>
+              <m:t>·</m:t>
+            </m:r>
+            <m:r>
+              <m:rPr>
+                <m:sty m:val="p"/>
+              </m:rPr>
+              <m:t>(</m:t>
+            </m:r>
+            <m:sSub>
+              <m:e>
+                <m:r>
+                  <m:rPr>
+                    <m:sty m:val="i"/>
+                  </m:rPr>
+                  <m:t>z</m:t>
+                </m:r>
+              </m:e>
+              <m:sub>
+                <m:r>
+                  <m:rPr>
+                    <m:sty m:val="i"/>
+                  </m:rPr>
+                  <m:t>k</m:t>
+                </m:r>
+              </m:sub>
+            </m:sSub>
+            <m:r>
+              <m:rPr>
+                <m:sty m:val="p"/>
+              </m:rPr>
+              <m:t>−</m:t>
+            </m:r>
+            <m:sSub>
+              <m:e>
+                <m:r>
+                  <m:rPr>
+                    <m:sty m:val="i"/>
+                  </m:rPr>
+                  <m:t>x</m:t>
+                </m:r>
+              </m:e>
+              <m:sub>
+                <m:box>
+                  <m:e>
+                    <m:r>
+                      <m:rPr>
+                        <m:sty m:val="i"/>
+                      </m:rPr>
+                      <m:t>k</m:t>
+                    </m:r>
+                    <m:r>
+                      <m:rPr>
+                        <m:sty m:val="p"/>
+                      </m:rPr>
+                      <m:t>−</m:t>
+                    </m:r>
+                    <m:r>
+                      <m:rPr>
+                        <m:sty m:val="p"/>
+                      </m:rPr>
+                      <m:t>1</m:t>
+                    </m:r>
+                  </m:e>
+                </m:box>
+              </m:sub>
+            </m:sSub>
+            <m:r>
+              <m:rPr>
+                <m:sty m:val="p"/>
+              </m:rPr>
+              <m:t>)</m:t>
+            </m:r>
+          </m:e>
+        </m:box>
+      </m:oMath>
+    </w:p>
+    <w:p>
+      <w:pPr>
+        <w:jc w:val="center"/>
+      </w:pPr>
+      <m:oMath>
+        <m:box>
+          <m:e>
+            <m:sSub>
+              <m:e>
+                <m:r>
+                  <m:rPr>
+                    <m:sty m:val="i"/>
+                  </m:rPr>
+                  <m:t>p</m:t>
+                </m:r>
+              </m:e>
+              <m:sub>
+                <m:r>
+                  <m:rPr>
+                    <m:sty m:val="i"/>
+                  </m:rPr>
+                  <m:t>k</m:t>
+                </m:r>
+              </m:sub>
+            </m:sSub>
+            <m:r>
+              <m:rPr>
+                <m:sty m:val="p"/>
+              </m:rPr>
+              <m:t>=</m:t>
+            </m:r>
+            <m:r>
+              <m:rPr>
+                <m:sty m:val="p"/>
+              </m:rPr>
+              <m:t>(</m:t>
+            </m:r>
+            <m:r>
+              <m:rPr>
+                <m:sty m:val="p"/>
+              </m:rPr>
+              <m:t>1</m:t>
+            </m:r>
+            <m:r>
+              <m:rPr>
+                <m:sty m:val="p"/>
+              </m:rPr>
+              <m:t>−</m:t>
+            </m:r>
+            <m:sSub>
+              <m:e>
+                <m:r>
+                  <m:rPr>
+                    <m:sty m:val="i"/>
+                  </m:rPr>
+                  <m:t>K</m:t>
+                </m:r>
+              </m:e>
+              <m:sub>
+                <m:r>
+                  <m:rPr>
+                    <m:sty m:val="i"/>
+                  </m:rPr>
+                  <m:t>k</m:t>
+                </m:r>
+              </m:sub>
+            </m:sSub>
+            <m:r>
+              <m:rPr>
+                <m:sty m:val="p"/>
+              </m:rPr>
+              <m:t>)</m:t>
+            </m:r>
+            <m:r>
+              <m:rPr>
+                <m:sty m:val="p"/>
+              </m:rPr>
+              <m:t>·</m:t>
+            </m:r>
+            <m:sSub>
+              <m:e>
+                <m:r>
+                  <m:rPr>
+                    <m:sty m:val="i"/>
+                  </m:rPr>
+                  <m:t>p</m:t>
+                </m:r>
+              </m:e>
+              <m:sub>
+                <m:r>
+                  <m:rPr>
+                    <m:sty m:val="i"/>
+                  </m:rPr>
+                  <m:t>k</m:t>
+                </m:r>
+              </m:sub>
+            </m:sSub>
+          </m:e>
+        </m:box>
+      </m:oMath>
     </w:p>
     <w:p>
       <w:pPr>
@@ -3106,48 +4765,198 @@
       <w:pPr>
         <w:pStyle w:val="ListBullet"/>
       </w:pPr>
-      <w:r>
-        <w:t>x_k: RSSI ước lượng sau lần cập nhật thứ k.</w:t>
+      <m:oMath>
+        <m:box>
+          <m:e>
+            <m:sSub>
+              <m:e>
+                <m:r>
+                  <m:rPr>
+                    <m:sty m:val="i"/>
+                  </m:rPr>
+                  <m:t>x</m:t>
+                </m:r>
+              </m:e>
+              <m:sub>
+                <m:r>
+                  <m:rPr>
+                    <m:sty m:val="i"/>
+                  </m:rPr>
+                  <m:t>k</m:t>
+                </m:r>
+              </m:sub>
+            </m:sSub>
+          </m:e>
+        </m:box>
+      </m:oMath>
+      <w:r>
+        <w:t xml:space="preserve">: RSSI ước lượng sau lần cập nhật thứ </w:t>
+      </w:r>
+      <m:oMath>
+        <m:box>
+          <m:e>
+            <m:r>
+              <m:rPr>
+                <m:sty m:val="i"/>
+              </m:rPr>
+              <m:t>k</m:t>
+            </m:r>
+          </m:e>
+        </m:box>
+      </m:oMath>
+      <w:r>
+        <w:t>.</w:t>
       </w:r>
     </w:p>
     <w:p>
       <w:pPr>
         <w:pStyle w:val="ListBullet"/>
       </w:pPr>
-      <w:r>
-        <w:t>z_k: RSSI đo được ở lần thứ k.</w:t>
+      <m:oMath>
+        <m:box>
+          <m:e>
+            <m:sSub>
+              <m:e>
+                <m:r>
+                  <m:rPr>
+                    <m:sty m:val="i"/>
+                  </m:rPr>
+                  <m:t>z</m:t>
+                </m:r>
+              </m:e>
+              <m:sub>
+                <m:r>
+                  <m:rPr>
+                    <m:sty m:val="i"/>
+                  </m:rPr>
+                  <m:t>k</m:t>
+                </m:r>
+              </m:sub>
+            </m:sSub>
+          </m:e>
+        </m:box>
+      </m:oMath>
+      <w:r>
+        <w:t xml:space="preserve">: RSSI đo được ở lần thứ </w:t>
+      </w:r>
+      <m:oMath>
+        <m:box>
+          <m:e>
+            <m:r>
+              <m:rPr>
+                <m:sty m:val="i"/>
+              </m:rPr>
+              <m:t>k</m:t>
+            </m:r>
+          </m:e>
+        </m:box>
+      </m:oMath>
+      <w:r>
+        <w:t>.</w:t>
       </w:r>
     </w:p>
     <w:p>
       <w:pPr>
         <w:pStyle w:val="ListBullet"/>
       </w:pPr>
-      <w:r>
-        <w:t>K_k: Kalman gain, quyết định tỉ lệ tin vào phép đo mới so với ước lượng cũ.</w:t>
+      <m:oMath>
+        <m:box>
+          <m:e>
+            <m:sSub>
+              <m:e>
+                <m:r>
+                  <m:rPr>
+                    <m:sty m:val="i"/>
+                  </m:rPr>
+                  <m:t>K</m:t>
+                </m:r>
+              </m:e>
+              <m:sub>
+                <m:r>
+                  <m:rPr>
+                    <m:sty m:val="i"/>
+                  </m:rPr>
+                  <m:t>k</m:t>
+                </m:r>
+              </m:sub>
+            </m:sSub>
+          </m:e>
+        </m:box>
+      </m:oMath>
+      <w:r>
+        <w:t>: Kalman gain, quyết định tỉ lệ tin vào phép đo mới so với ước lượng cũ.</w:t>
       </w:r>
     </w:p>
     <w:p>
       <w:pPr>
         <w:pStyle w:val="ListBullet"/>
       </w:pPr>
-      <w:r>
-        <w:t>p_k: hiệp phương sai lỗi ước lượng.</w:t>
+      <m:oMath>
+        <m:box>
+          <m:e>
+            <m:sSub>
+              <m:e>
+                <m:r>
+                  <m:rPr>
+                    <m:sty m:val="i"/>
+                  </m:rPr>
+                  <m:t>p</m:t>
+                </m:r>
+              </m:e>
+              <m:sub>
+                <m:r>
+                  <m:rPr>
+                    <m:sty m:val="i"/>
+                  </m:rPr>
+                  <m:t>k</m:t>
+                </m:r>
+              </m:sub>
+            </m:sSub>
+          </m:e>
+        </m:box>
+      </m:oMath>
+      <w:r>
+        <w:t>: hiệp phương sai lỗi ước lượng.</w:t>
       </w:r>
     </w:p>
     <w:p>
       <w:pPr>
         <w:pStyle w:val="ListBullet"/>
       </w:pPr>
-      <w:r>
-        <w:t>q: nhiễu quá trình (process noise), phản ánh mức tin vào tính hằng số.</w:t>
+      <m:oMath>
+        <m:box>
+          <m:e>
+            <m:r>
+              <m:rPr>
+                <m:sty m:val="i"/>
+              </m:rPr>
+              <m:t>q</m:t>
+            </m:r>
+          </m:e>
+        </m:box>
+      </m:oMath>
+      <w:r>
+        <w:t>: nhiễu quá trình (process noise), phản ánh mức tin vào tính hằng số.</w:t>
       </w:r>
     </w:p>
     <w:p>
       <w:pPr>
         <w:pStyle w:val="ListBullet"/>
       </w:pPr>
-      <w:r>
-        <w:t>r: nhiễu quan sát (measurement noise), phản ánh độ nhiễu của phép đo.</w:t>
+      <m:oMath>
+        <m:box>
+          <m:e>
+            <m:r>
+              <m:rPr>
+                <m:sty m:val="i"/>
+              </m:rPr>
+              <m:t>r</m:t>
+            </m:r>
+          </m:e>
+        </m:box>
+      </m:oMath>
+      <w:r>
+        <w:t>: nhiễu quan sát (measurement noise), phản ánh độ nhiễu của phép đo.</w:t>
       </w:r>
     </w:p>
     <w:p>
@@ -3157,22 +4966,366 @@
         <w:jc w:val="both"/>
       </w:pPr>
       <w:r>
-        <w:t xml:space="preserve">Đề tài chọn q = 0.1 cố định và </w:t>
-      </w:r>
-      <w:r>
-        <w:rPr>
-          <w:b/>
-        </w:rPr>
-        <w:t>r thích nghi</w:t>
-      </w:r>
-      <w:r>
-        <w:t xml:space="preserve"> theo phương sai đo được: khởi tạo r_0 = 2.0 theo </w:t>
+        <w:t xml:space="preserve">Đề tài chọn </w:t>
+      </w:r>
+      <m:oMath>
+        <m:box>
+          <m:e>
+            <m:r>
+              <m:rPr>
+                <m:sty m:val="i"/>
+              </m:rPr>
+              <m:t>q</m:t>
+            </m:r>
+            <m:r>
+              <m:rPr>
+                <m:sty m:val="p"/>
+              </m:rPr>
+              <m:t>=</m:t>
+            </m:r>
+            <m:r>
+              <m:rPr>
+                <m:sty m:val="p"/>
+              </m:rPr>
+              <m:t>0.1</m:t>
+            </m:r>
+          </m:e>
+        </m:box>
+      </m:oMath>
+      <w:r>
+        <w:t xml:space="preserve"> cố định và </w:t>
+      </w:r>
+      <m:oMath>
+        <m:box>
+          <m:e>
+            <m:r>
+              <m:rPr>
+                <m:sty m:val="i"/>
+              </m:rPr>
+              <m:t>r</m:t>
+            </m:r>
+          </m:e>
+        </m:box>
+      </m:oMath>
+      <w:r>
+        <w:t xml:space="preserve"> thích nghi theo phương sai đo được: khởi tạo </w:t>
+      </w:r>
+      <m:oMath>
+        <m:box>
+          <m:e>
+            <m:sSub>
+              <m:e>
+                <m:r>
+                  <m:rPr>
+                    <m:sty m:val="i"/>
+                  </m:rPr>
+                  <m:t>r</m:t>
+                </m:r>
+              </m:e>
+              <m:sub>
+                <m:r>
+                  <m:rPr>
+                    <m:sty m:val="p"/>
+                  </m:rPr>
+                  <m:t>0</m:t>
+                </m:r>
+              </m:sub>
+            </m:sSub>
+            <m:r>
+              <m:rPr>
+                <m:sty m:val="p"/>
+              </m:rPr>
+              <m:t>=</m:t>
+            </m:r>
+            <m:r>
+              <m:rPr>
+                <m:sty m:val="p"/>
+              </m:rPr>
+              <m:t>2.0</m:t>
+            </m:r>
+          </m:e>
+        </m:box>
+      </m:oMath>
+      <w:r>
+        <w:t xml:space="preserve"> theo </w:t>
       </w:r>
       <w:r>
         <w:t>[zhuang-kalman-ble]</w:t>
       </w:r>
       <w:r>
-        <w:t>, cập nhật liên tục bằng trung bình động số mũ r_k = (1 - α) r_(k-1) + α (z_k - x_(k-1))^2 với α = 0.1, chặn trong [1.0, 20.0] để tránh K về 0 (đứng yên) hoặc về 1 (không lọc) khi gặp mẫu đột biến. Cơ chế thích nghi giúp lọc mạnh khi RSSI nhiễu (multipath, che khuất) và bám nhanh khi RSSI ổn định.</w:t>
+        <w:t xml:space="preserve">, cập nhật liên tục bằng trung bình động số mũ </w:t>
+      </w:r>
+      <m:oMath>
+        <m:box>
+          <m:e>
+            <m:sSub>
+              <m:e>
+                <m:r>
+                  <m:rPr>
+                    <m:sty m:val="i"/>
+                  </m:rPr>
+                  <m:t>r</m:t>
+                </m:r>
+              </m:e>
+              <m:sub>
+                <m:r>
+                  <m:rPr>
+                    <m:sty m:val="i"/>
+                  </m:rPr>
+                  <m:t>k</m:t>
+                </m:r>
+              </m:sub>
+            </m:sSub>
+            <m:r>
+              <m:rPr>
+                <m:sty m:val="p"/>
+              </m:rPr>
+              <m:t>=</m:t>
+            </m:r>
+            <m:r>
+              <m:rPr>
+                <m:sty m:val="p"/>
+              </m:rPr>
+              <m:t>(</m:t>
+            </m:r>
+            <m:r>
+              <m:rPr>
+                <m:sty m:val="p"/>
+              </m:rPr>
+              <m:t>1</m:t>
+            </m:r>
+            <m:r>
+              <m:rPr>
+                <m:sty m:val="p"/>
+              </m:rPr>
+              <m:t>−</m:t>
+            </m:r>
+            <m:r>
+              <m:rPr>
+                <m:sty m:val="i"/>
+              </m:rPr>
+              <m:t>α</m:t>
+            </m:r>
+            <m:r>
+              <m:rPr>
+                <m:sty m:val="p"/>
+              </m:rPr>
+              <m:t>)</m:t>
+            </m:r>
+            <m:sSub>
+              <m:e>
+                <m:r>
+                  <m:rPr>
+                    <m:sty m:val="i"/>
+                  </m:rPr>
+                  <m:t>r</m:t>
+                </m:r>
+              </m:e>
+              <m:sub>
+                <m:box>
+                  <m:e>
+                    <m:r>
+                      <m:rPr>
+                        <m:sty m:val="i"/>
+                      </m:rPr>
+                      <m:t>k</m:t>
+                    </m:r>
+                    <m:r>
+                      <m:rPr>
+                        <m:sty m:val="p"/>
+                      </m:rPr>
+                      <m:t>−</m:t>
+                    </m:r>
+                    <m:r>
+                      <m:rPr>
+                        <m:sty m:val="p"/>
+                      </m:rPr>
+                      <m:t>1</m:t>
+                    </m:r>
+                  </m:e>
+                </m:box>
+              </m:sub>
+            </m:sSub>
+            <m:r>
+              <m:rPr>
+                <m:sty m:val="p"/>
+              </m:rPr>
+              <m:t>+</m:t>
+            </m:r>
+            <m:r>
+              <m:rPr>
+                <m:sty m:val="i"/>
+              </m:rPr>
+              <m:t>α</m:t>
+            </m:r>
+            <m:r>
+              <m:rPr>
+                <m:sty m:val="p"/>
+              </m:rPr>
+              <m:t>(</m:t>
+            </m:r>
+            <m:sSub>
+              <m:e>
+                <m:r>
+                  <m:rPr>
+                    <m:sty m:val="i"/>
+                  </m:rPr>
+                  <m:t>z</m:t>
+                </m:r>
+              </m:e>
+              <m:sub>
+                <m:r>
+                  <m:rPr>
+                    <m:sty m:val="i"/>
+                  </m:rPr>
+                  <m:t>k</m:t>
+                </m:r>
+              </m:sub>
+            </m:sSub>
+            <m:r>
+              <m:rPr>
+                <m:sty m:val="p"/>
+              </m:rPr>
+              <m:t>−</m:t>
+            </m:r>
+            <m:sSub>
+              <m:e>
+                <m:r>
+                  <m:rPr>
+                    <m:sty m:val="i"/>
+                  </m:rPr>
+                  <m:t>x</m:t>
+                </m:r>
+              </m:e>
+              <m:sub>
+                <m:box>
+                  <m:e>
+                    <m:r>
+                      <m:rPr>
+                        <m:sty m:val="i"/>
+                      </m:rPr>
+                      <m:t>k</m:t>
+                    </m:r>
+                    <m:r>
+                      <m:rPr>
+                        <m:sty m:val="p"/>
+                      </m:rPr>
+                      <m:t>−</m:t>
+                    </m:r>
+                    <m:r>
+                      <m:rPr>
+                        <m:sty m:val="p"/>
+                      </m:rPr>
+                      <m:t>1</m:t>
+                    </m:r>
+                  </m:e>
+                </m:box>
+              </m:sub>
+            </m:sSub>
+            <m:sSup>
+              <m:e>
+                <m:r>
+                  <m:rPr>
+                    <m:sty m:val="p"/>
+                  </m:rPr>
+                  <m:t>)</m:t>
+                </m:r>
+              </m:e>
+              <m:sup>
+                <m:r>
+                  <m:rPr>
+                    <m:sty m:val="p"/>
+                  </m:rPr>
+                  <m:t>2</m:t>
+                </m:r>
+              </m:sup>
+            </m:sSup>
+          </m:e>
+        </m:box>
+      </m:oMath>
+      <w:r>
+        <w:t xml:space="preserve"> với </w:t>
+      </w:r>
+      <m:oMath>
+        <m:box>
+          <m:e>
+            <m:r>
+              <m:rPr>
+                <m:sty m:val="i"/>
+              </m:rPr>
+              <m:t>α</m:t>
+            </m:r>
+            <m:r>
+              <m:rPr>
+                <m:sty m:val="p"/>
+              </m:rPr>
+              <m:t>=</m:t>
+            </m:r>
+            <m:r>
+              <m:rPr>
+                <m:sty m:val="p"/>
+              </m:rPr>
+              <m:t>0.1</m:t>
+            </m:r>
+          </m:e>
+        </m:box>
+      </m:oMath>
+      <w:r>
+        <w:t xml:space="preserve">, chặn trong </w:t>
+      </w:r>
+      <m:oMath>
+        <m:box>
+          <m:e>
+            <m:r>
+              <m:rPr>
+                <m:sty m:val="p"/>
+              </m:rPr>
+              <m:t>[</m:t>
+            </m:r>
+            <m:r>
+              <m:rPr>
+                <m:sty m:val="p"/>
+              </m:rPr>
+              <m:t>1.0</m:t>
+            </m:r>
+            <m:r>
+              <m:rPr>
+                <m:sty m:val="p"/>
+              </m:rPr>
+              <m:t>,</m:t>
+            </m:r>
+            <m:r>
+              <m:rPr>
+                <m:sty m:val="p"/>
+              </m:rPr>
+              <m:t>20.0</m:t>
+            </m:r>
+            <m:r>
+              <m:rPr>
+                <m:sty m:val="p"/>
+              </m:rPr>
+              <m:t>]</m:t>
+            </m:r>
+          </m:e>
+        </m:box>
+      </m:oMath>
+      <w:r>
+        <w:t xml:space="preserve"> để tránh </w:t>
+      </w:r>
+      <m:oMath>
+        <m:box>
+          <m:e>
+            <m:r>
+              <m:rPr>
+                <m:sty m:val="i"/>
+              </m:rPr>
+              <m:t>K</m:t>
+            </m:r>
+          </m:e>
+        </m:box>
+      </m:oMath>
+      <w:r>
+        <w:t xml:space="preserve"> về 0 (đứng yên) hoặc về 1 (không lọc) khi gặp mẫu đột biến. Cơ chế thích nghi giúp lọc mạnh khi RSSI nhiễu (multipath, che khuất) và bám nhanh khi RSSI ổn định.</w:t>
       </w:r>
     </w:p>
     <w:p>
@@ -3190,13 +5343,80 @@
         <w:jc w:val="both"/>
       </w:pPr>
       <w:r>
-        <w:t xml:space="preserve">RSSI đã lọc Kalman đưa vào công thức eq:distance. Bảng </w:t>
+        <w:t xml:space="preserve">RSSI đã lọc Kalman đưa vào công thức </w:t>
+      </w:r>
+      <w:r>
+        <w:t>(eq:distance)</w:t>
+      </w:r>
+      <w:r>
+        <w:t xml:space="preserve">. Bảng </w:t>
       </w:r>
       <w:r>
         <w:t>(tab:rssi-distance)</w:t>
       </w:r>
       <w:r>
-        <w:t xml:space="preserve"> minh hoạ quan hệ RSSI–khoảng cách với n = 2.5 và texttttx_power = -59 dBm (mức mặc định ESP32).</w:t>
+        <w:t xml:space="preserve"> minh hoạ quan hệ RSSI–khoảng cách với </w:t>
+      </w:r>
+      <m:oMath>
+        <m:box>
+          <m:e>
+            <m:r>
+              <m:rPr>
+                <m:sty m:val="i"/>
+              </m:rPr>
+              <m:t>n</m:t>
+            </m:r>
+            <m:r>
+              <m:rPr>
+                <m:sty m:val="p"/>
+              </m:rPr>
+              <m:t>=</m:t>
+            </m:r>
+            <m:r>
+              <m:rPr>
+                <m:sty m:val="p"/>
+              </m:rPr>
+              <m:t>2.5</m:t>
+            </m:r>
+          </m:e>
+        </m:box>
+      </m:oMath>
+      <w:r>
+        <w:t xml:space="preserve"> và </w:t>
+      </w:r>
+      <m:oMath>
+        <m:box>
+          <m:e>
+            <m:r>
+              <m:rPr>
+                <m:scr m:val="monospace"/>
+                <m:sty m:val="p"/>
+              </m:rPr>
+              <m:t>tx\_power</m:t>
+            </m:r>
+            <m:r>
+              <m:rPr>
+                <m:sty m:val="p"/>
+              </m:rPr>
+              <m:t>=</m:t>
+            </m:r>
+            <m:r>
+              <m:rPr>
+                <m:sty m:val="p"/>
+              </m:rPr>
+              <m:t>−</m:t>
+            </m:r>
+            <m:r>
+              <m:rPr>
+                <m:sty m:val="p"/>
+              </m:rPr>
+              <m:t>59</m:t>
+            </m:r>
+          </m:e>
+        </m:box>
+      </m:oMath>
+      <w:r>
+        <w:t xml:space="preserve"> dBm (mức mặc định ESP32).</w:t>
       </w:r>
     </w:p>
     <w:tbl>
@@ -3254,9 +5474,24 @@
           </w:tcPr>
           <w:p>
             <w:r/>
-            <w:r>
-              <w:t>-59</w:t>
-            </w:r>
+            <m:oMath>
+              <m:box>
+                <m:e>
+                  <m:r>
+                    <m:rPr>
+                      <m:sty m:val="p"/>
+                    </m:rPr>
+                    <m:t>−</m:t>
+                  </m:r>
+                  <m:r>
+                    <m:rPr>
+                      <m:sty m:val="p"/>
+                    </m:rPr>
+                    <m:t>59</m:t>
+                  </m:r>
+                </m:e>
+              </m:box>
+            </m:oMath>
           </w:p>
         </w:tc>
         <w:tc>
@@ -3278,9 +5513,24 @@
           </w:tcPr>
           <w:p>
             <w:r/>
-            <w:r>
-              <w:t>-70</w:t>
-            </w:r>
+            <m:oMath>
+              <m:box>
+                <m:e>
+                  <m:r>
+                    <m:rPr>
+                      <m:sty m:val="p"/>
+                    </m:rPr>
+                    <m:t>−</m:t>
+                  </m:r>
+                  <m:r>
+                    <m:rPr>
+                      <m:sty m:val="p"/>
+                    </m:rPr>
+                    <m:t>70</m:t>
+                  </m:r>
+                </m:e>
+              </m:box>
+            </m:oMath>
           </w:p>
         </w:tc>
         <w:tc>
@@ -3302,9 +5552,24 @@
           </w:tcPr>
           <w:p>
             <w:r/>
-            <w:r>
-              <w:t>-80</w:t>
-            </w:r>
+            <m:oMath>
+              <m:box>
+                <m:e>
+                  <m:r>
+                    <m:rPr>
+                      <m:sty m:val="p"/>
+                    </m:rPr>
+                    <m:t>−</m:t>
+                  </m:r>
+                  <m:r>
+                    <m:rPr>
+                      <m:sty m:val="p"/>
+                    </m:rPr>
+                    <m:t>80</m:t>
+                  </m:r>
+                </m:e>
+              </m:box>
+            </m:oMath>
           </w:p>
         </w:tc>
         <w:tc>
@@ -3326,9 +5591,24 @@
           </w:tcPr>
           <w:p>
             <w:r/>
-            <w:r>
-              <w:t>-90</w:t>
-            </w:r>
+            <m:oMath>
+              <m:box>
+                <m:e>
+                  <m:r>
+                    <m:rPr>
+                      <m:sty m:val="p"/>
+                    </m:rPr>
+                    <m:t>−</m:t>
+                  </m:r>
+                  <m:r>
+                    <m:rPr>
+                      <m:sty m:val="p"/>
+                    </m:rPr>
+                    <m:t>90</m:t>
+                  </m:r>
+                </m:e>
+              </m:box>
+            </m:oMath>
           </w:p>
         </w:tc>
         <w:tc>
@@ -3394,7 +5674,7 @@
           <w:rFonts w:ascii="Consolas" w:hAnsi="Consolas"/>
           <w:sz w:val="22"/>
         </w:rPr>
-        <w:t>last_sequence</w:t>
+        <w:t>last\_sequence</w:t>
       </w:r>
       <w:r>
         <w:t xml:space="preserve"> cho từng tag, áp dụng:</w:t>
@@ -3412,7 +5692,7 @@
           <w:rFonts w:ascii="Consolas" w:hAnsi="Consolas"/>
           <w:sz w:val="22"/>
         </w:rPr>
-        <w:t>sequence == last_sequence</w:t>
+        <w:t>sequence == last\_sequence</w:t>
       </w:r>
       <w:r>
         <w:t>: gói trùng (do đa đường truyền hoặc scanner nhận 2 lần). Bỏ qua.</w:t>
@@ -3423,14 +5703,85 @@
         <w:pStyle w:val="ListBullet"/>
       </w:pPr>
       <w:r>
-        <w:t xml:space="preserve">Nếu -10 ≤ (textttsequence - textttlast_sequence) &lt; 0: gói đến trễ vì overlap kênh quảng cáo, chấp nhận nhưng không cập nhật </w:t>
+        <w:t xml:space="preserve">Nếu </w:t>
+      </w:r>
+      <m:oMath>
+        <m:box>
+          <m:e>
+            <m:r>
+              <m:rPr>
+                <m:sty m:val="p"/>
+              </m:rPr>
+              <m:t>−</m:t>
+            </m:r>
+            <m:r>
+              <m:rPr>
+                <m:sty m:val="p"/>
+              </m:rPr>
+              <m:t>10</m:t>
+            </m:r>
+            <m:r>
+              <m:rPr>
+                <m:sty m:val="p"/>
+              </m:rPr>
+              <m:t>≤</m:t>
+            </m:r>
+            <m:r>
+              <m:rPr>
+                <m:sty m:val="p"/>
+              </m:rPr>
+              <m:t>(</m:t>
+            </m:r>
+            <m:r>
+              <m:rPr>
+                <m:scr m:val="monospace"/>
+                <m:sty m:val="p"/>
+              </m:rPr>
+              <m:t>sequence</m:t>
+            </m:r>
+            <m:r>
+              <m:rPr>
+                <m:sty m:val="p"/>
+              </m:rPr>
+              <m:t>−</m:t>
+            </m:r>
+            <m:r>
+              <m:rPr>
+                <m:scr m:val="monospace"/>
+                <m:sty m:val="p"/>
+              </m:rPr>
+              <m:t>last\_sequence</m:t>
+            </m:r>
+            <m:r>
+              <m:rPr>
+                <m:sty m:val="p"/>
+              </m:rPr>
+              <m:t>)</m:t>
+            </m:r>
+            <m:r>
+              <m:rPr>
+                <m:sty m:val="p"/>
+              </m:rPr>
+              <m:t>&lt;</m:t>
+            </m:r>
+            <m:r>
+              <m:rPr>
+                <m:sty m:val="p"/>
+              </m:rPr>
+              <m:t>0</m:t>
+            </m:r>
+          </m:e>
+        </m:box>
+      </m:oMath>
+      <w:r>
+        <w:t xml:space="preserve">: gói đến trễ vì overlap kênh quảng cáo, chấp nhận nhưng không cập nhật </w:t>
       </w:r>
       <w:r>
         <w:rPr>
           <w:rFonts w:ascii="Consolas" w:hAnsi="Consolas"/>
           <w:sz w:val="22"/>
         </w:rPr>
-        <w:t>last_sequence</w:t>
+        <w:t>last\_sequence</w:t>
       </w:r>
       <w:r>
         <w:t>.</w:t>
@@ -3441,7 +5792,87 @@
         <w:pStyle w:val="ListBullet"/>
       </w:pPr>
       <w:r>
-        <w:t>Nếu -10 &gt; (textttsequence - textttlast_sequence) hoặc &gt; 30: nhảy bất thường (tag reboot, hoặc bị attacker replay gói cũ). Reset trạng thái Kalman.</w:t>
+        <w:t xml:space="preserve">Nếu </w:t>
+      </w:r>
+      <m:oMath>
+        <m:box>
+          <m:e>
+            <m:r>
+              <m:rPr>
+                <m:sty m:val="p"/>
+              </m:rPr>
+              <m:t>−</m:t>
+            </m:r>
+            <m:r>
+              <m:rPr>
+                <m:sty m:val="p"/>
+              </m:rPr>
+              <m:t>10</m:t>
+            </m:r>
+            <m:r>
+              <m:rPr>
+                <m:sty m:val="p"/>
+              </m:rPr>
+              <m:t>&gt;</m:t>
+            </m:r>
+            <m:r>
+              <m:rPr>
+                <m:sty m:val="p"/>
+              </m:rPr>
+              <m:t>(</m:t>
+            </m:r>
+            <m:r>
+              <m:rPr>
+                <m:scr m:val="monospace"/>
+                <m:sty m:val="p"/>
+              </m:rPr>
+              <m:t>sequence</m:t>
+            </m:r>
+            <m:r>
+              <m:rPr>
+                <m:sty m:val="p"/>
+              </m:rPr>
+              <m:t>−</m:t>
+            </m:r>
+            <m:r>
+              <m:rPr>
+                <m:scr m:val="monospace"/>
+                <m:sty m:val="p"/>
+              </m:rPr>
+              <m:t>last\_sequence</m:t>
+            </m:r>
+            <m:r>
+              <m:rPr>
+                <m:sty m:val="p"/>
+              </m:rPr>
+              <m:t>)</m:t>
+            </m:r>
+          </m:e>
+        </m:box>
+      </m:oMath>
+      <w:r>
+        <w:t xml:space="preserve"> hoặc </w:t>
+      </w:r>
+      <m:oMath>
+        <m:box>
+          <m:e>
+            <m:r>
+              <m:rPr>
+                <m:sty m:val="p"/>
+              </m:rPr>
+              <m:t>&gt;</m:t>
+            </m:r>
+            <m:r>
+              <m:rPr>
+                <m:sty m:val="p"/>
+              </m:rPr>
+              <m:t>30</m:t>
+            </m:r>
+          </m:e>
+        </m:box>
+      </m:oMath>
+      <w:r>
+        <w:t>: nhảy bất thường (tag reboot, hoặc bị attacker replay gói cũ). Reset trạng thái Kalman.</w:t>
       </w:r>
     </w:p>
     <w:p>
@@ -3545,7 +5976,7 @@
           <w:rFonts w:ascii="Consolas" w:hAnsi="Consolas"/>
           <w:sz w:val="22"/>
         </w:rPr>
-        <w:t>HYSTERESIS_DBM</w:t>
+        <w:t>HYSTERESIS\_DBM</w:t>
       </w:r>
       <w:r>
         <w:t xml:space="preserve"> dBm. Đề tài chọn </w:t>
@@ -3555,7 +5986,7 @@
           <w:rFonts w:ascii="Consolas" w:hAnsi="Consolas"/>
           <w:sz w:val="22"/>
         </w:rPr>
-        <w:t>HYSTERESIS_DBM = 8</w:t>
+        <w:t>HYSTERESIS\_DBM = 8</w:t>
       </w:r>
       <w:r>
         <w:t xml:space="preserve"> — thoả hiệp giữa chống flap và tốc độ phản hồi khi thật sự đổi phòng.</w:t>
@@ -3600,7 +6031,7 @@
           <w:rFonts w:ascii="Consolas" w:hAnsi="Consolas"/>
           <w:sz w:val="22"/>
         </w:rPr>
-        <w:t>candidate_zone</w:t>
+        <w:t>candidate\_zone</w:t>
       </w:r>
       <w:r>
         <w:t xml:space="preserve"> và </w:t>
@@ -3610,7 +6041,7 @@
           <w:rFonts w:ascii="Consolas" w:hAnsi="Consolas"/>
           <w:sz w:val="22"/>
         </w:rPr>
-        <w:t>candidate_count</w:t>
+        <w:t>candidate\_count</w:t>
       </w:r>
       <w:r>
         <w:t>.</w:t>
@@ -3628,7 +6059,7 @@
           <w:rFonts w:ascii="Consolas" w:hAnsi="Consolas"/>
           <w:sz w:val="22"/>
         </w:rPr>
-        <w:t>candidate_count += 1</w:t>
+        <w:t>candidate\_count += 1</w:t>
       </w:r>
       <w:r>
         <w:t>.</w:t>
@@ -3646,7 +6077,7 @@
           <w:rFonts w:ascii="Consolas" w:hAnsi="Consolas"/>
           <w:sz w:val="22"/>
         </w:rPr>
-        <w:t>candidate_count -= 1</w:t>
+        <w:t>candidate\_count -= 1</w:t>
       </w:r>
       <w:r>
         <w:t xml:space="preserve"> (không reset về 0 — “leaky”).</w:t>
@@ -3664,17 +6095,32 @@
           <w:rFonts w:ascii="Consolas" w:hAnsi="Consolas"/>
           <w:sz w:val="22"/>
         </w:rPr>
-        <w:t>candidate_count</w:t>
-      </w:r>
-      <w:r>
-        <w:t xml:space="preserve"> ≥ </w:t>
+        <w:t>candidate\_count</w:t>
+      </w:r>
+      <w:r>
+        <w:t xml:space="preserve"> </w:t>
+      </w:r>
+      <m:oMath>
+        <m:box>
+          <m:e>
+            <m:r>
+              <m:rPr>
+                <m:sty m:val="p"/>
+              </m:rPr>
+              <m:t>≥</m:t>
+            </m:r>
+          </m:e>
+        </m:box>
+      </m:oMath>
+      <w:r>
+        <w:t xml:space="preserve"> </w:t>
       </w:r>
       <w:r>
         <w:rPr>
           <w:rFonts w:ascii="Consolas" w:hAnsi="Consolas"/>
           <w:sz w:val="22"/>
         </w:rPr>
-        <w:t>DEBOUNCE_COUNT</w:t>
+        <w:t>DEBOUNCE\_COUNT</w:t>
       </w:r>
       <w:r>
         <w:t xml:space="preserve"> (mặc định 2).</w:t>
@@ -3694,7 +6140,7 @@
           <w:rFonts w:ascii="Consolas" w:hAnsi="Consolas"/>
           <w:sz w:val="22"/>
         </w:rPr>
-        <w:t>DEBOUNCE_COUNT = 2</w:t>
+        <w:t>DEBOUNCE\_COUNT = 2</w:t>
       </w:r>
       <w:r>
         <w:t xml:space="preserve"> và báo cáo  1 Hz, trễ chuyển zone  2 s, chấp nhận được cho theo dõi người.</w:t>
@@ -3746,13 +6192,196 @@
       <w:pPr>
         <w:jc w:val="center"/>
       </w:pPr>
-      <w:r>
-        <w:rPr>
-          <w:rFonts w:ascii="Cambria Math" w:hAnsi="Cambria Math"/>
-          <w:i/>
-        </w:rPr>
-        <w:t>text{HMAC}(K, m) = Hleft((K' oplus text{opad}) parallel H((K' oplus text{ipad}) parallel m)right)     label{eq:hmac}</w:t>
-      </w:r>
+      <m:oMath>
+        <m:box>
+          <m:e>
+            <m:r>
+              <m:rPr>
+                <m:nor/>
+              </m:rPr>
+              <m:t>HMAC</m:t>
+            </m:r>
+            <m:r>
+              <m:rPr>
+                <m:sty m:val="p"/>
+              </m:rPr>
+              <m:t>(</m:t>
+            </m:r>
+            <m:r>
+              <m:rPr>
+                <m:sty m:val="i"/>
+              </m:rPr>
+              <m:t>K</m:t>
+            </m:r>
+            <m:r>
+              <m:rPr>
+                <m:sty m:val="p"/>
+              </m:rPr>
+              <m:t>,</m:t>
+            </m:r>
+            <m:r>
+              <m:rPr>
+                <m:sty m:val="i"/>
+              </m:rPr>
+              <m:t>m</m:t>
+            </m:r>
+            <m:r>
+              <m:rPr>
+                <m:sty m:val="p"/>
+              </m:rPr>
+              <m:t>)</m:t>
+            </m:r>
+            <m:r>
+              <m:rPr>
+                <m:sty m:val="p"/>
+              </m:rPr>
+              <m:t>=</m:t>
+            </m:r>
+            <m:r>
+              <m:rPr>
+                <m:sty m:val="i"/>
+              </m:rPr>
+              <m:t>H</m:t>
+            </m:r>
+            <m:box>
+              <m:e>
+                <m:d>
+                  <m:dPr>
+                    <m:begChr m:val="("/>
+                    <m:endChr m:val=")"/>
+                  </m:dPr>
+                  <m:e>
+                    <m:box>
+                      <m:e>
+                        <m:r>
+                          <m:rPr>
+                            <m:sty m:val="p"/>
+                          </m:rPr>
+                          <m:t>(</m:t>
+                        </m:r>
+                        <m:sSup>
+                          <m:e>
+                            <m:r>
+                              <m:rPr>
+                                <m:sty m:val="i"/>
+                              </m:rPr>
+                              <m:t>K</m:t>
+                            </m:r>
+                          </m:e>
+                          <m:sup>
+                            <m:r>
+                              <m:rPr>
+                                <m:sty m:val="i"/>
+                              </m:rPr>
+                              <m:t>′</m:t>
+                            </m:r>
+                          </m:sup>
+                        </m:sSup>
+                        <m:r>
+                          <m:rPr>
+                            <m:sty m:val="p"/>
+                          </m:rPr>
+                          <m:t>⊕</m:t>
+                        </m:r>
+                        <m:r>
+                          <m:rPr>
+                            <m:nor/>
+                          </m:rPr>
+                          <m:t>opad</m:t>
+                        </m:r>
+                        <m:r>
+                          <m:rPr>
+                            <m:sty m:val="p"/>
+                          </m:rPr>
+                          <m:t>)</m:t>
+                        </m:r>
+                        <m:r>
+                          <m:rPr>
+                            <m:sty m:val="p"/>
+                          </m:rPr>
+                          <m:t>∥</m:t>
+                        </m:r>
+                        <m:r>
+                          <m:rPr>
+                            <m:sty m:val="i"/>
+                          </m:rPr>
+                          <m:t>H</m:t>
+                        </m:r>
+                        <m:r>
+                          <m:rPr>
+                            <m:sty m:val="p"/>
+                          </m:rPr>
+                          <m:t>(</m:t>
+                        </m:r>
+                        <m:r>
+                          <m:rPr>
+                            <m:sty m:val="p"/>
+                          </m:rPr>
+                          <m:t>(</m:t>
+                        </m:r>
+                        <m:sSup>
+                          <m:e>
+                            <m:r>
+                              <m:rPr>
+                                <m:sty m:val="i"/>
+                              </m:rPr>
+                              <m:t>K</m:t>
+                            </m:r>
+                          </m:e>
+                          <m:sup>
+                            <m:r>
+                              <m:rPr>
+                                <m:sty m:val="i"/>
+                              </m:rPr>
+                              <m:t>′</m:t>
+                            </m:r>
+                          </m:sup>
+                        </m:sSup>
+                        <m:r>
+                          <m:rPr>
+                            <m:sty m:val="p"/>
+                          </m:rPr>
+                          <m:t>⊕</m:t>
+                        </m:r>
+                        <m:r>
+                          <m:rPr>
+                            <m:nor/>
+                          </m:rPr>
+                          <m:t>ipad</m:t>
+                        </m:r>
+                        <m:r>
+                          <m:rPr>
+                            <m:sty m:val="p"/>
+                          </m:rPr>
+                          <m:t>)</m:t>
+                        </m:r>
+                        <m:r>
+                          <m:rPr>
+                            <m:sty m:val="p"/>
+                          </m:rPr>
+                          <m:t>∥</m:t>
+                        </m:r>
+                        <m:r>
+                          <m:rPr>
+                            <m:sty m:val="i"/>
+                          </m:rPr>
+                          <m:t>m</m:t>
+                        </m:r>
+                        <m:r>
+                          <m:rPr>
+                            <m:sty m:val="p"/>
+                          </m:rPr>
+                          <m:t>)</m:t>
+                        </m:r>
+                      </m:e>
+                    </m:box>
+                  </m:e>
+                </m:d>
+              </m:e>
+            </m:box>
+          </m:e>
+        </m:box>
+      </m:oMath>
     </w:p>
     <w:p>
       <w:pPr>
@@ -3760,8 +6389,47 @@
         <w:ind w:firstLine="432"/>
         <w:jc w:val="both"/>
       </w:pPr>
-      <w:r>
-        <w:t>H là hàm băm (SHA-256), K' là khoá đã pad, opad/ipad là hằng.</w:t>
+      <m:oMath>
+        <m:box>
+          <m:e>
+            <m:r>
+              <m:rPr>
+                <m:sty m:val="i"/>
+              </m:rPr>
+              <m:t>H</m:t>
+            </m:r>
+          </m:e>
+        </m:box>
+      </m:oMath>
+      <w:r>
+        <w:t xml:space="preserve"> là hàm băm (SHA-256), </w:t>
+      </w:r>
+      <m:oMath>
+        <m:box>
+          <m:e>
+            <m:sSup>
+              <m:e>
+                <m:r>
+                  <m:rPr>
+                    <m:sty m:val="i"/>
+                  </m:rPr>
+                  <m:t>K</m:t>
+                </m:r>
+              </m:e>
+              <m:sup>
+                <m:r>
+                  <m:rPr>
+                    <m:sty m:val="i"/>
+                  </m:rPr>
+                  <m:t>′</m:t>
+                </m:r>
+              </m:sup>
+            </m:sSup>
+          </m:e>
+        </m:box>
+      </m:oMath>
+      <w:r>
+        <w:t xml:space="preserve"> là khoá đã pad, opad/ipad là hằng.</w:t>
       </w:r>
     </w:p>
     <w:p>
@@ -3771,7 +6439,38 @@
         <w:jc w:val="both"/>
       </w:pPr>
       <w:r>
-        <w:t xml:space="preserve">SHA-256 cho ra 32 byte. Payload BLE ADV chỉ có  24 byte khả dụng, không đủ chỗ cho HMAC đầy đủ. Đề tài rút gọn còn 2 byte đầu (HMAC-16). Không gian brute-force giảm còn 2^(16) (65 536) — yếu về mật mã lý thuyết nhưng đủ khi kết hợp anti-replay: attacker phải đoán đúng HMAC-16 </w:t>
+        <w:t xml:space="preserve">SHA-256 cho ra 32 byte. Payload BLE ADV chỉ có  24 byte khả dụng, không đủ chỗ cho HMAC đầy đủ. Đề tài rút gọn còn 2 byte đầu (HMAC-16). Không gian brute-force giảm còn </w:t>
+      </w:r>
+      <m:oMath>
+        <m:box>
+          <m:e>
+            <m:sSup>
+              <m:e>
+                <m:r>
+                  <m:rPr>
+                    <m:sty m:val="p"/>
+                  </m:rPr>
+                  <m:t>2</m:t>
+                </m:r>
+              </m:e>
+              <m:sup>
+                <m:box>
+                  <m:e>
+                    <m:r>
+                      <m:rPr>
+                        <m:sty m:val="p"/>
+                      </m:rPr>
+                      <m:t>16</m:t>
+                    </m:r>
+                  </m:e>
+                </m:box>
+              </m:sup>
+            </m:sSup>
+          </m:e>
+        </m:box>
+      </m:oMath>
+      <w:r>
+        <w:t xml:space="preserve"> (65 536) — yếu về mật mã lý thuyết nhưng đủ khi kết hợp anti-replay: attacker phải đoán đúng HMAC-16 </w:t>
       </w:r>
       <w:r>
         <w:rPr>
@@ -3837,7 +6536,7 @@
           <w:rFonts w:ascii="Consolas" w:hAnsi="Consolas"/>
           <w:sz w:val="22"/>
         </w:rPr>
-        <w:t>epoch_key</w:t>
+        <w:t>epoch\_key</w:t>
       </w:r>
       <w:r>
         <w:t xml:space="preserve"> dẫn xuất:</w:t>
@@ -3847,13 +6546,131 @@
       <w:pPr>
         <w:jc w:val="center"/>
       </w:pPr>
-      <w:r>
-        <w:rPr>
-          <w:rFonts w:ascii="Cambria Math" w:hAnsi="Cambria Math"/>
-          <w:i/>
-        </w:rPr>
-        <w:t>text{epoch_counter}  = leftlfloor frac{text{esp_timer_get_time()}}{1text{ hour}} rightrfloor      text{epoch_key}  = text{HKDF}(text{master_key}, text{epoch_counter})</w:t>
-      </w:r>
+      <m:oMath>
+        <m:box>
+          <m:e>
+            <m:r>
+              <m:rPr>
+                <m:nor/>
+              </m:rPr>
+              <m:t>epoch\_counter</m:t>
+            </m:r>
+            <m:r>
+              <m:rPr>
+                <m:sty m:val="p"/>
+              </m:rPr>
+              <m:t>=</m:t>
+            </m:r>
+            <m:box>
+              <m:e>
+                <m:d>
+                  <m:dPr>
+                    <m:begChr m:val="⌊"/>
+                    <m:endChr m:val="⌋"/>
+                  </m:dPr>
+                  <m:e>
+                    <m:box>
+                      <m:e>
+                        <m:f>
+                          <m:num>
+                            <m:box>
+                              <m:e>
+                                <m:r>
+                                  <m:rPr>
+                                    <m:nor/>
+                                  </m:rPr>
+                                  <m:t>esp\_timer\_get\_time()</m:t>
+                                </m:r>
+                              </m:e>
+                            </m:box>
+                          </m:num>
+                          <m:den>
+                            <m:box>
+                              <m:e>
+                                <m:r>
+                                  <m:rPr>
+                                    <m:sty m:val="p"/>
+                                  </m:rPr>
+                                  <m:t>1</m:t>
+                                </m:r>
+                                <m:r>
+                                  <m:rPr>
+                                    <m:nor/>
+                                  </m:rPr>
+                                  <m:t>~hour</m:t>
+                                </m:r>
+                              </m:e>
+                            </m:box>
+                          </m:den>
+                        </m:f>
+                      </m:e>
+                    </m:box>
+                  </m:e>
+                </m:d>
+              </m:e>
+            </m:box>
+          </m:e>
+        </m:box>
+      </m:oMath>
+    </w:p>
+    <w:p>
+      <w:pPr>
+        <w:jc w:val="center"/>
+      </w:pPr>
+      <m:oMath>
+        <m:box>
+          <m:e>
+            <m:r>
+              <m:rPr>
+                <m:nor/>
+              </m:rPr>
+              <m:t>epoch\_key</m:t>
+            </m:r>
+            <m:r>
+              <m:rPr>
+                <m:sty m:val="p"/>
+              </m:rPr>
+              <m:t>=</m:t>
+            </m:r>
+            <m:r>
+              <m:rPr>
+                <m:nor/>
+              </m:rPr>
+              <m:t>HKDF</m:t>
+            </m:r>
+            <m:r>
+              <m:rPr>
+                <m:sty m:val="p"/>
+              </m:rPr>
+              <m:t>(</m:t>
+            </m:r>
+            <m:r>
+              <m:rPr>
+                <m:nor/>
+              </m:rPr>
+              <m:t>master\_key</m:t>
+            </m:r>
+            <m:r>
+              <m:rPr>
+                <m:sty m:val="p"/>
+              </m:rPr>
+              <m:t>,</m:t>
+            </m:r>
+            <m:r>
+              <m:rPr>
+                <m:nor/>
+              </m:rPr>
+              <m:t>epoch\_counter</m:t>
+            </m:r>
+            <m:r>
+              <m:rPr>
+                <m:sty m:val="p"/>
+              </m:rPr>
+              <m:t>)</m:t>
+            </m:r>
+          </m:e>
+        </m:box>
+      </m:oMath>
     </w:p>
     <w:p>
       <w:pPr>
@@ -3869,7 +6686,7 @@
           <w:rFonts w:ascii="Consolas" w:hAnsi="Consolas"/>
           <w:sz w:val="22"/>
         </w:rPr>
-        <w:t>epoch_counter</w:t>
+        <w:t>epoch\_counter</w:t>
       </w:r>
       <w:r>
         <w:t xml:space="preserve"> là “giờ kể từ lúc boot”, không phải wall-clock. Scanner không biết Tag boot lúc nào, nên lần đầu nhận gói hợp lệ nó </w:t>
@@ -3888,7 +6705,7 @@
           <w:rFonts w:ascii="Consolas" w:hAnsi="Consolas"/>
           <w:sz w:val="22"/>
         </w:rPr>
-        <w:t>locked_epoch</w:t>
+        <w:t>locked\_epoch</w:t>
       </w:r>
       <w:r>
         <w:t>) và sau đó chỉ chấp nhận cửa sổ hẹp quanh giá trị này.</w:t>
@@ -3901,14 +6718,56 @@
         <w:jc w:val="both"/>
       </w:pPr>
       <w:r>
-        <w:t xml:space="preserve">Kết quả: gói bắt ở epoch E không replay được ở epoch E+1 (lệch 1 h). Attacker không có </w:t>
+        <w:t xml:space="preserve">Kết quả: gói bắt ở epoch </w:t>
+      </w:r>
+      <m:oMath>
+        <m:box>
+          <m:e>
+            <m:r>
+              <m:rPr>
+                <m:sty m:val="i"/>
+              </m:rPr>
+              <m:t>E</m:t>
+            </m:r>
+          </m:e>
+        </m:box>
+      </m:oMath>
+      <w:r>
+        <w:t xml:space="preserve"> không replay được ở epoch </w:t>
+      </w:r>
+      <m:oMath>
+        <m:box>
+          <m:e>
+            <m:r>
+              <m:rPr>
+                <m:sty m:val="i"/>
+              </m:rPr>
+              <m:t>E</m:t>
+            </m:r>
+            <m:r>
+              <m:rPr>
+                <m:sty m:val="p"/>
+              </m:rPr>
+              <m:t>+</m:t>
+            </m:r>
+            <m:r>
+              <m:rPr>
+                <m:sty m:val="p"/>
+              </m:rPr>
+              <m:t>1</m:t>
+            </m:r>
+          </m:e>
+        </m:box>
+      </m:oMath>
+      <w:r>
+        <w:t xml:space="preserve"> (lệch 1 h). Attacker không có </w:t>
       </w:r>
       <w:r>
         <w:rPr>
           <w:rFonts w:ascii="Consolas" w:hAnsi="Consolas"/>
           <w:sz w:val="22"/>
         </w:rPr>
-        <w:t>master_key</w:t>
+        <w:t>master\_key</w:t>
       </w:r>
       <w:r>
         <w:t xml:space="preserve"> thì không tính được epoch_key mới.</w:t>
@@ -3949,7 +6808,7 @@
           <w:rFonts w:ascii="Consolas" w:hAnsi="Consolas"/>
           <w:sz w:val="22"/>
         </w:rPr>
-        <w:t>esp_fill_random()</w:t>
+        <w:t>esp\_fill\_random()</w:t>
       </w:r>
       <w:r>
         <w:t>.</w:t>
@@ -3983,7 +6842,7 @@
           <w:rFonts w:ascii="Consolas" w:hAnsi="Consolas"/>
           <w:sz w:val="22"/>
         </w:rPr>
-        <w:t>OTA_KEY_PUSH</w:t>
+        <w:t>OTA\_KEY\_PUSH</w:t>
       </w:r>
       <w:r>
         <w:t xml:space="preserve"> (đã mã hoá bởi AppKey mesh).</w:t>
@@ -4091,7 +6950,7 @@
           <w:rFonts w:ascii="Consolas" w:hAnsi="Consolas"/>
           <w:sz w:val="22"/>
         </w:rPr>
-        <w:t>ota_0</w:t>
+        <w:t>ota\_0</w:t>
       </w:r>
       <w:r>
         <w:t xml:space="preserve"> và </w:t>
@@ -4101,7 +6960,7 @@
           <w:rFonts w:ascii="Consolas" w:hAnsi="Consolas"/>
           <w:sz w:val="22"/>
         </w:rPr>
-        <w:t>ota_1</w:t>
+        <w:t>ota\_1</w:t>
       </w:r>
       <w:r>
         <w:t xml:space="preserve">, mỗi slot chứa một firmware image. Bootloader chọn slot nào chạy dựa trên bảng </w:t>
@@ -4111,7 +6970,7 @@
           <w:rFonts w:ascii="Consolas" w:hAnsi="Consolas"/>
           <w:sz w:val="22"/>
         </w:rPr>
-        <w:t>ota_data</w:t>
+        <w:t>ota\_data</w:t>
       </w:r>
       <w:r>
         <w:t>. Khi OTA:</w:t>
@@ -4122,7 +6981,61 @@
         <w:pStyle w:val="ListNumber"/>
       </w:pPr>
       <w:r>
-        <w:t>Firmware slot S tải image mới về slot S' neq S.</w:t>
+        <w:t xml:space="preserve">Firmware slot </w:t>
+      </w:r>
+      <m:oMath>
+        <m:box>
+          <m:e>
+            <m:r>
+              <m:rPr>
+                <m:sty m:val="i"/>
+              </m:rPr>
+              <m:t>S</m:t>
+            </m:r>
+          </m:e>
+        </m:box>
+      </m:oMath>
+      <w:r>
+        <w:t xml:space="preserve"> tải image mới về slot </w:t>
+      </w:r>
+      <m:oMath>
+        <m:box>
+          <m:e>
+            <m:sSup>
+              <m:e>
+                <m:r>
+                  <m:rPr>
+                    <m:sty m:val="i"/>
+                  </m:rPr>
+                  <m:t>S</m:t>
+                </m:r>
+              </m:e>
+              <m:sup>
+                <m:r>
+                  <m:rPr>
+                    <m:sty m:val="i"/>
+                  </m:rPr>
+                  <m:t>′</m:t>
+                </m:r>
+              </m:sup>
+            </m:sSup>
+            <m:r>
+              <m:rPr>
+                <m:sty m:val="p"/>
+              </m:rPr>
+              <m:t>≠</m:t>
+            </m:r>
+            <m:r>
+              <m:rPr>
+                <m:sty m:val="i"/>
+              </m:rPr>
+              <m:t>S</m:t>
+            </m:r>
+          </m:e>
+        </m:box>
+      </m:oMath>
+      <w:r>
+        <w:t>.</w:t>
       </w:r>
     </w:p>
     <w:p>
@@ -4145,10 +7058,37 @@
           <w:rFonts w:ascii="Consolas" w:hAnsi="Consolas"/>
           <w:sz w:val="22"/>
         </w:rPr>
-        <w:t>ota_data</w:t>
-      </w:r>
-      <w:r>
-        <w:t xml:space="preserve"> để boot sau chạy slot S'.</w:t>
+        <w:t>ota\_data</w:t>
+      </w:r>
+      <w:r>
+        <w:t xml:space="preserve"> để boot sau chạy slot </w:t>
+      </w:r>
+      <m:oMath>
+        <m:box>
+          <m:e>
+            <m:sSup>
+              <m:e>
+                <m:r>
+                  <m:rPr>
+                    <m:sty m:val="i"/>
+                  </m:rPr>
+                  <m:t>S</m:t>
+                </m:r>
+              </m:e>
+              <m:sup>
+                <m:r>
+                  <m:rPr>
+                    <m:sty m:val="i"/>
+                  </m:rPr>
+                  <m:t>′</m:t>
+                </m:r>
+              </m:sup>
+            </m:sSup>
+          </m:e>
+        </m:box>
+      </m:oMath>
+      <w:r>
+        <w:t>.</w:t>
       </w:r>
     </w:p>
     <w:p>
@@ -4164,7 +7104,22 @@
         <w:pStyle w:val="ListNumber"/>
       </w:pPr>
       <w:r>
-        <w:t>Firmware mới không tự đánh dấu “ok” trong vài giây đầu, bootloader rollback về slot S.</w:t>
+        <w:t xml:space="preserve">Firmware mới không tự đánh dấu “ok” trong vài giây đầu, bootloader rollback về slot </w:t>
+      </w:r>
+      <m:oMath>
+        <m:box>
+          <m:e>
+            <m:r>
+              <m:rPr>
+                <m:sty m:val="i"/>
+              </m:rPr>
+              <m:t>S</m:t>
+            </m:r>
+          </m:e>
+        </m:box>
+      </m:oMath>
+      <w:r>
+        <w:t>.</w:t>
       </w:r>
     </w:p>
     <w:p>
@@ -4213,7 +7168,7 @@
           <w:rFonts w:ascii="Consolas" w:hAnsi="Consolas"/>
           <w:sz w:val="22"/>
         </w:rPr>
-        <w:t>esp_app_get_description()</w:t>
+        <w:t>esp\_app\_get\_description()</w:t>
       </w:r>
       <w:r>
         <w:t>) thì bỏ qua. Tránh flash lại chính image hiện tại.</w:t>
@@ -4237,7 +7192,7 @@
           <w:rFonts w:ascii="Consolas" w:hAnsi="Consolas"/>
           <w:sz w:val="22"/>
         </w:rPr>
-        <w:t>PROJECT_VER</w:t>
+        <w:t>PROJECT\_VER</w:t>
       </w:r>
       <w:r>
         <w:t xml:space="preserve"> định dạng </w:t>
@@ -4347,7 +7302,7 @@
           <w:rFonts w:ascii="Consolas" w:hAnsi="Consolas"/>
           <w:sz w:val="22"/>
         </w:rPr>
-        <w:t>OTA_TRIGGER</w:t>
+        <w:t>OTA\_TRIGGER</w:t>
       </w:r>
       <w:r>
         <w:t xml:space="preserve"> 5 lần cách nhau 500 ms để đảm bảo nhận.</w:t>
@@ -4367,7 +7322,7 @@
           <w:rFonts w:ascii="Consolas" w:hAnsi="Consolas"/>
           <w:sz w:val="22"/>
         </w:rPr>
-        <w:t>report_pending_task</w:t>
+        <w:t>report\_pending\_task</w:t>
       </w:r>
       <w:r>
         <w:t xml:space="preserve"> phát hiện cờ pending trong NVS và gửi </w:t>
@@ -4377,7 +7332,7 @@
           <w:rFonts w:ascii="Consolas" w:hAnsi="Consolas"/>
           <w:sz w:val="22"/>
         </w:rPr>
-        <w:t>OTA_RESULT (status=0)</w:t>
+        <w:t>OTA\_RESULT (status=0)</w:t>
       </w:r>
       <w:r>
         <w:t xml:space="preserve"> về Gateway.</w:t>
@@ -4405,7 +7360,7 @@
           <w:rFonts w:ascii="Consolas" w:hAnsi="Consolas"/>
           <w:sz w:val="22"/>
         </w:rPr>
-        <w:t>auto_check_task</w:t>
+        <w:t>auto\_check\_task</w:t>
       </w:r>
       <w:r>
         <w:t xml:space="preserve"> gọi </w:t>
@@ -4415,7 +7370,7 @@
           <w:rFonts w:ascii="Consolas" w:hAnsi="Consolas"/>
           <w:sz w:val="22"/>
         </w:rPr>
-        <w:t>bmt_ota_trigger()</w:t>
+        <w:t>bmt\_ota\_trigger()</w:t>
       </w:r>
       <w:r>
         <w:t xml:space="preserve"> mỗi 3 phút. Nhờ SHA256 skip, các lần trigger không có firmware mới kết thúc nhanh (chỉ tải header, so SHA256, huỷ). Nhờ đó mọi node đều lên bản mới không cần điều phối trung tâm.</w:t>
@@ -4739,7 +7694,7 @@
           <w:rFonts w:ascii="Consolas" w:hAnsi="Consolas"/>
           <w:sz w:val="22"/>
         </w:rPr>
-        <w:t>esp_https_ota</w:t>
+        <w:t>esp\_https\_ota</w:t>
       </w:r>
       <w:r>
         <w:t xml:space="preserve"> dùng chunked để tải firmware.</w:t>
@@ -4791,7 +7746,7 @@
           <w:rFonts w:ascii="Consolas" w:hAnsi="Consolas"/>
           <w:sz w:val="22"/>
         </w:rPr>
-        <w:t>BMT_WIFI_SSID</w:t>
+        <w:t>BMT\_WIFI\_SSID</w:t>
       </w:r>
       <w:r>
         <w:t xml:space="preserve">, </w:t>
@@ -4801,7 +7756,7 @@
           <w:rFonts w:ascii="Consolas" w:hAnsi="Consolas"/>
           <w:sz w:val="22"/>
         </w:rPr>
-        <w:t>BMT_WIFI_PASS</w:t>
+        <w:t>BMT\_WIFI\_PASS</w:t>
       </w:r>
       <w:r>
         <w:t xml:space="preserve">, </w:t>
@@ -4811,7 +7766,7 @@
           <w:rFonts w:ascii="Consolas" w:hAnsi="Consolas"/>
           <w:sz w:val="22"/>
         </w:rPr>
-        <w:t>BMT_TB_GATEWAY_TOKEN</w:t>
+        <w:t>BMT\_TB\_GATEWAY\_TOKEN</w:t>
       </w:r>
       <w:r>
         <w:t xml:space="preserve"> nhúng thẳng. Qua HTTP thô, kẻ tấn công trên LAN có thể sniff và lấy credential mà không cần chạm phần cứng. HTTPS bịt lỗ hổng này.</w:t>
@@ -5132,7 +8087,7 @@
           <w:rFonts w:ascii="Consolas" w:hAnsi="Consolas"/>
           <w:sz w:val="22"/>
         </w:rPr>
-        <w:t>apps/gateway/components/bmt_mqtt/ca.pem</w:t>
+        <w:t>apps/gateway/components/bmt\_mqtt/ca.pem</w:t>
       </w:r>
       <w:r>
         <w:t>: cho MQTTS client.</w:t>
@@ -5147,7 +8102,7 @@
           <w:rFonts w:ascii="Consolas" w:hAnsi="Consolas"/>
           <w:sz w:val="22"/>
         </w:rPr>
-        <w:t>components/bmt_ota/ota_ca.pem</w:t>
+        <w:t>components/bmt\_ota/ota\_ca.pem</w:t>
       </w:r>
       <w:r>
         <w:t>: cho HTTPS OTA client (dùng ở cả 4 firmware).</w:t>
@@ -5240,7 +8195,7 @@
           <w:rFonts w:ascii="Consolas" w:hAnsi="Consolas"/>
           <w:sz w:val="22"/>
         </w:rPr>
-        <w:t>ble_tag</w:t>
+        <w:t>ble\_tag</w:t>
       </w:r>
       <w:r>
         <w:t xml:space="preserve"> cho Tag, </w:t>
@@ -5250,7 +8205,7 @@
           <w:rFonts w:ascii="Consolas" w:hAnsi="Consolas"/>
           <w:sz w:val="22"/>
         </w:rPr>
-        <w:t>ble_mesh_node</w:t>
+        <w:t>ble\_mesh\_node</w:t>
       </w:r>
       <w:r>
         <w:t xml:space="preserve"> cho Scanner/Relay.</w:t>
@@ -5370,7 +8325,22 @@
           <w:p>
             <w:r/>
             <w:r>
-              <w:t>Gateway to Broker</w:t>
+              <w:t xml:space="preserve">Gateway </w:t>
+            </w:r>
+            <m:oMath>
+              <m:box>
+                <m:e>
+                  <m:r>
+                    <m:rPr>
+                      <m:sty m:val="p"/>
+                    </m:rPr>
+                    <m:t>→</m:t>
+                  </m:r>
+                </m:e>
+              </m:box>
+            </m:oMath>
+            <w:r>
+              <w:t xml:space="preserve"> Broker</w:t>
             </w:r>
           </w:p>
         </w:tc>
@@ -5409,7 +8379,22 @@
           <w:p>
             <w:r/>
             <w:r>
-              <w:t>Gateway to Broker</w:t>
+              <w:t xml:space="preserve">Gateway </w:t>
+            </w:r>
+            <m:oMath>
+              <m:box>
+                <m:e>
+                  <m:r>
+                    <m:rPr>
+                      <m:sty m:val="p"/>
+                    </m:rPr>
+                    <m:t>→</m:t>
+                  </m:r>
+                </m:e>
+              </m:box>
+            </m:oMath>
+            <w:r>
+              <w:t xml:space="preserve"> Broker</w:t>
             </w:r>
           </w:p>
         </w:tc>
@@ -5448,7 +8433,22 @@
           <w:p>
             <w:r/>
             <w:r>
-              <w:t>Gateway to Broker</w:t>
+              <w:t xml:space="preserve">Gateway </w:t>
+            </w:r>
+            <m:oMath>
+              <m:box>
+                <m:e>
+                  <m:r>
+                    <m:rPr>
+                      <m:sty m:val="p"/>
+                    </m:rPr>
+                    <m:t>→</m:t>
+                  </m:r>
+                </m:e>
+              </m:box>
+            </m:oMath>
+            <w:r>
+              <w:t xml:space="preserve"> Broker</w:t>
             </w:r>
           </w:p>
         </w:tc>
@@ -5487,7 +8487,22 @@
           <w:p>
             <w:r/>
             <w:r>
-              <w:t>Gateway to Broker</w:t>
+              <w:t xml:space="preserve">Gateway </w:t>
+            </w:r>
+            <m:oMath>
+              <m:box>
+                <m:e>
+                  <m:r>
+                    <m:rPr>
+                      <m:sty m:val="p"/>
+                    </m:rPr>
+                    <m:t>→</m:t>
+                  </m:r>
+                </m:e>
+              </m:box>
+            </m:oMath>
+            <w:r>
+              <w:t xml:space="preserve"> Broker</w:t>
             </w:r>
           </w:p>
         </w:tc>
@@ -5526,7 +8541,22 @@
           <w:p>
             <w:r/>
             <w:r>
-              <w:t>Broker to Gateway</w:t>
+              <w:t xml:space="preserve">Broker </w:t>
+            </w:r>
+            <m:oMath>
+              <m:box>
+                <m:e>
+                  <m:r>
+                    <m:rPr>
+                      <m:sty m:val="p"/>
+                    </m:rPr>
+                    <m:t>→</m:t>
+                  </m:r>
+                </m:e>
+              </m:box>
+            </m:oMath>
+            <w:r>
+              <w:t xml:space="preserve"> Gateway</w:t>
             </w:r>
           </w:p>
         </w:tc>
@@ -5887,7 +8917,7 @@
           <w:rFonts w:ascii="Consolas" w:hAnsi="Consolas"/>
           <w:sz w:val="22"/>
         </w:rPr>
-        <w:t>ble_tag_zone_detection</w:t>
+        <w:t>ble\_tag\_zone\_detection</w:t>
       </w:r>
       <w:r>
         <w:t xml:space="preserve"> cho profile </w:t>
@@ -5897,7 +8927,7 @@
           <w:rFonts w:ascii="Consolas" w:hAnsi="Consolas"/>
           <w:sz w:val="22"/>
         </w:rPr>
-        <w:t>ble_tag</w:t>
+        <w:t>ble\_tag</w:t>
       </w:r>
       <w:r>
         <w:t xml:space="preserve"> (chạy hysteresis + debounce đã nêu), và </w:t>
@@ -5907,7 +8937,7 @@
           <w:rFonts w:ascii="Consolas" w:hAnsi="Consolas"/>
           <w:sz w:val="22"/>
         </w:rPr>
-        <w:t>ble_mesh_node_ota</w:t>
+        <w:t>ble\_mesh\_node\_ota</w:t>
       </w:r>
       <w:r>
         <w:t xml:space="preserve"> cho profile </w:t>
@@ -5917,7 +8947,7 @@
           <w:rFonts w:ascii="Consolas" w:hAnsi="Consolas"/>
           <w:sz w:val="22"/>
         </w:rPr>
-        <w:t>ble_mesh_node</w:t>
+        <w:t>ble\_mesh\_node</w:t>
       </w:r>
       <w:r>
         <w:t xml:space="preserve"> (lưu </w:t>
@@ -5927,7 +8957,7 @@
           <w:rFonts w:ascii="Consolas" w:hAnsi="Consolas"/>
           <w:sz w:val="22"/>
         </w:rPr>
-        <w:t>ota_result</w:t>
+        <w:t>ota\_result</w:t>
       </w:r>
       <w:r>
         <w:t xml:space="preserve"> vào attribute).</w:t>
@@ -6059,7 +9089,7 @@
           <w:rFonts w:ascii="Consolas" w:hAnsi="Consolas"/>
           <w:sz w:val="22"/>
         </w:rPr>
-        <w:t>tag_id</w:t>
+        <w:t>tag\_id</w:t>
       </w:r>
       <w:r>
         <w:t xml:space="preserve">, </w:t>
@@ -6069,7 +9099,7 @@
           <w:rFonts w:ascii="Consolas" w:hAnsi="Consolas"/>
           <w:sz w:val="22"/>
         </w:rPr>
-        <w:t>rssi_filtered</w:t>
+        <w:t>rssi\_filtered</w:t>
       </w:r>
       <w:r>
         <w:t xml:space="preserve">, </w:t>
@@ -6079,7 +9109,7 @@
           <w:rFonts w:ascii="Consolas" w:hAnsi="Consolas"/>
           <w:sz w:val="22"/>
         </w:rPr>
-        <w:t>scanner_id</w:t>
+        <w:t>scanner\_id</w:t>
       </w:r>
       <w:r>
         <w:t xml:space="preserve">) lên gateway, gateway đẩy lên ThingsBoard, rule chain trên server áp dụng hysteresis và debounce rồi ghi thuộc tính </w:t>
@@ -6135,7 +9165,7 @@
           <w:rFonts w:ascii="Consolas" w:hAnsi="Consolas"/>
           <w:sz w:val="22"/>
         </w:rPr>
-        <w:t>bmt_tag_adv_payload_t</w:t>
+        <w:t>bmt\_tag\_adv\_payload\_t</w:t>
       </w:r>
       <w:r>
         <w:t xml:space="preserve"> có tổng </w:t>
@@ -6497,7 +9527,7 @@
           <w:rFonts w:ascii="Consolas" w:hAnsi="Consolas"/>
           <w:sz w:val="22"/>
         </w:rPr>
-        <w:t>HKDF(master_key, epoch)</w:t>
+        <w:t>HKDF(master\_key, epoch)</w:t>
       </w:r>
       <w:r>
         <w:t xml:space="preserve"> với </w:t>
@@ -6507,7 +9537,7 @@
           <w:rFonts w:ascii="Consolas" w:hAnsi="Consolas"/>
           <w:sz w:val="22"/>
         </w:rPr>
-        <w:t>epoch = time_ms / 3600000</w:t>
+        <w:t>epoch = time\_ms / 3600000</w:t>
       </w:r>
       <w:r>
         <w:t>. Scanner làm y hệt với cùng master key. Cơ chế này giống TOTP: hai bên không cần trao đổi mà vẫn có cùng khoá tại cùng thời điểm, và nếu ai đó ghi lại được stream ADV cũ thì cũng không tái sử dụng được sang giờ khác.</w:t>
@@ -6566,7 +9596,43 @@
         <w:t>sequence</w:t>
       </w:r>
       <w:r>
-        <w:t xml:space="preserve"> là uint8, tăng mỗi lần phát và wrap-around tại 256. Scanner dùng nó để chống replay: giá trị lệch quá ± 30 so với mẫu gần nhất bị loại. Ngưỡng 30 chọn theo tỉ lệ: 30 gói × 500 ms = 15 giây timeout, đủ tolerate rớt gói ngắn nhưng không tolerate replay lâu.</w:t>
+        <w:t xml:space="preserve"> là uint8, tăng mỗi lần phát và wrap-around tại 256. Scanner dùng nó để chống replay: giá trị lệch quá </w:t>
+      </w:r>
+      <m:oMath>
+        <m:box>
+          <m:e>
+            <m:r>
+              <m:rPr>
+                <m:sty m:val="i"/>
+              </m:rPr>
+              <m:t>±</m:t>
+            </m:r>
+            <m:r>
+              <m:rPr>
+                <m:sty m:val="p"/>
+              </m:rPr>
+              <m:t>30</m:t>
+            </m:r>
+          </m:e>
+        </m:box>
+      </m:oMath>
+      <w:r>
+        <w:t xml:space="preserve"> so với mẫu gần nhất bị loại. Ngưỡng 30 chọn theo tỉ lệ: 30 gói </w:t>
+      </w:r>
+      <m:oMath>
+        <m:box>
+          <m:e>
+            <m:r>
+              <m:rPr>
+                <m:sty m:val="p"/>
+              </m:rPr>
+              <m:t>×</m:t>
+            </m:r>
+          </m:e>
+        </m:box>
+      </m:oMath>
+      <w:r>
+        <w:t xml:space="preserve"> 500 ms = 15 giây timeout, đủ tolerate rớt gói ngắn nhưng không tolerate replay lâu.</w:t>
       </w:r>
     </w:p>
     <w:p>
@@ -6609,7 +9675,7 @@
           <w:rFonts w:ascii="Consolas" w:hAnsi="Consolas"/>
           <w:sz w:val="22"/>
         </w:rPr>
-        <w:t>scan_interval</w:t>
+        <w:t>scan\_interval</w:t>
       </w:r>
       <w:r>
         <w:t xml:space="preserve"> 50 ms (0x0050 BLE units), </w:t>
@@ -6619,7 +9685,7 @@
           <w:rFonts w:ascii="Consolas" w:hAnsi="Consolas"/>
           <w:sz w:val="22"/>
         </w:rPr>
-        <w:t>scan_window</w:t>
+        <w:t>scan\_window</w:t>
       </w:r>
       <w:r>
         <w:t xml:space="preserve"> 30 ms (0x0030 BLE units), tức 60% thời gian mở radio để nghe ADV, 40% dành cho các hoạt động mesh (publish, receive, relay nếu enable). Duty cycle 60% đủ cao để bắt gần hết beacon 500 ms từ tag nhưng vẫn dư băng thông cho mesh mà không bị nghẽn.</w:t>
@@ -6647,7 +9713,7 @@
           <w:rFonts w:ascii="Consolas" w:hAnsi="Consolas"/>
           <w:sz w:val="22"/>
         </w:rPr>
-        <w:t>BMT_MAX_TAGS = 20</w:t>
+        <w:t>BMT\_MAX\_TAGS = 20</w:t>
       </w:r>
       <w:r>
         <w:t xml:space="preserve"> entry. Mỗi entry chứa UUID, </w:t>
@@ -6657,7 +9723,7 @@
           <w:rFonts w:ascii="Consolas" w:hAnsi="Consolas"/>
           <w:sz w:val="22"/>
         </w:rPr>
-        <w:t>last_seq</w:t>
+        <w:t>last\_seq</w:t>
       </w:r>
       <w:r>
         <w:t xml:space="preserve">, </w:t>
@@ -6667,7 +9733,7 @@
           <w:rFonts w:ascii="Consolas" w:hAnsi="Consolas"/>
           <w:sz w:val="22"/>
         </w:rPr>
-        <w:t>last_rssi_raw</w:t>
+        <w:t>last\_rssi\_raw</w:t>
       </w:r>
       <w:r>
         <w:t>, trạng thái Kalman (</w:t>
@@ -6687,7 +9753,7 @@
           <w:rFonts w:ascii="Consolas" w:hAnsi="Consolas"/>
           <w:sz w:val="22"/>
         </w:rPr>
-        <w:t>error_cov</w:t>
+        <w:t>error\_cov</w:t>
       </w:r>
       <w:r>
         <w:t xml:space="preserve">) và </w:t>
@@ -6697,7 +9763,7 @@
           <w:rFonts w:ascii="Consolas" w:hAnsi="Consolas"/>
           <w:sz w:val="22"/>
         </w:rPr>
-        <w:t>last_seen_ms</w:t>
+        <w:t>last\_seen\_ms</w:t>
       </w:r>
       <w:r>
         <w:t xml:space="preserve">. Lần đầu thấy một UUID mới, Kalman được khởi tạo bằng RSSI hiện tại và </w:t>
@@ -6707,10 +9773,52 @@
           <w:rFonts w:ascii="Consolas" w:hAnsi="Consolas"/>
           <w:sz w:val="22"/>
         </w:rPr>
-        <w:t>error_cov = 1.0</w:t>
-      </w:r>
-      <w:r>
-        <w:t xml:space="preserve">. Các lần sau, update theo công thức Kalman 1D với q = 0.1 cố định và r thích nghi theo phương sai đo (chi tiết ở Chương </w:t>
+        <w:t>error\_cov = 1.0</w:t>
+      </w:r>
+      <w:r>
+        <w:t xml:space="preserve">. Các lần sau, update theo công thức Kalman 1D với </w:t>
+      </w:r>
+      <m:oMath>
+        <m:box>
+          <m:e>
+            <m:r>
+              <m:rPr>
+                <m:sty m:val="i"/>
+              </m:rPr>
+              <m:t>q</m:t>
+            </m:r>
+            <m:r>
+              <m:rPr>
+                <m:sty m:val="p"/>
+              </m:rPr>
+              <m:t>=</m:t>
+            </m:r>
+            <m:r>
+              <m:rPr>
+                <m:sty m:val="p"/>
+              </m:rPr>
+              <m:t>0.1</m:t>
+            </m:r>
+          </m:e>
+        </m:box>
+      </m:oMath>
+      <w:r>
+        <w:t xml:space="preserve"> cố định và </w:t>
+      </w:r>
+      <m:oMath>
+        <m:box>
+          <m:e>
+            <m:r>
+              <m:rPr>
+                <m:sty m:val="i"/>
+              </m:rPr>
+              <m:t>r</m:t>
+            </m:r>
+          </m:e>
+        </m:box>
+      </m:oMath>
+      <w:r>
+        <w:t xml:space="preserve"> thích nghi theo phương sai đo (chi tiết ở Chương </w:t>
       </w:r>
       <w:r>
         <w:t>(Chapter3)</w:t>
@@ -6761,7 +9869,7 @@
           <w:rFonts w:ascii="Consolas" w:hAnsi="Consolas"/>
           <w:sz w:val="22"/>
         </w:rPr>
-        <w:t>last_seq</w:t>
+        <w:t>last\_seq</w:t>
       </w:r>
       <w:r>
         <w:t xml:space="preserve"> trong bảng:</w:t>
@@ -6772,7 +9880,58 @@
         <w:pStyle w:val="ListBullet"/>
       </w:pPr>
       <w:r>
-        <w:t>Chênh lệch trong khoảng [-10, +30] (mod 256): chấp nhận.</w:t>
+        <w:t xml:space="preserve">Chênh lệch trong khoảng </w:t>
+      </w:r>
+      <m:oMath>
+        <m:box>
+          <m:e>
+            <m:r>
+              <m:rPr>
+                <m:sty m:val="p"/>
+              </m:rPr>
+              <m:t>[</m:t>
+            </m:r>
+            <m:r>
+              <m:rPr>
+                <m:sty m:val="p"/>
+              </m:rPr>
+              <m:t>−</m:t>
+            </m:r>
+            <m:r>
+              <m:rPr>
+                <m:sty m:val="p"/>
+              </m:rPr>
+              <m:t>10</m:t>
+            </m:r>
+            <m:r>
+              <m:rPr>
+                <m:sty m:val="p"/>
+              </m:rPr>
+              <m:t>,</m:t>
+            </m:r>
+            <m:r>
+              <m:rPr>
+                <m:sty m:val="p"/>
+              </m:rPr>
+              <m:t>+</m:t>
+            </m:r>
+            <m:r>
+              <m:rPr>
+                <m:sty m:val="p"/>
+              </m:rPr>
+              <m:t>30</m:t>
+            </m:r>
+            <m:r>
+              <m:rPr>
+                <m:sty m:val="p"/>
+              </m:rPr>
+              <m:t>]</m:t>
+            </m:r>
+          </m:e>
+        </m:box>
+      </m:oMath>
+      <w:r>
+        <w:t xml:space="preserve"> (mod 256): chấp nhận.</w:t>
       </w:r>
     </w:p>
     <w:p>
@@ -6787,7 +9946,7 @@
           <w:rFonts w:ascii="Consolas" w:hAnsi="Consolas"/>
           <w:sz w:val="22"/>
         </w:rPr>
-        <w:t>replay_reject</w:t>
+        <w:t>replay\_reject</w:t>
       </w:r>
       <w:r>
         <w:t>.</w:t>
@@ -6800,7 +9959,49 @@
         <w:jc w:val="both"/>
       </w:pPr>
       <w:r>
-        <w:t xml:space="preserve">Ngưỡng -10 tolerate reorder do multipath (một số beacon đến trễ hơn beacon phát sau); ngưỡng +30 tolerate rớt gói ngắn (mất 15 s liên tục vẫn re-sync được). Tag không xuất hiện quá 5 giây bị đánh dấu </w:t>
+        <w:t xml:space="preserve">Ngưỡng </w:t>
+      </w:r>
+      <m:oMath>
+        <m:box>
+          <m:e>
+            <m:r>
+              <m:rPr>
+                <m:sty m:val="p"/>
+              </m:rPr>
+              <m:t>−</m:t>
+            </m:r>
+            <m:r>
+              <m:rPr>
+                <m:sty m:val="p"/>
+              </m:rPr>
+              <m:t>10</m:t>
+            </m:r>
+          </m:e>
+        </m:box>
+      </m:oMath>
+      <w:r>
+        <w:t xml:space="preserve"> tolerate reorder do multipath (một số beacon đến trễ hơn beacon phát sau); ngưỡng </w:t>
+      </w:r>
+      <m:oMath>
+        <m:box>
+          <m:e>
+            <m:r>
+              <m:rPr>
+                <m:sty m:val="p"/>
+              </m:rPr>
+              <m:t>+</m:t>
+            </m:r>
+            <m:r>
+              <m:rPr>
+                <m:sty m:val="p"/>
+              </m:rPr>
+              <m:t>30</m:t>
+            </m:r>
+          </m:e>
+        </m:box>
+      </m:oMath>
+      <w:r>
+        <w:t xml:space="preserve"> tolerate rớt gói ngắn (mất 15 s liên tục vẫn re-sync được). Tag không xuất hiện quá 5 giây bị đánh dấu </w:t>
       </w:r>
       <w:r>
         <w:rPr>
@@ -6835,7 +10036,7 @@
           <w:rFonts w:ascii="Consolas" w:hAnsi="Consolas"/>
           <w:sz w:val="22"/>
         </w:rPr>
-        <w:t>TAG_STATUS</w:t>
+        <w:t>TAG\_STATUS</w:t>
       </w:r>
       <w:r>
         <w:t xml:space="preserve"> (vendor model 0x02E5/0x0000) tới địa chỉ unicast của Gateway (mặc định 0x0001). Payload chỉ chứa UUID và RSSI đã lọc; không kèm quyết định phòng. TTL đặt = 7 để cho phép qua tối đa 7 hop; trong thực tế mesh chỉ 1–2 hop nên TTL dư này chỉ dùng khi topology chưa ổn định lúc bring-up.</w:t>
@@ -6881,7 +10082,7 @@
           <w:rFonts w:ascii="Consolas" w:hAnsi="Consolas"/>
           <w:sz w:val="22"/>
         </w:rPr>
-        <w:t>esp_ble_mesh_set_relay(true)</w:t>
+        <w:t>esp\_ble\_mesh\_set\_relay(true)</w:t>
       </w:r>
       <w:r>
         <w:t>. Ở lớp mạng, node này nhận mọi gói mesh, giảm TTL đi 1, và forward lại nếu TTL còn &gt; 0 và gói chưa qua node này (kiểm tra qua network cache). Đây là hành vi mặc định của BLE Mesh, không cần code ứng dụng.</w:t>
@@ -6909,7 +10110,7 @@
           <w:rFonts w:ascii="Consolas" w:hAnsi="Consolas"/>
           <w:sz w:val="22"/>
         </w:rPr>
-        <w:t>RESET_CMD</w:t>
+        <w:t>RESET\_CMD</w:t>
       </w:r>
       <w:r>
         <w:t xml:space="preserve"> (Gateway phát khi watchdog fire, yêu cầu relay wipe NVS và tự re-provision) và </w:t>
@@ -6919,7 +10120,7 @@
           <w:rFonts w:ascii="Consolas" w:hAnsi="Consolas"/>
           <w:sz w:val="22"/>
         </w:rPr>
-        <w:t>OTA_TRIGGER</w:t>
+        <w:t>OTA\_TRIGGER</w:t>
       </w:r>
       <w:r>
         <w:t xml:space="preserve"> (Gateway phát khi có firmware mới trên server). Không bind AppKey, hai opcode này không lên tới access layer của Relay và cơ chế tự phục hồi lẫn OTA đều mất tác dụng.</w:t>
@@ -7075,7 +10276,7 @@
           <w:rFonts w:ascii="Consolas" w:hAnsi="Consolas"/>
           <w:sz w:val="22"/>
         </w:rPr>
-        <w:t>node.config_done = true</w:t>
+        <w:t>node.config\_done = true</w:t>
       </w:r>
       <w:r>
         <w:t xml:space="preserve"> sau khi nhận đủ 2 ACK từ node, không set trước để tránh race condition khi tag đầu tiên xuất hiện mà node chưa sẵn sàng nhận vendor message.</w:t>
@@ -7103,7 +10304,7 @@
           <w:rFonts w:ascii="Consolas" w:hAnsi="Consolas"/>
           <w:sz w:val="22"/>
         </w:rPr>
-        <w:t>bmt_node_t nodes[BMT_MAX_NODES]</w:t>
+        <w:t>bmt\_node\_t nodes[BMT\_MAX\_NODES]</w:t>
       </w:r>
       <w:r>
         <w:t xml:space="preserve"> với các trường: địa chỉ mesh, UUID gốc, kiểu (SCAN/RELAY), </w:t>
@@ -7113,7 +10314,7 @@
           <w:rFonts w:ascii="Consolas" w:hAnsi="Consolas"/>
           <w:sz w:val="22"/>
         </w:rPr>
-        <w:t>config_done</w:t>
+        <w:t>config\_done</w:t>
       </w:r>
       <w:r>
         <w:t xml:space="preserve">, </w:t>
@@ -7123,7 +10324,7 @@
           <w:rFonts w:ascii="Consolas" w:hAnsi="Consolas"/>
           <w:sz w:val="22"/>
         </w:rPr>
-        <w:t>last_seen_ms</w:t>
+        <w:t>last\_seen\_ms</w:t>
       </w:r>
       <w:r>
         <w:t xml:space="preserve">. Sau mỗi lần provision hoặc drop node, mảng được persist vào NVS qua </w:t>
@@ -7133,7 +10334,7 @@
           <w:rFonts w:ascii="Consolas" w:hAnsi="Consolas"/>
           <w:sz w:val="22"/>
         </w:rPr>
-        <w:t>nvs_set_blob</w:t>
+        <w:t>nvs\_set\_blob</w:t>
       </w:r>
       <w:r>
         <w:t xml:space="preserve">. Khi khởi động lại, gateway load blob bằng </w:t>
@@ -7143,7 +10344,7 @@
           <w:rFonts w:ascii="Consolas" w:hAnsi="Consolas"/>
           <w:sz w:val="22"/>
         </w:rPr>
-        <w:t>nvs_get_blob</w:t>
+        <w:t>nvs\_get\_blob</w:t>
       </w:r>
       <w:r>
         <w:t xml:space="preserve"> và khôi phục state mesh không cần re-provision. Nhờ vậy, sau mất điện gateway boot lại là biết ngay các scanner đang ở địa chỉ nào.</w:t>
@@ -7179,7 +10380,7 @@
           <w:rFonts w:ascii="Consolas" w:hAnsi="Consolas"/>
           <w:sz w:val="22"/>
         </w:rPr>
-        <w:t>TAG_STATUS</w:t>
+        <w:t>TAG\_STATUS</w:t>
       </w:r>
       <w:r>
         <w:t xml:space="preserve">, parse thành </w:t>
@@ -7189,7 +10390,7 @@
           <w:rFonts w:ascii="Consolas" w:hAnsi="Consolas"/>
           <w:sz w:val="22"/>
         </w:rPr>
-        <w:t>tag_report_t</w:t>
+        <w:t>tag\_report\_t</w:t>
       </w:r>
       <w:r>
         <w:t xml:space="preserve">, đẩy vào </w:t>
@@ -7199,7 +10400,7 @@
           <w:rFonts w:ascii="Consolas" w:hAnsi="Consolas"/>
           <w:sz w:val="22"/>
         </w:rPr>
-        <w:t>QueueHandle_t xTagReportQueue</w:t>
+        <w:t>QueueHandle\_t xTagReportQueue</w:t>
       </w:r>
       <w:r>
         <w:t xml:space="preserve"> (64 slot). Không đụng MQTT.</w:t>
@@ -7237,7 +10438,7 @@
           <w:rFonts w:ascii="Consolas" w:hAnsi="Consolas"/>
           <w:sz w:val="22"/>
         </w:rPr>
-        <w:t>esp_mqtt_client</w:t>
+        <w:t>esp\_mqtt\_client</w:t>
       </w:r>
       <w:r>
         <w:t xml:space="preserve">. Nếu queue đầy, report cũ bị drop và tăng counter </w:t>
@@ -7247,7 +10448,7 @@
           <w:rFonts w:ascii="Consolas" w:hAnsi="Consolas"/>
           <w:sz w:val="22"/>
         </w:rPr>
-        <w:t>report_dropped</w:t>
+        <w:t>report\_dropped</w:t>
       </w:r>
       <w:r>
         <w:t>.</w:t>
@@ -7260,7 +10461,52 @@
         <w:jc w:val="both"/>
       </w:pPr>
       <w:r>
-        <w:t>Kích thước queue 64 chọn theo phép tính đơn giản: 20 tag × 3 scanner × 2 mẫu/s ≈ 120 report/s peak, một MQTT publish TLS ổn định mất 20–50 ms, tức worker xử lý được 20–50 report/s. 64 slot đủ đệm 0.5–1 giây trong burst, sau đó queue thoát về ổn định.</w:t>
+        <w:t xml:space="preserve">Kích thước queue 64 chọn theo phép tính đơn giản: 20 tag </w:t>
+      </w:r>
+      <m:oMath>
+        <m:box>
+          <m:e>
+            <m:r>
+              <m:rPr>
+                <m:sty m:val="p"/>
+              </m:rPr>
+              <m:t>×</m:t>
+            </m:r>
+          </m:e>
+        </m:box>
+      </m:oMath>
+      <w:r>
+        <w:t xml:space="preserve"> 3 scanner </w:t>
+      </w:r>
+      <m:oMath>
+        <m:box>
+          <m:e>
+            <m:r>
+              <m:rPr>
+                <m:sty m:val="p"/>
+              </m:rPr>
+              <m:t>×</m:t>
+            </m:r>
+          </m:e>
+        </m:box>
+      </m:oMath>
+      <w:r>
+        <w:t xml:space="preserve"> 2 mẫu/s </w:t>
+      </w:r>
+      <m:oMath>
+        <m:box>
+          <m:e>
+            <m:r>
+              <m:rPr>
+                <m:sty m:val="p"/>
+              </m:rPr>
+              <m:t>≈</m:t>
+            </m:r>
+          </m:e>
+        </m:box>
+      </m:oMath>
+      <w:r>
+        <w:t xml:space="preserve"> 120 report/s peak, một MQTT publish TLS ổn định mất 20–50 ms, tức worker xử lý được 20–50 report/s. 64 slot đủ đệm 0.5–1 giây trong burst, sau đó queue thoát về ổn định.</w:t>
       </w:r>
     </w:p>
     <w:p>
@@ -7285,7 +10531,7 @@
           <w:rFonts w:ascii="Consolas" w:hAnsi="Consolas"/>
           <w:sz w:val="22"/>
         </w:rPr>
-        <w:t>TAG_STATUS</w:t>
+        <w:t>TAG\_STATUS</w:t>
       </w:r>
       <w:r>
         <w:t xml:space="preserve"> nhận được. Cơ chế:</w:t>
@@ -7311,7 +10557,7 @@
           <w:rFonts w:ascii="Consolas" w:hAnsi="Consolas"/>
           <w:sz w:val="22"/>
         </w:rPr>
-        <w:t>config_done</w:t>
+        <w:t>config\_done</w:t>
       </w:r>
       <w:r>
         <w:t>, watchdog fire.</w:t>
@@ -7329,7 +10575,7 @@
           <w:rFonts w:ascii="Consolas" w:hAnsi="Consolas"/>
           <w:sz w:val="22"/>
         </w:rPr>
-        <w:t>RESET_CMD</w:t>
+        <w:t>RESET\_CMD</w:t>
       </w:r>
       <w:r>
         <w:t xml:space="preserve"> 5 lần cách 500 ms tới địa chỉ all-nodes </w:t>
@@ -7349,7 +10595,7 @@
           <w:rFonts w:ascii="Consolas" w:hAnsi="Consolas"/>
           <w:sz w:val="22"/>
         </w:rPr>
-        <w:t>send_ok</w:t>
+        <w:t>send\_ok</w:t>
       </w:r>
       <w:r>
         <w:t>.</w:t>
@@ -7367,7 +10613,7 @@
           <w:rFonts w:ascii="Consolas" w:hAnsi="Consolas"/>
           <w:sz w:val="22"/>
         </w:rPr>
-        <w:t>send_ok</w:t>
+        <w:t>send\_ok</w:t>
       </w:r>
       <w:r>
         <w:t xml:space="preserve">, gateway tự </w:t>
@@ -7377,7 +10623,7 @@
           <w:rFonts w:ascii="Consolas" w:hAnsi="Consolas"/>
           <w:sz w:val="22"/>
         </w:rPr>
-        <w:t>nvs_erase_all</w:t>
+        <w:t>nvs\_erase\_all</w:t>
       </w:r>
       <w:r>
         <w:t xml:space="preserve"> phân vùng </w:t>
@@ -7387,7 +10633,7 @@
           <w:rFonts w:ascii="Consolas" w:hAnsi="Consolas"/>
           <w:sz w:val="22"/>
         </w:rPr>
-        <w:t>ble_mesh</w:t>
+        <w:t>ble\_mesh</w:t>
       </w:r>
       <w:r>
         <w:t>, xoá node table và reset. Cả mesh re-provision từ đầu.</w:t>
@@ -7406,7 +10652,7 @@
         <w:rPr>
           <w:b/>
         </w:rPr>
-        <w:t>ít nhất 1 lần send_ok</w:t>
+        <w:t>ít nhất 1 lần send\_ok</w:t>
       </w:r>
       <w:r>
         <w:t xml:space="preserve"> tránh gateway wipe mù trong khi mesh đang chết hoàn toàn: nếu không có ai nhận được RESET_CMD (mesh đã sập hết), reset cũng không giúp được gì và có thể khiến tình huống tệ hơn. Ngưỡng "ít nhất 1" đủ để đảm bảo tối thiểu 1 node còn nhận được lệnh — nó sẽ propagate RESET tới các node khác qua broadcast tự nhiên.</w:t>
@@ -7434,7 +10680,7 @@
           <w:rFonts w:ascii="Consolas" w:hAnsi="Consolas"/>
           <w:sz w:val="22"/>
         </w:rPr>
-        <w:t>OTA_KEY_UPDATE</w:t>
+        <w:t>OTA\_KEY\_UPDATE</w:t>
       </w:r>
       <w:r>
         <w:t xml:space="preserve"> tới tất cả scanner. Scanner nhận khoá, </w:t>
@@ -7591,7 +10837,7 @@
           <w:rFonts w:ascii="Consolas" w:hAnsi="Consolas"/>
           <w:sz w:val="22"/>
         </w:rPr>
-        <w:t>ble_tag</w:t>
+        <w:t>ble\_tag</w:t>
       </w:r>
       <w:r>
         <w:t xml:space="preserve">: các Tag di động, telemetry chính là RSSI theo từng scanner, thuộc tính là </w:t>
@@ -7616,7 +10862,7 @@
           <w:rFonts w:ascii="Consolas" w:hAnsi="Consolas"/>
           <w:sz w:val="22"/>
         </w:rPr>
-        <w:t>ble_mesh_node</w:t>
+        <w:t>ble\_mesh\_node</w:t>
       </w:r>
       <w:r>
         <w:t xml:space="preserve">: các Scanner, Relay, Gateway, telemetry là </w:t>
@@ -7636,7 +10882,7 @@
           <w:rFonts w:ascii="Consolas" w:hAnsi="Consolas"/>
           <w:sz w:val="22"/>
         </w:rPr>
-        <w:t>rssi_avg_by_scanner</w:t>
+        <w:t>rssi\_avg\_by\_scanner</w:t>
       </w:r>
       <w:r>
         <w:t xml:space="preserve">, </w:t>
@@ -7646,7 +10892,7 @@
           <w:rFonts w:ascii="Consolas" w:hAnsi="Consolas"/>
           <w:sz w:val="22"/>
         </w:rPr>
-        <w:t>ota_result</w:t>
+        <w:t>ota\_result</w:t>
       </w:r>
       <w:r>
         <w:t>.</w:t>
@@ -7698,7 +10944,7 @@
           <w:rFonts w:ascii="Consolas" w:hAnsi="Consolas"/>
           <w:sz w:val="22"/>
         </w:rPr>
-        <w:t>rssi_scanner_1..3</w:t>
+        <w:t>rssi\_scanner\_1..3</w:t>
       </w:r>
       <w:r>
         <w:t xml:space="preserve"> từ payload gateway.</w:t>
@@ -7732,7 +10978,7 @@
           <w:rFonts w:ascii="Consolas" w:hAnsi="Consolas"/>
           <w:sz w:val="22"/>
         </w:rPr>
-        <w:t>last_scanner</w:t>
+        <w:t>last\_scanner</w:t>
       </w:r>
       <w:r>
         <w:t xml:space="preserve">, </w:t>
@@ -7742,7 +10988,7 @@
           <w:rFonts w:ascii="Consolas" w:hAnsi="Consolas"/>
           <w:sz w:val="22"/>
         </w:rPr>
-        <w:t>confirm_count</w:t>
+        <w:t>confirm\_count</w:t>
       </w:r>
       <w:r>
         <w:t xml:space="preserve"> hiện tại của tag.</w:t>
@@ -7766,7 +11012,7 @@
           <w:rFonts w:ascii="Consolas" w:hAnsi="Consolas"/>
           <w:sz w:val="22"/>
         </w:rPr>
-        <w:t>last_scanner</w:t>
+        <w:t>last\_scanner</w:t>
       </w:r>
       <w:r>
         <w:t xml:space="preserve">, kiểm tra chênh lệch RSSI so với </w:t>
@@ -7776,17 +11022,38 @@
           <w:rFonts w:ascii="Consolas" w:hAnsi="Consolas"/>
           <w:sz w:val="22"/>
         </w:rPr>
-        <w:t>last_scanner</w:t>
-      </w:r>
-      <w:r>
-        <w:t xml:space="preserve"> có ≥ 8 dBm hay không. Nếu không đủ, giữ nguyên </w:t>
+        <w:t>last\_scanner</w:t>
+      </w:r>
+      <w:r>
+        <w:t xml:space="preserve"> có </w:t>
+      </w:r>
+      <m:oMath>
+        <m:box>
+          <m:e>
+            <m:r>
+              <m:rPr>
+                <m:sty m:val="p"/>
+              </m:rPr>
+              <m:t>≥</m:t>
+            </m:r>
+            <m:r>
+              <m:rPr>
+                <m:sty m:val="p"/>
+              </m:rPr>
+              <m:t>8</m:t>
+            </m:r>
+          </m:e>
+        </m:box>
+      </m:oMath>
+      <w:r>
+        <w:t xml:space="preserve"> dBm hay không. Nếu không đủ, giữ nguyên </w:t>
       </w:r>
       <w:r>
         <w:rPr>
           <w:rFonts w:ascii="Consolas" w:hAnsi="Consolas"/>
           <w:sz w:val="22"/>
         </w:rPr>
-        <w:t>last_scanner</w:t>
+        <w:t>last\_scanner</w:t>
       </w:r>
       <w:r>
         <w:t>.</w:t>
@@ -7810,10 +11077,52 @@
           <w:rFonts w:ascii="Consolas" w:hAnsi="Consolas"/>
           <w:sz w:val="22"/>
         </w:rPr>
-        <w:t>confirm_count</w:t>
-      </w:r>
-      <w:r>
-        <w:t>. Nếu ≥ 2, chấp nhận chuyển phòng; nếu &lt; 2, giữ nguyên.</w:t>
+        <w:t>confirm\_count</w:t>
+      </w:r>
+      <w:r>
+        <w:t xml:space="preserve">. Nếu </w:t>
+      </w:r>
+      <m:oMath>
+        <m:box>
+          <m:e>
+            <m:r>
+              <m:rPr>
+                <m:sty m:val="p"/>
+              </m:rPr>
+              <m:t>≥</m:t>
+            </m:r>
+            <m:r>
+              <m:rPr>
+                <m:sty m:val="p"/>
+              </m:rPr>
+              <m:t>2</m:t>
+            </m:r>
+          </m:e>
+        </m:box>
+      </m:oMath>
+      <w:r>
+        <w:t xml:space="preserve">, chấp nhận chuyển phòng; nếu </w:t>
+      </w:r>
+      <m:oMath>
+        <m:box>
+          <m:e>
+            <m:r>
+              <m:rPr>
+                <m:sty m:val="p"/>
+              </m:rPr>
+              <m:t>&lt;</m:t>
+            </m:r>
+            <m:r>
+              <m:rPr>
+                <m:sty m:val="p"/>
+              </m:rPr>
+              <m:t>2</m:t>
+            </m:r>
+          </m:e>
+        </m:box>
+      </m:oMath>
+      <w:r>
+        <w:t>, giữ nguyên.</w:t>
       </w:r>
     </w:p>
     <w:p>
@@ -7885,7 +11194,7 @@
           <w:rFonts w:ascii="Consolas" w:hAnsi="Consolas"/>
           <w:sz w:val="22"/>
         </w:rPr>
-        <w:t>ota_result</w:t>
+        <w:t>ota\_result</w:t>
       </w:r>
       <w:r>
         <w:t xml:space="preserve"> = </w:t>
@@ -7905,7 +11214,7 @@
           <w:rFonts w:ascii="Consolas" w:hAnsi="Consolas"/>
           <w:sz w:val="22"/>
         </w:rPr>
-        <w:t>ota_status</w:t>
+        <w:t>ota\_status</w:t>
       </w:r>
       <w:r>
         <w:t xml:space="preserve"> + </w:t>
@@ -7915,7 +11224,7 @@
           <w:rFonts w:ascii="Consolas" w:hAnsi="Consolas"/>
           <w:sz w:val="22"/>
         </w:rPr>
-        <w:t>ota_timestamp</w:t>
+        <w:t>ota\_timestamp</w:t>
       </w:r>
       <w:r>
         <w:t>. Dashboard đọc thuộc tính này hiển thị bảng OTA history.</w:t>
@@ -8037,7 +11346,7 @@
           <w:rFonts w:ascii="Consolas" w:hAnsi="Consolas"/>
           <w:sz w:val="22"/>
         </w:rPr>
-        <w:t>indoor_tracking.json</w:t>
+        <w:t>indoor\_tracking.json</w:t>
       </w:r>
       <w:r>
         <w:t xml:space="preserve"> nằm trong repo để tái nhập nếu server bị reset.</w:t>
@@ -8133,7 +11442,7 @@
           <w:rFonts w:ascii="Consolas" w:hAnsi="Consolas"/>
           <w:sz w:val="22"/>
         </w:rPr>
-        <w:t>tag_master_key</w:t>
+        <w:t>tag\_master\_key</w:t>
       </w:r>
       <w:r>
         <w:t xml:space="preserve"> theo epoch 1 giờ. Đổi theo giờ (TOTP style).</w:t>
@@ -8157,7 +11466,7 @@
           <w:rFonts w:ascii="Consolas" w:hAnsi="Consolas"/>
           <w:sz w:val="22"/>
         </w:rPr>
-        <w:t>ota_beacon_key</w:t>
+        <w:t>ota\_beacon\_key</w:t>
       </w:r>
       <w:r>
         <w:t>, Gateway rotate mỗi 24 giờ và push cho Scanner qua vendor model.</w:t>
@@ -8170,7 +11479,90 @@
         <w:jc w:val="both"/>
       </w:pPr>
       <w:r>
-        <w:t>Tách biệt để rò khoá một loại không ảnh hưởng loại kia. Cả hai đều dùng HMAC-SHA256 truncated 16-bit; xác suất giả mạo ngẫu nhiên khớp là 2^(-16) ≈ 1.5 × 10^(-5), đủ thấp cho ngưỡng ứng dụng.</w:t>
+        <w:t xml:space="preserve">Tách biệt để rò khoá một loại không ảnh hưởng loại kia. Cả hai đều dùng HMAC-SHA256 truncated 16-bit; xác suất giả mạo ngẫu nhiên khớp là </w:t>
+      </w:r>
+      <m:oMath>
+        <m:box>
+          <m:e>
+            <m:sSup>
+              <m:e>
+                <m:r>
+                  <m:rPr>
+                    <m:sty m:val="p"/>
+                  </m:rPr>
+                  <m:t>2</m:t>
+                </m:r>
+              </m:e>
+              <m:sup>
+                <m:box>
+                  <m:e>
+                    <m:r>
+                      <m:rPr>
+                        <m:sty m:val="p"/>
+                      </m:rPr>
+                      <m:t>−</m:t>
+                    </m:r>
+                    <m:r>
+                      <m:rPr>
+                        <m:sty m:val="p"/>
+                      </m:rPr>
+                      <m:t>16</m:t>
+                    </m:r>
+                  </m:e>
+                </m:box>
+              </m:sup>
+            </m:sSup>
+            <m:r>
+              <m:rPr>
+                <m:sty m:val="p"/>
+              </m:rPr>
+              <m:t>≈</m:t>
+            </m:r>
+            <m:r>
+              <m:rPr>
+                <m:sty m:val="p"/>
+              </m:rPr>
+              <m:t>1.5</m:t>
+            </m:r>
+            <m:r>
+              <m:rPr>
+                <m:sty m:val="p"/>
+              </m:rPr>
+              <m:t>×</m:t>
+            </m:r>
+            <m:sSup>
+              <m:e>
+                <m:r>
+                  <m:rPr>
+                    <m:sty m:val="p"/>
+                  </m:rPr>
+                  <m:t>10</m:t>
+                </m:r>
+              </m:e>
+              <m:sup>
+                <m:box>
+                  <m:e>
+                    <m:r>
+                      <m:rPr>
+                        <m:sty m:val="p"/>
+                      </m:rPr>
+                      <m:t>−</m:t>
+                    </m:r>
+                    <m:r>
+                      <m:rPr>
+                        <m:sty m:val="p"/>
+                      </m:rPr>
+                      <m:t>5</m:t>
+                    </m:r>
+                  </m:e>
+                </m:box>
+              </m:sup>
+            </m:sSup>
+          </m:e>
+        </m:box>
+      </m:oMath>
+      <w:r>
+        <w:t>, đủ thấp cho ngưỡng ứng dụng.</w:t>
       </w:r>
     </w:p>
     <w:p>
@@ -8204,7 +11596,7 @@
           <w:rFonts w:ascii="Consolas" w:hAnsi="Consolas"/>
           <w:sz w:val="22"/>
         </w:rPr>
-        <w:t>tls/gen_certs.sh</w:t>
+        <w:t>tls/gen\_certs.sh</w:t>
       </w:r>
       <w:r>
         <w:t>, sinh ra:</w:t>
@@ -8304,7 +11696,7 @@
           <w:rFonts w:ascii="Consolas" w:hAnsi="Consolas"/>
           <w:sz w:val="22"/>
         </w:rPr>
-        <w:t>EMBED_TXTFILES</w:t>
+        <w:t>EMBED\_TXTFILES</w:t>
       </w:r>
       <w:r>
         <w:t xml:space="preserve"> và verify CN khi handshake, không verify SAN vì firmware không có DNS resolver. Cấu hình này chống được MITM trong LAN mà không cần hạ tầng CA phức tạp.</w:t>
@@ -8448,7 +11840,7 @@
           <w:rFonts w:ascii="Consolas" w:hAnsi="Consolas"/>
           <w:sz w:val="22"/>
         </w:rPr>
-        <w:t>[opcode=OTA_TRIGGER, url_index, HMAC-16]</w:t>
+        <w:t>[opcode=OTA\_TRIGGER, url\_index, HMAC-16]</w:t>
       </w:r>
       <w:r>
         <w:t xml:space="preserve">, ký bằng </w:t>
@@ -8458,10 +11850,25 @@
           <w:rFonts w:ascii="Consolas" w:hAnsi="Consolas"/>
           <w:sz w:val="22"/>
         </w:rPr>
-        <w:t>ota_beacon_key</w:t>
-      </w:r>
-      <w:r>
-        <w:t xml:space="preserve"> hiện hành. Scanner đang quét sẽ nhận đồng thời, verify HMAC, nếu OK thì trigger OTA. Ưu điểm: 3 scanner cập nhật song song, tổng thời gian ≈ thời gian 1 scanner. Nhược điểm: gói ADV không đảm bảo tin cậy nên fallback bằng auto-check định kỳ (mục 4.8.4).</w:t>
+        <w:t>ota\_beacon\_key</w:t>
+      </w:r>
+      <w:r>
+        <w:t xml:space="preserve"> hiện hành. Scanner đang quét sẽ nhận đồng thời, verify HMAC, nếu OK thì trigger OTA. Ưu điểm: 3 scanner cập nhật song song, tổng thời gian </w:t>
+      </w:r>
+      <m:oMath>
+        <m:box>
+          <m:e>
+            <m:r>
+              <m:rPr>
+                <m:sty m:val="p"/>
+              </m:rPr>
+              <m:t>≈</m:t>
+            </m:r>
+          </m:e>
+        </m:box>
+      </m:oMath>
+      <w:r>
+        <w:t xml:space="preserve"> thời gian 1 scanner. Nhược điểm: gói ADV không đảm bảo tin cậy nên fallback bằng auto-check định kỳ (mục 4.8.4).</w:t>
       </w:r>
     </w:p>
     <w:p>
@@ -8486,7 +11893,7 @@
           <w:rFonts w:ascii="Consolas" w:hAnsi="Consolas"/>
           <w:sz w:val="22"/>
         </w:rPr>
-        <w:t>OTA_TRIGGER</w:t>
+        <w:t>OTA\_TRIGGER</w:t>
       </w:r>
       <w:r>
         <w:t xml:space="preserve"> qua vendor mesh unicast tới Relay 5 lần liên tiếp cách nhau 500 ms, ưu tiên độ tin cậy hơn tốc độ. Relay verify HMAC (cùng </w:t>
@@ -8496,7 +11903,7 @@
           <w:rFonts w:ascii="Consolas" w:hAnsi="Consolas"/>
           <w:sz w:val="22"/>
         </w:rPr>
-        <w:t>ota_beacon_key</w:t>
+        <w:t>ota\_beacon\_key</w:t>
       </w:r>
       <w:r>
         <w:t>), bắt đầu HTTPS OTA. Nếu 5 lần đều fail (Relay offline), Gateway sẽ thử lại ở chu kỳ auto-check kế tiếp.</w:t>
@@ -8524,7 +11931,7 @@
           <w:rFonts w:ascii="Consolas" w:hAnsi="Consolas"/>
           <w:sz w:val="22"/>
         </w:rPr>
-        <w:t>esp_app_desc</w:t>
+        <w:t>esp\_app\_desc</w:t>
       </w:r>
       <w:r>
         <w:t xml:space="preserve"> của file trên server, so sánh SHA256 và version với firmware đang chạy. Nếu khác, chạy OTA. Đây là cơ chế fallback: kể cả khi mesh sập hoàn toàn (Gateway watchdog fire, RESET_CMD không tới scanner), scanner vẫn cập nhật được firmware khi có bản mới trên server.</w:t>
@@ -8622,7 +12029,7 @@
           <w:rFonts w:ascii="Consolas" w:hAnsi="Consolas"/>
           <w:sz w:val="22"/>
         </w:rPr>
-        <w:t>cd apps/gateway &amp;&amp; idf.py build</w:t>
+        <w:t>cd apps/gateway \&amp;\&amp; idf.py build</w:t>
       </w:r>
       <w:r>
         <w:t xml:space="preserve"> riêng cho từng project, không phụ thuộc project khác.</w:t>
@@ -8642,7 +12049,7 @@
           <w:rFonts w:ascii="Consolas" w:hAnsi="Consolas"/>
           <w:sz w:val="22"/>
         </w:rPr>
-        <w:t>apps/*/components/bmt_*/</w:t>
+        <w:t>apps/*/components/bmt\_*/</w:t>
       </w:r>
       <w:r>
         <w:t xml:space="preserve">: ví dụ Gateway có </w:t>
@@ -8652,7 +12059,7 @@
           <w:rFonts w:ascii="Consolas" w:hAnsi="Consolas"/>
           <w:sz w:val="22"/>
         </w:rPr>
-        <w:t>bmt_mesh</w:t>
+        <w:t>bmt\_mesh</w:t>
       </w:r>
       <w:r>
         <w:t xml:space="preserve">, </w:t>
@@ -8662,7 +12069,7 @@
           <w:rFonts w:ascii="Consolas" w:hAnsi="Consolas"/>
           <w:sz w:val="22"/>
         </w:rPr>
-        <w:t>bmt_mqtt</w:t>
+        <w:t>bmt\_mqtt</w:t>
       </w:r>
       <w:r>
         <w:t xml:space="preserve">, </w:t>
@@ -8672,7 +12079,7 @@
           <w:rFonts w:ascii="Consolas" w:hAnsi="Consolas"/>
           <w:sz w:val="22"/>
         </w:rPr>
-        <w:t>bmt_uart</w:t>
+        <w:t>bmt\_uart</w:t>
       </w:r>
       <w:r>
         <w:t xml:space="preserve">, </w:t>
@@ -8682,7 +12089,7 @@
           <w:rFonts w:ascii="Consolas" w:hAnsi="Consolas"/>
           <w:sz w:val="22"/>
         </w:rPr>
-        <w:t>bmt_watchdog</w:t>
+        <w:t>bmt\_watchdog</w:t>
       </w:r>
       <w:r>
         <w:t xml:space="preserve">, </w:t>
@@ -8692,7 +12099,7 @@
           <w:rFonts w:ascii="Consolas" w:hAnsi="Consolas"/>
           <w:sz w:val="22"/>
         </w:rPr>
-        <w:t>bmt_scan_list</w:t>
+        <w:t>bmt\_scan\_list</w:t>
       </w:r>
       <w:r>
         <w:t xml:space="preserve">, </w:t>
@@ -8702,7 +12109,7 @@
           <w:rFonts w:ascii="Consolas" w:hAnsi="Consolas"/>
           <w:sz w:val="22"/>
         </w:rPr>
-        <w:t>bmt_mac_cache</w:t>
+        <w:t>bmt\_mac\_cache</w:t>
       </w:r>
       <w:r>
         <w:t xml:space="preserve">, </w:t>
@@ -8712,7 +12119,7 @@
           <w:rFonts w:ascii="Consolas" w:hAnsi="Consolas"/>
           <w:sz w:val="22"/>
         </w:rPr>
-        <w:t>bmt_config</w:t>
+        <w:t>bmt\_config</w:t>
       </w:r>
       <w:r>
         <w:t xml:space="preserve">. Mỗi component có </w:t>
@@ -8763,14 +12170,29 @@
         <w:jc w:val="both"/>
       </w:pPr>
       <w:r>
-        <w:t xml:space="preserve">Logic OTA của Scanner và Relay gần như trùng nhau (≈ 250 dòng). Thay vì duplicate, đề tài đặt component chung </w:t>
+        <w:t>Logic OTA của Scanner và Relay gần như trùng nhau (</w:t>
+      </w:r>
+      <m:oMath>
+        <m:box>
+          <m:e>
+            <m:r>
+              <m:rPr>
+                <m:sty m:val="p"/>
+              </m:rPr>
+              <m:t>≈</m:t>
+            </m:r>
+          </m:e>
+        </m:box>
+      </m:oMath>
+      <w:r>
+        <w:t xml:space="preserve"> 250 dòng). Thay vì duplicate, đề tài đặt component chung </w:t>
       </w:r>
       <w:r>
         <w:rPr>
           <w:rFonts w:ascii="Consolas" w:hAnsi="Consolas"/>
           <w:sz w:val="22"/>
         </w:rPr>
-        <w:t>components/bmt_ota/</w:t>
+        <w:t>components/bmt\_ota/</w:t>
       </w:r>
       <w:r>
         <w:t xml:space="preserve"> ở gốc repo. Mỗi project khai báo </w:t>
@@ -8780,7 +12202,7 @@
           <w:rFonts w:ascii="Consolas" w:hAnsi="Consolas"/>
           <w:sz w:val="22"/>
         </w:rPr>
-        <w:t>list(APPEND EXTRA_COMPONENT_DIRS ../../components)</w:t>
+        <w:t>list(APPEND EXTRA\_COMPONENT\_DIRS ../../components)</w:t>
       </w:r>
       <w:r>
         <w:t xml:space="preserve"> trong </w:t>
@@ -8810,7 +12232,7 @@
           <w:rFonts w:ascii="Consolas" w:hAnsi="Consolas"/>
           <w:sz w:val="22"/>
         </w:rPr>
-        <w:t>ota_ca.pem</w:t>
+        <w:t>ota\_ca.pem</w:t>
       </w:r>
       <w:r>
         <w:t xml:space="preserve">) được nhúng ngay trong component qua </w:t>
@@ -8820,7 +12242,7 @@
           <w:rFonts w:ascii="Consolas" w:hAnsi="Consolas"/>
           <w:sz w:val="22"/>
         </w:rPr>
-        <w:t>EMBED_TXTFILES</w:t>
+        <w:t>EMBED\_TXTFILES</w:t>
       </w:r>
       <w:r>
         <w:t>, tránh phải copy cert vào từng project.</w:t>
@@ -8930,7 +12352,34 @@
         <w:jc w:val="both"/>
       </w:pPr>
       <w:r>
-        <w:t xml:space="preserve">Thí nghiệm được thực hiện trong một căn hộ chung cư ba phòng, tổng diện tích khoảng 55 m^2. Bảng </w:t>
+        <w:t>Thí nghiệm được thực hiện trong một căn hộ chung cư ba phòng, tổng diện tích khoảng 55 m</w:t>
+      </w:r>
+      <m:oMath>
+        <m:box>
+          <m:e>
+            <m:sSup>
+              <m:e>
+                <m:r>
+                  <m:rPr>
+                    <m:sty m:val="p"/>
+                  </m:rPr>
+                  <m:t/>
+                </m:r>
+              </m:e>
+              <m:sup>
+                <m:r>
+                  <m:rPr>
+                    <m:sty m:val="p"/>
+                  </m:rPr>
+                  <m:t>2</m:t>
+                </m:r>
+              </m:sup>
+            </m:sSup>
+          </m:e>
+        </m:box>
+      </m:oMath>
+      <w:r>
+        <w:t xml:space="preserve">. Bảng </w:t>
       </w:r>
       <w:r>
         <w:t>(tab:layout)</w:t>
@@ -9025,7 +12474,22 @@
           <w:p>
             <w:r/>
             <w:r>
-              <w:t>4.5 × 3.5 m</w:t>
+              <w:t xml:space="preserve">4.5 </w:t>
+            </w:r>
+            <m:oMath>
+              <m:box>
+                <m:e>
+                  <m:r>
+                    <m:rPr>
+                      <m:sty m:val="p"/>
+                    </m:rPr>
+                    <m:t>×</m:t>
+                  </m:r>
+                </m:e>
+              </m:box>
+            </m:oMath>
+            <w:r>
+              <w:t xml:space="preserve"> 3.5 m</w:t>
             </w:r>
           </w:p>
         </w:tc>
@@ -9060,7 +12524,22 @@
           <w:p>
             <w:r/>
             <w:r>
-              <w:t>3.5 × 3.0 m</w:t>
+              <w:t xml:space="preserve">3.5 </w:t>
+            </w:r>
+            <m:oMath>
+              <m:box>
+                <m:e>
+                  <m:r>
+                    <m:rPr>
+                      <m:sty m:val="p"/>
+                    </m:rPr>
+                    <m:t>×</m:t>
+                  </m:r>
+                </m:e>
+              </m:box>
+            </m:oMath>
+            <w:r>
+              <w:t xml:space="preserve"> 3.0 m</w:t>
             </w:r>
           </w:p>
         </w:tc>
@@ -9095,7 +12574,22 @@
           <w:p>
             <w:r/>
             <w:r>
-              <w:t>3.0 × 2.5 m</w:t>
+              <w:t xml:space="preserve">3.0 </w:t>
+            </w:r>
+            <m:oMath>
+              <m:box>
+                <m:e>
+                  <m:r>
+                    <m:rPr>
+                      <m:sty m:val="p"/>
+                    </m:rPr>
+                    <m:t>×</m:t>
+                  </m:r>
+                </m:e>
+              </m:box>
+            </m:oMath>
+            <w:r>
+              <w:t xml:space="preserve"> 2.5 m</w:t>
             </w:r>
           </w:p>
         </w:tc>
@@ -9278,7 +12772,61 @@
         <w:pStyle w:val="ListBullet"/>
       </w:pPr>
       <w:r>
-        <w:t>Kalman filter: q = 0.1, r = 2.0.</w:t>
+        <w:t xml:space="preserve">Kalman filter: </w:t>
+      </w:r>
+      <m:oMath>
+        <m:box>
+          <m:e>
+            <m:r>
+              <m:rPr>
+                <m:sty m:val="i"/>
+              </m:rPr>
+              <m:t>q</m:t>
+            </m:r>
+            <m:r>
+              <m:rPr>
+                <m:sty m:val="p"/>
+              </m:rPr>
+              <m:t>=</m:t>
+            </m:r>
+            <m:r>
+              <m:rPr>
+                <m:sty m:val="p"/>
+              </m:rPr>
+              <m:t>0.1</m:t>
+            </m:r>
+          </m:e>
+        </m:box>
+      </m:oMath>
+      <w:r>
+        <w:t xml:space="preserve">, </w:t>
+      </w:r>
+      <m:oMath>
+        <m:box>
+          <m:e>
+            <m:r>
+              <m:rPr>
+                <m:sty m:val="i"/>
+              </m:rPr>
+              <m:t>r</m:t>
+            </m:r>
+            <m:r>
+              <m:rPr>
+                <m:sty m:val="p"/>
+              </m:rPr>
+              <m:t>=</m:t>
+            </m:r>
+            <m:r>
+              <m:rPr>
+                <m:sty m:val="p"/>
+              </m:rPr>
+              <m:t>2.0</m:t>
+            </m:r>
+          </m:e>
+        </m:box>
+      </m:oMath>
+      <w:r>
+        <w:t>.</w:t>
       </w:r>
     </w:p>
     <w:p>
@@ -9286,7 +12834,34 @@
         <w:pStyle w:val="ListBullet"/>
       </w:pPr>
       <w:r>
-        <w:t>Path-loss n = 2.5.</w:t>
+        <w:t xml:space="preserve">Path-loss </w:t>
+      </w:r>
+      <m:oMath>
+        <m:box>
+          <m:e>
+            <m:r>
+              <m:rPr>
+                <m:sty m:val="i"/>
+              </m:rPr>
+              <m:t>n</m:t>
+            </m:r>
+            <m:r>
+              <m:rPr>
+                <m:sty m:val="p"/>
+              </m:rPr>
+              <m:t>=</m:t>
+            </m:r>
+            <m:r>
+              <m:rPr>
+                <m:sty m:val="p"/>
+              </m:rPr>
+              <m:t>2.5</m:t>
+            </m:r>
+          </m:e>
+        </m:box>
+      </m:oMath>
+      <w:r>
+        <w:t>.</w:t>
       </w:r>
     </w:p>
     <w:p>
@@ -9325,7 +12900,7 @@
           <w:rFonts w:ascii="Consolas" w:hAnsi="Consolas"/>
           <w:sz w:val="22"/>
         </w:rPr>
-        <w:t>scan_interval</w:t>
+        <w:t>scan\_interval</w:t>
       </w:r>
       <w:r>
         <w:t xml:space="preserve"> 100 ms, </w:t>
@@ -9335,7 +12910,7 @@
           <w:rFonts w:ascii="Consolas" w:hAnsi="Consolas"/>
           <w:sz w:val="22"/>
         </w:rPr>
-        <w:t>scan_window</w:t>
+        <w:t>scan\_window</w:t>
       </w:r>
       <w:r>
         <w:t xml:space="preserve"> 80 ms.</w:t>
@@ -9450,7 +13025,22 @@
           <w:p>
             <w:r/>
             <w:r>
-              <w:t>4.2 ± 0.5</w:t>
+              <w:t xml:space="preserve">4.2 </w:t>
+            </w:r>
+            <m:oMath>
+              <m:box>
+                <m:e>
+                  <m:r>
+                    <m:rPr>
+                      <m:sty m:val="i"/>
+                    </m:rPr>
+                    <m:t>±</m:t>
+                  </m:r>
+                </m:e>
+              </m:box>
+            </m:oMath>
+            <w:r>
+              <w:t xml:space="preserve"> 0.5</w:t>
             </w:r>
           </w:p>
         </w:tc>
@@ -9474,7 +13064,22 @@
           <w:p>
             <w:r/>
             <w:r>
-              <w:t>6.8 ± 1.1</w:t>
+              <w:t xml:space="preserve">6.8 </w:t>
+            </w:r>
+            <m:oMath>
+              <m:box>
+                <m:e>
+                  <m:r>
+                    <m:rPr>
+                      <m:sty m:val="i"/>
+                    </m:rPr>
+                    <m:t>±</m:t>
+                  </m:r>
+                </m:e>
+              </m:box>
+            </m:oMath>
+            <w:r>
+              <w:t xml:space="preserve"> 1.1</w:t>
             </w:r>
           </w:p>
         </w:tc>
@@ -9498,7 +13103,22 @@
           <w:p>
             <w:r/>
             <w:r>
-              <w:t>9.5 ± 1.8</w:t>
+              <w:t xml:space="preserve">9.5 </w:t>
+            </w:r>
+            <m:oMath>
+              <m:box>
+                <m:e>
+                  <m:r>
+                    <m:rPr>
+                      <m:sty m:val="i"/>
+                    </m:rPr>
+                    <m:t>±</m:t>
+                  </m:r>
+                </m:e>
+              </m:box>
+            </m:oMath>
+            <w:r>
+              <w:t xml:space="preserve"> 1.8</w:t>
             </w:r>
           </w:p>
         </w:tc>
@@ -9518,7 +13138,7 @@
                 <w:rFonts w:ascii="Consolas" w:hAnsi="Consolas"/>
                 <w:sz w:val="22"/>
               </w:rPr>
-              <w:t>APP_KEY_ADD</w:t>
+              <w:t>APP\_KEY\_ADD</w:t>
             </w:r>
             <w:r>
               <w:t xml:space="preserve"> + </w:t>
@@ -9528,7 +13148,7 @@
                 <w:rFonts w:ascii="Consolas" w:hAnsi="Consolas"/>
                 <w:sz w:val="22"/>
               </w:rPr>
-              <w:t>MODEL_APP_BIND</w:t>
+              <w:t>MODEL\_APP\_BIND</w:t>
             </w:r>
           </w:p>
         </w:tc>
@@ -9539,7 +13159,22 @@
           <w:p>
             <w:r/>
             <w:r>
-              <w:t>3.2 ± 0.4</w:t>
+              <w:t xml:space="preserve">3.2 </w:t>
+            </w:r>
+            <m:oMath>
+              <m:box>
+                <m:e>
+                  <m:r>
+                    <m:rPr>
+                      <m:sty m:val="i"/>
+                    </m:rPr>
+                    <m:t>±</m:t>
+                  </m:r>
+                </m:e>
+              </m:box>
+            </m:oMath>
+            <w:r>
+              <w:t xml:space="preserve"> 0.4</w:t>
             </w:r>
           </w:p>
         </w:tc>
@@ -9563,7 +13198,22 @@
           <w:p>
             <w:r/>
             <w:r>
-              <w:t>21.5 ± 2.3</w:t>
+              <w:t xml:space="preserve">21.5 </w:t>
+            </w:r>
+            <m:oMath>
+              <m:box>
+                <m:e>
+                  <m:r>
+                    <m:rPr>
+                      <m:sty m:val="i"/>
+                    </m:rPr>
+                    <m:t>±</m:t>
+                  </m:r>
+                </m:e>
+              </m:box>
+            </m:oMath>
+            <w:r>
+              <w:t xml:space="preserve"> 2.3</w:t>
             </w:r>
           </w:p>
         </w:tc>
@@ -9651,7 +13301,25 @@
               <w:rPr>
                 <w:b/>
               </w:rPr>
-              <w:t>Ground-truth backslash Predict</w:t>
+              <w:t xml:space="preserve">Ground-truth </w:t>
+            </w:r>
+            <m:oMath>
+              <m:box>
+                <m:e>
+                  <m:r>
+                    <m:rPr>
+                      <m:sty m:val="i"/>
+                    </m:rPr>
+                    <m:t>\</m:t>
+                  </m:r>
+                </m:e>
+              </m:box>
+            </m:oMath>
+            <w:r>
+              <w:rPr>
+                <w:b/>
+              </w:rPr>
+              <w:t xml:space="preserve"> Predict</w:t>
             </w:r>
           </w:p>
         </w:tc>
@@ -9873,7 +13541,7 @@
         <w:rPr>
           <w:b/>
         </w:rPr>
-        <w:t>96.9%</w:t>
+        <w:t>96.9\%</w:t>
       </w:r>
       <w:r>
         <w:t>. Các trường hợp sai chủ yếu xảy ra khi tag đứng gần biên giữa hai phòng và trùng thời điểm scanner phòng bên kia có RSSI đột biến mạnh do multipath.</w:t>
@@ -10140,7 +13808,7 @@
         <w:rPr>
           <w:b/>
         </w:rPr>
-        <w:t>8.7 s</w:t>
+        <w:t>8.7~s</w:t>
       </w:r>
       <w:r>
         <w:t>. Gateway load node table từ NVS, kết nối lại WiFi + MQTTS, mesh không cần re-provision. Tag chỉ mất một chút thời gian đợi scanner publish lại report tới địa chỉ Gateway (không đổi).</w:t>
@@ -10167,7 +13835,7 @@
         <w:rPr>
           <w:b/>
         </w:rPr>
-        <w:t>12.4 s</w:t>
+        <w:t>12.4~s</w:t>
       </w:r>
       <w:r>
         <w:t>.</w:t>
@@ -10195,7 +13863,7 @@
           <w:rFonts w:ascii="Consolas" w:hAnsi="Consolas"/>
           <w:sz w:val="22"/>
         </w:rPr>
-        <w:t>TAG_STATUS</w:t>
+        <w:t>TAG\_STATUS</w:t>
       </w:r>
       <w:r>
         <w:t xml:space="preserve"> nào tới Gateway, watchdog fire, broadcast </w:t>
@@ -10205,7 +13873,7 @@
           <w:rFonts w:ascii="Consolas" w:hAnsi="Consolas"/>
           <w:sz w:val="22"/>
         </w:rPr>
-        <w:t>RESET_CMD</w:t>
+        <w:t>RESET\_CMD</w:t>
       </w:r>
       <w:r>
         <w:t xml:space="preserve">. Cấp lại nguồn Relay, cả mesh re-provision từ đầu. Thời gian tự phục hồi trung bình: </w:t>
@@ -10214,7 +13882,7 @@
         <w:rPr>
           <w:b/>
         </w:rPr>
-        <w:t>38.2 s</w:t>
+        <w:t>38.2~s</w:t>
       </w:r>
       <w:r>
         <w:t xml:space="preserve"> (bao gồm 30 s watchdog + 8 s re-provision).</w:t>
@@ -10250,7 +13918,7 @@
           <w:rFonts w:ascii="Consolas" w:hAnsi="Consolas"/>
           <w:sz w:val="22"/>
         </w:rPr>
-        <w:t>ota_result = success</w:t>
+        <w:t>ota\_result = success</w:t>
       </w:r>
       <w:r>
         <w:t>. Kích thước file firmware trung bình 1.1 MB.</w:t>
@@ -10412,7 +14080,28 @@
         <w:jc w:val="both"/>
       </w:pPr>
       <w:r>
-        <w:t>Broadcast song song tiết kiệm được 2/3 thời gian so với cập nhật tuần tự (nếu tuần tự sẽ mất ≈ 75 s cho 3 scanner).</w:t>
+        <w:t xml:space="preserve">Broadcast song song tiết kiệm được 2/3 thời gian so với cập nhật tuần tự (nếu tuần tự sẽ mất </w:t>
+      </w:r>
+      <m:oMath>
+        <m:box>
+          <m:e>
+            <m:r>
+              <m:rPr>
+                <m:sty m:val="p"/>
+              </m:rPr>
+              <m:t>≈</m:t>
+            </m:r>
+            <m:r>
+              <m:rPr>
+                <m:sty m:val="p"/>
+              </m:rPr>
+              <m:t>75</m:t>
+            </m:r>
+          </m:e>
+        </m:box>
+      </m:oMath>
+      <w:r>
+        <w:t xml:space="preserve"> s cho 3 scanner).</w:t>
       </w:r>
     </w:p>
     <w:p>
@@ -10437,7 +14126,7 @@
           <w:rFonts w:ascii="Consolas" w:hAnsi="Consolas"/>
           <w:sz w:val="22"/>
         </w:rPr>
-        <w:t>ota_result = skip</w:t>
+        <w:t>ota\_result = skip</w:t>
       </w:r>
       <w:r>
         <w:t xml:space="preserve">. Thời gian trung bình: </w:t>
@@ -10446,7 +14135,7 @@
         <w:rPr>
           <w:b/>
         </w:rPr>
-        <w:t>0.8 s</w:t>
+        <w:t>0.8~s</w:t>
       </w:r>
       <w:r>
         <w:t>. Cơ chế này tránh reflash không cần thiết khi timer auto-check trigger.</w:t>
@@ -10506,14 +14195,41 @@
         <w:t>reject</w:t>
       </w:r>
       <w:r>
-        <w:t xml:space="preserve"> vì textnew &lt; textcur. Ghi log </w:t>
+        <w:t xml:space="preserve"> vì </w:t>
+      </w:r>
+      <m:oMath>
+        <m:box>
+          <m:e>
+            <m:r>
+              <m:rPr>
+                <m:nor/>
+              </m:rPr>
+              <m:t>new</m:t>
+            </m:r>
+            <m:r>
+              <m:rPr>
+                <m:sty m:val="p"/>
+              </m:rPr>
+              <m:t>&lt;</m:t>
+            </m:r>
+            <m:r>
+              <m:rPr>
+                <m:nor/>
+              </m:rPr>
+              <m:t>cur</m:t>
+            </m:r>
+          </m:e>
+        </m:box>
+      </m:oMath>
+      <w:r>
+        <w:t xml:space="preserve">. Ghi log </w:t>
       </w:r>
       <w:r>
         <w:rPr>
           <w:rFonts w:ascii="Consolas" w:hAnsi="Consolas"/>
           <w:sz w:val="22"/>
         </w:rPr>
-        <w:t>ota_result = fail</w:t>
+        <w:t>ota\_result = fail</w:t>
       </w:r>
       <w:r>
         <w:t>, dashboard hiển thị fail. Downgrade bị chặn ở lớp firmware trước khi bootloader chạy image mới, tránh chip bị rollback về bản có lỗi.</w:t>
@@ -10555,7 +14271,7 @@
           <w:rFonts w:ascii="Consolas" w:hAnsi="Consolas"/>
           <w:sz w:val="22"/>
         </w:rPr>
-        <w:t>ota_result = fail</w:t>
+        <w:t>ota\_result = fail</w:t>
       </w:r>
       <w:r>
         <w:t>, giữ nguyên phân vùng đang chạy. Không có downtime.</w:t>
@@ -10593,7 +14309,7 @@
           <w:rFonts w:ascii="Consolas" w:hAnsi="Consolas"/>
           <w:sz w:val="22"/>
         </w:rPr>
-        <w:t>OTA_TRIGGER</w:t>
+        <w:t>OTA\_TRIGGER</w:t>
       </w:r>
       <w:r>
         <w:t xml:space="preserve"> liên tiếp cách nhau 100 ms. Lệnh thứ 2 bị chặn bởi atomic compare-and-swap </w:t>
@@ -10603,7 +14319,7 @@
           <w:rFonts w:ascii="Consolas" w:hAnsi="Consolas"/>
           <w:sz w:val="22"/>
         </w:rPr>
-        <w:t>s_ota_in_progress</w:t>
+        <w:t>s\_ota\_in\_progress</w:t>
       </w:r>
       <w:r>
         <w:t xml:space="preserve">, log </w:t>
@@ -10649,7 +14365,7 @@
           <w:rFonts w:ascii="Consolas" w:hAnsi="Consolas"/>
           <w:sz w:val="22"/>
         </w:rPr>
-        <w:t>hmac_reject</w:t>
+        <w:t>hmac\_reject</w:t>
       </w:r>
       <w:r>
         <w:t xml:space="preserve">. Trong 100 lần thử, </w:t>
@@ -10709,14 +14425,35 @@
         <w:t>sequence</w:t>
       </w:r>
       <w:r>
-        <w:t xml:space="preserve"> lệch quá ± 30 so với </w:t>
+        <w:t xml:space="preserve"> lệch quá </w:t>
+      </w:r>
+      <m:oMath>
+        <m:box>
+          <m:e>
+            <m:r>
+              <m:rPr>
+                <m:sty m:val="i"/>
+              </m:rPr>
+              <m:t>±</m:t>
+            </m:r>
+            <m:r>
+              <m:rPr>
+                <m:sty m:val="p"/>
+              </m:rPr>
+              <m:t>30</m:t>
+            </m:r>
+          </m:e>
+        </m:box>
+      </m:oMath>
+      <w:r>
+        <w:t xml:space="preserve"> so với </w:t>
       </w:r>
       <w:r>
         <w:rPr>
           <w:rFonts w:ascii="Consolas" w:hAnsi="Consolas"/>
           <w:sz w:val="22"/>
         </w:rPr>
-        <w:t>last_seq</w:t>
+        <w:t>last\_seq</w:t>
       </w:r>
       <w:r>
         <w:t xml:space="preserve"> hiện tại, bị reject với </w:t>
@@ -10726,7 +14463,7 @@
           <w:rFonts w:ascii="Consolas" w:hAnsi="Consolas"/>
           <w:sz w:val="22"/>
         </w:rPr>
-        <w:t>replay_reject</w:t>
+        <w:t>replay\_reject</w:t>
       </w:r>
       <w:r>
         <w:t>. Ngoài ra, nếu chờ đến hết giờ (&gt;1 giờ), khoá epoch đã đổi, HMAC cũng không khớp nên chống được cả replay dài hạn.</w:t>
@@ -10753,7 +14490,7 @@
         <w:rPr>
           <w:b/>
         </w:rPr>
-        <w:t>0.12%</w:t>
+        <w:t>0.12\%</w:t>
       </w:r>
       <w:r>
         <w:t xml:space="preserve"> false-negative (34 reject / 28654 received). Với tần suất 2 beacon/s mỗi tag, tỉ lệ này không ảnh hưởng đáng kể tới việc theo dõi liên tục.</w:t>
@@ -11031,7 +14768,22 @@
           <w:p>
             <w:r/>
             <w:r>
-              <w:t>$ 30</w:t>
+              <w:t>$</w:t>
+            </w:r>
+            <m:oMath>
+              <m:box>
+                <m:e>
+                  <m:r>
+                    <m:rPr>
+                      <m:sty m:val="i"/>
+                    </m:rPr>
+                    <m:t>~</m:t>
+                  </m:r>
+                </m:e>
+              </m:box>
+            </m:oMath>
+            <w:r>
+              <w:t>30</w:t>
             </w:r>
           </w:p>
         </w:tc>
@@ -11042,7 +14794,22 @@
           <w:p>
             <w:r/>
             <w:r>
-              <w:t>$ 15</w:t>
+              <w:t>$</w:t>
+            </w:r>
+            <m:oMath>
+              <m:box>
+                <m:e>
+                  <m:r>
+                    <m:rPr>
+                      <m:sty m:val="i"/>
+                    </m:rPr>
+                    <m:t>~</m:t>
+                  </m:r>
+                </m:e>
+              </m:box>
+            </m:oMath>
+            <w:r>
+              <w:t>15</w:t>
             </w:r>
           </w:p>
         </w:tc>
@@ -11064,7 +14831,22 @@
           <w:p>
             <w:r/>
             <w:r>
-              <w:t>$ 5 (ESP32-S3)</w:t>
+              <w:t>$</w:t>
+            </w:r>
+            <m:oMath>
+              <m:box>
+                <m:e>
+                  <m:r>
+                    <m:rPr>
+                      <m:sty m:val="i"/>
+                    </m:rPr>
+                    <m:t>~</m:t>
+                  </m:r>
+                </m:e>
+              </m:box>
+            </m:oMath>
+            <w:r>
+              <w:t>5 (ESP32-S3)</w:t>
             </w:r>
           </w:p>
         </w:tc>
@@ -11535,7 +15317,7 @@
         <w:rPr>
           <w:b/>
         </w:rPr>
-        <w:t>Kiến trúc phân tầng edge–gateway–server</w:t>
+        <w:t>Kiến trúc phân tầng edge--gateway--server</w:t>
       </w:r>
       <w:r>
         <w:t>. Firmware chỉ chuyển dữ liệu thô; toàn bộ thuật toán quyết định phòng (hysteresis, debounce leaky-bucket) chạy trên ThingsBoard rule chain. Tinh chỉnh ngưỡng qua UI, không phải flash lại firmware.</w:t>
@@ -11587,7 +15369,7 @@
           <w:rFonts w:ascii="Consolas" w:hAnsi="Consolas"/>
           <w:sz w:val="22"/>
         </w:rPr>
-        <w:t>RESET_CMD</w:t>
+        <w:t>RESET\_CMD</w:t>
       </w:r>
       <w:r>
         <w:t>, wipe NVS và re-provision cả mesh khi không còn nghe traffic. Node table và cấu hình mesh được persist NVS để bring-up sau mất điện chỉ tốn 8–12 s.</w:t>
@@ -11739,7 +15521,7 @@
         <w:rPr>
           <w:b/>
         </w:rPr>
-        <w:t>Chưa test trong môi trường có nhiễu 2.4 GHz nặng</w:t>
+        <w:t>Chưa test trong môi trường có nhiễu 2.4~GHz nặng</w:t>
       </w:r>
       <w:r>
         <w:t>. Nhà máy sản xuất có nhiều motor và WiFi mật độ cao có thể ảnh hưởng RSSI.</w:t>
@@ -11800,7 +15582,79 @@
         <w:jc w:val="both"/>
       </w:pPr>
       <w:r>
-        <w:t>Hệ số path-loss n hiện là hằng số n = 2.5. Một mô hình học máy nhỏ (ví dụ regression tree) có thể học n theo từng cặp (tag, scanner) từ dữ liệu ground-truth, hoặc adaptive n theo thời gian trong ngày (giảm khi có người đi lại, tăng khi phòng trống). Rule chain ThingsBoard có external plugin cho phép gọi model Python qua REST — hạ tầng đã có sẵn.</w:t>
+        <w:t xml:space="preserve">Hệ số path-loss </w:t>
+      </w:r>
+      <m:oMath>
+        <m:box>
+          <m:e>
+            <m:r>
+              <m:rPr>
+                <m:sty m:val="i"/>
+              </m:rPr>
+              <m:t>n</m:t>
+            </m:r>
+          </m:e>
+        </m:box>
+      </m:oMath>
+      <w:r>
+        <w:t xml:space="preserve"> hiện là hằng số </w:t>
+      </w:r>
+      <m:oMath>
+        <m:box>
+          <m:e>
+            <m:r>
+              <m:rPr>
+                <m:sty m:val="i"/>
+              </m:rPr>
+              <m:t>n</m:t>
+            </m:r>
+            <m:r>
+              <m:rPr>
+                <m:sty m:val="p"/>
+              </m:rPr>
+              <m:t>=</m:t>
+            </m:r>
+            <m:r>
+              <m:rPr>
+                <m:sty m:val="p"/>
+              </m:rPr>
+              <m:t>2.5</m:t>
+            </m:r>
+          </m:e>
+        </m:box>
+      </m:oMath>
+      <w:r>
+        <w:t xml:space="preserve">. Một mô hình học máy nhỏ (ví dụ regression tree) có thể học </w:t>
+      </w:r>
+      <m:oMath>
+        <m:box>
+          <m:e>
+            <m:r>
+              <m:rPr>
+                <m:sty m:val="i"/>
+              </m:rPr>
+              <m:t>n</m:t>
+            </m:r>
+          </m:e>
+        </m:box>
+      </m:oMath>
+      <w:r>
+        <w:t xml:space="preserve"> theo từng cặp (tag, scanner) từ dữ liệu ground-truth, hoặc adaptive </w:t>
+      </w:r>
+      <m:oMath>
+        <m:box>
+          <m:e>
+            <m:r>
+              <m:rPr>
+                <m:sty m:val="i"/>
+              </m:rPr>
+              <m:t>n</m:t>
+            </m:r>
+          </m:e>
+        </m:box>
+      </m:oMath>
+      <w:r>
+        <w:t xml:space="preserve"> theo thời gian trong ngày (giảm khi có người đi lại, tăng khi phòng trống). Rule chain ThingsBoard có external plugin cho phép gọi model Python qua REST — hạ tầng đã có sẵn.</w:t>
       </w:r>
     </w:p>
     <w:p>

--- a/thesis/khoa-luan.docx
+++ b/thesis/khoa-luan.docx
@@ -396,7 +396,7 @@
           <w:sz w:val="38"/>
           <w:szCs w:val="48"/>
         </w:rPr>
-        <w:t>NGUYỄN VĂN A</w:t>
+        <w:t>CAO TRỌNG PHƯỚC</w:t>
       </w:r>
     </w:p>
     <w:p>
@@ -548,7 +548,7 @@
           <w:sz w:val="36"/>
           <w:szCs w:val="44"/>
         </w:rPr>
-        <w:t>QUY TRÌNH THIẾT KẾ VI MẠCH TÍCH HỢP</w:t>
+        <w:t>HỆ THỐNG ĐỊNH VỊ TRONG NHÀ THEO PHÒNG</w:t>
       </w:r>
     </w:p>
     <w:p>
@@ -569,7 +569,7 @@
           <w:sz w:val="36"/>
           <w:szCs w:val="44"/>
         </w:rPr>
-        <w:t>DÙNG KỸ THUẬT DESIGN FOR TEST</w:t>
+        <w:t>DỰA TRÊN BLE MESH VÀ ESP32</w:t>
       </w:r>
     </w:p>
     <w:p>
@@ -1143,7 +1143,7 @@
           <w:color w:val="993366"/>
           <w:sz w:val="32"/>
         </w:rPr>
-        <w:t>NGUY</w:t>
+        <w:t>CAO TRỌNG PHƯỚC</w:t>
       </w:r>
       <w:r>
         <w:rPr>
@@ -1152,7 +1152,6 @@
           <w:color w:val="993366"/>
           <w:sz w:val="32"/>
         </w:rPr>
-        <w:t>Ễ</w:t>
       </w:r>
       <w:r>
         <w:rPr>
@@ -1160,7 +1159,6 @@
           <w:color w:val="993366"/>
           <w:sz w:val="32"/>
         </w:rPr>
-        <w:t>N V</w:t>
       </w:r>
       <w:r>
         <w:rPr>
@@ -1169,7 +1167,6 @@
           <w:color w:val="993366"/>
           <w:sz w:val="32"/>
         </w:rPr>
-        <w:t>Ă</w:t>
       </w:r>
       <w:r>
         <w:rPr>
@@ -1177,7 +1174,6 @@
           <w:color w:val="993366"/>
           <w:sz w:val="32"/>
         </w:rPr>
-        <w:t>N A</w:t>
       </w:r>
     </w:p>
     <w:p>
@@ -1197,7 +1193,7 @@
           <w:color w:val="993366"/>
           <w:sz w:val="32"/>
         </w:rPr>
-        <w:t>1220012</w:t>
+        <w:t>22207073</w:t>
       </w:r>
     </w:p>
     <w:p>
@@ -1284,7 +1280,7 @@
           <w:sz w:val="40"/>
           <w:szCs w:val="40"/>
         </w:rPr>
-        <w:t xml:space="preserve"> </w:t>
+        <w:t xml:space="preserve"> HỆ THỐNG ĐỊNH VỊ TRONG NHÀ THEO PHÒNG</w:t>
       </w:r>
       <w:r>
         <w:rPr>
@@ -1293,7 +1289,6 @@
           <w:color w:val="993366"/>
           <w:sz w:val="36"/>
         </w:rPr>
-        <w:t>QUY TRÌNH THIẾT KẾ VI MẠCH TÍCH HỢP</w:t>
       </w:r>
     </w:p>
     <w:p>
@@ -1314,7 +1309,7 @@
           <w:color w:val="993366"/>
           <w:sz w:val="36"/>
         </w:rPr>
-        <w:t>ỨNG DỤNG KỸ THUẬT DESIGN FOR TEST</w:t>
+        <w:t>DỰA TRÊN BLE MESH VÀ ESP32</w:t>
       </w:r>
     </w:p>
     <w:p>
@@ -1363,7 +1358,7 @@
           <w:sz w:val="30"/>
           <w:szCs w:val="30"/>
         </w:rPr>
-        <w:t xml:space="preserve">INTEGRATED CIRCUIT DESIGN PROCESS </w:t>
+        <w:t xml:space="preserve">ROOM-LEVEL INDOOR POSITIONING SYSTEM </w:t>
       </w:r>
     </w:p>
     <w:p>
@@ -1392,7 +1387,7 @@
           <w:sz w:val="30"/>
           <w:szCs w:val="30"/>
         </w:rPr>
-        <w:t>USING DESIGN FOR TEST TECHNIQUE</w:t>
+        <w:t>BASED ON BLE MESH AND ESP32</w:t>
       </w:r>
     </w:p>
     <w:p>
@@ -1588,6 +1583,1722 @@
           <w:b/>
           <w:color w:val="000080"/>
         </w:rPr>
+        <w:t>TS.</w:t>
+        <w:tab/>
+        <w:t>HUỲNH HỮU THUẬN</w:t>
+      </w:r>
+    </w:p>
+    <w:p>
+      <w:pPr>
+        <w:pStyle w:val="Normal"/>
+        <w:spacing w:before="0" w:after="200"/>
+        <w:jc w:val="center"/>
+        <w:rPr>
+          <w:rFonts w:ascii="Times New Roman" w:hAnsi="Times New Roman" w:cs="Times New Roman"/>
+          <w:b/>
+          <w:color w:val="000080"/>
+        </w:rPr>
+      </w:pPr>
+      <w:r>
+        <w:rPr>
+          <w:rFonts w:cs="Times New Roman" w:ascii="Times New Roman" w:hAnsi="Times New Roman"/>
+          <w:b/>
+          <w:color w:val="000080"/>
+        </w:rPr>
+      </w:r>
+    </w:p>
+    <w:p>
+      <w:pPr>
+        <w:pStyle w:val="Normal"/>
+        <w:spacing w:before="0" w:after="200"/>
+        <w:jc w:val="center"/>
+        <w:rPr>
+          <w:rFonts w:ascii="Times New Roman" w:hAnsi="Times New Roman" w:cs="Times New Roman"/>
+          <w:b/>
+          <w:color w:val="000080"/>
+        </w:rPr>
+      </w:pPr>
+      <w:r>
+        <w:rPr>
+          <w:rFonts w:cs="Times New Roman" w:ascii="Times New Roman" w:hAnsi="Times New Roman"/>
+          <w:b/>
+          <w:color w:val="000080"/>
+        </w:rPr>
+      </w:r>
+    </w:p>
+    <w:p>
+      <w:pPr>
+        <w:pStyle w:val="Normal"/>
+        <w:spacing w:before="0" w:after="200"/>
+        <w:jc w:val="center"/>
+        <w:rPr>
+          <w:rFonts w:ascii="Times New Roman" w:hAnsi="Times New Roman" w:cs="Times New Roman"/>
+          <w:b/>
+          <w:color w:val="000080"/>
+        </w:rPr>
+      </w:pPr>
+      <w:r>
+        <w:rPr>
+          <w:rFonts w:cs="Times New Roman" w:ascii="Times New Roman" w:hAnsi="Times New Roman"/>
+          <w:b/>
+          <w:color w:val="000080"/>
+        </w:rPr>
+      </w:r>
+    </w:p>
+    <w:p>
+      <w:pPr>
+        <w:pStyle w:val="Normal"/>
+        <w:spacing w:before="0" w:after="200"/>
+        <w:jc w:val="center"/>
+        <w:rPr>
+          <w:rFonts w:ascii="Times New Roman" w:hAnsi="Times New Roman" w:cs="Times New Roman"/>
+          <w:b/>
+          <w:sz w:val="32"/>
+          <w:szCs w:val="32"/>
+        </w:rPr>
+      </w:pPr>
+      <w:r>
+        <w:rPr>
+          <w:rFonts w:cs="Times New Roman" w:ascii="Times New Roman" w:hAnsi="Times New Roman"/>
+          <w:b/>
+          <w:color w:val="000080"/>
+        </w:rPr>
+        <w:t>TP. Hồ Chí Minh, tháng 08 năm 2026</w:t>
+      </w:r>
+    </w:p>
+    <w:p>
+      <w:pPr>
+        <w:pStyle w:val="Normal"/>
+        <w:spacing w:before="0" w:after="200"/>
+        <w:jc w:val="center"/>
+        <w:rPr>
+          <w:rFonts w:ascii="Times New Roman" w:hAnsi="Times New Roman" w:cs="Times New Roman"/>
+          <w:b/>
+          <w:sz w:val="32"/>
+          <w:szCs w:val="32"/>
+        </w:rPr>
+      </w:pPr>
+      <w:r>
+        <w:rPr>
+          <w:rFonts w:cs="Times New Roman" w:ascii="Times New Roman" w:hAnsi="Times New Roman"/>
+          <w:b/>
+          <w:sz w:val="32"/>
+          <w:szCs w:val="32"/>
+        </w:rPr>
+      </w:r>
+    </w:p>
+    <w:p>
+      <w:pPr>
+        <w:pStyle w:val="Normal"/>
+        <w:jc w:val="center"/>
+        <w:rPr>
+          <w:rFonts w:ascii="Times New Roman" w:hAnsi="Times New Roman" w:cs="Times New Roman"/>
+          <w:b/>
+          <w:sz w:val="28"/>
+          <w:szCs w:val="28"/>
+        </w:rPr>
+      </w:pPr>
+      <w:r>
+        <w:rPr>
+          <w:rFonts w:cs="Times New Roman" w:ascii="Times New Roman" w:hAnsi="Times New Roman"/>
+          <w:b/>
+          <w:sz w:val="28"/>
+          <w:szCs w:val="28"/>
+        </w:rPr>
+        <w:t xml:space="preserve"> </w:t>
+      </w:r>
+    </w:p>
+    <w:p>
+      <w:r>
+        <w:br w:type="page"/>
+      </w:r>
+    </w:p>
+    <w:p>
+      <w:pPr>
+        <w:pStyle w:val="Normal"/>
+        <w:tabs>
+          <w:tab w:val="clear" w:pos="720"/>
+          <w:tab w:val="left" w:pos="4420" w:leader="none"/>
+        </w:tabs>
+        <w:jc w:val="center"/>
+        <w:rPr>
+          <w:rFonts w:ascii="VNI-Times" w:hAnsi="VNI-Times" w:cs="VNI-Times"/>
+          <w:b/>
+          <w:sz w:val="28"/>
+          <w:szCs w:val="28"/>
+          <w:lang w:val="en-US" w:eastAsia="en-US"/>
+        </w:rPr>
+      </w:pPr>
+      <w:r>
+        <w:rPr>
+          <w:rFonts w:cs="VNI-Times" w:ascii="VNI-Times" w:hAnsi="VNI-Times"/>
+          <w:b/>
+          <w:sz w:val="28"/>
+          <w:szCs w:val="28"/>
+          <w:lang w:val="en-US" w:eastAsia="en-US"/>
+        </w:rPr>
+        <mc:AlternateContent>
+          <mc:Choice Requires="wpg">
+            <w:drawing>
+              <wp:anchor behindDoc="1" distT="0" distB="0" distL="114935" distR="114935" simplePos="0" locked="0" layoutInCell="1" allowOverlap="1" relativeHeight="3">
+                <wp:simplePos x="0" y="0"/>
+                <wp:positionH relativeFrom="column">
+                  <wp:posOffset>79375</wp:posOffset>
+                </wp:positionH>
+                <wp:positionV relativeFrom="paragraph">
+                  <wp:posOffset>125095</wp:posOffset>
+                </wp:positionV>
+                <wp:extent cx="5942965" cy="8723630"/>
+                <wp:effectExtent l="26670" t="11430" r="41275" b="38735"/>
+                <wp:wrapNone/>
+                <wp:docPr id="4" name=""/>
+                <a:graphic xmlns:a="http://schemas.openxmlformats.org/drawingml/2006/main">
+                  <a:graphicData uri="http://schemas.microsoft.com/office/word/2010/wordprocessingGroup">
+                    <wpg:wgp>
+                      <wpg:cNvGrpSpPr/>
+                      <wpg:grpSpPr>
+                        <a:xfrm>
+                          <a:off x="0" y="0"/>
+                          <a:ext cx="5942880" cy="8723520"/>
+                          <a:chOff x="0" y="0"/>
+                          <a:chExt cx="5942880" cy="8723520"/>
+                        </a:xfrm>
+                      </wpg:grpSpPr>
+                      <wps:wsp>
+                        <wps:cNvPr id="2" name=""/>
+                        <wps:cNvSpPr/>
+                        <wps:spPr>
+                          <a:xfrm>
+                            <a:off x="11520" y="27360"/>
+                            <a:ext cx="5896440" cy="8659440"/>
+                          </a:xfrm>
+                          <a:prstGeom prst="rect">
+                            <a:avLst/>
+                          </a:prstGeom>
+                          <a:noFill/>
+                          <a:ln w="76320">
+                            <a:solidFill>
+                              <a:srgbClr val="0000ff"/>
+                            </a:solidFill>
+                            <a:miter/>
+                          </a:ln>
+                          <a:effectLst>
+                            <a:outerShdw dist="53966" dir="2700000" blurRad="0" rotWithShape="0">
+                              <a:srgbClr val="c0c0c0"/>
+                            </a:outerShdw>
+                          </a:effectLst>
+                        </wps:spPr>
+                        <wps:style>
+                          <a:lnRef idx="0"/>
+                          <a:fillRef idx="0"/>
+                          <a:effectRef idx="0"/>
+                          <a:fontRef idx="minor"/>
+                        </wps:style>
+                        <wps:bodyPr/>
+                      </wps:wsp>
+                      <pic:pic xmlns:pic="http://schemas.openxmlformats.org/drawingml/2006/picture">
+                        <pic:nvPicPr>
+                          <pic:cNvPr id="5" name="" descr=""/>
+                          <pic:cNvPicPr/>
+                        </pic:nvPicPr>
+                        <pic:blipFill>
+                          <a:blip r:embed="rId2"/>
+                          <a:stretch/>
+                        </pic:blipFill>
+                        <pic:spPr>
+                          <a:xfrm>
+                            <a:off x="4354200" y="7268040"/>
+                            <a:ext cx="1588680" cy="1455480"/>
+                          </a:xfrm>
+                          <a:prstGeom prst="rect">
+                            <a:avLst/>
+                          </a:prstGeom>
+                          <a:ln w="0">
+                            <a:noFill/>
+                          </a:ln>
+                        </pic:spPr>
+                      </pic:pic>
+                      <pic:pic xmlns:pic="http://schemas.openxmlformats.org/drawingml/2006/picture">
+                        <pic:nvPicPr>
+                          <pic:cNvPr id="6" name="" descr=""/>
+                          <pic:cNvPicPr/>
+                        </pic:nvPicPr>
+                        <pic:blipFill>
+                          <a:blip r:embed="rId3"/>
+                          <a:stretch/>
+                        </pic:blipFill>
+                        <pic:spPr>
+                          <a:xfrm>
+                            <a:off x="0" y="0"/>
+                            <a:ext cx="1588680" cy="1455480"/>
+                          </a:xfrm>
+                          <a:prstGeom prst="rect">
+                            <a:avLst/>
+                          </a:prstGeom>
+                          <a:ln w="0">
+                            <a:noFill/>
+                          </a:ln>
+                        </pic:spPr>
+                      </pic:pic>
+                    </wpg:wgp>
+                  </a:graphicData>
+                </a:graphic>
+              </wp:anchor>
+            </w:drawing>
+          </mc:Choice>
+          <mc:Fallback>
+            <w:pict>
+              <v:group id="shape_0" style="position:absolute;margin-left:6.25pt;margin-top:9.85pt;width:467.95pt;height:686.85pt" coordorigin="125,197" coordsize="9359,13737">
+                <v:rect id="shape_0" stroked="t" o:allowincell="f" style="position:absolute;left:143;top:240;width:9285;height:13636;mso-wrap-style:none;v-text-anchor:middle">
+                  <v:fill o:detectmouseclick="t" on="false"/>
+                  <v:stroke color="blue" weight="76320" joinstyle="miter" endcap="flat"/>
+                  <v:shadow on="t" obscured="f" color="silver"/>
+                  <w10:wrap type="none"/>
+                </v:rect>
+                <v:shapetype id="_x0000_t75" coordsize="21600,21600" o:spt="75" o:preferrelative="t" path="m@4@5l@4@11@9@11@9@5xe" filled="f" stroked="f">
+                  <v:stroke joinstyle="miter"/>
+                  <v:formulas>
+                    <v:f eqn="if lineDrawn pixelLineWidth 0"/>
+                    <v:f eqn="sum @0 1 0"/>
+                    <v:f eqn="sum 0 0 @1"/>
+                    <v:f eqn="prod @2 1 2"/>
+                    <v:f eqn="prod @3 21600 pixelWidth"/>
+                    <v:f eqn="prod @3 21600 pixelHeight"/>
+                    <v:f eqn="sum @0 0 1"/>
+                    <v:f eqn="prod @6 1 2"/>
+                    <v:f eqn="prod @7 21600 pixelWidth"/>
+                    <v:f eqn="sum @8 21600 0"/>
+                    <v:f eqn="prod @7 21600 pixelHeight"/>
+                    <v:f eqn="sum @10 21600 0"/>
+                  </v:formulas>
+                  <v:path o:extrusionok="f" gradientshapeok="t" o:connecttype="rect"/>
+                  <o:lock v:ext="edit" aspectratio="t"/>
+                </v:shapetype>
+                <v:shape id="shape_0" stroked="f" o:allowincell="f" style="position:absolute;left:6982;top:11642;width:2501;height:2291;mso-wrap-style:none;v-text-anchor:middle" type="_x0000_t75">
+                  <v:imagedata r:id="rId2" o:detectmouseclick="t"/>
+                  <v:stroke color="#3465a4" joinstyle="round" endcap="flat"/>
+                  <w10:wrap type="none"/>
+                </v:shape>
+                <v:shape id="shape_0" stroked="f" o:allowincell="f" style="position:absolute;left:125;top:197;width:2501;height:2291;mso-wrap-style:none;v-text-anchor:middle" type="_x0000_t75">
+                  <v:imagedata r:id="rId3" o:detectmouseclick="t"/>
+                  <v:stroke color="#3465a4" joinstyle="round" endcap="flat"/>
+                  <w10:wrap type="none"/>
+                </v:shape>
+              </v:group>
+            </w:pict>
+          </mc:Fallback>
+        </mc:AlternateContent>
+      </w:r>
+    </w:p>
+    <w:p>
+      <w:pPr>
+        <w:pStyle w:val="Normal"/>
+        <w:tabs>
+          <w:tab w:val="clear" w:pos="720"/>
+          <w:tab w:val="left" w:pos="4420" w:leader="none"/>
+        </w:tabs>
+        <w:jc w:val="center"/>
+        <w:rPr>
+          <w:rFonts w:ascii="VNI-Times" w:hAnsi="VNI-Times" w:cs="VNI-Times"/>
+          <w:b/>
+          <w:sz w:val="28"/>
+          <w:szCs w:val="28"/>
+        </w:rPr>
+      </w:pPr>
+      <w:r>
+        <w:rPr>
+          <w:rFonts w:cs="VNI-Times" w:ascii="VNI-Times" w:hAnsi="VNI-Times"/>
+          <w:b/>
+          <w:sz w:val="28"/>
+          <w:szCs w:val="28"/>
+        </w:rPr>
+      </w:r>
+    </w:p>
+    <w:p>
+      <w:pPr>
+        <w:pStyle w:val="Normal"/>
+        <w:jc w:val="center"/>
+        <w:rPr>
+          <w:b/>
+          <w:sz w:val="28"/>
+          <w:szCs w:val="28"/>
+        </w:rPr>
+      </w:pPr>
+      <w:r>
+        <w:rPr>
+          <w:b/>
+          <w:sz w:val="28"/>
+          <w:szCs w:val="28"/>
+        </w:rPr>
+        <w:t>ĐẠI HỌC QUỐC GIA THÀNH PHỐ HỒ CHÍ MINH</w:t>
+      </w:r>
+    </w:p>
+    <w:p>
+      <w:pPr>
+        <w:pStyle w:val="Normal"/>
+        <w:jc w:val="center"/>
+        <w:rPr>
+          <w:b/>
+          <w:sz w:val="28"/>
+          <w:szCs w:val="28"/>
+        </w:rPr>
+      </w:pPr>
+      <w:r>
+        <w:rPr>
+          <w:b/>
+          <w:sz w:val="28"/>
+          <w:szCs w:val="28"/>
+        </w:rPr>
+        <w:t>TRƯỜNG ĐẠI HỌC KHOA HỌC TỰ NHIÊN</w:t>
+      </w:r>
+    </w:p>
+    <w:p>
+      <w:pPr>
+        <w:pStyle w:val="Normal"/>
+        <w:jc w:val="center"/>
+        <w:rPr>
+          <w:b/>
+          <w:sz w:val="28"/>
+          <w:szCs w:val="28"/>
+        </w:rPr>
+      </w:pPr>
+      <w:r>
+        <w:rPr>
+          <w:b/>
+          <w:sz w:val="28"/>
+          <w:szCs w:val="28"/>
+        </w:rPr>
+        <w:t>KHOA ĐIỆN TỬ VIỄN THÔNG</w:t>
+      </w:r>
+    </w:p>
+    <w:p>
+      <w:pPr>
+        <w:pStyle w:val="Normal"/>
+        <w:jc w:val="center"/>
+        <w:rPr>
+          <w:b/>
+          <w:sz w:val="28"/>
+          <w:szCs w:val="28"/>
+        </w:rPr>
+      </w:pPr>
+      <w:r>
+        <w:rPr>
+          <w:b/>
+          <w:sz w:val="28"/>
+          <w:szCs w:val="28"/>
+        </w:rPr>
+        <w:t>BỘ MÔN MÁY TÍNH – HỆ THỐNG NHÚNG</w:t>
+      </w:r>
+    </w:p>
+    <w:p>
+      <w:pPr>
+        <w:pStyle w:val="Normal"/>
+        <w:jc w:val="center"/>
+        <w:rPr>
+          <w:sz w:val="28"/>
+          <w:szCs w:val="28"/>
+        </w:rPr>
+      </w:pPr>
+      <w:r>
+        <w:rPr>
+          <w:sz w:val="28"/>
+          <w:szCs w:val="28"/>
+        </w:rPr>
+        <w:drawing>
+          <wp:inline distT="0" distB="0" distL="0" distR="0">
+            <wp:extent cx="1675765" cy="429260"/>
+            <wp:effectExtent l="0" t="0" r="0" b="0"/>
+            <wp:docPr id="5" name="Image1" descr="" title=""/>
+            <wp:cNvGraphicFramePr>
+              <a:graphicFrameLocks xmlns:a="http://schemas.openxmlformats.org/drawingml/2006/main" noChangeAspect="1"/>
+            </wp:cNvGraphicFramePr>
+            <a:graphic xmlns:a="http://schemas.openxmlformats.org/drawingml/2006/main">
+              <a:graphicData uri="http://schemas.openxmlformats.org/drawingml/2006/picture">
+                <pic:pic xmlns:pic="http://schemas.openxmlformats.org/drawingml/2006/picture">
+                  <pic:nvPicPr>
+                    <pic:cNvPr id="7" name="Image1" descr="" title=""/>
+                    <pic:cNvPicPr>
+                      <a:picLocks noChangeAspect="1" noChangeArrowheads="1"/>
+                    </pic:cNvPicPr>
+                  </pic:nvPicPr>
+                  <pic:blipFill>
+                    <a:blip r:embed="rId6"/>
+                    <a:srcRect l="-18" t="-70" r="-18" b="-70"/>
+                    <a:stretch>
+                      <a:fillRect/>
+                    </a:stretch>
+                  </pic:blipFill>
+                  <pic:spPr bwMode="auto">
+                    <a:xfrm>
+                      <a:off x="0" y="0"/>
+                      <a:ext cx="1675765" cy="429260"/>
+                    </a:xfrm>
+                    <a:prstGeom prst="rect">
+                      <a:avLst/>
+                    </a:prstGeom>
+                  </pic:spPr>
+                </pic:pic>
+              </a:graphicData>
+            </a:graphic>
+          </wp:inline>
+        </w:drawing>
+      </w:r>
+    </w:p>
+    <w:p>
+      <w:pPr>
+        <w:pStyle w:val="Normal"/>
+        <w:rPr>
+          <w:sz w:val="28"/>
+          <w:szCs w:val="28"/>
+        </w:rPr>
+      </w:pPr>
+      <w:r>
+        <w:rPr>
+          <w:sz w:val="28"/>
+          <w:szCs w:val="28"/>
+        </w:rPr>
+      </w:r>
+    </w:p>
+    <w:p>
+      <w:pPr>
+        <w:pStyle w:val="Normal"/>
+        <w:jc w:val="center"/>
+        <w:rPr>
+          <w:sz w:val="28"/>
+          <w:szCs w:val="28"/>
+        </w:rPr>
+      </w:pPr>
+      <w:r>
+        <w:rPr>
+          <w:sz w:val="28"/>
+          <w:szCs w:val="28"/>
+        </w:rPr>
+      </w:r>
+    </w:p>
+    <w:p>
+      <w:pPr>
+        <w:pStyle w:val="Normal"/>
+        <w:jc w:val="center"/>
+        <w:rPr>
+          <w:sz w:val="28"/>
+          <w:szCs w:val="28"/>
+        </w:rPr>
+      </w:pPr>
+      <w:r>
+        <w:rPr>
+          <w:sz w:val="28"/>
+          <w:szCs w:val="28"/>
+        </w:rPr>
+      </w:r>
+    </w:p>
+    <w:p>
+      <w:pPr>
+        <w:pStyle w:val="Normal"/>
+        <w:jc w:val="center"/>
+        <w:rPr>
+          <w:b/>
+          <w:sz w:val="26"/>
+          <w:szCs w:val="48"/>
+        </w:rPr>
+      </w:pPr>
+      <w:r>
+        <w:rPr>
+          <w:b/>
+          <w:sz w:val="38"/>
+          <w:szCs w:val="48"/>
+        </w:rPr>
+        <w:t>NGUYỄN VĂN A</w:t>
+      </w:r>
+    </w:p>
+    <w:p>
+      <w:pPr>
+        <w:pStyle w:val="Normal"/>
+        <w:jc w:val="center"/>
+        <w:rPr>
+          <w:b/>
+          <w:sz w:val="48"/>
+          <w:szCs w:val="48"/>
+        </w:rPr>
+      </w:pPr>
+      <w:r>
+        <w:rPr>
+          <w:b/>
+          <w:sz w:val="48"/>
+          <w:szCs w:val="48"/>
+        </w:rPr>
+      </w:r>
+    </w:p>
+    <w:p>
+      <w:pPr>
+        <w:pStyle w:val="Normal"/>
+        <w:jc w:val="center"/>
+        <w:rPr>
+          <w:b/>
+          <w:sz w:val="28"/>
+          <w:szCs w:val="28"/>
+        </w:rPr>
+      </w:pPr>
+      <w:r>
+        <w:rPr>
+          <w:b/>
+          <w:sz w:val="28"/>
+          <w:szCs w:val="28"/>
+        </w:rPr>
+      </w:r>
+    </w:p>
+    <w:p>
+      <w:pPr>
+        <w:pStyle w:val="Normal"/>
+        <w:jc w:val="center"/>
+        <w:rPr>
+          <w:sz w:val="28"/>
+          <w:szCs w:val="28"/>
+        </w:rPr>
+      </w:pPr>
+      <w:r>
+        <w:rPr>
+          <w:sz w:val="28"/>
+          <w:szCs w:val="28"/>
+        </w:rPr>
+      </w:r>
+    </w:p>
+    <w:p>
+      <w:pPr>
+        <w:pStyle w:val="Normal"/>
+        <w:jc w:val="center"/>
+        <w:rPr>
+          <w:sz w:val="28"/>
+          <w:szCs w:val="28"/>
+        </w:rPr>
+      </w:pPr>
+      <w:r>
+        <w:rPr>
+          <w:sz w:val="28"/>
+          <w:szCs w:val="28"/>
+        </w:rPr>
+      </w:r>
+    </w:p>
+    <w:p>
+      <w:pPr>
+        <w:pStyle w:val="Normal"/>
+        <w:rPr>
+          <w:b/>
+          <w:i/>
+          <w:i/>
+          <w:sz w:val="32"/>
+          <w:szCs w:val="32"/>
+          <w:u w:val="single"/>
+        </w:rPr>
+      </w:pPr>
+      <w:r>
+        <w:rPr>
+          <w:sz w:val="34"/>
+          <w:szCs w:val="32"/>
+        </w:rPr>
+        <w:t xml:space="preserve"> </w:t>
+      </w:r>
+      <w:r>
+        <w:rPr>
+          <w:sz w:val="34"/>
+          <w:szCs w:val="32"/>
+        </w:rPr>
+        <w:tab/>
+      </w:r>
+      <w:r>
+        <w:rPr>
+          <w:b/>
+          <w:i/>
+          <w:sz w:val="34"/>
+          <w:szCs w:val="32"/>
+          <w:u w:val="single"/>
+        </w:rPr>
+        <w:t>Đề tài khóa luận tốt nghiệp:</w:t>
+      </w:r>
+    </w:p>
+    <w:p>
+      <w:pPr>
+        <w:pStyle w:val="Normal"/>
+        <w:ind w:start="-900" w:end="0"/>
+        <w:jc w:val="center"/>
+        <w:rPr>
+          <w:b/>
+          <w:i/>
+          <w:i/>
+          <w:color w:val="993366"/>
+          <w:sz w:val="36"/>
+          <w:szCs w:val="32"/>
+          <w:u w:val="single"/>
+        </w:rPr>
+      </w:pPr>
+      <w:r>
+        <w:rPr>
+          <w:b/>
+          <w:i/>
+          <w:color w:val="993366"/>
+          <w:sz w:val="36"/>
+          <w:szCs w:val="32"/>
+          <w:u w:val="single"/>
+        </w:rPr>
+      </w:r>
+    </w:p>
+    <w:p>
+      <w:pPr>
+        <w:pStyle w:val="Normal"/>
+        <w:jc w:val="center"/>
+        <w:rPr>
+          <w:b/>
+          <w:color w:val="CC0000"/>
+          <w:sz w:val="36"/>
+          <w:szCs w:val="44"/>
+        </w:rPr>
+      </w:pPr>
+      <w:r>
+        <w:rPr>
+          <w:b/>
+          <w:color w:val="CC0000"/>
+          <w:sz w:val="36"/>
+          <w:szCs w:val="44"/>
+        </w:rPr>
+        <w:t>QUY TRÌNH THIẾT KẾ VI MẠCH TÍCH HỢP</w:t>
+      </w:r>
+    </w:p>
+    <w:p>
+      <w:pPr>
+        <w:pStyle w:val="Normal"/>
+        <w:jc w:val="center"/>
+        <w:rPr>
+          <w:b/>
+          <w:bCs/>
+          <w:sz w:val="52"/>
+          <w:szCs w:val="52"/>
+        </w:rPr>
+      </w:pPr>
+      <w:r>
+        <w:rPr>
+          <w:b/>
+          <w:color w:val="CC0000"/>
+          <w:sz w:val="36"/>
+          <w:szCs w:val="44"/>
+        </w:rPr>
+        <w:t>DÙNG KỸ THUẬT DESIGN FOR TEST</w:t>
+      </w:r>
+    </w:p>
+    <w:p>
+      <w:pPr>
+        <w:pStyle w:val="Normal"/>
+        <w:jc w:val="center"/>
+        <w:rPr>
+          <w:b/>
+          <w:bCs/>
+          <w:sz w:val="28"/>
+          <w:szCs w:val="28"/>
+        </w:rPr>
+      </w:pPr>
+      <w:r>
+        <w:rPr>
+          <w:b/>
+          <w:bCs/>
+          <w:sz w:val="28"/>
+          <w:szCs w:val="28"/>
+        </w:rPr>
+      </w:r>
+    </w:p>
+    <w:p>
+      <w:pPr>
+        <w:pStyle w:val="Normal"/>
+        <w:jc w:val="center"/>
+        <w:rPr>
+          <w:sz w:val="28"/>
+          <w:szCs w:val="28"/>
+        </w:rPr>
+      </w:pPr>
+      <w:r>
+        <w:rPr>
+          <w:sz w:val="28"/>
+          <w:szCs w:val="28"/>
+        </w:rPr>
+      </w:r>
+    </w:p>
+    <w:p>
+      <w:pPr>
+        <w:pStyle w:val="Normal"/>
+        <w:jc w:val="center"/>
+        <w:rPr>
+          <w:sz w:val="28"/>
+          <w:szCs w:val="28"/>
+        </w:rPr>
+      </w:pPr>
+      <w:r>
+        <w:rPr>
+          <w:sz w:val="28"/>
+          <w:szCs w:val="28"/>
+        </w:rPr>
+      </w:r>
+    </w:p>
+    <w:p>
+      <w:pPr>
+        <w:pStyle w:val="Normal"/>
+        <w:jc w:val="center"/>
+        <w:rPr>
+          <w:sz w:val="28"/>
+          <w:szCs w:val="28"/>
+        </w:rPr>
+      </w:pPr>
+      <w:r>
+        <w:rPr>
+          <w:sz w:val="28"/>
+          <w:szCs w:val="28"/>
+        </w:rPr>
+      </w:r>
+    </w:p>
+    <w:p>
+      <w:pPr>
+        <w:pStyle w:val="Normal"/>
+        <w:jc w:val="center"/>
+        <w:rPr>
+          <w:sz w:val="28"/>
+          <w:szCs w:val="28"/>
+        </w:rPr>
+      </w:pPr>
+      <w:r>
+        <w:rPr>
+          <w:sz w:val="28"/>
+          <w:szCs w:val="28"/>
+        </w:rPr>
+      </w:r>
+    </w:p>
+    <w:p>
+      <w:pPr>
+        <w:pStyle w:val="Normal"/>
+        <w:jc w:val="center"/>
+        <w:rPr>
+          <w:sz w:val="28"/>
+          <w:szCs w:val="28"/>
+        </w:rPr>
+      </w:pPr>
+      <w:r>
+        <w:rPr>
+          <w:sz w:val="28"/>
+          <w:szCs w:val="28"/>
+        </w:rPr>
+      </w:r>
+    </w:p>
+    <w:p>
+      <w:pPr>
+        <w:pStyle w:val="Normal"/>
+        <w:jc w:val="center"/>
+        <w:rPr>
+          <w:sz w:val="28"/>
+          <w:szCs w:val="28"/>
+        </w:rPr>
+      </w:pPr>
+      <w:r>
+        <w:rPr>
+          <w:sz w:val="28"/>
+          <w:szCs w:val="28"/>
+        </w:rPr>
+      </w:r>
+    </w:p>
+    <w:p>
+      <w:pPr>
+        <w:pStyle w:val="Normal"/>
+        <w:jc w:val="center"/>
+        <w:rPr>
+          <w:sz w:val="28"/>
+          <w:szCs w:val="28"/>
+        </w:rPr>
+      </w:pPr>
+      <w:r>
+        <w:rPr>
+          <w:sz w:val="28"/>
+          <w:szCs w:val="28"/>
+        </w:rPr>
+      </w:r>
+    </w:p>
+    <w:p>
+      <w:pPr>
+        <w:pStyle w:val="Normal"/>
+        <w:jc w:val="center"/>
+        <w:rPr>
+          <w:b/>
+          <w:sz w:val="36"/>
+          <w:szCs w:val="42"/>
+        </w:rPr>
+      </w:pPr>
+      <w:r>
+        <w:rPr>
+          <w:b/>
+          <w:sz w:val="36"/>
+          <w:szCs w:val="42"/>
+        </w:rPr>
+        <w:t>Chuyên ngành Máy Tính - Hệ Thống Nhúng</w:t>
+      </w:r>
+    </w:p>
+    <w:p>
+      <w:pPr>
+        <w:pStyle w:val="Normal"/>
+        <w:jc w:val="center"/>
+        <w:rPr>
+          <w:b/>
+          <w:sz w:val="28"/>
+          <w:szCs w:val="28"/>
+        </w:rPr>
+      </w:pPr>
+      <w:r>
+        <w:rPr>
+          <w:b/>
+          <w:sz w:val="28"/>
+          <w:szCs w:val="28"/>
+        </w:rPr>
+      </w:r>
+    </w:p>
+    <w:p>
+      <w:pPr>
+        <w:pStyle w:val="Normal"/>
+        <w:jc w:val="center"/>
+        <w:rPr>
+          <w:sz w:val="28"/>
+          <w:szCs w:val="28"/>
+        </w:rPr>
+      </w:pPr>
+      <w:r>
+        <w:rPr>
+          <w:sz w:val="28"/>
+          <w:szCs w:val="28"/>
+        </w:rPr>
+      </w:r>
+    </w:p>
+    <w:p>
+      <w:pPr>
+        <w:pStyle w:val="Normal"/>
+        <w:rPr>
+          <w:sz w:val="28"/>
+          <w:szCs w:val="28"/>
+        </w:rPr>
+      </w:pPr>
+      <w:r>
+        <w:rPr>
+          <w:sz w:val="28"/>
+          <w:szCs w:val="28"/>
+        </w:rPr>
+      </w:r>
+    </w:p>
+    <w:p>
+      <w:pPr>
+        <w:pStyle w:val="Normal"/>
+        <w:rPr>
+          <w:sz w:val="28"/>
+          <w:szCs w:val="28"/>
+        </w:rPr>
+      </w:pPr>
+      <w:r>
+        <w:rPr>
+          <w:sz w:val="28"/>
+          <w:szCs w:val="28"/>
+        </w:rPr>
+      </w:r>
+    </w:p>
+    <w:p>
+      <w:pPr>
+        <w:pStyle w:val="Normal"/>
+        <w:rPr>
+          <w:sz w:val="28"/>
+          <w:szCs w:val="28"/>
+        </w:rPr>
+      </w:pPr>
+      <w:r>
+        <w:rPr>
+          <w:sz w:val="28"/>
+          <w:szCs w:val="28"/>
+        </w:rPr>
+      </w:r>
+    </w:p>
+    <w:p>
+      <w:pPr>
+        <w:pStyle w:val="Normal"/>
+        <w:rPr>
+          <w:sz w:val="28"/>
+          <w:szCs w:val="28"/>
+        </w:rPr>
+      </w:pPr>
+      <w:r>
+        <w:rPr>
+          <w:sz w:val="28"/>
+          <w:szCs w:val="28"/>
+        </w:rPr>
+      </w:r>
+    </w:p>
+    <w:p>
+      <w:pPr>
+        <w:pStyle w:val="Normal"/>
+        <w:jc w:val="center"/>
+        <w:rPr>
+          <w:sz w:val="28"/>
+          <w:szCs w:val="28"/>
+        </w:rPr>
+      </w:pPr>
+      <w:r>
+        <w:rPr>
+          <w:sz w:val="28"/>
+          <w:szCs w:val="28"/>
+        </w:rPr>
+      </w:r>
+    </w:p>
+    <w:p>
+      <w:pPr>
+        <w:pStyle w:val="Normal"/>
+        <w:rPr>
+          <w:sz w:val="28"/>
+          <w:szCs w:val="28"/>
+        </w:rPr>
+      </w:pPr>
+      <w:r>
+        <w:rPr>
+          <w:sz w:val="28"/>
+          <w:szCs w:val="28"/>
+        </w:rPr>
+      </w:r>
+    </w:p>
+    <w:p>
+      <w:pPr>
+        <w:pStyle w:val="Normal"/>
+        <w:rPr>
+          <w:i/>
+          <w:i/>
+          <w:sz w:val="28"/>
+          <w:szCs w:val="28"/>
+        </w:rPr>
+      </w:pPr>
+      <w:r>
+        <w:rPr>
+          <w:i/>
+          <w:sz w:val="28"/>
+          <w:szCs w:val="28"/>
+        </w:rPr>
+        <w:t xml:space="preserve">                                          </w:t>
+      </w:r>
+      <w:r>
+        <w:rPr>
+          <w:b/>
+          <w:sz w:val="28"/>
+          <w:szCs w:val="42"/>
+        </w:rPr>
+        <w:t>TP. Hồ Chí Minh, tháng 08 năm 2026</w:t>
+      </w:r>
+    </w:p>
+    <w:p>
+      <w:pPr>
+        <w:pStyle w:val="Normal"/>
+        <w:jc w:val="center"/>
+        <w:rPr>
+          <w:i/>
+          <w:i/>
+          <w:sz w:val="28"/>
+          <w:szCs w:val="28"/>
+        </w:rPr>
+      </w:pPr>
+      <w:r>
+        <w:rPr>
+          <w:i/>
+          <w:sz w:val="28"/>
+          <w:szCs w:val="28"/>
+        </w:rPr>
+      </w:r>
+    </w:p>
+    <w:p>
+      <w:r>
+        <w:br w:type="page"/>
+      </w:r>
+    </w:p>
+    <w:p>
+      <w:pPr>
+        <w:pStyle w:val="Normal"/>
+        <w:tabs>
+          <w:tab w:val="clear" w:pos="720"/>
+          <w:tab w:val="left" w:pos="3630" w:leader="none"/>
+        </w:tabs>
+        <w:jc w:val="center"/>
+        <w:rPr>
+          <w:rFonts w:ascii="Times New Roman" w:hAnsi="Times New Roman" w:cs="Times New Roman"/>
+          <w:b/>
+          <w:color w:val="000080"/>
+          <w:sz w:val="28"/>
+          <w:szCs w:val="34"/>
+        </w:rPr>
+      </w:pPr>
+      <w:r>
+        <w:drawing>
+          <wp:anchor behindDoc="1" distT="0" distB="0" distL="114935" distR="114935" simplePos="0" locked="0" layoutInCell="1" allowOverlap="1" relativeHeight="2">
+            <wp:simplePos x="0" y="0"/>
+            <wp:positionH relativeFrom="column">
+              <wp:posOffset>20955</wp:posOffset>
+            </wp:positionH>
+            <wp:positionV relativeFrom="paragraph">
+              <wp:posOffset>-838200</wp:posOffset>
+            </wp:positionV>
+            <wp:extent cx="6096000" cy="9334500"/>
+            <wp:effectExtent l="0" t="0" r="0" b="0"/>
+            <wp:wrapNone/>
+            <wp:docPr id="6" name="Image1" descr="" title=""/>
+            <wp:cNvGraphicFramePr>
+              <a:graphicFrameLocks xmlns:a="http://schemas.openxmlformats.org/drawingml/2006/main" noChangeAspect="1"/>
+            </wp:cNvGraphicFramePr>
+            <a:graphic xmlns:a="http://schemas.openxmlformats.org/drawingml/2006/main">
+              <a:graphicData uri="http://schemas.openxmlformats.org/drawingml/2006/picture">
+                <pic:pic xmlns:pic="http://schemas.openxmlformats.org/drawingml/2006/picture">
+                  <pic:nvPicPr>
+                    <pic:cNvPr id="8" name="Image1" descr="" title=""/>
+                    <pic:cNvPicPr>
+                      <a:picLocks noChangeAspect="1" noChangeArrowheads="1"/>
+                    </pic:cNvPicPr>
+                  </pic:nvPicPr>
+                  <pic:blipFill>
+                    <a:blip r:embed="rId11"/>
+                    <a:stretch>
+                      <a:fillRect/>
+                    </a:stretch>
+                  </pic:blipFill>
+                  <pic:spPr bwMode="auto">
+                    <a:xfrm>
+                      <a:off x="0" y="0"/>
+                      <a:ext cx="6096000" cy="9334500"/>
+                    </a:xfrm>
+                    <a:prstGeom prst="rect">
+                      <a:avLst/>
+                    </a:prstGeom>
+                    <a:ln w="38100">
+                      <a:solidFill>
+                        <a:srgbClr val="000000"/>
+                      </a:solidFill>
+                    </a:ln>
+                  </pic:spPr>
+                </pic:pic>
+              </a:graphicData>
+            </a:graphic>
+          </wp:anchor>
+        </w:drawing>
+      </w:r>
+      <w:r>
+        <w:rPr>
+          <w:rFonts w:cs="Times New Roman" w:ascii="Times New Roman" w:hAnsi="Times New Roman"/>
+          <w:b/>
+          <w:color w:val="000080"/>
+          <w:sz w:val="28"/>
+          <w:szCs w:val="34"/>
+        </w:rPr>
+        <w:t>ĐẠI HỌC QUỐC GIA THÀNH PHỐ HỒ CHÍ MINH</w:t>
+      </w:r>
+    </w:p>
+    <w:p>
+      <w:pPr>
+        <w:pStyle w:val="Normal"/>
+        <w:jc w:val="center"/>
+        <w:rPr>
+          <w:rFonts w:ascii="Times New Roman" w:hAnsi="Times New Roman" w:cs="Times New Roman"/>
+          <w:b/>
+          <w:color w:val="000080"/>
+          <w:sz w:val="28"/>
+          <w:szCs w:val="34"/>
+        </w:rPr>
+      </w:pPr>
+      <w:r>
+        <w:rPr>
+          <w:rFonts w:cs="Times New Roman" w:ascii="Times New Roman" w:hAnsi="Times New Roman"/>
+          <w:b/>
+          <w:color w:val="000080"/>
+          <w:sz w:val="28"/>
+          <w:szCs w:val="34"/>
+        </w:rPr>
+        <w:t>TRƯỜNG ĐẠI HỌC KHOA HỌC TỰ NHIÊN</w:t>
+      </w:r>
+    </w:p>
+    <w:p>
+      <w:pPr>
+        <w:pStyle w:val="Normal"/>
+        <w:jc w:val="center"/>
+        <w:rPr>
+          <w:rFonts w:ascii="Times New Roman" w:hAnsi="Times New Roman" w:cs="Times New Roman"/>
+          <w:b/>
+          <w:color w:val="000080"/>
+          <w:sz w:val="28"/>
+          <w:szCs w:val="34"/>
+        </w:rPr>
+      </w:pPr>
+      <w:r>
+        <w:rPr>
+          <w:rFonts w:cs="Times New Roman" w:ascii="Times New Roman" w:hAnsi="Times New Roman"/>
+          <w:b/>
+          <w:color w:val="000080"/>
+          <w:sz w:val="28"/>
+          <w:szCs w:val="34"/>
+        </w:rPr>
+        <w:t>KHOA ĐIỆN TỬ - VIỄN THÔNG</w:t>
+      </w:r>
+    </w:p>
+    <w:p>
+      <w:pPr>
+        <w:pStyle w:val="Normal"/>
+        <w:tabs>
+          <w:tab w:val="clear" w:pos="720"/>
+          <w:tab w:val="left" w:pos="3630" w:leader="none"/>
+        </w:tabs>
+        <w:jc w:val="center"/>
+        <w:rPr>
+          <w:rFonts w:ascii="Times New Roman" w:hAnsi="Times New Roman" w:cs="Times New Roman"/>
+          <w:b/>
+          <w:bCs/>
+          <w:sz w:val="22"/>
+          <w:szCs w:val="28"/>
+        </w:rPr>
+      </w:pPr>
+      <w:r>
+        <w:rPr>
+          <w:rFonts w:cs="Times New Roman" w:ascii="Times New Roman" w:hAnsi="Times New Roman"/>
+          <w:b/>
+          <w:color w:val="000080"/>
+          <w:sz w:val="28"/>
+          <w:szCs w:val="34"/>
+        </w:rPr>
+        <w:t>BỘ MÔN MÁY TÍNH - HỆ THỐNG NHÚNG</w:t>
+      </w:r>
+    </w:p>
+    <w:p>
+      <w:pPr>
+        <w:pStyle w:val="Normal"/>
+        <w:jc w:val="center"/>
+        <w:rPr>
+          <w:color w:val="943634"/>
+          <w:sz w:val="28"/>
+          <w:szCs w:val="28"/>
+        </w:rPr>
+      </w:pPr>
+      <w:r>
+        <w:rPr>
+          <w:rFonts w:eastAsia="Wingdings" w:cs="Wingdings" w:ascii="Wingdings" w:hAnsi="Wingdings"/>
+          <w:color w:val="943634"/>
+          <w:sz w:val="28"/>
+          <w:szCs w:val="28"/>
+        </w:rPr>
+        <w:sym w:font="Wingdings" w:char="f096"/>
+        <w:sym w:font="Wingdings" w:char="f026"/>
+        <w:sym w:font="Wingdings" w:char="f097"/>
+      </w:r>
+    </w:p>
+    <w:p>
+      <w:pPr>
+        <w:pStyle w:val="Normal"/>
+        <w:tabs>
+          <w:tab w:val="clear" w:pos="720"/>
+          <w:tab w:val="left" w:pos="3630" w:leader="none"/>
+        </w:tabs>
+        <w:jc w:val="center"/>
+        <w:rPr>
+          <w:rFonts w:ascii="Times New Roman" w:hAnsi="Times New Roman" w:cs="Times New Roman"/>
+          <w:b/>
+          <w:bCs/>
+          <w:color w:val="943634"/>
+          <w:sz w:val="30"/>
+          <w:szCs w:val="30"/>
+        </w:rPr>
+      </w:pPr>
+      <w:r>
+        <w:rPr>
+          <w:rFonts w:cs="Times New Roman" w:ascii="Times New Roman" w:hAnsi="Times New Roman"/>
+          <w:b/>
+          <w:bCs/>
+          <w:color w:val="943634"/>
+          <w:sz w:val="30"/>
+          <w:szCs w:val="30"/>
+        </w:rPr>
+      </w:r>
+    </w:p>
+    <w:p>
+      <w:pPr>
+        <w:pStyle w:val="Normal"/>
+        <w:tabs>
+          <w:tab w:val="clear" w:pos="720"/>
+          <w:tab w:val="left" w:pos="3630" w:leader="none"/>
+        </w:tabs>
+        <w:jc w:val="center"/>
+        <w:rPr>
+          <w:rFonts w:ascii="Times New Roman" w:hAnsi="Times New Roman" w:cs="Times New Roman"/>
+          <w:b/>
+          <w:bCs/>
+          <w:sz w:val="28"/>
+          <w:szCs w:val="28"/>
+        </w:rPr>
+      </w:pPr>
+      <w:r>
+        <w:rPr>
+          <w:rFonts w:cs="Times New Roman" w:ascii="Times New Roman" w:hAnsi="Times New Roman"/>
+          <w:b/>
+          <w:bCs/>
+          <w:sz w:val="28"/>
+          <w:szCs w:val="28"/>
+        </w:rPr>
+      </w:r>
+    </w:p>
+    <w:p>
+      <w:pPr>
+        <w:pStyle w:val="Normal"/>
+        <w:jc w:val="center"/>
+        <w:rPr>
+          <w:b/>
+          <w:color w:val="993366"/>
+          <w:sz w:val="32"/>
+        </w:rPr>
+      </w:pPr>
+      <w:r>
+        <w:rPr>
+          <w:b/>
+          <w:color w:val="993366"/>
+          <w:sz w:val="32"/>
+        </w:rPr>
+        <w:t>NGUY</w:t>
+      </w:r>
+      <w:r>
+        <w:rPr>
+          <w:rFonts w:cs="Times New Roman" w:ascii="Times New Roman" w:hAnsi="Times New Roman"/>
+          <w:b/>
+          <w:color w:val="993366"/>
+          <w:sz w:val="32"/>
+        </w:rPr>
+        <w:t>Ễ</w:t>
+      </w:r>
+      <w:r>
+        <w:rPr>
+          <w:b/>
+          <w:color w:val="993366"/>
+          <w:sz w:val="32"/>
+        </w:rPr>
+        <w:t>N V</w:t>
+      </w:r>
+      <w:r>
+        <w:rPr>
+          <w:rFonts w:cs="Times New Roman" w:ascii="Times New Roman" w:hAnsi="Times New Roman"/>
+          <w:b/>
+          <w:color w:val="993366"/>
+          <w:sz w:val="32"/>
+        </w:rPr>
+        <w:t>Ă</w:t>
+      </w:r>
+      <w:r>
+        <w:rPr>
+          <w:b/>
+          <w:color w:val="993366"/>
+          <w:sz w:val="32"/>
+        </w:rPr>
+        <w:t>N A</w:t>
+      </w:r>
+    </w:p>
+    <w:p>
+      <w:pPr>
+        <w:pStyle w:val="Normal"/>
+        <w:jc w:val="center"/>
+        <w:rPr>
+          <w:b/>
+          <w:bCs/>
+          <w:sz w:val="52"/>
+          <w:szCs w:val="52"/>
+        </w:rPr>
+      </w:pPr>
+      <w:r>
+        <w:rPr>
+          <w:b/>
+          <w:color w:val="993366"/>
+          <w:sz w:val="32"/>
+        </w:rPr>
+        <w:t>1220012</w:t>
+      </w:r>
+    </w:p>
+    <w:p>
+      <w:pPr>
+        <w:pStyle w:val="Normal"/>
+        <w:jc w:val="center"/>
+        <w:rPr>
+          <w:b/>
+          <w:bCs/>
+          <w:sz w:val="52"/>
+          <w:szCs w:val="52"/>
+        </w:rPr>
+      </w:pPr>
+      <w:r>
+        <w:rPr>
+          <w:b/>
+          <w:bCs/>
+          <w:sz w:val="52"/>
+          <w:szCs w:val="52"/>
+        </w:rPr>
+      </w:r>
+    </w:p>
+    <w:p>
+      <w:pPr>
+        <w:pStyle w:val="Normal"/>
+        <w:rPr>
+          <w:rFonts w:ascii="Times New Roman" w:hAnsi="Times New Roman" w:cs="Times New Roman"/>
+          <w:b/>
+          <w:sz w:val="32"/>
+          <w:szCs w:val="32"/>
+        </w:rPr>
+      </w:pPr>
+      <w:r>
+        <w:rPr>
+          <w:rFonts w:cs="Times New Roman" w:ascii="Times New Roman" w:hAnsi="Times New Roman"/>
+          <w:b/>
+          <w:sz w:val="32"/>
+          <w:szCs w:val="32"/>
+        </w:rPr>
+        <w:t xml:space="preserve">     </w:t>
+      </w:r>
+      <w:r>
+        <w:rPr>
+          <w:rFonts w:cs="Times New Roman" w:ascii="Times New Roman" w:hAnsi="Times New Roman"/>
+          <w:b/>
+          <w:i/>
+          <w:color w:val="000080"/>
+          <w:sz w:val="30"/>
+          <w:u w:val="single"/>
+        </w:rPr>
+        <w:t>Đề tài:</w:t>
+      </w:r>
+    </w:p>
+    <w:p>
+      <w:pPr>
+        <w:pStyle w:val="Normal"/>
+        <w:jc w:val="center"/>
+        <w:rPr>
+          <w:rFonts w:ascii="Times New Roman" w:hAnsi="Times New Roman" w:cs="Times New Roman"/>
+          <w:b/>
+          <w:sz w:val="28"/>
+          <w:szCs w:val="28"/>
+        </w:rPr>
+      </w:pPr>
+      <w:r>
+        <w:rPr>
+          <w:rFonts w:cs="Times New Roman" w:ascii="Times New Roman" w:hAnsi="Times New Roman"/>
+          <w:b/>
+          <w:sz w:val="28"/>
+          <w:szCs w:val="28"/>
+        </w:rPr>
+      </w:r>
+    </w:p>
+    <w:p>
+      <w:pPr>
+        <w:pStyle w:val="Normal"/>
+        <w:jc w:val="center"/>
+        <w:rPr/>
+      </w:pPr>
+      <w:r>
+        <w:rPr>
+          <w:rFonts w:cs="Times New Roman" w:ascii="Times New Roman" w:hAnsi="Times New Roman"/>
+          <w:b/>
+          <w:sz w:val="40"/>
+          <w:szCs w:val="40"/>
+        </w:rPr>
+        <w:t xml:space="preserve"> </w:t>
+      </w:r>
+      <w:r>
+        <w:rPr>
+          <w:rFonts w:cs="Times New Roman" w:ascii="Times New Roman" w:hAnsi="Times New Roman"/>
+          <w:b/>
+          <w:color w:val="993366"/>
+          <w:sz w:val="36"/>
+        </w:rPr>
+        <w:t>QUY TRÌNH THIẾT KẾ VI MẠCH TÍCH HỢP</w:t>
+      </w:r>
+    </w:p>
+    <w:p>
+      <w:pPr>
+        <w:pStyle w:val="Normal"/>
+        <w:jc w:val="center"/>
+        <w:rPr>
+          <w:rFonts w:ascii="Times New Roman" w:hAnsi="Times New Roman" w:cs="Times New Roman"/>
+          <w:b/>
+          <w:sz w:val="40"/>
+          <w:szCs w:val="40"/>
+        </w:rPr>
+      </w:pPr>
+      <w:r>
+        <w:rPr>
+          <w:rFonts w:cs="Times New Roman" w:ascii="Times New Roman" w:hAnsi="Times New Roman"/>
+          <w:b/>
+          <w:color w:val="993366"/>
+          <w:sz w:val="36"/>
+        </w:rPr>
+        <w:t>ỨNG DỤNG KỸ THUẬT DESIGN FOR TEST</w:t>
+      </w:r>
+    </w:p>
+    <w:p>
+      <w:pPr>
+        <w:pStyle w:val="Normal"/>
+        <w:jc w:val="center"/>
+        <w:rPr>
+          <w:rFonts w:ascii="Times New Roman" w:hAnsi="Times New Roman" w:cs="Times New Roman"/>
+          <w:b/>
+          <w:sz w:val="40"/>
+          <w:szCs w:val="40"/>
+        </w:rPr>
+      </w:pPr>
+      <w:r>
+        <w:rPr>
+          <w:rFonts w:cs="Times New Roman" w:ascii="Times New Roman" w:hAnsi="Times New Roman"/>
+          <w:b/>
+          <w:sz w:val="40"/>
+          <w:szCs w:val="40"/>
+        </w:rPr>
+      </w:r>
+    </w:p>
+    <w:p>
+      <w:pPr>
+        <w:pStyle w:val="Normal"/>
+        <w:tabs>
+          <w:tab w:val="clear" w:pos="720"/>
+          <w:tab w:val="left" w:pos="3360" w:leader="none"/>
+          <w:tab w:val="left" w:pos="4800" w:leader="none"/>
+        </w:tabs>
+        <w:spacing w:before="80" w:after="80"/>
+        <w:jc w:val="center"/>
+        <w:rPr>
+          <w:rFonts w:ascii="Times New Roman" w:hAnsi="Times New Roman" w:cs="Times New Roman"/>
+          <w:b/>
+          <w:color w:val="000080"/>
+          <w:sz w:val="30"/>
+          <w:szCs w:val="30"/>
+        </w:rPr>
+      </w:pPr>
+      <w:r>
+        <w:rPr>
+          <w:rFonts w:cs="Times New Roman" w:ascii="Times New Roman" w:hAnsi="Times New Roman"/>
+          <w:b/>
+          <w:color w:val="000080"/>
+          <w:sz w:val="30"/>
+          <w:szCs w:val="30"/>
+        </w:rPr>
+        <w:t xml:space="preserve">INTEGRATED CIRCUIT DESIGN PROCESS </w:t>
+      </w:r>
+    </w:p>
+    <w:p>
+      <w:pPr>
+        <w:pStyle w:val="Normal"/>
+        <w:tabs>
+          <w:tab w:val="clear" w:pos="720"/>
+          <w:tab w:val="left" w:pos="3360" w:leader="none"/>
+          <w:tab w:val="left" w:pos="4800" w:leader="none"/>
+        </w:tabs>
+        <w:spacing w:before="80" w:after="80"/>
+        <w:jc w:val="center"/>
+        <w:rPr>
+          <w:rFonts w:ascii="Times New Roman" w:hAnsi="Times New Roman" w:cs="Times New Roman"/>
+          <w:b/>
+          <w:color w:val="000080"/>
+          <w:sz w:val="30"/>
+          <w:szCs w:val="30"/>
+        </w:rPr>
+      </w:pPr>
+      <w:r>
+        <w:rPr>
+          <w:rFonts w:cs="Times New Roman" w:ascii="Times New Roman" w:hAnsi="Times New Roman"/>
+          <w:b/>
+          <w:color w:val="000080"/>
+          <w:sz w:val="30"/>
+          <w:szCs w:val="30"/>
+        </w:rPr>
+        <w:t>USING DESIGN FOR TEST TECHNIQUE</w:t>
+      </w:r>
+    </w:p>
+    <w:p>
+      <w:pPr>
+        <w:pStyle w:val="Normal"/>
+        <w:jc w:val="center"/>
+        <w:rPr>
+          <w:rFonts w:ascii="Times New Roman" w:hAnsi="Times New Roman" w:cs="Times New Roman"/>
+          <w:b/>
+          <w:color w:val="000080"/>
+          <w:sz w:val="40"/>
+          <w:szCs w:val="40"/>
+        </w:rPr>
+      </w:pPr>
+      <w:r>
+        <w:rPr>
+          <w:rFonts w:cs="Times New Roman" w:ascii="Times New Roman" w:hAnsi="Times New Roman"/>
+          <w:b/>
+          <w:color w:val="000080"/>
+          <w:sz w:val="40"/>
+          <w:szCs w:val="40"/>
+        </w:rPr>
+      </w:r>
+    </w:p>
+    <w:p>
+      <w:pPr>
+        <w:pStyle w:val="Normal"/>
+        <w:jc w:val="center"/>
+        <w:rPr>
+          <w:rFonts w:ascii="Times New Roman" w:hAnsi="Times New Roman" w:cs="Times New Roman"/>
+          <w:b/>
+          <w:sz w:val="40"/>
+          <w:szCs w:val="40"/>
+        </w:rPr>
+      </w:pPr>
+      <w:r>
+        <w:rPr>
+          <w:rFonts w:cs="Times New Roman" w:ascii="Times New Roman" w:hAnsi="Times New Roman"/>
+          <w:b/>
+          <w:sz w:val="40"/>
+          <w:szCs w:val="40"/>
+        </w:rPr>
+      </w:r>
+    </w:p>
+    <w:p>
+      <w:pPr>
+        <w:pStyle w:val="Normal"/>
+        <w:jc w:val="center"/>
+        <w:rPr>
+          <w:rFonts w:ascii="Times New Roman" w:hAnsi="Times New Roman" w:cs="Times New Roman"/>
+          <w:b/>
+          <w:color w:val="000080"/>
+        </w:rPr>
+      </w:pPr>
+      <w:r>
+        <w:rPr>
+          <w:rFonts w:cs="Times New Roman" w:ascii="Times New Roman" w:hAnsi="Times New Roman"/>
+          <w:b/>
+          <w:color w:val="000080"/>
+        </w:rPr>
+        <w:t>KHÓA LUẬN TỐT NGHIỆP CỬ NHÂN</w:t>
+      </w:r>
+    </w:p>
+    <w:p>
+      <w:pPr>
+        <w:pStyle w:val="Normal"/>
+        <w:jc w:val="center"/>
+        <w:rPr/>
+      </w:pPr>
+      <w:r>
+        <w:rPr>
+          <w:rFonts w:cs="Times New Roman" w:ascii="Times New Roman" w:hAnsi="Times New Roman"/>
+          <w:b/>
+          <w:color w:val="000080"/>
+        </w:rPr>
+        <w:t>NGÀNH KỸ THUẬT ĐIỆN TỬ - VIỄN THÔNG</w:t>
+      </w:r>
+    </w:p>
+    <w:p>
+      <w:pPr>
+        <w:pStyle w:val="Normal"/>
+        <w:jc w:val="center"/>
+        <w:rPr>
+          <w:rFonts w:ascii="Times New Roman" w:hAnsi="Times New Roman" w:cs="Times New Roman"/>
+          <w:b/>
+          <w:color w:val="000080"/>
+        </w:rPr>
+      </w:pPr>
+      <w:r>
+        <w:rPr>
+          <w:rFonts w:cs="Times New Roman" w:ascii="Times New Roman" w:hAnsi="Times New Roman"/>
+          <w:b/>
+          <w:color w:val="000080"/>
+        </w:rPr>
+        <w:t>CHUYÊN NGÀNH MÁY TÍNH - HỆ THỐNG NHÚNG</w:t>
+      </w:r>
+    </w:p>
+    <w:p>
+      <w:pPr>
+        <w:pStyle w:val="Normal"/>
+        <w:spacing w:before="0" w:after="200"/>
+        <w:rPr>
+          <w:rFonts w:ascii="Times New Roman" w:hAnsi="Times New Roman" w:cs="Times New Roman"/>
+          <w:b/>
+          <w:color w:val="000080"/>
+          <w:sz w:val="32"/>
+          <w:szCs w:val="32"/>
+        </w:rPr>
+      </w:pPr>
+      <w:r>
+        <w:rPr>
+          <w:rFonts w:cs="Times New Roman" w:ascii="Times New Roman" w:hAnsi="Times New Roman"/>
+          <w:b/>
+          <w:color w:val="000080"/>
+          <w:sz w:val="32"/>
+          <w:szCs w:val="32"/>
+        </w:rPr>
+      </w:r>
+    </w:p>
+    <w:p>
+      <w:pPr>
+        <w:pStyle w:val="Normal"/>
+        <w:spacing w:before="0" w:after="200"/>
+        <w:rPr>
+          <w:rFonts w:ascii="Times New Roman" w:hAnsi="Times New Roman" w:cs="Times New Roman"/>
+          <w:b/>
+          <w:sz w:val="32"/>
+          <w:szCs w:val="32"/>
+        </w:rPr>
+      </w:pPr>
+      <w:r>
+        <w:rPr>
+          <w:rFonts w:cs="Times New Roman" w:ascii="Times New Roman" w:hAnsi="Times New Roman"/>
+          <w:b/>
+          <w:sz w:val="32"/>
+          <w:szCs w:val="32"/>
+        </w:rPr>
+      </w:r>
+    </w:p>
+    <w:p>
+      <w:pPr>
+        <w:pStyle w:val="Normal"/>
+        <w:jc w:val="center"/>
+        <w:rPr>
+          <w:rFonts w:ascii="Times New Roman" w:hAnsi="Times New Roman" w:cs="Times New Roman"/>
+          <w:b/>
+          <w:color w:val="000080"/>
+          <w:sz w:val="32"/>
+          <w:szCs w:val="32"/>
+        </w:rPr>
+      </w:pPr>
+      <w:r>
+        <w:rPr>
+          <w:rFonts w:cs="Times New Roman" w:ascii="Times New Roman" w:hAnsi="Times New Roman"/>
+          <w:b/>
+          <w:color w:val="000080"/>
+          <w:sz w:val="32"/>
+          <w:szCs w:val="32"/>
+        </w:rPr>
+      </w:r>
+    </w:p>
+    <w:p>
+      <w:pPr>
+        <w:pStyle w:val="Normal"/>
+        <w:jc w:val="center"/>
+        <w:rPr>
+          <w:rFonts w:ascii="Times New Roman" w:hAnsi="Times New Roman" w:cs="Times New Roman"/>
+          <w:color w:val="000080"/>
+        </w:rPr>
+      </w:pPr>
+      <w:r>
+        <w:rPr>
+          <w:rFonts w:cs="Times New Roman" w:ascii="Times New Roman" w:hAnsi="Times New Roman"/>
+          <w:color w:val="000080"/>
+        </w:rPr>
+        <w:t>NGƯỜI HƯỚNG DẪN KHOA HỌC</w:t>
+      </w:r>
+    </w:p>
+    <w:p>
+      <w:pPr>
+        <w:pStyle w:val="Normal"/>
+        <w:spacing w:before="0" w:after="200"/>
+        <w:jc w:val="center"/>
+        <w:rPr>
+          <w:rFonts w:ascii="Times New Roman" w:hAnsi="Times New Roman" w:cs="Times New Roman"/>
+          <w:b/>
+          <w:color w:val="000080"/>
+        </w:rPr>
+      </w:pPr>
+      <w:r>
+        <w:rPr>
+          <w:rFonts w:cs="Times New Roman" w:ascii="Times New Roman" w:hAnsi="Times New Roman"/>
+          <w:b/>
+          <w:color w:val="000080"/>
+        </w:rPr>
         <w:t>ThS.</w:t>
         <w:tab/>
         <w:t>TRẦN VĂN B</w:t>
@@ -1935,7 +3646,7 @@
         <w:pStyle w:val="ListNumber"/>
         <w:numPr>
           <w:ilvl w:val="0"/>
-          <w:numId w:val="5"/>
+          <w:numId w:val="6"/>
         </w:numPr>
       </w:pPr>
       <w:r>
@@ -17555,7 +19266,7 @@
     </w:lvl>
   </w:abstractNum>
   <w:abstractNum w:abstractNumId="3">
-    <w:nsid w:val="03855275"/>
+    <w:nsid w:val="05B4983F"/>
     <w:multiLevelType w:val="singleLevel"/>
     <w:tmpl w:val="29761A62"/>
     <w:lvl w:ilvl="0">
@@ -17576,7 +19287,7 @@
     </w:lvl>
   </w:abstractNum>
   <w:abstractNum w:abstractNumId="4">
-    <w:nsid w:val="0461C710"/>
+    <w:nsid w:val="03D45D63"/>
     <w:multiLevelType w:val="singleLevel"/>
     <w:tmpl w:val="D0A62B40"/>
     <w:lvl w:ilvl="0">
@@ -17604,6 +19315,15 @@
   </w:num>
   <w:num w:numId="5">
     <w:abstractNumId w:val="4"/>
+    <w:lvlOverride w:ilvl="0">
+      <w:startOverride w:val="1"/>
+    </w:lvlOverride>
+  </w:num>
+  <w:num w:numId="6">
+    <w:abstractNumId w:val="4"/>
+    <w:lvlOverride w:ilvl="0">
+      <w:startOverride w:val="1"/>
+    </w:lvlOverride>
     <w:lvlOverride w:ilvl="0">
       <w:startOverride w:val="1"/>
     </w:lvlOverride>

--- a/thesis/khoa-luan.docx
+++ b/thesis/khoa-luan.docx
@@ -1715,1720 +1715,86 @@
     </w:p>
     <w:p>
       <w:pPr>
-        <w:pStyle w:val="Normal"/>
-        <w:tabs>
-          <w:tab w:val="clear" w:pos="720"/>
-          <w:tab w:val="left" w:pos="4420" w:leader="none"/>
-        </w:tabs>
+        <w:pStyle w:val="Heading1"/>
         <w:jc w:val="center"/>
-        <w:rPr>
-          <w:rFonts w:ascii="VNI-Times" w:hAnsi="VNI-Times" w:cs="VNI-Times"/>
-          <w:b/>
-          <w:sz w:val="28"/>
-          <w:szCs w:val="28"/>
-          <w:lang w:val="en-US" w:eastAsia="en-US"/>
-        </w:rPr>
-      </w:pPr>
-      <w:r>
-        <w:rPr>
-          <w:rFonts w:cs="VNI-Times" w:ascii="VNI-Times" w:hAnsi="VNI-Times"/>
-          <w:b/>
-          <w:sz w:val="28"/>
-          <w:szCs w:val="28"/>
-          <w:lang w:val="en-US" w:eastAsia="en-US"/>
-        </w:rPr>
-        <mc:AlternateContent>
-          <mc:Choice Requires="wpg">
-            <w:drawing>
-              <wp:anchor behindDoc="1" distT="0" distB="0" distL="114935" distR="114935" simplePos="0" locked="0" layoutInCell="1" allowOverlap="1" relativeHeight="3">
-                <wp:simplePos x="0" y="0"/>
-                <wp:positionH relativeFrom="column">
-                  <wp:posOffset>79375</wp:posOffset>
-                </wp:positionH>
-                <wp:positionV relativeFrom="paragraph">
-                  <wp:posOffset>125095</wp:posOffset>
-                </wp:positionV>
-                <wp:extent cx="5942965" cy="8723630"/>
-                <wp:effectExtent l="26670" t="11430" r="41275" b="38735"/>
-                <wp:wrapNone/>
-                <wp:docPr id="4" name=""/>
-                <a:graphic xmlns:a="http://schemas.openxmlformats.org/drawingml/2006/main">
-                  <a:graphicData uri="http://schemas.microsoft.com/office/word/2010/wordprocessingGroup">
-                    <wpg:wgp>
-                      <wpg:cNvGrpSpPr/>
-                      <wpg:grpSpPr>
-                        <a:xfrm>
-                          <a:off x="0" y="0"/>
-                          <a:ext cx="5942880" cy="8723520"/>
-                          <a:chOff x="0" y="0"/>
-                          <a:chExt cx="5942880" cy="8723520"/>
-                        </a:xfrm>
-                      </wpg:grpSpPr>
-                      <wps:wsp>
-                        <wps:cNvPr id="2" name=""/>
-                        <wps:cNvSpPr/>
-                        <wps:spPr>
-                          <a:xfrm>
-                            <a:off x="11520" y="27360"/>
-                            <a:ext cx="5896440" cy="8659440"/>
-                          </a:xfrm>
-                          <a:prstGeom prst="rect">
-                            <a:avLst/>
-                          </a:prstGeom>
-                          <a:noFill/>
-                          <a:ln w="76320">
-                            <a:solidFill>
-                              <a:srgbClr val="0000ff"/>
-                            </a:solidFill>
-                            <a:miter/>
-                          </a:ln>
-                          <a:effectLst>
-                            <a:outerShdw dist="53966" dir="2700000" blurRad="0" rotWithShape="0">
-                              <a:srgbClr val="c0c0c0"/>
-                            </a:outerShdw>
-                          </a:effectLst>
-                        </wps:spPr>
-                        <wps:style>
-                          <a:lnRef idx="0"/>
-                          <a:fillRef idx="0"/>
-                          <a:effectRef idx="0"/>
-                          <a:fontRef idx="minor"/>
-                        </wps:style>
-                        <wps:bodyPr/>
-                      </wps:wsp>
-                      <pic:pic xmlns:pic="http://schemas.openxmlformats.org/drawingml/2006/picture">
-                        <pic:nvPicPr>
-                          <pic:cNvPr id="5" name="" descr=""/>
-                          <pic:cNvPicPr/>
-                        </pic:nvPicPr>
-                        <pic:blipFill>
-                          <a:blip r:embed="rId2"/>
-                          <a:stretch/>
-                        </pic:blipFill>
-                        <pic:spPr>
-                          <a:xfrm>
-                            <a:off x="4354200" y="7268040"/>
-                            <a:ext cx="1588680" cy="1455480"/>
-                          </a:xfrm>
-                          <a:prstGeom prst="rect">
-                            <a:avLst/>
-                          </a:prstGeom>
-                          <a:ln w="0">
-                            <a:noFill/>
-                          </a:ln>
-                        </pic:spPr>
-                      </pic:pic>
-                      <pic:pic xmlns:pic="http://schemas.openxmlformats.org/drawingml/2006/picture">
-                        <pic:nvPicPr>
-                          <pic:cNvPr id="6" name="" descr=""/>
-                          <pic:cNvPicPr/>
-                        </pic:nvPicPr>
-                        <pic:blipFill>
-                          <a:blip r:embed="rId3"/>
-                          <a:stretch/>
-                        </pic:blipFill>
-                        <pic:spPr>
-                          <a:xfrm>
-                            <a:off x="0" y="0"/>
-                            <a:ext cx="1588680" cy="1455480"/>
-                          </a:xfrm>
-                          <a:prstGeom prst="rect">
-                            <a:avLst/>
-                          </a:prstGeom>
-                          <a:ln w="0">
-                            <a:noFill/>
-                          </a:ln>
-                        </pic:spPr>
-                      </pic:pic>
-                    </wpg:wgp>
-                  </a:graphicData>
-                </a:graphic>
-              </wp:anchor>
-            </w:drawing>
-          </mc:Choice>
-          <mc:Fallback>
-            <w:pict>
-              <v:group id="shape_0" style="position:absolute;margin-left:6.25pt;margin-top:9.85pt;width:467.95pt;height:686.85pt" coordorigin="125,197" coordsize="9359,13737">
-                <v:rect id="shape_0" stroked="t" o:allowincell="f" style="position:absolute;left:143;top:240;width:9285;height:13636;mso-wrap-style:none;v-text-anchor:middle">
-                  <v:fill o:detectmouseclick="t" on="false"/>
-                  <v:stroke color="blue" weight="76320" joinstyle="miter" endcap="flat"/>
-                  <v:shadow on="t" obscured="f" color="silver"/>
-                  <w10:wrap type="none"/>
-                </v:rect>
-                <v:shapetype id="_x0000_t75" coordsize="21600,21600" o:spt="75" o:preferrelative="t" path="m@4@5l@4@11@9@11@9@5xe" filled="f" stroked="f">
-                  <v:stroke joinstyle="miter"/>
-                  <v:formulas>
-                    <v:f eqn="if lineDrawn pixelLineWidth 0"/>
-                    <v:f eqn="sum @0 1 0"/>
-                    <v:f eqn="sum 0 0 @1"/>
-                    <v:f eqn="prod @2 1 2"/>
-                    <v:f eqn="prod @3 21600 pixelWidth"/>
-                    <v:f eqn="prod @3 21600 pixelHeight"/>
-                    <v:f eqn="sum @0 0 1"/>
-                    <v:f eqn="prod @6 1 2"/>
-                    <v:f eqn="prod @7 21600 pixelWidth"/>
-                    <v:f eqn="sum @8 21600 0"/>
-                    <v:f eqn="prod @7 21600 pixelHeight"/>
-                    <v:f eqn="sum @10 21600 0"/>
-                  </v:formulas>
-                  <v:path o:extrusionok="f" gradientshapeok="t" o:connecttype="rect"/>
-                  <o:lock v:ext="edit" aspectratio="t"/>
-                </v:shapetype>
-                <v:shape id="shape_0" stroked="f" o:allowincell="f" style="position:absolute;left:6982;top:11642;width:2501;height:2291;mso-wrap-style:none;v-text-anchor:middle" type="_x0000_t75">
-                  <v:imagedata r:id="rId2" o:detectmouseclick="t"/>
-                  <v:stroke color="#3465a4" joinstyle="round" endcap="flat"/>
-                  <w10:wrap type="none"/>
-                </v:shape>
-                <v:shape id="shape_0" stroked="f" o:allowincell="f" style="position:absolute;left:125;top:197;width:2501;height:2291;mso-wrap-style:none;v-text-anchor:middle" type="_x0000_t75">
-                  <v:imagedata r:id="rId3" o:detectmouseclick="t"/>
-                  <v:stroke color="#3465a4" joinstyle="round" endcap="flat"/>
-                  <w10:wrap type="none"/>
-                </v:shape>
-              </v:group>
-            </w:pict>
-          </mc:Fallback>
-        </mc:AlternateContent>
-      </w:r>
-    </w:p>
-    <w:p>
-      <w:pPr>
-        <w:pStyle w:val="Normal"/>
-        <w:tabs>
-          <w:tab w:val="clear" w:pos="720"/>
-          <w:tab w:val="left" w:pos="4420" w:leader="none"/>
-        </w:tabs>
-        <w:jc w:val="center"/>
-        <w:rPr>
-          <w:rFonts w:ascii="VNI-Times" w:hAnsi="VNI-Times" w:cs="VNI-Times"/>
-          <w:b/>
-          <w:sz w:val="28"/>
-          <w:szCs w:val="28"/>
-        </w:rPr>
-      </w:pPr>
-      <w:r>
-        <w:rPr>
-          <w:rFonts w:cs="VNI-Times" w:ascii="VNI-Times" w:hAnsi="VNI-Times"/>
-          <w:b/>
-          <w:sz w:val="28"/>
-          <w:szCs w:val="28"/>
-        </w:rPr>
-      </w:r>
-    </w:p>
-    <w:p>
-      <w:pPr>
-        <w:pStyle w:val="Normal"/>
-        <w:jc w:val="center"/>
-        <w:rPr>
-          <w:b/>
-          <w:sz w:val="28"/>
-          <w:szCs w:val="28"/>
-        </w:rPr>
-      </w:pPr>
-      <w:r>
-        <w:rPr>
-          <w:b/>
-          <w:sz w:val="28"/>
-          <w:szCs w:val="28"/>
-        </w:rPr>
-        <w:t>ĐẠI HỌC QUỐC GIA THÀNH PHỐ HỒ CHÍ MINH</w:t>
-      </w:r>
-    </w:p>
-    <w:p>
-      <w:pPr>
-        <w:pStyle w:val="Normal"/>
-        <w:jc w:val="center"/>
-        <w:rPr>
-          <w:b/>
-          <w:sz w:val="28"/>
-          <w:szCs w:val="28"/>
-        </w:rPr>
-      </w:pPr>
-      <w:r>
-        <w:rPr>
-          <w:b/>
-          <w:sz w:val="28"/>
-          <w:szCs w:val="28"/>
-        </w:rPr>
-        <w:t>TRƯỜNG ĐẠI HỌC KHOA HỌC TỰ NHIÊN</w:t>
-      </w:r>
-    </w:p>
-    <w:p>
-      <w:pPr>
-        <w:pStyle w:val="Normal"/>
-        <w:jc w:val="center"/>
-        <w:rPr>
-          <w:b/>
-          <w:sz w:val="28"/>
-          <w:szCs w:val="28"/>
-        </w:rPr>
-      </w:pPr>
-      <w:r>
-        <w:rPr>
-          <w:b/>
-          <w:sz w:val="28"/>
-          <w:szCs w:val="28"/>
-        </w:rPr>
-        <w:t>KHOA ĐIỆN TỬ VIỄN THÔNG</w:t>
-      </w:r>
-    </w:p>
-    <w:p>
-      <w:pPr>
-        <w:pStyle w:val="Normal"/>
-        <w:jc w:val="center"/>
-        <w:rPr>
-          <w:b/>
-          <w:sz w:val="28"/>
-          <w:szCs w:val="28"/>
-        </w:rPr>
-      </w:pPr>
-      <w:r>
-        <w:rPr>
-          <w:b/>
-          <w:sz w:val="28"/>
-          <w:szCs w:val="28"/>
-        </w:rPr>
-        <w:t>BỘ MÔN MÁY TÍNH – HỆ THỐNG NHÚNG</w:t>
-      </w:r>
-    </w:p>
-    <w:p>
-      <w:pPr>
-        <w:pStyle w:val="Normal"/>
-        <w:jc w:val="center"/>
-        <w:rPr>
-          <w:sz w:val="28"/>
-          <w:szCs w:val="28"/>
-        </w:rPr>
-      </w:pPr>
-      <w:r>
-        <w:rPr>
-          <w:sz w:val="28"/>
-          <w:szCs w:val="28"/>
-        </w:rPr>
-        <w:drawing>
-          <wp:inline distT="0" distB="0" distL="0" distR="0">
-            <wp:extent cx="1675765" cy="429260"/>
-            <wp:effectExtent l="0" t="0" r="0" b="0"/>
-            <wp:docPr id="5" name="Image1" descr="" title=""/>
-            <wp:cNvGraphicFramePr>
-              <a:graphicFrameLocks xmlns:a="http://schemas.openxmlformats.org/drawingml/2006/main" noChangeAspect="1"/>
-            </wp:cNvGraphicFramePr>
-            <a:graphic xmlns:a="http://schemas.openxmlformats.org/drawingml/2006/main">
-              <a:graphicData uri="http://schemas.openxmlformats.org/drawingml/2006/picture">
-                <pic:pic xmlns:pic="http://schemas.openxmlformats.org/drawingml/2006/picture">
-                  <pic:nvPicPr>
-                    <pic:cNvPr id="7" name="Image1" descr="" title=""/>
-                    <pic:cNvPicPr>
-                      <a:picLocks noChangeAspect="1" noChangeArrowheads="1"/>
-                    </pic:cNvPicPr>
-                  </pic:nvPicPr>
-                  <pic:blipFill>
-                    <a:blip r:embed="rId6"/>
-                    <a:srcRect l="-18" t="-70" r="-18" b="-70"/>
-                    <a:stretch>
-                      <a:fillRect/>
-                    </a:stretch>
-                  </pic:blipFill>
-                  <pic:spPr bwMode="auto">
-                    <a:xfrm>
-                      <a:off x="0" y="0"/>
-                      <a:ext cx="1675765" cy="429260"/>
-                    </a:xfrm>
-                    <a:prstGeom prst="rect">
-                      <a:avLst/>
-                    </a:prstGeom>
-                  </pic:spPr>
-                </pic:pic>
-              </a:graphicData>
-            </a:graphic>
-          </wp:inline>
-        </w:drawing>
-      </w:r>
-    </w:p>
-    <w:p>
-      <w:pPr>
-        <w:pStyle w:val="Normal"/>
-        <w:rPr>
-          <w:sz w:val="28"/>
-          <w:szCs w:val="28"/>
-        </w:rPr>
-      </w:pPr>
-      <w:r>
-        <w:rPr>
-          <w:sz w:val="28"/>
-          <w:szCs w:val="28"/>
-        </w:rPr>
-      </w:r>
-    </w:p>
-    <w:p>
-      <w:pPr>
-        <w:pStyle w:val="Normal"/>
-        <w:jc w:val="center"/>
-        <w:rPr>
-          <w:sz w:val="28"/>
-          <w:szCs w:val="28"/>
-        </w:rPr>
-      </w:pPr>
-      <w:r>
-        <w:rPr>
-          <w:sz w:val="28"/>
-          <w:szCs w:val="28"/>
-        </w:rPr>
-      </w:r>
-    </w:p>
-    <w:p>
-      <w:pPr>
-        <w:pStyle w:val="Normal"/>
-        <w:jc w:val="center"/>
-        <w:rPr>
-          <w:sz w:val="28"/>
-          <w:szCs w:val="28"/>
-        </w:rPr>
-      </w:pPr>
-      <w:r>
-        <w:rPr>
-          <w:sz w:val="28"/>
-          <w:szCs w:val="28"/>
-        </w:rPr>
-      </w:r>
-    </w:p>
-    <w:p>
-      <w:pPr>
-        <w:pStyle w:val="Normal"/>
-        <w:jc w:val="center"/>
-        <w:rPr>
-          <w:b/>
-          <w:sz w:val="26"/>
-          <w:szCs w:val="48"/>
-        </w:rPr>
-      </w:pPr>
-      <w:r>
-        <w:rPr>
-          <w:b/>
-          <w:sz w:val="38"/>
-          <w:szCs w:val="48"/>
-        </w:rPr>
-        <w:t>NGUYỄN VĂN A</w:t>
-      </w:r>
-    </w:p>
-    <w:p>
-      <w:pPr>
-        <w:pStyle w:val="Normal"/>
-        <w:jc w:val="center"/>
-        <w:rPr>
-          <w:b/>
-          <w:sz w:val="48"/>
-          <w:szCs w:val="48"/>
-        </w:rPr>
-      </w:pPr>
-      <w:r>
-        <w:rPr>
-          <w:b/>
-          <w:sz w:val="48"/>
-          <w:szCs w:val="48"/>
-        </w:rPr>
-      </w:r>
-    </w:p>
-    <w:p>
-      <w:pPr>
-        <w:pStyle w:val="Normal"/>
-        <w:jc w:val="center"/>
-        <w:rPr>
-          <w:b/>
-          <w:sz w:val="28"/>
-          <w:szCs w:val="28"/>
-        </w:rPr>
-      </w:pPr>
-      <w:r>
-        <w:rPr>
-          <w:b/>
-          <w:sz w:val="28"/>
-          <w:szCs w:val="28"/>
-        </w:rPr>
-      </w:r>
-    </w:p>
-    <w:p>
-      <w:pPr>
-        <w:pStyle w:val="Normal"/>
-        <w:jc w:val="center"/>
-        <w:rPr>
-          <w:sz w:val="28"/>
-          <w:szCs w:val="28"/>
-        </w:rPr>
-      </w:pPr>
-      <w:r>
-        <w:rPr>
-          <w:sz w:val="28"/>
-          <w:szCs w:val="28"/>
-        </w:rPr>
-      </w:r>
-    </w:p>
-    <w:p>
-      <w:pPr>
-        <w:pStyle w:val="Normal"/>
-        <w:jc w:val="center"/>
-        <w:rPr>
-          <w:sz w:val="28"/>
-          <w:szCs w:val="28"/>
-        </w:rPr>
-      </w:pPr>
-      <w:r>
-        <w:rPr>
-          <w:sz w:val="28"/>
-          <w:szCs w:val="28"/>
-        </w:rPr>
-      </w:r>
-    </w:p>
-    <w:p>
-      <w:pPr>
-        <w:pStyle w:val="Normal"/>
-        <w:rPr>
-          <w:b/>
+      </w:pPr>
+      <w:r>
+        <w:rPr>
+          <w:b/>
+        </w:rPr>
+        <w:t>LỜI CAM ĐOAN</w:t>
+      </w:r>
+    </w:p>
+    <w:p>
+      <w:pPr>
+        <w:spacing w:after="120"/>
+        <w:ind w:firstLine="432"/>
+        <w:jc w:val="both"/>
+      </w:pPr>
+      <w:r>
+        <w:t xml:space="preserve">Tôi xin cam đoan khoá luận tốt nghiệp </w:t>
+      </w:r>
+      <w:r>
+        <w:rPr>
+          <w:b/>
+        </w:rPr>
+        <w:t>“Hệ thống định vị trong nhà theo phòng dựa trên BLE Mesh và ESP32, tích hợp thu thập – xử lý dữ liệu qua ThingsBoard”</w:t>
+      </w:r>
+      <w:r>
+        <w:t xml:space="preserve"> là công trình nghiên cứu của bản thân tôi dưới sự hướng dẫn của TS. Huỳnh Hữu Thuận.</w:t>
+      </w:r>
+    </w:p>
+    <w:p>
+      <w:pPr>
+        <w:spacing w:after="120"/>
+        <w:ind w:firstLine="432"/>
+        <w:jc w:val="both"/>
+      </w:pPr>
+      <w:r>
+        <w:t>Các số liệu, kết quả thực nghiệm nêu trong khoá luận là trung thực, do chính tôi thực hiện và chưa từng được công bố trong bất kỳ công trình nào khác. Các nguồn tài liệu được sử dụng đều được trích dẫn đầy đủ, rõ ràng trong phần Tài liệu tham khảo.</w:t>
+      </w:r>
+    </w:p>
+    <w:p>
+      <w:pPr>
+        <w:spacing w:after="120"/>
+        <w:ind w:firstLine="432"/>
+        <w:jc w:val="both"/>
+      </w:pPr>
+      <w:r>
+        <w:t>Tôi hoàn toàn chịu trách nhiệm trước Nhà trường và Khoa Điện tử – Viễn thông về lời cam đoan này.</w:t>
+      </w:r>
+    </w:p>
+    <w:p>
+      <w:pPr>
+        <w:jc w:val="right"/>
+      </w:pPr>
+      <w:r>
+        <w:t>TP. Hồ Chí Minh, tháng 07 năm 2026</w:t>
+      </w:r>
+    </w:p>
+    <w:p>
+      <w:pPr>
+        <w:jc w:val="right"/>
+      </w:pPr>
+      <w:r>
+        <w:rPr>
           <w:i/>
-          <w:i/>
-          <w:sz w:val="32"/>
-          <w:szCs w:val="32"/>
-          <w:u w:val="single"/>
-        </w:rPr>
-      </w:pPr>
-      <w:r>
-        <w:rPr>
-          <w:sz w:val="34"/>
-          <w:szCs w:val="32"/>
-        </w:rPr>
-        <w:t xml:space="preserve"> </w:t>
-      </w:r>
-      <w:r>
-        <w:rPr>
-          <w:sz w:val="34"/>
-          <w:szCs w:val="32"/>
-        </w:rPr>
-        <w:tab/>
-      </w:r>
-      <w:r>
-        <w:rPr>
-          <w:b/>
-          <w:i/>
-          <w:sz w:val="34"/>
-          <w:szCs w:val="32"/>
-          <w:u w:val="single"/>
-        </w:rPr>
-        <w:t>Đề tài khóa luận tốt nghiệp:</w:t>
-      </w:r>
-    </w:p>
-    <w:p>
-      <w:pPr>
-        <w:pStyle w:val="Normal"/>
-        <w:ind w:start="-900" w:end="0"/>
-        <w:jc w:val="center"/>
-        <w:rPr>
-          <w:b/>
-          <w:i/>
-          <w:i/>
-          <w:color w:val="993366"/>
-          <w:sz w:val="36"/>
-          <w:szCs w:val="32"/>
-          <w:u w:val="single"/>
-        </w:rPr>
-      </w:pPr>
-      <w:r>
-        <w:rPr>
-          <w:b/>
-          <w:i/>
-          <w:color w:val="993366"/>
-          <w:sz w:val="36"/>
-          <w:szCs w:val="32"/>
-          <w:u w:val="single"/>
-        </w:rPr>
-      </w:r>
-    </w:p>
-    <w:p>
-      <w:pPr>
-        <w:pStyle w:val="Normal"/>
-        <w:jc w:val="center"/>
-        <w:rPr>
-          <w:b/>
-          <w:color w:val="CC0000"/>
-          <w:sz w:val="36"/>
-          <w:szCs w:val="44"/>
-        </w:rPr>
-      </w:pPr>
-      <w:r>
-        <w:rPr>
-          <w:b/>
-          <w:color w:val="CC0000"/>
-          <w:sz w:val="36"/>
-          <w:szCs w:val="44"/>
-        </w:rPr>
-        <w:t>QUY TRÌNH THIẾT KẾ VI MẠCH TÍCH HỢP</w:t>
-      </w:r>
-    </w:p>
-    <w:p>
-      <w:pPr>
-        <w:pStyle w:val="Normal"/>
-        <w:jc w:val="center"/>
-        <w:rPr>
-          <w:b/>
-          <w:bCs/>
-          <w:sz w:val="52"/>
-          <w:szCs w:val="52"/>
-        </w:rPr>
-      </w:pPr>
-      <w:r>
-        <w:rPr>
-          <w:b/>
-          <w:color w:val="CC0000"/>
-          <w:sz w:val="36"/>
-          <w:szCs w:val="44"/>
-        </w:rPr>
-        <w:t>DÙNG KỸ THUẬT DESIGN FOR TEST</w:t>
-      </w:r>
-    </w:p>
-    <w:p>
-      <w:pPr>
-        <w:pStyle w:val="Normal"/>
-        <w:jc w:val="center"/>
-        <w:rPr>
-          <w:b/>
-          <w:bCs/>
-          <w:sz w:val="28"/>
-          <w:szCs w:val="28"/>
-        </w:rPr>
-      </w:pPr>
-      <w:r>
-        <w:rPr>
-          <w:b/>
-          <w:bCs/>
-          <w:sz w:val="28"/>
-          <w:szCs w:val="28"/>
-        </w:rPr>
-      </w:r>
-    </w:p>
-    <w:p>
-      <w:pPr>
-        <w:pStyle w:val="Normal"/>
-        <w:jc w:val="center"/>
-        <w:rPr>
-          <w:sz w:val="28"/>
-          <w:szCs w:val="28"/>
-        </w:rPr>
-      </w:pPr>
-      <w:r>
-        <w:rPr>
-          <w:sz w:val="28"/>
-          <w:szCs w:val="28"/>
-        </w:rPr>
-      </w:r>
-    </w:p>
-    <w:p>
-      <w:pPr>
-        <w:pStyle w:val="Normal"/>
-        <w:jc w:val="center"/>
-        <w:rPr>
-          <w:sz w:val="28"/>
-          <w:szCs w:val="28"/>
-        </w:rPr>
-      </w:pPr>
-      <w:r>
-        <w:rPr>
-          <w:sz w:val="28"/>
-          <w:szCs w:val="28"/>
-        </w:rPr>
-      </w:r>
-    </w:p>
-    <w:p>
-      <w:pPr>
-        <w:pStyle w:val="Normal"/>
-        <w:jc w:val="center"/>
-        <w:rPr>
-          <w:sz w:val="28"/>
-          <w:szCs w:val="28"/>
-        </w:rPr>
-      </w:pPr>
-      <w:r>
-        <w:rPr>
-          <w:sz w:val="28"/>
-          <w:szCs w:val="28"/>
-        </w:rPr>
-      </w:r>
-    </w:p>
-    <w:p>
-      <w:pPr>
-        <w:pStyle w:val="Normal"/>
-        <w:jc w:val="center"/>
-        <w:rPr>
-          <w:sz w:val="28"/>
-          <w:szCs w:val="28"/>
-        </w:rPr>
-      </w:pPr>
-      <w:r>
-        <w:rPr>
-          <w:sz w:val="28"/>
-          <w:szCs w:val="28"/>
-        </w:rPr>
-      </w:r>
-    </w:p>
-    <w:p>
-      <w:pPr>
-        <w:pStyle w:val="Normal"/>
-        <w:jc w:val="center"/>
-        <w:rPr>
-          <w:sz w:val="28"/>
-          <w:szCs w:val="28"/>
-        </w:rPr>
-      </w:pPr>
-      <w:r>
-        <w:rPr>
-          <w:sz w:val="28"/>
-          <w:szCs w:val="28"/>
-        </w:rPr>
-      </w:r>
-    </w:p>
-    <w:p>
-      <w:pPr>
-        <w:pStyle w:val="Normal"/>
-        <w:jc w:val="center"/>
-        <w:rPr>
-          <w:sz w:val="28"/>
-          <w:szCs w:val="28"/>
-        </w:rPr>
-      </w:pPr>
-      <w:r>
-        <w:rPr>
-          <w:sz w:val="28"/>
-          <w:szCs w:val="28"/>
-        </w:rPr>
-      </w:r>
-    </w:p>
-    <w:p>
-      <w:pPr>
-        <w:pStyle w:val="Normal"/>
-        <w:jc w:val="center"/>
-        <w:rPr>
-          <w:sz w:val="28"/>
-          <w:szCs w:val="28"/>
-        </w:rPr>
-      </w:pPr>
-      <w:r>
-        <w:rPr>
-          <w:sz w:val="28"/>
-          <w:szCs w:val="28"/>
-        </w:rPr>
-      </w:r>
-    </w:p>
-    <w:p>
-      <w:pPr>
-        <w:pStyle w:val="Normal"/>
-        <w:jc w:val="center"/>
-        <w:rPr>
-          <w:b/>
-          <w:sz w:val="36"/>
-          <w:szCs w:val="42"/>
-        </w:rPr>
-      </w:pPr>
-      <w:r>
-        <w:rPr>
-          <w:b/>
-          <w:sz w:val="36"/>
-          <w:szCs w:val="42"/>
-        </w:rPr>
-        <w:t>Chuyên ngành Máy Tính - Hệ Thống Nhúng</w:t>
-      </w:r>
-    </w:p>
-    <w:p>
-      <w:pPr>
-        <w:pStyle w:val="Normal"/>
-        <w:jc w:val="center"/>
-        <w:rPr>
-          <w:b/>
-          <w:sz w:val="28"/>
-          <w:szCs w:val="28"/>
-        </w:rPr>
-      </w:pPr>
-      <w:r>
-        <w:rPr>
-          <w:b/>
-          <w:sz w:val="28"/>
-          <w:szCs w:val="28"/>
-        </w:rPr>
-      </w:r>
-    </w:p>
-    <w:p>
-      <w:pPr>
-        <w:pStyle w:val="Normal"/>
-        <w:jc w:val="center"/>
-        <w:rPr>
-          <w:sz w:val="28"/>
-          <w:szCs w:val="28"/>
-        </w:rPr>
-      </w:pPr>
-      <w:r>
-        <w:rPr>
-          <w:sz w:val="28"/>
-          <w:szCs w:val="28"/>
-        </w:rPr>
-      </w:r>
-    </w:p>
-    <w:p>
-      <w:pPr>
-        <w:pStyle w:val="Normal"/>
-        <w:rPr>
-          <w:sz w:val="28"/>
-          <w:szCs w:val="28"/>
-        </w:rPr>
-      </w:pPr>
-      <w:r>
-        <w:rPr>
-          <w:sz w:val="28"/>
-          <w:szCs w:val="28"/>
-        </w:rPr>
-      </w:r>
-    </w:p>
-    <w:p>
-      <w:pPr>
-        <w:pStyle w:val="Normal"/>
-        <w:rPr>
-          <w:sz w:val="28"/>
-          <w:szCs w:val="28"/>
-        </w:rPr>
-      </w:pPr>
-      <w:r>
-        <w:rPr>
-          <w:sz w:val="28"/>
-          <w:szCs w:val="28"/>
-        </w:rPr>
-      </w:r>
-    </w:p>
-    <w:p>
-      <w:pPr>
-        <w:pStyle w:val="Normal"/>
-        <w:rPr>
-          <w:sz w:val="28"/>
-          <w:szCs w:val="28"/>
-        </w:rPr>
-      </w:pPr>
-      <w:r>
-        <w:rPr>
-          <w:sz w:val="28"/>
-          <w:szCs w:val="28"/>
-        </w:rPr>
-      </w:r>
-    </w:p>
-    <w:p>
-      <w:pPr>
-        <w:pStyle w:val="Normal"/>
-        <w:rPr>
-          <w:sz w:val="28"/>
-          <w:szCs w:val="28"/>
-        </w:rPr>
-      </w:pPr>
-      <w:r>
-        <w:rPr>
-          <w:sz w:val="28"/>
-          <w:szCs w:val="28"/>
-        </w:rPr>
-      </w:r>
-    </w:p>
-    <w:p>
-      <w:pPr>
-        <w:pStyle w:val="Normal"/>
-        <w:jc w:val="center"/>
-        <w:rPr>
-          <w:sz w:val="28"/>
-          <w:szCs w:val="28"/>
-        </w:rPr>
-      </w:pPr>
-      <w:r>
-        <w:rPr>
-          <w:sz w:val="28"/>
-          <w:szCs w:val="28"/>
-        </w:rPr>
-      </w:r>
-    </w:p>
-    <w:p>
-      <w:pPr>
-        <w:pStyle w:val="Normal"/>
-        <w:rPr>
-          <w:sz w:val="28"/>
-          <w:szCs w:val="28"/>
-        </w:rPr>
-      </w:pPr>
-      <w:r>
-        <w:rPr>
-          <w:sz w:val="28"/>
-          <w:szCs w:val="28"/>
-        </w:rPr>
-      </w:r>
-    </w:p>
-    <w:p>
-      <w:pPr>
-        <w:pStyle w:val="Normal"/>
-        <w:rPr>
-          <w:i/>
-          <w:i/>
-          <w:sz w:val="28"/>
-          <w:szCs w:val="28"/>
-        </w:rPr>
-      </w:pPr>
-      <w:r>
-        <w:rPr>
-          <w:i/>
-          <w:sz w:val="28"/>
-          <w:szCs w:val="28"/>
-        </w:rPr>
-        <w:t xml:space="preserve">                                          </w:t>
-      </w:r>
-      <w:r>
-        <w:rPr>
-          <w:b/>
-          <w:sz w:val="28"/>
-          <w:szCs w:val="42"/>
-        </w:rPr>
-        <w:t>TP. Hồ Chí Minh, tháng 08 năm 2026</w:t>
-      </w:r>
-    </w:p>
-    <w:p>
-      <w:pPr>
-        <w:pStyle w:val="Normal"/>
-        <w:jc w:val="center"/>
-        <w:rPr>
-          <w:i/>
-          <w:i/>
-          <w:sz w:val="28"/>
-          <w:szCs w:val="28"/>
-        </w:rPr>
-      </w:pPr>
-      <w:r>
-        <w:rPr>
-          <w:i/>
-          <w:sz w:val="28"/>
-          <w:szCs w:val="28"/>
-        </w:rPr>
-      </w:r>
-    </w:p>
-    <w:p>
-      <w:r>
-        <w:br w:type="page"/>
-      </w:r>
-    </w:p>
-    <w:p>
-      <w:pPr>
-        <w:pStyle w:val="Normal"/>
-        <w:tabs>
-          <w:tab w:val="clear" w:pos="720"/>
-          <w:tab w:val="left" w:pos="3630" w:leader="none"/>
-        </w:tabs>
-        <w:jc w:val="center"/>
-        <w:rPr>
-          <w:rFonts w:ascii="Times New Roman" w:hAnsi="Times New Roman" w:cs="Times New Roman"/>
-          <w:b/>
-          <w:color w:val="000080"/>
-          <w:sz w:val="28"/>
-          <w:szCs w:val="34"/>
-        </w:rPr>
-      </w:pPr>
-      <w:r>
-        <w:drawing>
-          <wp:anchor behindDoc="1" distT="0" distB="0" distL="114935" distR="114935" simplePos="0" locked="0" layoutInCell="1" allowOverlap="1" relativeHeight="2">
-            <wp:simplePos x="0" y="0"/>
-            <wp:positionH relativeFrom="column">
-              <wp:posOffset>20955</wp:posOffset>
-            </wp:positionH>
-            <wp:positionV relativeFrom="paragraph">
-              <wp:posOffset>-838200</wp:posOffset>
-            </wp:positionV>
-            <wp:extent cx="6096000" cy="9334500"/>
-            <wp:effectExtent l="0" t="0" r="0" b="0"/>
-            <wp:wrapNone/>
-            <wp:docPr id="6" name="Image1" descr="" title=""/>
-            <wp:cNvGraphicFramePr>
-              <a:graphicFrameLocks xmlns:a="http://schemas.openxmlformats.org/drawingml/2006/main" noChangeAspect="1"/>
-            </wp:cNvGraphicFramePr>
-            <a:graphic xmlns:a="http://schemas.openxmlformats.org/drawingml/2006/main">
-              <a:graphicData uri="http://schemas.openxmlformats.org/drawingml/2006/picture">
-                <pic:pic xmlns:pic="http://schemas.openxmlformats.org/drawingml/2006/picture">
-                  <pic:nvPicPr>
-                    <pic:cNvPr id="8" name="Image1" descr="" title=""/>
-                    <pic:cNvPicPr>
-                      <a:picLocks noChangeAspect="1" noChangeArrowheads="1"/>
-                    </pic:cNvPicPr>
-                  </pic:nvPicPr>
-                  <pic:blipFill>
-                    <a:blip r:embed="rId11"/>
-                    <a:stretch>
-                      <a:fillRect/>
-                    </a:stretch>
-                  </pic:blipFill>
-                  <pic:spPr bwMode="auto">
-                    <a:xfrm>
-                      <a:off x="0" y="0"/>
-                      <a:ext cx="6096000" cy="9334500"/>
-                    </a:xfrm>
-                    <a:prstGeom prst="rect">
-                      <a:avLst/>
-                    </a:prstGeom>
-                    <a:ln w="38100">
-                      <a:solidFill>
-                        <a:srgbClr val="000000"/>
-                      </a:solidFill>
-                    </a:ln>
-                  </pic:spPr>
-                </pic:pic>
-              </a:graphicData>
-            </a:graphic>
-          </wp:anchor>
-        </w:drawing>
-      </w:r>
-      <w:r>
-        <w:rPr>
-          <w:rFonts w:cs="Times New Roman" w:ascii="Times New Roman" w:hAnsi="Times New Roman"/>
-          <w:b/>
-          <w:color w:val="000080"/>
-          <w:sz w:val="28"/>
-          <w:szCs w:val="34"/>
-        </w:rPr>
-        <w:t>ĐẠI HỌC QUỐC GIA THÀNH PHỐ HỒ CHÍ MINH</w:t>
-      </w:r>
-    </w:p>
-    <w:p>
-      <w:pPr>
-        <w:pStyle w:val="Normal"/>
-        <w:jc w:val="center"/>
-        <w:rPr>
-          <w:rFonts w:ascii="Times New Roman" w:hAnsi="Times New Roman" w:cs="Times New Roman"/>
-          <w:b/>
-          <w:color w:val="000080"/>
-          <w:sz w:val="28"/>
-          <w:szCs w:val="34"/>
-        </w:rPr>
-      </w:pPr>
-      <w:r>
-        <w:rPr>
-          <w:rFonts w:cs="Times New Roman" w:ascii="Times New Roman" w:hAnsi="Times New Roman"/>
-          <w:b/>
-          <w:color w:val="000080"/>
-          <w:sz w:val="28"/>
-          <w:szCs w:val="34"/>
-        </w:rPr>
-        <w:t>TRƯỜNG ĐẠI HỌC KHOA HỌC TỰ NHIÊN</w:t>
-      </w:r>
-    </w:p>
-    <w:p>
-      <w:pPr>
-        <w:pStyle w:val="Normal"/>
-        <w:jc w:val="center"/>
-        <w:rPr>
-          <w:rFonts w:ascii="Times New Roman" w:hAnsi="Times New Roman" w:cs="Times New Roman"/>
-          <w:b/>
-          <w:color w:val="000080"/>
-          <w:sz w:val="28"/>
-          <w:szCs w:val="34"/>
-        </w:rPr>
-      </w:pPr>
-      <w:r>
-        <w:rPr>
-          <w:rFonts w:cs="Times New Roman" w:ascii="Times New Roman" w:hAnsi="Times New Roman"/>
-          <w:b/>
-          <w:color w:val="000080"/>
-          <w:sz w:val="28"/>
-          <w:szCs w:val="34"/>
-        </w:rPr>
-        <w:t>KHOA ĐIỆN TỬ - VIỄN THÔNG</w:t>
-      </w:r>
-    </w:p>
-    <w:p>
-      <w:pPr>
-        <w:pStyle w:val="Normal"/>
-        <w:tabs>
-          <w:tab w:val="clear" w:pos="720"/>
-          <w:tab w:val="left" w:pos="3630" w:leader="none"/>
-        </w:tabs>
-        <w:jc w:val="center"/>
-        <w:rPr>
-          <w:rFonts w:ascii="Times New Roman" w:hAnsi="Times New Roman" w:cs="Times New Roman"/>
-          <w:b/>
-          <w:bCs/>
-          <w:sz w:val="22"/>
-          <w:szCs w:val="28"/>
-        </w:rPr>
-      </w:pPr>
-      <w:r>
-        <w:rPr>
-          <w:rFonts w:cs="Times New Roman" w:ascii="Times New Roman" w:hAnsi="Times New Roman"/>
-          <w:b/>
-          <w:color w:val="000080"/>
-          <w:sz w:val="28"/>
-          <w:szCs w:val="34"/>
-        </w:rPr>
-        <w:t>BỘ MÔN MÁY TÍNH - HỆ THỐNG NHÚNG</w:t>
-      </w:r>
-    </w:p>
-    <w:p>
-      <w:pPr>
-        <w:pStyle w:val="Normal"/>
-        <w:jc w:val="center"/>
-        <w:rPr>
-          <w:color w:val="943634"/>
-          <w:sz w:val="28"/>
-          <w:szCs w:val="28"/>
-        </w:rPr>
-      </w:pPr>
-      <w:r>
-        <w:rPr>
-          <w:rFonts w:eastAsia="Wingdings" w:cs="Wingdings" w:ascii="Wingdings" w:hAnsi="Wingdings"/>
-          <w:color w:val="943634"/>
-          <w:sz w:val="28"/>
-          <w:szCs w:val="28"/>
-        </w:rPr>
-        <w:sym w:font="Wingdings" w:char="f096"/>
-        <w:sym w:font="Wingdings" w:char="f026"/>
-        <w:sym w:font="Wingdings" w:char="f097"/>
-      </w:r>
-    </w:p>
-    <w:p>
-      <w:pPr>
-        <w:pStyle w:val="Normal"/>
-        <w:tabs>
-          <w:tab w:val="clear" w:pos="720"/>
-          <w:tab w:val="left" w:pos="3630" w:leader="none"/>
-        </w:tabs>
-        <w:jc w:val="center"/>
-        <w:rPr>
-          <w:rFonts w:ascii="Times New Roman" w:hAnsi="Times New Roman" w:cs="Times New Roman"/>
-          <w:b/>
-          <w:bCs/>
-          <w:color w:val="943634"/>
-          <w:sz w:val="30"/>
-          <w:szCs w:val="30"/>
-        </w:rPr>
-      </w:pPr>
-      <w:r>
-        <w:rPr>
-          <w:rFonts w:cs="Times New Roman" w:ascii="Times New Roman" w:hAnsi="Times New Roman"/>
-          <w:b/>
-          <w:bCs/>
-          <w:color w:val="943634"/>
-          <w:sz w:val="30"/>
-          <w:szCs w:val="30"/>
-        </w:rPr>
-      </w:r>
-    </w:p>
-    <w:p>
-      <w:pPr>
-        <w:pStyle w:val="Normal"/>
-        <w:tabs>
-          <w:tab w:val="clear" w:pos="720"/>
-          <w:tab w:val="left" w:pos="3630" w:leader="none"/>
-        </w:tabs>
-        <w:jc w:val="center"/>
-        <w:rPr>
-          <w:rFonts w:ascii="Times New Roman" w:hAnsi="Times New Roman" w:cs="Times New Roman"/>
-          <w:b/>
-          <w:bCs/>
-          <w:sz w:val="28"/>
-          <w:szCs w:val="28"/>
-        </w:rPr>
-      </w:pPr>
-      <w:r>
-        <w:rPr>
-          <w:rFonts w:cs="Times New Roman" w:ascii="Times New Roman" w:hAnsi="Times New Roman"/>
-          <w:b/>
-          <w:bCs/>
-          <w:sz w:val="28"/>
-          <w:szCs w:val="28"/>
-        </w:rPr>
-      </w:r>
-    </w:p>
-    <w:p>
-      <w:pPr>
-        <w:pStyle w:val="Normal"/>
-        <w:jc w:val="center"/>
-        <w:rPr>
-          <w:b/>
-          <w:color w:val="993366"/>
-          <w:sz w:val="32"/>
-        </w:rPr>
-      </w:pPr>
-      <w:r>
-        <w:rPr>
-          <w:b/>
-          <w:color w:val="993366"/>
-          <w:sz w:val="32"/>
-        </w:rPr>
-        <w:t>NGUY</w:t>
-      </w:r>
-      <w:r>
-        <w:rPr>
-          <w:rFonts w:cs="Times New Roman" w:ascii="Times New Roman" w:hAnsi="Times New Roman"/>
-          <w:b/>
-          <w:color w:val="993366"/>
-          <w:sz w:val="32"/>
-        </w:rPr>
-        <w:t>Ễ</w:t>
-      </w:r>
-      <w:r>
-        <w:rPr>
-          <w:b/>
-          <w:color w:val="993366"/>
-          <w:sz w:val="32"/>
-        </w:rPr>
-        <w:t>N V</w:t>
-      </w:r>
-      <w:r>
-        <w:rPr>
-          <w:rFonts w:cs="Times New Roman" w:ascii="Times New Roman" w:hAnsi="Times New Roman"/>
-          <w:b/>
-          <w:color w:val="993366"/>
-          <w:sz w:val="32"/>
-        </w:rPr>
-        <w:t>Ă</w:t>
-      </w:r>
-      <w:r>
-        <w:rPr>
-          <w:b/>
-          <w:color w:val="993366"/>
-          <w:sz w:val="32"/>
-        </w:rPr>
-        <w:t>N A</w:t>
-      </w:r>
-    </w:p>
-    <w:p>
-      <w:pPr>
-        <w:pStyle w:val="Normal"/>
-        <w:jc w:val="center"/>
-        <w:rPr>
-          <w:b/>
-          <w:bCs/>
-          <w:sz w:val="52"/>
-          <w:szCs w:val="52"/>
-        </w:rPr>
-      </w:pPr>
-      <w:r>
-        <w:rPr>
-          <w:b/>
-          <w:color w:val="993366"/>
-          <w:sz w:val="32"/>
-        </w:rPr>
-        <w:t>1220012</w:t>
-      </w:r>
-    </w:p>
-    <w:p>
-      <w:pPr>
-        <w:pStyle w:val="Normal"/>
-        <w:jc w:val="center"/>
-        <w:rPr>
-          <w:b/>
-          <w:bCs/>
-          <w:sz w:val="52"/>
-          <w:szCs w:val="52"/>
-        </w:rPr>
-      </w:pPr>
-      <w:r>
-        <w:rPr>
-          <w:b/>
-          <w:bCs/>
-          <w:sz w:val="52"/>
-          <w:szCs w:val="52"/>
-        </w:rPr>
-      </w:r>
-    </w:p>
-    <w:p>
-      <w:pPr>
-        <w:pStyle w:val="Normal"/>
-        <w:rPr>
-          <w:rFonts w:ascii="Times New Roman" w:hAnsi="Times New Roman" w:cs="Times New Roman"/>
-          <w:b/>
-          <w:sz w:val="32"/>
-          <w:szCs w:val="32"/>
-        </w:rPr>
-      </w:pPr>
-      <w:r>
-        <w:rPr>
-          <w:rFonts w:cs="Times New Roman" w:ascii="Times New Roman" w:hAnsi="Times New Roman"/>
-          <w:b/>
-          <w:sz w:val="32"/>
-          <w:szCs w:val="32"/>
-        </w:rPr>
-        <w:t xml:space="preserve">     </w:t>
-      </w:r>
-      <w:r>
-        <w:rPr>
-          <w:rFonts w:cs="Times New Roman" w:ascii="Times New Roman" w:hAnsi="Times New Roman"/>
-          <w:b/>
-          <w:i/>
-          <w:color w:val="000080"/>
-          <w:sz w:val="30"/>
-          <w:u w:val="single"/>
-        </w:rPr>
-        <w:t>Đề tài:</w:t>
-      </w:r>
-    </w:p>
-    <w:p>
-      <w:pPr>
-        <w:pStyle w:val="Normal"/>
-        <w:jc w:val="center"/>
-        <w:rPr>
-          <w:rFonts w:ascii="Times New Roman" w:hAnsi="Times New Roman" w:cs="Times New Roman"/>
-          <w:b/>
-          <w:sz w:val="28"/>
-          <w:szCs w:val="28"/>
-        </w:rPr>
-      </w:pPr>
-      <w:r>
-        <w:rPr>
-          <w:rFonts w:cs="Times New Roman" w:ascii="Times New Roman" w:hAnsi="Times New Roman"/>
-          <w:b/>
-          <w:sz w:val="28"/>
-          <w:szCs w:val="28"/>
-        </w:rPr>
-      </w:r>
-    </w:p>
-    <w:p>
-      <w:pPr>
-        <w:pStyle w:val="Normal"/>
-        <w:jc w:val="center"/>
-        <w:rPr/>
-      </w:pPr>
-      <w:r>
-        <w:rPr>
-          <w:rFonts w:cs="Times New Roman" w:ascii="Times New Roman" w:hAnsi="Times New Roman"/>
-          <w:b/>
-          <w:sz w:val="40"/>
-          <w:szCs w:val="40"/>
-        </w:rPr>
-        <w:t xml:space="preserve"> </w:t>
-      </w:r>
-      <w:r>
-        <w:rPr>
-          <w:rFonts w:cs="Times New Roman" w:ascii="Times New Roman" w:hAnsi="Times New Roman"/>
-          <w:b/>
-          <w:color w:val="993366"/>
-          <w:sz w:val="36"/>
-        </w:rPr>
-        <w:t>QUY TRÌNH THIẾT KẾ VI MẠCH TÍCH HỢP</w:t>
-      </w:r>
-    </w:p>
-    <w:p>
-      <w:pPr>
-        <w:pStyle w:val="Normal"/>
-        <w:jc w:val="center"/>
-        <w:rPr>
-          <w:rFonts w:ascii="Times New Roman" w:hAnsi="Times New Roman" w:cs="Times New Roman"/>
-          <w:b/>
-          <w:sz w:val="40"/>
-          <w:szCs w:val="40"/>
-        </w:rPr>
-      </w:pPr>
-      <w:r>
-        <w:rPr>
-          <w:rFonts w:cs="Times New Roman" w:ascii="Times New Roman" w:hAnsi="Times New Roman"/>
-          <w:b/>
-          <w:color w:val="993366"/>
-          <w:sz w:val="36"/>
-        </w:rPr>
-        <w:t>ỨNG DỤNG KỸ THUẬT DESIGN FOR TEST</w:t>
-      </w:r>
-    </w:p>
-    <w:p>
-      <w:pPr>
-        <w:pStyle w:val="Normal"/>
-        <w:jc w:val="center"/>
-        <w:rPr>
-          <w:rFonts w:ascii="Times New Roman" w:hAnsi="Times New Roman" w:cs="Times New Roman"/>
-          <w:b/>
-          <w:sz w:val="40"/>
-          <w:szCs w:val="40"/>
-        </w:rPr>
-      </w:pPr>
-      <w:r>
-        <w:rPr>
-          <w:rFonts w:cs="Times New Roman" w:ascii="Times New Roman" w:hAnsi="Times New Roman"/>
-          <w:b/>
-          <w:sz w:val="40"/>
-          <w:szCs w:val="40"/>
-        </w:rPr>
-      </w:r>
-    </w:p>
-    <w:p>
-      <w:pPr>
-        <w:pStyle w:val="Normal"/>
-        <w:tabs>
-          <w:tab w:val="clear" w:pos="720"/>
-          <w:tab w:val="left" w:pos="3360" w:leader="none"/>
-          <w:tab w:val="left" w:pos="4800" w:leader="none"/>
-        </w:tabs>
-        <w:spacing w:before="80" w:after="80"/>
-        <w:jc w:val="center"/>
-        <w:rPr>
-          <w:rFonts w:ascii="Times New Roman" w:hAnsi="Times New Roman" w:cs="Times New Roman"/>
-          <w:b/>
-          <w:color w:val="000080"/>
-          <w:sz w:val="30"/>
-          <w:szCs w:val="30"/>
-        </w:rPr>
-      </w:pPr>
-      <w:r>
-        <w:rPr>
-          <w:rFonts w:cs="Times New Roman" w:ascii="Times New Roman" w:hAnsi="Times New Roman"/>
-          <w:b/>
-          <w:color w:val="000080"/>
-          <w:sz w:val="30"/>
-          <w:szCs w:val="30"/>
-        </w:rPr>
-        <w:t xml:space="preserve">INTEGRATED CIRCUIT DESIGN PROCESS </w:t>
-      </w:r>
-    </w:p>
-    <w:p>
-      <w:pPr>
-        <w:pStyle w:val="Normal"/>
-        <w:tabs>
-          <w:tab w:val="clear" w:pos="720"/>
-          <w:tab w:val="left" w:pos="3360" w:leader="none"/>
-          <w:tab w:val="left" w:pos="4800" w:leader="none"/>
-        </w:tabs>
-        <w:spacing w:before="80" w:after="80"/>
-        <w:jc w:val="center"/>
-        <w:rPr>
-          <w:rFonts w:ascii="Times New Roman" w:hAnsi="Times New Roman" w:cs="Times New Roman"/>
-          <w:b/>
-          <w:color w:val="000080"/>
-          <w:sz w:val="30"/>
-          <w:szCs w:val="30"/>
-        </w:rPr>
-      </w:pPr>
-      <w:r>
-        <w:rPr>
-          <w:rFonts w:cs="Times New Roman" w:ascii="Times New Roman" w:hAnsi="Times New Roman"/>
-          <w:b/>
-          <w:color w:val="000080"/>
-          <w:sz w:val="30"/>
-          <w:szCs w:val="30"/>
-        </w:rPr>
-        <w:t>USING DESIGN FOR TEST TECHNIQUE</w:t>
-      </w:r>
-    </w:p>
-    <w:p>
-      <w:pPr>
-        <w:pStyle w:val="Normal"/>
-        <w:jc w:val="center"/>
-        <w:rPr>
-          <w:rFonts w:ascii="Times New Roman" w:hAnsi="Times New Roman" w:cs="Times New Roman"/>
-          <w:b/>
-          <w:color w:val="000080"/>
-          <w:sz w:val="40"/>
-          <w:szCs w:val="40"/>
-        </w:rPr>
-      </w:pPr>
-      <w:r>
-        <w:rPr>
-          <w:rFonts w:cs="Times New Roman" w:ascii="Times New Roman" w:hAnsi="Times New Roman"/>
-          <w:b/>
-          <w:color w:val="000080"/>
-          <w:sz w:val="40"/>
-          <w:szCs w:val="40"/>
-        </w:rPr>
-      </w:r>
-    </w:p>
-    <w:p>
-      <w:pPr>
-        <w:pStyle w:val="Normal"/>
-        <w:jc w:val="center"/>
-        <w:rPr>
-          <w:rFonts w:ascii="Times New Roman" w:hAnsi="Times New Roman" w:cs="Times New Roman"/>
-          <w:b/>
-          <w:sz w:val="40"/>
-          <w:szCs w:val="40"/>
-        </w:rPr>
-      </w:pPr>
-      <w:r>
-        <w:rPr>
-          <w:rFonts w:cs="Times New Roman" w:ascii="Times New Roman" w:hAnsi="Times New Roman"/>
-          <w:b/>
-          <w:sz w:val="40"/>
-          <w:szCs w:val="40"/>
-        </w:rPr>
-      </w:r>
-    </w:p>
-    <w:p>
-      <w:pPr>
-        <w:pStyle w:val="Normal"/>
-        <w:jc w:val="center"/>
-        <w:rPr>
-          <w:rFonts w:ascii="Times New Roman" w:hAnsi="Times New Roman" w:cs="Times New Roman"/>
-          <w:b/>
-          <w:color w:val="000080"/>
-        </w:rPr>
-      </w:pPr>
-      <w:r>
-        <w:rPr>
-          <w:rFonts w:cs="Times New Roman" w:ascii="Times New Roman" w:hAnsi="Times New Roman"/>
-          <w:b/>
-          <w:color w:val="000080"/>
-        </w:rPr>
-        <w:t>KHÓA LUẬN TỐT NGHIỆP CỬ NHÂN</w:t>
-      </w:r>
-    </w:p>
-    <w:p>
-      <w:pPr>
-        <w:pStyle w:val="Normal"/>
-        <w:jc w:val="center"/>
-        <w:rPr/>
-      </w:pPr>
-      <w:r>
-        <w:rPr>
-          <w:rFonts w:cs="Times New Roman" w:ascii="Times New Roman" w:hAnsi="Times New Roman"/>
-          <w:b/>
-          <w:color w:val="000080"/>
-        </w:rPr>
-        <w:t>NGÀNH KỸ THUẬT ĐIỆN TỬ - VIỄN THÔNG</w:t>
-      </w:r>
-    </w:p>
-    <w:p>
-      <w:pPr>
-        <w:pStyle w:val="Normal"/>
-        <w:jc w:val="center"/>
-        <w:rPr>
-          <w:rFonts w:ascii="Times New Roman" w:hAnsi="Times New Roman" w:cs="Times New Roman"/>
-          <w:b/>
-          <w:color w:val="000080"/>
-        </w:rPr>
-      </w:pPr>
-      <w:r>
-        <w:rPr>
-          <w:rFonts w:cs="Times New Roman" w:ascii="Times New Roman" w:hAnsi="Times New Roman"/>
-          <w:b/>
-          <w:color w:val="000080"/>
-        </w:rPr>
-        <w:t>CHUYÊN NGÀNH MÁY TÍNH - HỆ THỐNG NHÚNG</w:t>
-      </w:r>
-    </w:p>
-    <w:p>
-      <w:pPr>
-        <w:pStyle w:val="Normal"/>
-        <w:spacing w:before="0" w:after="200"/>
-        <w:rPr>
-          <w:rFonts w:ascii="Times New Roman" w:hAnsi="Times New Roman" w:cs="Times New Roman"/>
-          <w:b/>
-          <w:color w:val="000080"/>
-          <w:sz w:val="32"/>
-          <w:szCs w:val="32"/>
-        </w:rPr>
-      </w:pPr>
-      <w:r>
-        <w:rPr>
-          <w:rFonts w:cs="Times New Roman" w:ascii="Times New Roman" w:hAnsi="Times New Roman"/>
-          <w:b/>
-          <w:color w:val="000080"/>
-          <w:sz w:val="32"/>
-          <w:szCs w:val="32"/>
-        </w:rPr>
-      </w:r>
-    </w:p>
-    <w:p>
-      <w:pPr>
-        <w:pStyle w:val="Normal"/>
-        <w:spacing w:before="0" w:after="200"/>
-        <w:rPr>
-          <w:rFonts w:ascii="Times New Roman" w:hAnsi="Times New Roman" w:cs="Times New Roman"/>
-          <w:b/>
-          <w:sz w:val="32"/>
-          <w:szCs w:val="32"/>
-        </w:rPr>
-      </w:pPr>
-      <w:r>
-        <w:rPr>
-          <w:rFonts w:cs="Times New Roman" w:ascii="Times New Roman" w:hAnsi="Times New Roman"/>
-          <w:b/>
-          <w:sz w:val="32"/>
-          <w:szCs w:val="32"/>
-        </w:rPr>
-      </w:r>
-    </w:p>
-    <w:p>
-      <w:pPr>
-        <w:pStyle w:val="Normal"/>
-        <w:jc w:val="center"/>
-        <w:rPr>
-          <w:rFonts w:ascii="Times New Roman" w:hAnsi="Times New Roman" w:cs="Times New Roman"/>
-          <w:b/>
-          <w:color w:val="000080"/>
-          <w:sz w:val="32"/>
-          <w:szCs w:val="32"/>
-        </w:rPr>
-      </w:pPr>
-      <w:r>
-        <w:rPr>
-          <w:rFonts w:cs="Times New Roman" w:ascii="Times New Roman" w:hAnsi="Times New Roman"/>
-          <w:b/>
-          <w:color w:val="000080"/>
-          <w:sz w:val="32"/>
-          <w:szCs w:val="32"/>
-        </w:rPr>
-      </w:r>
-    </w:p>
-    <w:p>
-      <w:pPr>
-        <w:pStyle w:val="Normal"/>
-        <w:jc w:val="center"/>
-        <w:rPr>
-          <w:rFonts w:ascii="Times New Roman" w:hAnsi="Times New Roman" w:cs="Times New Roman"/>
-          <w:color w:val="000080"/>
-        </w:rPr>
-      </w:pPr>
-      <w:r>
-        <w:rPr>
-          <w:rFonts w:cs="Times New Roman" w:ascii="Times New Roman" w:hAnsi="Times New Roman"/>
-          <w:color w:val="000080"/>
-        </w:rPr>
-        <w:t>NGƯỜI HƯỚNG DẪN KHOA HỌC</w:t>
-      </w:r>
-    </w:p>
-    <w:p>
-      <w:pPr>
-        <w:pStyle w:val="Normal"/>
-        <w:spacing w:before="0" w:after="200"/>
-        <w:jc w:val="center"/>
-        <w:rPr>
-          <w:rFonts w:ascii="Times New Roman" w:hAnsi="Times New Roman" w:cs="Times New Roman"/>
-          <w:b/>
-          <w:color w:val="000080"/>
-        </w:rPr>
-      </w:pPr>
-      <w:r>
-        <w:rPr>
-          <w:rFonts w:cs="Times New Roman" w:ascii="Times New Roman" w:hAnsi="Times New Roman"/>
-          <w:b/>
-          <w:color w:val="000080"/>
-        </w:rPr>
-        <w:t>ThS.</w:t>
-        <w:tab/>
-        <w:t>TRẦN VĂN B</w:t>
-      </w:r>
-    </w:p>
-    <w:p>
-      <w:pPr>
-        <w:pStyle w:val="Normal"/>
-        <w:spacing w:before="0" w:after="200"/>
-        <w:jc w:val="center"/>
-        <w:rPr>
-          <w:rFonts w:ascii="Times New Roman" w:hAnsi="Times New Roman" w:cs="Times New Roman"/>
-          <w:b/>
-          <w:color w:val="000080"/>
-        </w:rPr>
-      </w:pPr>
-      <w:r>
-        <w:rPr>
-          <w:rFonts w:cs="Times New Roman" w:ascii="Times New Roman" w:hAnsi="Times New Roman"/>
-          <w:b/>
-          <w:color w:val="000080"/>
-        </w:rPr>
-      </w:r>
-    </w:p>
-    <w:p>
-      <w:pPr>
-        <w:pStyle w:val="Normal"/>
-        <w:spacing w:before="0" w:after="200"/>
-        <w:jc w:val="center"/>
-        <w:rPr>
-          <w:rFonts w:ascii="Times New Roman" w:hAnsi="Times New Roman" w:cs="Times New Roman"/>
-          <w:b/>
-          <w:color w:val="000080"/>
-        </w:rPr>
-      </w:pPr>
-      <w:r>
-        <w:rPr>
-          <w:rFonts w:cs="Times New Roman" w:ascii="Times New Roman" w:hAnsi="Times New Roman"/>
-          <w:b/>
-          <w:color w:val="000080"/>
-        </w:rPr>
-      </w:r>
-    </w:p>
-    <w:p>
-      <w:pPr>
-        <w:pStyle w:val="Normal"/>
-        <w:spacing w:before="0" w:after="200"/>
-        <w:jc w:val="center"/>
-        <w:rPr>
-          <w:rFonts w:ascii="Times New Roman" w:hAnsi="Times New Roman" w:cs="Times New Roman"/>
-          <w:b/>
-          <w:color w:val="000080"/>
-        </w:rPr>
-      </w:pPr>
-      <w:r>
-        <w:rPr>
-          <w:rFonts w:cs="Times New Roman" w:ascii="Times New Roman" w:hAnsi="Times New Roman"/>
-          <w:b/>
-          <w:color w:val="000080"/>
-        </w:rPr>
-      </w:r>
-    </w:p>
-    <w:p>
-      <w:pPr>
-        <w:pStyle w:val="Normal"/>
-        <w:spacing w:before="0" w:after="200"/>
-        <w:jc w:val="center"/>
-        <w:rPr>
-          <w:rFonts w:ascii="Times New Roman" w:hAnsi="Times New Roman" w:cs="Times New Roman"/>
-          <w:b/>
-          <w:sz w:val="32"/>
-          <w:szCs w:val="32"/>
-        </w:rPr>
-      </w:pPr>
-      <w:r>
-        <w:rPr>
-          <w:rFonts w:cs="Times New Roman" w:ascii="Times New Roman" w:hAnsi="Times New Roman"/>
-          <w:b/>
-          <w:color w:val="000080"/>
-        </w:rPr>
-        <w:t>TP. Hồ Chí Minh, tháng 08 năm 2026</w:t>
-      </w:r>
-    </w:p>
-    <w:p>
-      <w:pPr>
-        <w:pStyle w:val="Normal"/>
-        <w:spacing w:before="0" w:after="200"/>
-        <w:jc w:val="center"/>
-        <w:rPr>
-          <w:rFonts w:ascii="Times New Roman" w:hAnsi="Times New Roman" w:cs="Times New Roman"/>
-          <w:b/>
-          <w:sz w:val="32"/>
-          <w:szCs w:val="32"/>
-        </w:rPr>
-      </w:pPr>
-      <w:r>
-        <w:rPr>
-          <w:rFonts w:cs="Times New Roman" w:ascii="Times New Roman" w:hAnsi="Times New Roman"/>
-          <w:b/>
-          <w:sz w:val="32"/>
-          <w:szCs w:val="32"/>
-        </w:rPr>
-      </w:r>
-    </w:p>
-    <w:p>
-      <w:pPr>
-        <w:pStyle w:val="Normal"/>
-        <w:jc w:val="center"/>
-        <w:rPr>
-          <w:rFonts w:ascii="Times New Roman" w:hAnsi="Times New Roman" w:cs="Times New Roman"/>
-          <w:b/>
-          <w:sz w:val="28"/>
-          <w:szCs w:val="28"/>
-        </w:rPr>
-      </w:pPr>
-      <w:r>
-        <w:rPr>
-          <w:rFonts w:cs="Times New Roman" w:ascii="Times New Roman" w:hAnsi="Times New Roman"/>
-          <w:b/>
-          <w:sz w:val="28"/>
-          <w:szCs w:val="28"/>
-        </w:rPr>
-        <w:t xml:space="preserve"> </w:t>
-      </w:r>
-    </w:p>
-    <w:p>
-      <w:r>
-        <w:br w:type="page"/>
-      </w:r>
-    </w:p>
+        </w:rPr>
+        <w:t>Sinh viên thực hiện</w:t>
+      </w:r>
+    </w:p>
+    <w:p>
+      <w:pPr>
+        <w:jc w:val="right"/>
+      </w:pPr>
+      <w:r>
+        <w:rPr>
+          <w:b/>
+        </w:rPr>
+        <w:t>Cao Trọng Phước</w:t>
+      </w:r>
+    </w:p>
+    <w:p/>
     <w:p>
       <w:pPr>
         <w:pStyle w:val="Heading1"/>
@@ -3646,7 +2012,7 @@
         <w:pStyle w:val="ListNumber"/>
         <w:numPr>
           <w:ilvl w:val="0"/>
-          <w:numId w:val="6"/>
+          <w:numId w:val="5"/>
         </w:numPr>
       </w:pPr>
       <w:r>
@@ -4341,7 +2707,7 @@
         <w:rPr>
           <w:b/>
         </w:rPr>
-        <w:t>Chương 1 -- Giới thiệu:</w:t>
+        <w:t>Chương 1 – Giới thiệu:</w:t>
       </w:r>
       <w:r>
         <w:t xml:space="preserve"> Bối cảnh, động lực thực hiện, mục tiêu nghiên cứu, phạm vi, công cụ và cấu trúc khoá luận.</w:t>
@@ -4355,7 +2721,7 @@
         <w:rPr>
           <w:b/>
         </w:rPr>
-        <w:t>Chương 2 -- Tổng quan nghiên cứu:</w:t>
+        <w:t>Chương 2 – Tổng quan nghiên cứu:</w:t>
       </w:r>
       <w:r>
         <w:t xml:space="preserve"> Các phương pháp định vị trong nhà hiện có (fingerprinting, BLE, UWB), so sánh giải pháp thương mại (Estimote, Kontakt.io, Aruba Meridian), các nghiên cứu học thuật liên quan và khoảng trống cần lấp.</w:t>
@@ -4369,7 +2735,7 @@
         <w:rPr>
           <w:b/>
         </w:rPr>
-        <w:t>Chương 3 -- Cơ sở lý thuyết:</w:t>
+        <w:t>Chương 3 – Cơ sở lý thuyết:</w:t>
       </w:r>
       <w:r>
         <w:t xml:space="preserve"> BLE Advertising và RSSI, giao thức BLE Mesh (provisioner, node, keys, opcode), thuật toán xử lý tín hiệu (Kalman filter, path-loss), thuật toán quyết định zone (hysteresis, leaky-bucket debounce), bảo mật (HMAC, key rotation), OTA, giao thức MQTT/HTTP/TLS và ThingsBoard Gateway API.</w:t>
@@ -4383,7 +2749,7 @@
         <w:rPr>
           <w:b/>
         </w:rPr>
-        <w:t>Chương 4 -- Triển khai hệ thống:</w:t>
+        <w:t>Chương 4 – Triển khai hệ thống:</w:t>
       </w:r>
       <w:r>
         <w:t xml:space="preserve"> Kiến trúc tổng thể; firmware của bốn loại node (Tag, Scanner, Relay, Gateway); cấu hình server ThingsBoard (Docker, rule chain, dashboard); bảo mật end-to-end; cơ chế OTA; cấu trúc mã nguồn.</w:t>
@@ -4397,7 +2763,7 @@
         <w:rPr>
           <w:b/>
         </w:rPr>
-        <w:t>Chương 5 -- Kết quả thực nghiệm:</w:t>
+        <w:t>Chương 5 – Kết quả thực nghiệm:</w:t>
       </w:r>
       <w:r>
         <w:t xml:space="preserve"> Thiết lập môi trường thí nghiệm, các kịch bản kiểm thử (bring-up, độ chính xác định vị, chống nhiễu tại biên phòng, self-healing, OTA, bảo mật beacon), đánh giá tổng.</w:t>
@@ -4411,7 +2777,7 @@
         <w:rPr>
           <w:b/>
         </w:rPr>
-        <w:t>Chương 6 -- Kết luận:</w:t>
+        <w:t>Chương 6 – Kết luận:</w:t>
       </w:r>
       <w:r>
         <w:t xml:space="preserve"> Tóm tắt đóng góp chính của đề tài, hạn chế còn tồn tại và hướng phát triển tiếp theo.</w:t>
@@ -5942,7 +4308,7 @@
           <w:rFonts w:ascii="Consolas" w:hAnsi="Consolas"/>
           <w:sz w:val="22"/>
         </w:rPr>
-        <w:t>tx\_power</w:t>
+        <w:t>tx_power</w:t>
       </w:r>
       <w:r>
         <w:t xml:space="preserve"> là RSSI đo được ở đúng 1 m, calibrate lúc lắp đặt — input cho công thức tính khoảng cách. </w:t>
@@ -6737,7 +5103,7 @@
           <w:rFonts w:ascii="Consolas" w:hAnsi="Consolas"/>
           <w:sz w:val="22"/>
         </w:rPr>
-        <w:t>tx\_power</w:t>
+        <w:t>tx_power</w:t>
       </w:r>
       <w:r>
         <w:t xml:space="preserve"> trong payload beacon, </w:t>
@@ -6919,7 +5285,7 @@
         <w:rPr>
           <w:i/>
         </w:rPr>
-        <w:t>Low Power Node -- LPN</w:t>
+        <w:t>Low Power Node – LPN</w:t>
       </w:r>
       <w:r>
         <w:t xml:space="preserve"> (tiết kiệm pin cực đại). Đề tài không dùng Friend/LPN vì mọi node đều cắm điện; Relay được bật trên tất cả node để tăng khả năng phủ; Proxy để mặc định cho tiện debug.</w:t>
@@ -7003,7 +5369,7 @@
           <w:rFonts w:ascii="Consolas" w:hAnsi="Consolas"/>
           <w:sz w:val="22"/>
         </w:rPr>
-        <w:t>esp\_fill\_random()</w:t>
+        <w:t>esp_fill_random()</w:t>
       </w:r>
       <w:r>
         <w:t xml:space="preserve"> khi Gateway boot lần đầu, lưu NVS.</w:t>
@@ -7238,7 +5604,7 @@
                 <w:rFonts w:ascii="Consolas" w:hAnsi="Consolas"/>
                 <w:sz w:val="22"/>
               </w:rPr>
-              <w:t>TAG\_STATUS</w:t>
+              <w:t>TAG_STATUS</w:t>
             </w:r>
           </w:p>
         </w:tc>
@@ -7292,7 +5658,7 @@
                 <w:rFonts w:ascii="Consolas" w:hAnsi="Consolas"/>
                 <w:sz w:val="22"/>
               </w:rPr>
-              <w:t>RESET\_CMD</w:t>
+              <w:t>RESET_CMD</w:t>
             </w:r>
           </w:p>
         </w:tc>
@@ -7346,7 +5712,7 @@
                 <w:rFonts w:ascii="Consolas" w:hAnsi="Consolas"/>
                 <w:sz w:val="22"/>
               </w:rPr>
-              <w:t>OTA\_TRIGGER</w:t>
+              <w:t>OTA_TRIGGER</w:t>
             </w:r>
           </w:p>
         </w:tc>
@@ -7400,7 +5766,7 @@
                 <w:rFonts w:ascii="Consolas" w:hAnsi="Consolas"/>
                 <w:sz w:val="22"/>
               </w:rPr>
-              <w:t>OTA\_RESULT</w:t>
+              <w:t>OTA_RESULT</w:t>
             </w:r>
           </w:p>
         </w:tc>
@@ -7454,7 +5820,7 @@
                 <w:rFonts w:ascii="Consolas" w:hAnsi="Consolas"/>
                 <w:sz w:val="22"/>
               </w:rPr>
-              <w:t>OTA\_KEY\_PUSH</w:t>
+              <w:t>OTA_KEY_PUSH</w:t>
             </w:r>
           </w:p>
         </w:tc>
@@ -8964,7 +7330,7 @@
           <w:rFonts w:ascii="Consolas" w:hAnsi="Consolas"/>
           <w:sz w:val="22"/>
         </w:rPr>
-        <w:t>last\_sequence</w:t>
+        <w:t>last_sequence</w:t>
       </w:r>
       <w:r>
         <w:t xml:space="preserve"> cho từng tag, áp dụng:</w:t>
@@ -8982,7 +7348,7 @@
           <w:rFonts w:ascii="Consolas" w:hAnsi="Consolas"/>
           <w:sz w:val="22"/>
         </w:rPr>
-        <w:t>sequence == last\_sequence</w:t>
+        <w:t>sequence == last_sequence</w:t>
       </w:r>
       <w:r>
         <w:t>: gói trùng (do đa đường truyền hoặc scanner nhận 2 lần). Bỏ qua.</w:t>
@@ -9071,7 +7437,7 @@
           <w:rFonts w:ascii="Consolas" w:hAnsi="Consolas"/>
           <w:sz w:val="22"/>
         </w:rPr>
-        <w:t>last\_sequence</w:t>
+        <w:t>last_sequence</w:t>
       </w:r>
       <w:r>
         <w:t>.</w:t>
@@ -9266,7 +7632,7 @@
           <w:rFonts w:ascii="Consolas" w:hAnsi="Consolas"/>
           <w:sz w:val="22"/>
         </w:rPr>
-        <w:t>HYSTERESIS\_DBM</w:t>
+        <w:t>HYSTERESIS_DBM</w:t>
       </w:r>
       <w:r>
         <w:t xml:space="preserve"> dBm. Đề tài chọn </w:t>
@@ -9276,7 +7642,7 @@
           <w:rFonts w:ascii="Consolas" w:hAnsi="Consolas"/>
           <w:sz w:val="22"/>
         </w:rPr>
-        <w:t>HYSTERESIS\_DBM = 8</w:t>
+        <w:t>HYSTERESIS_DBM = 8</w:t>
       </w:r>
       <w:r>
         <w:t xml:space="preserve"> — thoả hiệp giữa chống flap và tốc độ phản hồi khi thật sự đổi phòng.</w:t>
@@ -9321,7 +7687,7 @@
           <w:rFonts w:ascii="Consolas" w:hAnsi="Consolas"/>
           <w:sz w:val="22"/>
         </w:rPr>
-        <w:t>candidate\_zone</w:t>
+        <w:t>candidate_zone</w:t>
       </w:r>
       <w:r>
         <w:t xml:space="preserve"> và </w:t>
@@ -9331,7 +7697,7 @@
           <w:rFonts w:ascii="Consolas" w:hAnsi="Consolas"/>
           <w:sz w:val="22"/>
         </w:rPr>
-        <w:t>candidate\_count</w:t>
+        <w:t>candidate_count</w:t>
       </w:r>
       <w:r>
         <w:t>.</w:t>
@@ -9349,7 +7715,7 @@
           <w:rFonts w:ascii="Consolas" w:hAnsi="Consolas"/>
           <w:sz w:val="22"/>
         </w:rPr>
-        <w:t>candidate\_count += 1</w:t>
+        <w:t>candidate_count += 1</w:t>
       </w:r>
       <w:r>
         <w:t>.</w:t>
@@ -9367,7 +7733,7 @@
           <w:rFonts w:ascii="Consolas" w:hAnsi="Consolas"/>
           <w:sz w:val="22"/>
         </w:rPr>
-        <w:t>candidate\_count -= 1</w:t>
+        <w:t>candidate_count -= 1</w:t>
       </w:r>
       <w:r>
         <w:t xml:space="preserve"> (không reset về 0 — “leaky”).</w:t>
@@ -9385,7 +7751,7 @@
           <w:rFonts w:ascii="Consolas" w:hAnsi="Consolas"/>
           <w:sz w:val="22"/>
         </w:rPr>
-        <w:t>candidate\_count</w:t>
+        <w:t>candidate_count</w:t>
       </w:r>
       <w:r>
         <w:t xml:space="preserve"> </w:t>
@@ -9410,7 +7776,7 @@
           <w:rFonts w:ascii="Consolas" w:hAnsi="Consolas"/>
           <w:sz w:val="22"/>
         </w:rPr>
-        <w:t>DEBOUNCE\_COUNT</w:t>
+        <w:t>DEBOUNCE_COUNT</w:t>
       </w:r>
       <w:r>
         <w:t xml:space="preserve"> (mặc định 2).</w:t>
@@ -9430,7 +7796,7 @@
           <w:rFonts w:ascii="Consolas" w:hAnsi="Consolas"/>
           <w:sz w:val="22"/>
         </w:rPr>
-        <w:t>DEBOUNCE\_COUNT = 2</w:t>
+        <w:t>DEBOUNCE_COUNT = 2</w:t>
       </w:r>
       <w:r>
         <w:t xml:space="preserve"> và báo cáo  1 Hz, trễ chuyển zone  2 s, chấp nhận được cho theo dõi người.</w:t>
@@ -9826,7 +8192,7 @@
           <w:rFonts w:ascii="Consolas" w:hAnsi="Consolas"/>
           <w:sz w:val="22"/>
         </w:rPr>
-        <w:t>epoch\_key</w:t>
+        <w:t>epoch_key</w:t>
       </w:r>
       <w:r>
         <w:t xml:space="preserve"> dẫn xuất:</w:t>
@@ -9976,7 +8342,7 @@
           <w:rFonts w:ascii="Consolas" w:hAnsi="Consolas"/>
           <w:sz w:val="22"/>
         </w:rPr>
-        <w:t>epoch\_counter</w:t>
+        <w:t>epoch_counter</w:t>
       </w:r>
       <w:r>
         <w:t xml:space="preserve"> là “giờ kể từ lúc boot”, không phải wall-clock. Scanner không biết Tag boot lúc nào, nên lần đầu nhận gói hợp lệ nó </w:t>
@@ -9995,7 +8361,7 @@
           <w:rFonts w:ascii="Consolas" w:hAnsi="Consolas"/>
           <w:sz w:val="22"/>
         </w:rPr>
-        <w:t>locked\_epoch</w:t>
+        <w:t>locked_epoch</w:t>
       </w:r>
       <w:r>
         <w:t>) và sau đó chỉ chấp nhận cửa sổ hẹp quanh giá trị này.</w:t>
@@ -10057,7 +8423,7 @@
           <w:rFonts w:ascii="Consolas" w:hAnsi="Consolas"/>
           <w:sz w:val="22"/>
         </w:rPr>
-        <w:t>master\_key</w:t>
+        <w:t>master_key</w:t>
       </w:r>
       <w:r>
         <w:t xml:space="preserve"> thì không tính được epoch_key mới.</w:t>
@@ -10098,7 +8464,7 @@
           <w:rFonts w:ascii="Consolas" w:hAnsi="Consolas"/>
           <w:sz w:val="22"/>
         </w:rPr>
-        <w:t>esp\_fill\_random()</w:t>
+        <w:t>esp_fill_random()</w:t>
       </w:r>
       <w:r>
         <w:t>.</w:t>
@@ -10132,7 +8498,7 @@
           <w:rFonts w:ascii="Consolas" w:hAnsi="Consolas"/>
           <w:sz w:val="22"/>
         </w:rPr>
-        <w:t>OTA\_KEY\_PUSH</w:t>
+        <w:t>OTA_KEY_PUSH</w:t>
       </w:r>
       <w:r>
         <w:t xml:space="preserve"> (đã mã hoá bởi AppKey mesh).</w:t>
@@ -10240,7 +8606,7 @@
           <w:rFonts w:ascii="Consolas" w:hAnsi="Consolas"/>
           <w:sz w:val="22"/>
         </w:rPr>
-        <w:t>ota\_0</w:t>
+        <w:t>ota_0</w:t>
       </w:r>
       <w:r>
         <w:t xml:space="preserve"> và </w:t>
@@ -10250,7 +8616,7 @@
           <w:rFonts w:ascii="Consolas" w:hAnsi="Consolas"/>
           <w:sz w:val="22"/>
         </w:rPr>
-        <w:t>ota\_1</w:t>
+        <w:t>ota_1</w:t>
       </w:r>
       <w:r>
         <w:t xml:space="preserve">, mỗi slot chứa một firmware image. Bootloader chọn slot nào chạy dựa trên bảng </w:t>
@@ -10260,7 +8626,7 @@
           <w:rFonts w:ascii="Consolas" w:hAnsi="Consolas"/>
           <w:sz w:val="22"/>
         </w:rPr>
-        <w:t>ota\_data</w:t>
+        <w:t>ota_data</w:t>
       </w:r>
       <w:r>
         <w:t>. Khi OTA:</w:t>
@@ -10348,7 +8714,7 @@
           <w:rFonts w:ascii="Consolas" w:hAnsi="Consolas"/>
           <w:sz w:val="22"/>
         </w:rPr>
-        <w:t>ota\_data</w:t>
+        <w:t>ota_data</w:t>
       </w:r>
       <w:r>
         <w:t xml:space="preserve"> để boot sau chạy slot </w:t>
@@ -10458,7 +8824,7 @@
           <w:rFonts w:ascii="Consolas" w:hAnsi="Consolas"/>
           <w:sz w:val="22"/>
         </w:rPr>
-        <w:t>esp\_app\_get\_description()</w:t>
+        <w:t>esp_app_get_description()</w:t>
       </w:r>
       <w:r>
         <w:t>) thì bỏ qua. Tránh flash lại chính image hiện tại.</w:t>
@@ -10482,7 +8848,7 @@
           <w:rFonts w:ascii="Consolas" w:hAnsi="Consolas"/>
           <w:sz w:val="22"/>
         </w:rPr>
-        <w:t>PROJECT\_VER</w:t>
+        <w:t>PROJECT_VER</w:t>
       </w:r>
       <w:r>
         <w:t xml:space="preserve"> định dạng </w:t>
@@ -10592,7 +8958,7 @@
           <w:rFonts w:ascii="Consolas" w:hAnsi="Consolas"/>
           <w:sz w:val="22"/>
         </w:rPr>
-        <w:t>OTA\_TRIGGER</w:t>
+        <w:t>OTA_TRIGGER</w:t>
       </w:r>
       <w:r>
         <w:t xml:space="preserve"> 5 lần cách nhau 500 ms để đảm bảo nhận.</w:t>
@@ -10612,7 +8978,7 @@
           <w:rFonts w:ascii="Consolas" w:hAnsi="Consolas"/>
           <w:sz w:val="22"/>
         </w:rPr>
-        <w:t>report\_pending\_task</w:t>
+        <w:t>report_pending_task</w:t>
       </w:r>
       <w:r>
         <w:t xml:space="preserve"> phát hiện cờ pending trong NVS và gửi </w:t>
@@ -10622,7 +8988,7 @@
           <w:rFonts w:ascii="Consolas" w:hAnsi="Consolas"/>
           <w:sz w:val="22"/>
         </w:rPr>
-        <w:t>OTA\_RESULT (status=0)</w:t>
+        <w:t>OTA_RESULT (status=0)</w:t>
       </w:r>
       <w:r>
         <w:t xml:space="preserve"> về Gateway.</w:t>
@@ -10650,7 +9016,7 @@
           <w:rFonts w:ascii="Consolas" w:hAnsi="Consolas"/>
           <w:sz w:val="22"/>
         </w:rPr>
-        <w:t>auto\_check\_task</w:t>
+        <w:t>auto_check_task</w:t>
       </w:r>
       <w:r>
         <w:t xml:space="preserve"> gọi </w:t>
@@ -10660,7 +9026,7 @@
           <w:rFonts w:ascii="Consolas" w:hAnsi="Consolas"/>
           <w:sz w:val="22"/>
         </w:rPr>
-        <w:t>bmt\_ota\_trigger()</w:t>
+        <w:t>bmt_ota_trigger()</w:t>
       </w:r>
       <w:r>
         <w:t xml:space="preserve"> mỗi 3 phút. Nhờ SHA256 skip, các lần trigger không có firmware mới kết thúc nhanh (chỉ tải header, so SHA256, huỷ). Nhờ đó mọi node đều lên bản mới không cần điều phối trung tâm.</w:t>
@@ -10984,7 +9350,7 @@
           <w:rFonts w:ascii="Consolas" w:hAnsi="Consolas"/>
           <w:sz w:val="22"/>
         </w:rPr>
-        <w:t>esp\_https\_ota</w:t>
+        <w:t>esp_https_ota</w:t>
       </w:r>
       <w:r>
         <w:t xml:space="preserve"> dùng chunked để tải firmware.</w:t>
@@ -11036,7 +9402,7 @@
           <w:rFonts w:ascii="Consolas" w:hAnsi="Consolas"/>
           <w:sz w:val="22"/>
         </w:rPr>
-        <w:t>BMT\_WIFI\_SSID</w:t>
+        <w:t>BMT_WIFI_SSID</w:t>
       </w:r>
       <w:r>
         <w:t xml:space="preserve">, </w:t>
@@ -11046,7 +9412,7 @@
           <w:rFonts w:ascii="Consolas" w:hAnsi="Consolas"/>
           <w:sz w:val="22"/>
         </w:rPr>
-        <w:t>BMT\_WIFI\_PASS</w:t>
+        <w:t>BMT_WIFI_PASS</w:t>
       </w:r>
       <w:r>
         <w:t xml:space="preserve">, </w:t>
@@ -11056,7 +9422,7 @@
           <w:rFonts w:ascii="Consolas" w:hAnsi="Consolas"/>
           <w:sz w:val="22"/>
         </w:rPr>
-        <w:t>BMT\_TB\_GATEWAY\_TOKEN</w:t>
+        <w:t>BMT_TB_GATEWAY_TOKEN</w:t>
       </w:r>
       <w:r>
         <w:t xml:space="preserve"> nhúng thẳng. Qua HTTP thô, kẻ tấn công trên LAN có thể sniff và lấy credential mà không cần chạm phần cứng. HTTPS bịt lỗ hổng này.</w:t>
@@ -11377,7 +9743,7 @@
           <w:rFonts w:ascii="Consolas" w:hAnsi="Consolas"/>
           <w:sz w:val="22"/>
         </w:rPr>
-        <w:t>apps/gateway/components/bmt\_mqtt/ca.pem</w:t>
+        <w:t>apps/gateway/components/bmt_mqtt/ca.pem</w:t>
       </w:r>
       <w:r>
         <w:t>: cho MQTTS client.</w:t>
@@ -11392,7 +9758,7 @@
           <w:rFonts w:ascii="Consolas" w:hAnsi="Consolas"/>
           <w:sz w:val="22"/>
         </w:rPr>
-        <w:t>components/bmt\_ota/ota\_ca.pem</w:t>
+        <w:t>components/bmt_ota/ota_ca.pem</w:t>
       </w:r>
       <w:r>
         <w:t>: cho HTTPS OTA client (dùng ở cả 4 firmware).</w:t>
@@ -11485,7 +9851,7 @@
           <w:rFonts w:ascii="Consolas" w:hAnsi="Consolas"/>
           <w:sz w:val="22"/>
         </w:rPr>
-        <w:t>ble\_tag</w:t>
+        <w:t>ble_tag</w:t>
       </w:r>
       <w:r>
         <w:t xml:space="preserve"> cho Tag, </w:t>
@@ -11495,7 +9861,7 @@
           <w:rFonts w:ascii="Consolas" w:hAnsi="Consolas"/>
           <w:sz w:val="22"/>
         </w:rPr>
-        <w:t>ble\_mesh\_node</w:t>
+        <w:t>ble_mesh_node</w:t>
       </w:r>
       <w:r>
         <w:t xml:space="preserve"> cho Scanner/Relay.</w:t>
@@ -12207,7 +10573,7 @@
           <w:rFonts w:ascii="Consolas" w:hAnsi="Consolas"/>
           <w:sz w:val="22"/>
         </w:rPr>
-        <w:t>ble\_tag\_zone\_detection</w:t>
+        <w:t>ble_tag_zone_detection</w:t>
       </w:r>
       <w:r>
         <w:t xml:space="preserve"> cho profile </w:t>
@@ -12217,7 +10583,7 @@
           <w:rFonts w:ascii="Consolas" w:hAnsi="Consolas"/>
           <w:sz w:val="22"/>
         </w:rPr>
-        <w:t>ble\_tag</w:t>
+        <w:t>ble_tag</w:t>
       </w:r>
       <w:r>
         <w:t xml:space="preserve"> (chạy hysteresis + debounce đã nêu), và </w:t>
@@ -12227,7 +10593,7 @@
           <w:rFonts w:ascii="Consolas" w:hAnsi="Consolas"/>
           <w:sz w:val="22"/>
         </w:rPr>
-        <w:t>ble\_mesh\_node\_ota</w:t>
+        <w:t>ble_mesh_node_ota</w:t>
       </w:r>
       <w:r>
         <w:t xml:space="preserve"> cho profile </w:t>
@@ -12237,7 +10603,7 @@
           <w:rFonts w:ascii="Consolas" w:hAnsi="Consolas"/>
           <w:sz w:val="22"/>
         </w:rPr>
-        <w:t>ble\_mesh\_node</w:t>
+        <w:t>ble_mesh_node</w:t>
       </w:r>
       <w:r>
         <w:t xml:space="preserve"> (lưu </w:t>
@@ -12247,7 +10613,7 @@
           <w:rFonts w:ascii="Consolas" w:hAnsi="Consolas"/>
           <w:sz w:val="22"/>
         </w:rPr>
-        <w:t>ota\_result</w:t>
+        <w:t>ota_result</w:t>
       </w:r>
       <w:r>
         <w:t xml:space="preserve"> vào attribute).</w:t>
@@ -12379,7 +10745,7 @@
           <w:rFonts w:ascii="Consolas" w:hAnsi="Consolas"/>
           <w:sz w:val="22"/>
         </w:rPr>
-        <w:t>tag\_id</w:t>
+        <w:t>tag_id</w:t>
       </w:r>
       <w:r>
         <w:t xml:space="preserve">, </w:t>
@@ -12389,7 +10755,7 @@
           <w:rFonts w:ascii="Consolas" w:hAnsi="Consolas"/>
           <w:sz w:val="22"/>
         </w:rPr>
-        <w:t>rssi\_filtered</w:t>
+        <w:t>rssi_filtered</w:t>
       </w:r>
       <w:r>
         <w:t xml:space="preserve">, </w:t>
@@ -12399,7 +10765,7 @@
           <w:rFonts w:ascii="Consolas" w:hAnsi="Consolas"/>
           <w:sz w:val="22"/>
         </w:rPr>
-        <w:t>scanner\_id</w:t>
+        <w:t>scanner_id</w:t>
       </w:r>
       <w:r>
         <w:t xml:space="preserve">) lên gateway, gateway đẩy lên ThingsBoard, rule chain trên server áp dụng hysteresis và debounce rồi ghi thuộc tính </w:t>
@@ -12455,7 +10821,7 @@
           <w:rFonts w:ascii="Consolas" w:hAnsi="Consolas"/>
           <w:sz w:val="22"/>
         </w:rPr>
-        <w:t>bmt\_tag\_adv\_payload\_t</w:t>
+        <w:t>bmt_tag_adv_payload_t</w:t>
       </w:r>
       <w:r>
         <w:t xml:space="preserve"> có tổng </w:t>
@@ -12817,7 +11183,7 @@
           <w:rFonts w:ascii="Consolas" w:hAnsi="Consolas"/>
           <w:sz w:val="22"/>
         </w:rPr>
-        <w:t>HKDF(master\_key, epoch)</w:t>
+        <w:t>HKDF(master_key, epoch)</w:t>
       </w:r>
       <w:r>
         <w:t xml:space="preserve"> với </w:t>
@@ -12827,7 +11193,7 @@
           <w:rFonts w:ascii="Consolas" w:hAnsi="Consolas"/>
           <w:sz w:val="22"/>
         </w:rPr>
-        <w:t>epoch = time\_ms / 3600000</w:t>
+        <w:t>epoch = time_ms / 3600000</w:t>
       </w:r>
       <w:r>
         <w:t>. Scanner làm y hệt với cùng master key. Cơ chế này giống TOTP: hai bên không cần trao đổi mà vẫn có cùng khoá tại cùng thời điểm, và nếu ai đó ghi lại được stream ADV cũ thì cũng không tái sử dụng được sang giờ khác.</w:t>
@@ -12965,7 +11331,7 @@
           <w:rFonts w:ascii="Consolas" w:hAnsi="Consolas"/>
           <w:sz w:val="22"/>
         </w:rPr>
-        <w:t>scan\_interval</w:t>
+        <w:t>scan_interval</w:t>
       </w:r>
       <w:r>
         <w:t xml:space="preserve"> 50 ms (0x0050 BLE units), </w:t>
@@ -12975,7 +11341,7 @@
           <w:rFonts w:ascii="Consolas" w:hAnsi="Consolas"/>
           <w:sz w:val="22"/>
         </w:rPr>
-        <w:t>scan\_window</w:t>
+        <w:t>scan_window</w:t>
       </w:r>
       <w:r>
         <w:t xml:space="preserve"> 30 ms (0x0030 BLE units), tức 60% thời gian mở radio để nghe ADV, 40% dành cho các hoạt động mesh (publish, receive, relay nếu enable). Duty cycle 60% đủ cao để bắt gần hết beacon 500 ms từ tag nhưng vẫn dư băng thông cho mesh mà không bị nghẽn.</w:t>
@@ -13003,7 +11369,7 @@
           <w:rFonts w:ascii="Consolas" w:hAnsi="Consolas"/>
           <w:sz w:val="22"/>
         </w:rPr>
-        <w:t>BMT\_MAX\_TAGS = 20</w:t>
+        <w:t>BMT_MAX_TAGS = 20</w:t>
       </w:r>
       <w:r>
         <w:t xml:space="preserve"> entry. Mỗi entry chứa UUID, </w:t>
@@ -13013,7 +11379,7 @@
           <w:rFonts w:ascii="Consolas" w:hAnsi="Consolas"/>
           <w:sz w:val="22"/>
         </w:rPr>
-        <w:t>last\_seq</w:t>
+        <w:t>last_seq</w:t>
       </w:r>
       <w:r>
         <w:t xml:space="preserve">, </w:t>
@@ -13023,7 +11389,7 @@
           <w:rFonts w:ascii="Consolas" w:hAnsi="Consolas"/>
           <w:sz w:val="22"/>
         </w:rPr>
-        <w:t>last\_rssi\_raw</w:t>
+        <w:t>last_rssi_raw</w:t>
       </w:r>
       <w:r>
         <w:t>, trạng thái Kalman (</w:t>
@@ -13043,7 +11409,7 @@
           <w:rFonts w:ascii="Consolas" w:hAnsi="Consolas"/>
           <w:sz w:val="22"/>
         </w:rPr>
-        <w:t>error\_cov</w:t>
+        <w:t>error_cov</w:t>
       </w:r>
       <w:r>
         <w:t xml:space="preserve">) và </w:t>
@@ -13053,7 +11419,7 @@
           <w:rFonts w:ascii="Consolas" w:hAnsi="Consolas"/>
           <w:sz w:val="22"/>
         </w:rPr>
-        <w:t>last\_seen\_ms</w:t>
+        <w:t>last_seen_ms</w:t>
       </w:r>
       <w:r>
         <w:t xml:space="preserve">. Lần đầu thấy một UUID mới, Kalman được khởi tạo bằng RSSI hiện tại và </w:t>
@@ -13063,7 +11429,7 @@
           <w:rFonts w:ascii="Consolas" w:hAnsi="Consolas"/>
           <w:sz w:val="22"/>
         </w:rPr>
-        <w:t>error\_cov = 1.0</w:t>
+        <w:t>error_cov = 1.0</w:t>
       </w:r>
       <w:r>
         <w:t xml:space="preserve">. Các lần sau, update theo công thức Kalman 1D với </w:t>
@@ -13159,7 +11525,7 @@
           <w:rFonts w:ascii="Consolas" w:hAnsi="Consolas"/>
           <w:sz w:val="22"/>
         </w:rPr>
-        <w:t>last\_seq</w:t>
+        <w:t>last_seq</w:t>
       </w:r>
       <w:r>
         <w:t xml:space="preserve"> trong bảng:</w:t>
@@ -13236,7 +11602,7 @@
           <w:rFonts w:ascii="Consolas" w:hAnsi="Consolas"/>
           <w:sz w:val="22"/>
         </w:rPr>
-        <w:t>replay\_reject</w:t>
+        <w:t>replay_reject</w:t>
       </w:r>
       <w:r>
         <w:t>.</w:t>
@@ -13326,7 +11692,7 @@
           <w:rFonts w:ascii="Consolas" w:hAnsi="Consolas"/>
           <w:sz w:val="22"/>
         </w:rPr>
-        <w:t>TAG\_STATUS</w:t>
+        <w:t>TAG_STATUS</w:t>
       </w:r>
       <w:r>
         <w:t xml:space="preserve"> (vendor model 0x02E5/0x0000) tới địa chỉ unicast của Gateway (mặc định 0x0001). Payload chỉ chứa UUID và RSSI đã lọc; không kèm quyết định phòng. TTL đặt = 7 để cho phép qua tối đa 7 hop; trong thực tế mesh chỉ 1–2 hop nên TTL dư này chỉ dùng khi topology chưa ổn định lúc bring-up.</w:t>
@@ -13372,7 +11738,7 @@
           <w:rFonts w:ascii="Consolas" w:hAnsi="Consolas"/>
           <w:sz w:val="22"/>
         </w:rPr>
-        <w:t>esp\_ble\_mesh\_set\_relay(true)</w:t>
+        <w:t>esp_ble_mesh_set_relay(true)</w:t>
       </w:r>
       <w:r>
         <w:t>. Ở lớp mạng, node này nhận mọi gói mesh, giảm TTL đi 1, và forward lại nếu TTL còn &gt; 0 và gói chưa qua node này (kiểm tra qua network cache). Đây là hành vi mặc định của BLE Mesh, không cần code ứng dụng.</w:t>
@@ -13400,7 +11766,7 @@
           <w:rFonts w:ascii="Consolas" w:hAnsi="Consolas"/>
           <w:sz w:val="22"/>
         </w:rPr>
-        <w:t>RESET\_CMD</w:t>
+        <w:t>RESET_CMD</w:t>
       </w:r>
       <w:r>
         <w:t xml:space="preserve"> (Gateway phát khi watchdog fire, yêu cầu relay wipe NVS và tự re-provision) và </w:t>
@@ -13410,7 +11776,7 @@
           <w:rFonts w:ascii="Consolas" w:hAnsi="Consolas"/>
           <w:sz w:val="22"/>
         </w:rPr>
-        <w:t>OTA\_TRIGGER</w:t>
+        <w:t>OTA_TRIGGER</w:t>
       </w:r>
       <w:r>
         <w:t xml:space="preserve"> (Gateway phát khi có firmware mới trên server). Không bind AppKey, hai opcode này không lên tới access layer của Relay và cơ chế tự phục hồi lẫn OTA đều mất tác dụng.</w:t>
@@ -13566,7 +11932,7 @@
           <w:rFonts w:ascii="Consolas" w:hAnsi="Consolas"/>
           <w:sz w:val="22"/>
         </w:rPr>
-        <w:t>node.config\_done = true</w:t>
+        <w:t>node.config_done = true</w:t>
       </w:r>
       <w:r>
         <w:t xml:space="preserve"> sau khi nhận đủ 2 ACK từ node, không set trước để tránh race condition khi tag đầu tiên xuất hiện mà node chưa sẵn sàng nhận vendor message.</w:t>
@@ -13594,7 +11960,7 @@
           <w:rFonts w:ascii="Consolas" w:hAnsi="Consolas"/>
           <w:sz w:val="22"/>
         </w:rPr>
-        <w:t>bmt\_node\_t nodes[BMT\_MAX\_NODES]</w:t>
+        <w:t>bmt_node_t nodes[BMT_MAX_NODES]</w:t>
       </w:r>
       <w:r>
         <w:t xml:space="preserve"> với các trường: địa chỉ mesh, UUID gốc, kiểu (SCAN/RELAY), </w:t>
@@ -13604,7 +11970,7 @@
           <w:rFonts w:ascii="Consolas" w:hAnsi="Consolas"/>
           <w:sz w:val="22"/>
         </w:rPr>
-        <w:t>config\_done</w:t>
+        <w:t>config_done</w:t>
       </w:r>
       <w:r>
         <w:t xml:space="preserve">, </w:t>
@@ -13614,7 +11980,7 @@
           <w:rFonts w:ascii="Consolas" w:hAnsi="Consolas"/>
           <w:sz w:val="22"/>
         </w:rPr>
-        <w:t>last\_seen\_ms</w:t>
+        <w:t>last_seen_ms</w:t>
       </w:r>
       <w:r>
         <w:t xml:space="preserve">. Sau mỗi lần provision hoặc drop node, mảng được persist vào NVS qua </w:t>
@@ -13624,7 +11990,7 @@
           <w:rFonts w:ascii="Consolas" w:hAnsi="Consolas"/>
           <w:sz w:val="22"/>
         </w:rPr>
-        <w:t>nvs\_set\_blob</w:t>
+        <w:t>nvs_set_blob</w:t>
       </w:r>
       <w:r>
         <w:t xml:space="preserve">. Khi khởi động lại, gateway load blob bằng </w:t>
@@ -13634,7 +12000,7 @@
           <w:rFonts w:ascii="Consolas" w:hAnsi="Consolas"/>
           <w:sz w:val="22"/>
         </w:rPr>
-        <w:t>nvs\_get\_blob</w:t>
+        <w:t>nvs_get_blob</w:t>
       </w:r>
       <w:r>
         <w:t xml:space="preserve"> và khôi phục state mesh không cần re-provision. Nhờ vậy, sau mất điện gateway boot lại là biết ngay các scanner đang ở địa chỉ nào.</w:t>
@@ -13670,7 +12036,7 @@
           <w:rFonts w:ascii="Consolas" w:hAnsi="Consolas"/>
           <w:sz w:val="22"/>
         </w:rPr>
-        <w:t>TAG\_STATUS</w:t>
+        <w:t>TAG_STATUS</w:t>
       </w:r>
       <w:r>
         <w:t xml:space="preserve">, parse thành </w:t>
@@ -13680,7 +12046,7 @@
           <w:rFonts w:ascii="Consolas" w:hAnsi="Consolas"/>
           <w:sz w:val="22"/>
         </w:rPr>
-        <w:t>tag\_report\_t</w:t>
+        <w:t>tag_report_t</w:t>
       </w:r>
       <w:r>
         <w:t xml:space="preserve">, đẩy vào </w:t>
@@ -13690,7 +12056,7 @@
           <w:rFonts w:ascii="Consolas" w:hAnsi="Consolas"/>
           <w:sz w:val="22"/>
         </w:rPr>
-        <w:t>QueueHandle\_t xTagReportQueue</w:t>
+        <w:t>QueueHandle_t xTagReportQueue</w:t>
       </w:r>
       <w:r>
         <w:t xml:space="preserve"> (64 slot). Không đụng MQTT.</w:t>
@@ -13728,7 +12094,7 @@
           <w:rFonts w:ascii="Consolas" w:hAnsi="Consolas"/>
           <w:sz w:val="22"/>
         </w:rPr>
-        <w:t>esp\_mqtt\_client</w:t>
+        <w:t>esp_mqtt_client</w:t>
       </w:r>
       <w:r>
         <w:t xml:space="preserve">. Nếu queue đầy, report cũ bị drop và tăng counter </w:t>
@@ -13738,7 +12104,7 @@
           <w:rFonts w:ascii="Consolas" w:hAnsi="Consolas"/>
           <w:sz w:val="22"/>
         </w:rPr>
-        <w:t>report\_dropped</w:t>
+        <w:t>report_dropped</w:t>
       </w:r>
       <w:r>
         <w:t>.</w:t>
@@ -13821,7 +12187,7 @@
           <w:rFonts w:ascii="Consolas" w:hAnsi="Consolas"/>
           <w:sz w:val="22"/>
         </w:rPr>
-        <w:t>TAG\_STATUS</w:t>
+        <w:t>TAG_STATUS</w:t>
       </w:r>
       <w:r>
         <w:t xml:space="preserve"> nhận được. Cơ chế:</w:t>
@@ -13847,7 +12213,7 @@
           <w:rFonts w:ascii="Consolas" w:hAnsi="Consolas"/>
           <w:sz w:val="22"/>
         </w:rPr>
-        <w:t>config\_done</w:t>
+        <w:t>config_done</w:t>
       </w:r>
       <w:r>
         <w:t>, watchdog fire.</w:t>
@@ -13865,7 +12231,7 @@
           <w:rFonts w:ascii="Consolas" w:hAnsi="Consolas"/>
           <w:sz w:val="22"/>
         </w:rPr>
-        <w:t>RESET\_CMD</w:t>
+        <w:t>RESET_CMD</w:t>
       </w:r>
       <w:r>
         <w:t xml:space="preserve"> 5 lần cách 500 ms tới địa chỉ all-nodes </w:t>
@@ -13885,7 +12251,7 @@
           <w:rFonts w:ascii="Consolas" w:hAnsi="Consolas"/>
           <w:sz w:val="22"/>
         </w:rPr>
-        <w:t>send\_ok</w:t>
+        <w:t>send_ok</w:t>
       </w:r>
       <w:r>
         <w:t>.</w:t>
@@ -13903,7 +12269,7 @@
           <w:rFonts w:ascii="Consolas" w:hAnsi="Consolas"/>
           <w:sz w:val="22"/>
         </w:rPr>
-        <w:t>send\_ok</w:t>
+        <w:t>send_ok</w:t>
       </w:r>
       <w:r>
         <w:t xml:space="preserve">, gateway tự </w:t>
@@ -13913,7 +12279,7 @@
           <w:rFonts w:ascii="Consolas" w:hAnsi="Consolas"/>
           <w:sz w:val="22"/>
         </w:rPr>
-        <w:t>nvs\_erase\_all</w:t>
+        <w:t>nvs_erase_all</w:t>
       </w:r>
       <w:r>
         <w:t xml:space="preserve"> phân vùng </w:t>
@@ -13923,7 +12289,7 @@
           <w:rFonts w:ascii="Consolas" w:hAnsi="Consolas"/>
           <w:sz w:val="22"/>
         </w:rPr>
-        <w:t>ble\_mesh</w:t>
+        <w:t>ble_mesh</w:t>
       </w:r>
       <w:r>
         <w:t>, xoá node table và reset. Cả mesh re-provision từ đầu.</w:t>
@@ -13942,7 +12308,7 @@
         <w:rPr>
           <w:b/>
         </w:rPr>
-        <w:t>ít nhất 1 lần send\_ok</w:t>
+        <w:t>ít nhất 1 lần send_ok</w:t>
       </w:r>
       <w:r>
         <w:t xml:space="preserve"> tránh gateway wipe mù trong khi mesh đang chết hoàn toàn: nếu không có ai nhận được RESET_CMD (mesh đã sập hết), reset cũng không giúp được gì và có thể khiến tình huống tệ hơn. Ngưỡng "ít nhất 1" đủ để đảm bảo tối thiểu 1 node còn nhận được lệnh — nó sẽ propagate RESET tới các node khác qua broadcast tự nhiên.</w:t>
@@ -13970,7 +12336,7 @@
           <w:rFonts w:ascii="Consolas" w:hAnsi="Consolas"/>
           <w:sz w:val="22"/>
         </w:rPr>
-        <w:t>OTA\_KEY\_UPDATE</w:t>
+        <w:t>OTA_KEY_UPDATE</w:t>
       </w:r>
       <w:r>
         <w:t xml:space="preserve"> tới tất cả scanner. Scanner nhận khoá, </w:t>
@@ -14127,7 +12493,7 @@
           <w:rFonts w:ascii="Consolas" w:hAnsi="Consolas"/>
           <w:sz w:val="22"/>
         </w:rPr>
-        <w:t>ble\_tag</w:t>
+        <w:t>ble_tag</w:t>
       </w:r>
       <w:r>
         <w:t xml:space="preserve">: các Tag di động, telemetry chính là RSSI theo từng scanner, thuộc tính là </w:t>
@@ -14152,7 +12518,7 @@
           <w:rFonts w:ascii="Consolas" w:hAnsi="Consolas"/>
           <w:sz w:val="22"/>
         </w:rPr>
-        <w:t>ble\_mesh\_node</w:t>
+        <w:t>ble_mesh_node</w:t>
       </w:r>
       <w:r>
         <w:t xml:space="preserve">: các Scanner, Relay, Gateway, telemetry là </w:t>
@@ -14172,7 +12538,7 @@
           <w:rFonts w:ascii="Consolas" w:hAnsi="Consolas"/>
           <w:sz w:val="22"/>
         </w:rPr>
-        <w:t>rssi\_avg\_by\_scanner</w:t>
+        <w:t>rssi_avg_by_scanner</w:t>
       </w:r>
       <w:r>
         <w:t xml:space="preserve">, </w:t>
@@ -14182,7 +12548,7 @@
           <w:rFonts w:ascii="Consolas" w:hAnsi="Consolas"/>
           <w:sz w:val="22"/>
         </w:rPr>
-        <w:t>ota\_result</w:t>
+        <w:t>ota_result</w:t>
       </w:r>
       <w:r>
         <w:t>.</w:t>
@@ -14234,7 +12600,7 @@
           <w:rFonts w:ascii="Consolas" w:hAnsi="Consolas"/>
           <w:sz w:val="22"/>
         </w:rPr>
-        <w:t>rssi\_scanner\_1..3</w:t>
+        <w:t>rssi_scanner_1..3</w:t>
       </w:r>
       <w:r>
         <w:t xml:space="preserve"> từ payload gateway.</w:t>
@@ -14268,7 +12634,7 @@
           <w:rFonts w:ascii="Consolas" w:hAnsi="Consolas"/>
           <w:sz w:val="22"/>
         </w:rPr>
-        <w:t>last\_scanner</w:t>
+        <w:t>last_scanner</w:t>
       </w:r>
       <w:r>
         <w:t xml:space="preserve">, </w:t>
@@ -14278,7 +12644,7 @@
           <w:rFonts w:ascii="Consolas" w:hAnsi="Consolas"/>
           <w:sz w:val="22"/>
         </w:rPr>
-        <w:t>confirm\_count</w:t>
+        <w:t>confirm_count</w:t>
       </w:r>
       <w:r>
         <w:t xml:space="preserve"> hiện tại của tag.</w:t>
@@ -14302,7 +12668,7 @@
           <w:rFonts w:ascii="Consolas" w:hAnsi="Consolas"/>
           <w:sz w:val="22"/>
         </w:rPr>
-        <w:t>last\_scanner</w:t>
+        <w:t>last_scanner</w:t>
       </w:r>
       <w:r>
         <w:t xml:space="preserve">, kiểm tra chênh lệch RSSI so với </w:t>
@@ -14312,7 +12678,7 @@
           <w:rFonts w:ascii="Consolas" w:hAnsi="Consolas"/>
           <w:sz w:val="22"/>
         </w:rPr>
-        <w:t>last\_scanner</w:t>
+        <w:t>last_scanner</w:t>
       </w:r>
       <w:r>
         <w:t xml:space="preserve"> có </w:t>
@@ -14343,7 +12709,7 @@
           <w:rFonts w:ascii="Consolas" w:hAnsi="Consolas"/>
           <w:sz w:val="22"/>
         </w:rPr>
-        <w:t>last\_scanner</w:t>
+        <w:t>last_scanner</w:t>
       </w:r>
       <w:r>
         <w:t>.</w:t>
@@ -14367,7 +12733,7 @@
           <w:rFonts w:ascii="Consolas" w:hAnsi="Consolas"/>
           <w:sz w:val="22"/>
         </w:rPr>
-        <w:t>confirm\_count</w:t>
+        <w:t>confirm_count</w:t>
       </w:r>
       <w:r>
         <w:t xml:space="preserve">. Nếu </w:t>
@@ -14484,7 +12850,7 @@
           <w:rFonts w:ascii="Consolas" w:hAnsi="Consolas"/>
           <w:sz w:val="22"/>
         </w:rPr>
-        <w:t>ota\_result</w:t>
+        <w:t>ota_result</w:t>
       </w:r>
       <w:r>
         <w:t xml:space="preserve"> = </w:t>
@@ -14504,7 +12870,7 @@
           <w:rFonts w:ascii="Consolas" w:hAnsi="Consolas"/>
           <w:sz w:val="22"/>
         </w:rPr>
-        <w:t>ota\_status</w:t>
+        <w:t>ota_status</w:t>
       </w:r>
       <w:r>
         <w:t xml:space="preserve"> + </w:t>
@@ -14514,7 +12880,7 @@
           <w:rFonts w:ascii="Consolas" w:hAnsi="Consolas"/>
           <w:sz w:val="22"/>
         </w:rPr>
-        <w:t>ota\_timestamp</w:t>
+        <w:t>ota_timestamp</w:t>
       </w:r>
       <w:r>
         <w:t>. Dashboard đọc thuộc tính này hiển thị bảng OTA history.</w:t>
@@ -14636,7 +13002,7 @@
           <w:rFonts w:ascii="Consolas" w:hAnsi="Consolas"/>
           <w:sz w:val="22"/>
         </w:rPr>
-        <w:t>indoor\_tracking.json</w:t>
+        <w:t>indoor_tracking.json</w:t>
       </w:r>
       <w:r>
         <w:t xml:space="preserve"> nằm trong repo để tái nhập nếu server bị reset.</w:t>
@@ -14732,7 +13098,7 @@
           <w:rFonts w:ascii="Consolas" w:hAnsi="Consolas"/>
           <w:sz w:val="22"/>
         </w:rPr>
-        <w:t>tag\_master\_key</w:t>
+        <w:t>tag_master_key</w:t>
       </w:r>
       <w:r>
         <w:t xml:space="preserve"> theo epoch 1 giờ. Đổi theo giờ (TOTP style).</w:t>
@@ -14756,7 +13122,7 @@
           <w:rFonts w:ascii="Consolas" w:hAnsi="Consolas"/>
           <w:sz w:val="22"/>
         </w:rPr>
-        <w:t>ota\_beacon\_key</w:t>
+        <w:t>ota_beacon_key</w:t>
       </w:r>
       <w:r>
         <w:t>, Gateway rotate mỗi 24 giờ và push cho Scanner qua vendor model.</w:t>
@@ -14886,7 +13252,7 @@
           <w:rFonts w:ascii="Consolas" w:hAnsi="Consolas"/>
           <w:sz w:val="22"/>
         </w:rPr>
-        <w:t>tls/gen\_certs.sh</w:t>
+        <w:t>tls/gen_certs.sh</w:t>
       </w:r>
       <w:r>
         <w:t>, sinh ra:</w:t>
@@ -14986,7 +13352,7 @@
           <w:rFonts w:ascii="Consolas" w:hAnsi="Consolas"/>
           <w:sz w:val="22"/>
         </w:rPr>
-        <w:t>EMBED\_TXTFILES</w:t>
+        <w:t>EMBED_TXTFILES</w:t>
       </w:r>
       <w:r>
         <w:t xml:space="preserve"> và verify CN khi handshake, không verify SAN vì firmware không có DNS resolver. Cấu hình này chống được MITM trong LAN mà không cần hạ tầng CA phức tạp.</w:t>
@@ -15130,7 +13496,7 @@
           <w:rFonts w:ascii="Consolas" w:hAnsi="Consolas"/>
           <w:sz w:val="22"/>
         </w:rPr>
-        <w:t>[opcode=OTA\_TRIGGER, url\_index, HMAC-16]</w:t>
+        <w:t>[opcode=OTA_TRIGGER, url_index, HMAC-16]</w:t>
       </w:r>
       <w:r>
         <w:t xml:space="preserve">, ký bằng </w:t>
@@ -15140,7 +13506,7 @@
           <w:rFonts w:ascii="Consolas" w:hAnsi="Consolas"/>
           <w:sz w:val="22"/>
         </w:rPr>
-        <w:t>ota\_beacon\_key</w:t>
+        <w:t>ota_beacon_key</w:t>
       </w:r>
       <w:r>
         <w:t xml:space="preserve"> hiện hành. Scanner đang quét sẽ nhận đồng thời, verify HMAC, nếu OK thì trigger OTA. Ưu điểm: 3 scanner cập nhật song song, tổng thời gian </w:t>
@@ -15183,7 +13549,7 @@
           <w:rFonts w:ascii="Consolas" w:hAnsi="Consolas"/>
           <w:sz w:val="22"/>
         </w:rPr>
-        <w:t>OTA\_TRIGGER</w:t>
+        <w:t>OTA_TRIGGER</w:t>
       </w:r>
       <w:r>
         <w:t xml:space="preserve"> qua vendor mesh unicast tới Relay 5 lần liên tiếp cách nhau 500 ms, ưu tiên độ tin cậy hơn tốc độ. Relay verify HMAC (cùng </w:t>
@@ -15193,7 +13559,7 @@
           <w:rFonts w:ascii="Consolas" w:hAnsi="Consolas"/>
           <w:sz w:val="22"/>
         </w:rPr>
-        <w:t>ota\_beacon\_key</w:t>
+        <w:t>ota_beacon_key</w:t>
       </w:r>
       <w:r>
         <w:t>), bắt đầu HTTPS OTA. Nếu 5 lần đều fail (Relay offline), Gateway sẽ thử lại ở chu kỳ auto-check kế tiếp.</w:t>
@@ -15221,7 +13587,7 @@
           <w:rFonts w:ascii="Consolas" w:hAnsi="Consolas"/>
           <w:sz w:val="22"/>
         </w:rPr>
-        <w:t>esp\_app\_desc</w:t>
+        <w:t>esp_app_desc</w:t>
       </w:r>
       <w:r>
         <w:t xml:space="preserve"> của file trên server, so sánh SHA256 và version với firmware đang chạy. Nếu khác, chạy OTA. Đây là cơ chế fallback: kể cả khi mesh sập hoàn toàn (Gateway watchdog fire, RESET_CMD không tới scanner), scanner vẫn cập nhật được firmware khi có bản mới trên server.</w:t>
@@ -15319,7 +13685,7 @@
           <w:rFonts w:ascii="Consolas" w:hAnsi="Consolas"/>
           <w:sz w:val="22"/>
         </w:rPr>
-        <w:t>cd apps/gateway \&amp;\&amp; idf.py build</w:t>
+        <w:t>cd apps/gateway &amp;&amp; idf.py build</w:t>
       </w:r>
       <w:r>
         <w:t xml:space="preserve"> riêng cho từng project, không phụ thuộc project khác.</w:t>
@@ -15339,7 +13705,7 @@
           <w:rFonts w:ascii="Consolas" w:hAnsi="Consolas"/>
           <w:sz w:val="22"/>
         </w:rPr>
-        <w:t>apps/*/components/bmt\_*/</w:t>
+        <w:t>apps/*/components/bmt_*/</w:t>
       </w:r>
       <w:r>
         <w:t xml:space="preserve">: ví dụ Gateway có </w:t>
@@ -15349,7 +13715,7 @@
           <w:rFonts w:ascii="Consolas" w:hAnsi="Consolas"/>
           <w:sz w:val="22"/>
         </w:rPr>
-        <w:t>bmt\_mesh</w:t>
+        <w:t>bmt_mesh</w:t>
       </w:r>
       <w:r>
         <w:t xml:space="preserve">, </w:t>
@@ -15359,7 +13725,7 @@
           <w:rFonts w:ascii="Consolas" w:hAnsi="Consolas"/>
           <w:sz w:val="22"/>
         </w:rPr>
-        <w:t>bmt\_mqtt</w:t>
+        <w:t>bmt_mqtt</w:t>
       </w:r>
       <w:r>
         <w:t xml:space="preserve">, </w:t>
@@ -15369,7 +13735,7 @@
           <w:rFonts w:ascii="Consolas" w:hAnsi="Consolas"/>
           <w:sz w:val="22"/>
         </w:rPr>
-        <w:t>bmt\_uart</w:t>
+        <w:t>bmt_uart</w:t>
       </w:r>
       <w:r>
         <w:t xml:space="preserve">, </w:t>
@@ -15379,7 +13745,7 @@
           <w:rFonts w:ascii="Consolas" w:hAnsi="Consolas"/>
           <w:sz w:val="22"/>
         </w:rPr>
-        <w:t>bmt\_watchdog</w:t>
+        <w:t>bmt_watchdog</w:t>
       </w:r>
       <w:r>
         <w:t xml:space="preserve">, </w:t>
@@ -15389,7 +13755,7 @@
           <w:rFonts w:ascii="Consolas" w:hAnsi="Consolas"/>
           <w:sz w:val="22"/>
         </w:rPr>
-        <w:t>bmt\_scan\_list</w:t>
+        <w:t>bmt_scan_list</w:t>
       </w:r>
       <w:r>
         <w:t xml:space="preserve">, </w:t>
@@ -15399,7 +13765,7 @@
           <w:rFonts w:ascii="Consolas" w:hAnsi="Consolas"/>
           <w:sz w:val="22"/>
         </w:rPr>
-        <w:t>bmt\_mac\_cache</w:t>
+        <w:t>bmt_mac_cache</w:t>
       </w:r>
       <w:r>
         <w:t xml:space="preserve">, </w:t>
@@ -15409,7 +13775,7 @@
           <w:rFonts w:ascii="Consolas" w:hAnsi="Consolas"/>
           <w:sz w:val="22"/>
         </w:rPr>
-        <w:t>bmt\_config</w:t>
+        <w:t>bmt_config</w:t>
       </w:r>
       <w:r>
         <w:t xml:space="preserve">. Mỗi component có </w:t>
@@ -15482,7 +13848,7 @@
           <w:rFonts w:ascii="Consolas" w:hAnsi="Consolas"/>
           <w:sz w:val="22"/>
         </w:rPr>
-        <w:t>components/bmt\_ota/</w:t>
+        <w:t>components/bmt_ota/</w:t>
       </w:r>
       <w:r>
         <w:t xml:space="preserve"> ở gốc repo. Mỗi project khai báo </w:t>
@@ -15492,7 +13858,7 @@
           <w:rFonts w:ascii="Consolas" w:hAnsi="Consolas"/>
           <w:sz w:val="22"/>
         </w:rPr>
-        <w:t>list(APPEND EXTRA\_COMPONENT\_DIRS ../../components)</w:t>
+        <w:t>list(APPEND EXTRA_COMPONENT_DIRS ../../components)</w:t>
       </w:r>
       <w:r>
         <w:t xml:space="preserve"> trong </w:t>
@@ -15522,7 +13888,7 @@
           <w:rFonts w:ascii="Consolas" w:hAnsi="Consolas"/>
           <w:sz w:val="22"/>
         </w:rPr>
-        <w:t>ota\_ca.pem</w:t>
+        <w:t>ota_ca.pem</w:t>
       </w:r>
       <w:r>
         <w:t xml:space="preserve">) được nhúng ngay trong component qua </w:t>
@@ -15532,7 +13898,7 @@
           <w:rFonts w:ascii="Consolas" w:hAnsi="Consolas"/>
           <w:sz w:val="22"/>
         </w:rPr>
-        <w:t>EMBED\_TXTFILES</w:t>
+        <w:t>EMBED_TXTFILES</w:t>
       </w:r>
       <w:r>
         <w:t>, tránh phải copy cert vào từng project.</w:t>
@@ -16190,7 +14556,7 @@
           <w:rFonts w:ascii="Consolas" w:hAnsi="Consolas"/>
           <w:sz w:val="22"/>
         </w:rPr>
-        <w:t>scan\_interval</w:t>
+        <w:t>scan_interval</w:t>
       </w:r>
       <w:r>
         <w:t xml:space="preserve"> 100 ms, </w:t>
@@ -16200,7 +14566,7 @@
           <w:rFonts w:ascii="Consolas" w:hAnsi="Consolas"/>
           <w:sz w:val="22"/>
         </w:rPr>
-        <w:t>scan\_window</w:t>
+        <w:t>scan_window</w:t>
       </w:r>
       <w:r>
         <w:t xml:space="preserve"> 80 ms.</w:t>
@@ -16428,7 +14794,7 @@
                 <w:rFonts w:ascii="Consolas" w:hAnsi="Consolas"/>
                 <w:sz w:val="22"/>
               </w:rPr>
-              <w:t>APP\_KEY\_ADD</w:t>
+              <w:t>APP_KEY_ADD</w:t>
             </w:r>
             <w:r>
               <w:t xml:space="preserve"> + </w:t>
@@ -16438,7 +14804,7 @@
                 <w:rFonts w:ascii="Consolas" w:hAnsi="Consolas"/>
                 <w:sz w:val="22"/>
               </w:rPr>
-              <w:t>MODEL\_APP\_BIND</w:t>
+              <w:t>MODEL_APP_BIND</w:t>
             </w:r>
           </w:p>
         </w:tc>
@@ -16831,7 +15197,7 @@
         <w:rPr>
           <w:b/>
         </w:rPr>
-        <w:t>96.9\%</w:t>
+        <w:t>96.9%</w:t>
       </w:r>
       <w:r>
         <w:t>. Các trường hợp sai chủ yếu xảy ra khi tag đứng gần biên giữa hai phòng và trùng thời điểm scanner phòng bên kia có RSSI đột biến mạnh do multipath.</w:t>
@@ -17098,7 +15464,7 @@
         <w:rPr>
           <w:b/>
         </w:rPr>
-        <w:t>8.7~s</w:t>
+        <w:t>8.7 s</w:t>
       </w:r>
       <w:r>
         <w:t>. Gateway load node table từ NVS, kết nối lại WiFi + MQTTS, mesh không cần re-provision. Tag chỉ mất một chút thời gian đợi scanner publish lại report tới địa chỉ Gateway (không đổi).</w:t>
@@ -17125,7 +15491,7 @@
         <w:rPr>
           <w:b/>
         </w:rPr>
-        <w:t>12.4~s</w:t>
+        <w:t>12.4 s</w:t>
       </w:r>
       <w:r>
         <w:t>.</w:t>
@@ -17153,7 +15519,7 @@
           <w:rFonts w:ascii="Consolas" w:hAnsi="Consolas"/>
           <w:sz w:val="22"/>
         </w:rPr>
-        <w:t>TAG\_STATUS</w:t>
+        <w:t>TAG_STATUS</w:t>
       </w:r>
       <w:r>
         <w:t xml:space="preserve"> nào tới Gateway, watchdog fire, broadcast </w:t>
@@ -17163,7 +15529,7 @@
           <w:rFonts w:ascii="Consolas" w:hAnsi="Consolas"/>
           <w:sz w:val="22"/>
         </w:rPr>
-        <w:t>RESET\_CMD</w:t>
+        <w:t>RESET_CMD</w:t>
       </w:r>
       <w:r>
         <w:t xml:space="preserve">. Cấp lại nguồn Relay, cả mesh re-provision từ đầu. Thời gian tự phục hồi trung bình: </w:t>
@@ -17172,7 +15538,7 @@
         <w:rPr>
           <w:b/>
         </w:rPr>
-        <w:t>38.2~s</w:t>
+        <w:t>38.2 s</w:t>
       </w:r>
       <w:r>
         <w:t xml:space="preserve"> (bao gồm 30 s watchdog + 8 s re-provision).</w:t>
@@ -17208,7 +15574,7 @@
           <w:rFonts w:ascii="Consolas" w:hAnsi="Consolas"/>
           <w:sz w:val="22"/>
         </w:rPr>
-        <w:t>ota\_result = success</w:t>
+        <w:t>ota_result = success</w:t>
       </w:r>
       <w:r>
         <w:t>. Kích thước file firmware trung bình 1.1 MB.</w:t>
@@ -17416,7 +15782,7 @@
           <w:rFonts w:ascii="Consolas" w:hAnsi="Consolas"/>
           <w:sz w:val="22"/>
         </w:rPr>
-        <w:t>ota\_result = skip</w:t>
+        <w:t>ota_result = skip</w:t>
       </w:r>
       <w:r>
         <w:t xml:space="preserve">. Thời gian trung bình: </w:t>
@@ -17425,7 +15791,7 @@
         <w:rPr>
           <w:b/>
         </w:rPr>
-        <w:t>0.8~s</w:t>
+        <w:t>0.8 s</w:t>
       </w:r>
       <w:r>
         <w:t>. Cơ chế này tránh reflash không cần thiết khi timer auto-check trigger.</w:t>
@@ -17519,7 +15885,7 @@
           <w:rFonts w:ascii="Consolas" w:hAnsi="Consolas"/>
           <w:sz w:val="22"/>
         </w:rPr>
-        <w:t>ota\_result = fail</w:t>
+        <w:t>ota_result = fail</w:t>
       </w:r>
       <w:r>
         <w:t>, dashboard hiển thị fail. Downgrade bị chặn ở lớp firmware trước khi bootloader chạy image mới, tránh chip bị rollback về bản có lỗi.</w:t>
@@ -17561,7 +15927,7 @@
           <w:rFonts w:ascii="Consolas" w:hAnsi="Consolas"/>
           <w:sz w:val="22"/>
         </w:rPr>
-        <w:t>ota\_result = fail</w:t>
+        <w:t>ota_result = fail</w:t>
       </w:r>
       <w:r>
         <w:t>, giữ nguyên phân vùng đang chạy. Không có downtime.</w:t>
@@ -17599,7 +15965,7 @@
           <w:rFonts w:ascii="Consolas" w:hAnsi="Consolas"/>
           <w:sz w:val="22"/>
         </w:rPr>
-        <w:t>OTA\_TRIGGER</w:t>
+        <w:t>OTA_TRIGGER</w:t>
       </w:r>
       <w:r>
         <w:t xml:space="preserve"> liên tiếp cách nhau 100 ms. Lệnh thứ 2 bị chặn bởi atomic compare-and-swap </w:t>
@@ -17609,7 +15975,7 @@
           <w:rFonts w:ascii="Consolas" w:hAnsi="Consolas"/>
           <w:sz w:val="22"/>
         </w:rPr>
-        <w:t>s\_ota\_in\_progress</w:t>
+        <w:t>s_ota_in_progress</w:t>
       </w:r>
       <w:r>
         <w:t xml:space="preserve">, log </w:t>
@@ -17655,7 +16021,7 @@
           <w:rFonts w:ascii="Consolas" w:hAnsi="Consolas"/>
           <w:sz w:val="22"/>
         </w:rPr>
-        <w:t>hmac\_reject</w:t>
+        <w:t>hmac_reject</w:t>
       </w:r>
       <w:r>
         <w:t xml:space="preserve">. Trong 100 lần thử, </w:t>
@@ -17743,7 +16109,7 @@
           <w:rFonts w:ascii="Consolas" w:hAnsi="Consolas"/>
           <w:sz w:val="22"/>
         </w:rPr>
-        <w:t>last\_seq</w:t>
+        <w:t>last_seq</w:t>
       </w:r>
       <w:r>
         <w:t xml:space="preserve"> hiện tại, bị reject với </w:t>
@@ -17753,7 +16119,7 @@
           <w:rFonts w:ascii="Consolas" w:hAnsi="Consolas"/>
           <w:sz w:val="22"/>
         </w:rPr>
-        <w:t>replay\_reject</w:t>
+        <w:t>replay_reject</w:t>
       </w:r>
       <w:r>
         <w:t>. Ngoài ra, nếu chờ đến hết giờ (&gt;1 giờ), khoá epoch đã đổi, HMAC cũng không khớp nên chống được cả replay dài hạn.</w:t>
@@ -17780,7 +16146,7 @@
         <w:rPr>
           <w:b/>
         </w:rPr>
-        <w:t>0.12\%</w:t>
+        <w:t>0.12%</w:t>
       </w:r>
       <w:r>
         <w:t xml:space="preserve"> false-negative (34 reject / 28654 received). Với tần suất 2 beacon/s mỗi tag, tỉ lệ này không ảnh hưởng đáng kể tới việc theo dõi liên tục.</w:t>
@@ -18607,7 +16973,7 @@
         <w:rPr>
           <w:b/>
         </w:rPr>
-        <w:t>Kiến trúc phân tầng edge--gateway--server</w:t>
+        <w:t>Kiến trúc phân tầng edge–gateway–server</w:t>
       </w:r>
       <w:r>
         <w:t>. Firmware chỉ chuyển dữ liệu thô; toàn bộ thuật toán quyết định phòng (hysteresis, debounce leaky-bucket) chạy trên ThingsBoard rule chain. Tinh chỉnh ngưỡng qua UI, không phải flash lại firmware.</w:t>
@@ -18659,7 +17025,7 @@
           <w:rFonts w:ascii="Consolas" w:hAnsi="Consolas"/>
           <w:sz w:val="22"/>
         </w:rPr>
-        <w:t>RESET\_CMD</w:t>
+        <w:t>RESET_CMD</w:t>
       </w:r>
       <w:r>
         <w:t>, wipe NVS và re-provision cả mesh khi không còn nghe traffic. Node table và cấu hình mesh được persist NVS để bring-up sau mất điện chỉ tốn 8–12 s.</w:t>
@@ -18811,7 +17177,7 @@
         <w:rPr>
           <w:b/>
         </w:rPr>
-        <w:t>Chưa test trong môi trường có nhiễu 2.4~GHz nặng</w:t>
+        <w:t>Chưa test trong môi trường có nhiễu 2.4 GHz nặng</w:t>
       </w:r>
       <w:r>
         <w:t>. Nhà máy sản xuất có nhiều motor và WiFi mật độ cao có thể ảnh hưởng RSSI.</w:t>
@@ -19266,7 +17632,7 @@
     </w:lvl>
   </w:abstractNum>
   <w:abstractNum w:abstractNumId="3">
-    <w:nsid w:val="05B4983F"/>
+    <w:nsid w:val="030A0B87"/>
     <w:multiLevelType w:val="singleLevel"/>
     <w:tmpl w:val="29761A62"/>
     <w:lvl w:ilvl="0">
@@ -19287,7 +17653,7 @@
     </w:lvl>
   </w:abstractNum>
   <w:abstractNum w:abstractNumId="4">
-    <w:nsid w:val="03D45D63"/>
+    <w:nsid w:val="05818014"/>
     <w:multiLevelType w:val="singleLevel"/>
     <w:tmpl w:val="D0A62B40"/>
     <w:lvl w:ilvl="0">
@@ -19315,15 +17681,6 @@
   </w:num>
   <w:num w:numId="5">
     <w:abstractNumId w:val="4"/>
-    <w:lvlOverride w:ilvl="0">
-      <w:startOverride w:val="1"/>
-    </w:lvlOverride>
-  </w:num>
-  <w:num w:numId="6">
-    <w:abstractNumId w:val="4"/>
-    <w:lvlOverride w:ilvl="0">
-      <w:startOverride w:val="1"/>
-    </w:lvlOverride>
     <w:lvlOverride w:ilvl="0">
       <w:startOverride w:val="1"/>
     </w:lvlOverride>

--- a/thesis/khoa-luan.docx
+++ b/thesis/khoa-luan.docx
@@ -391,12 +391,7 @@
         </w:rPr>
       </w:pPr>
       <w:r>
-        <w:rPr>
-          <w:b/>
-          <w:sz w:val="38"/>
-          <w:szCs w:val="48"/>
-        </w:rPr>
-        <w:t>CAO TRỌNG PHƯỚC</w:t>
+        <w:t>CAO TRỌNG PHƯỚC – TĂNG SĨ THÔNG</w:t>
       </w:r>
     </w:p>
     <w:p>
@@ -1138,42 +1133,7 @@
         </w:rPr>
       </w:pPr>
       <w:r>
-        <w:rPr>
-          <w:b/>
-          <w:color w:val="993366"/>
-          <w:sz w:val="32"/>
-        </w:rPr>
-        <w:t>CAO TRỌNG PHƯỚC</w:t>
-      </w:r>
-      <w:r>
-        <w:rPr>
-          <w:rFonts w:cs="Times New Roman" w:ascii="Times New Roman" w:hAnsi="Times New Roman"/>
-          <w:b/>
-          <w:color w:val="993366"/>
-          <w:sz w:val="32"/>
-        </w:rPr>
-      </w:r>
-      <w:r>
-        <w:rPr>
-          <w:b/>
-          <w:color w:val="993366"/>
-          <w:sz w:val="32"/>
-        </w:rPr>
-      </w:r>
-      <w:r>
-        <w:rPr>
-          <w:rFonts w:cs="Times New Roman" w:ascii="Times New Roman" w:hAnsi="Times New Roman"/>
-          <w:b/>
-          <w:color w:val="993366"/>
-          <w:sz w:val="32"/>
-        </w:rPr>
-      </w:r>
-      <w:r>
-        <w:rPr>
-          <w:b/>
-          <w:color w:val="993366"/>
-          <w:sz w:val="32"/>
-        </w:rPr>
+        <w:t>CAO TRỌNG PHƯỚC – TĂNG SĨ THÔNG</w:t>
       </w:r>
     </w:p>
     <w:p>
@@ -1335,64 +1295,6 @@
     <w:p>
       <w:pPr>
         <w:pStyle w:val="Normal"/>
-        <w:tabs>
-          <w:tab w:val="clear" w:pos="720"/>
-          <w:tab w:val="left" w:pos="3360" w:leader="none"/>
-          <w:tab w:val="left" w:pos="4800" w:leader="none"/>
-        </w:tabs>
-        <w:spacing w:before="80" w:after="80"/>
-        <w:jc w:val="center"/>
-        <w:rPr>
-          <w:rFonts w:ascii="Times New Roman" w:hAnsi="Times New Roman" w:cs="Times New Roman"/>
-          <w:b/>
-          <w:color w:val="000080"/>
-          <w:sz w:val="30"/>
-          <w:szCs w:val="30"/>
-        </w:rPr>
-      </w:pPr>
-      <w:r>
-        <w:rPr>
-          <w:rFonts w:cs="Times New Roman" w:ascii="Times New Roman" w:hAnsi="Times New Roman"/>
-          <w:b/>
-          <w:color w:val="000080"/>
-          <w:sz w:val="30"/>
-          <w:szCs w:val="30"/>
-        </w:rPr>
-        <w:t xml:space="preserve">ROOM-LEVEL INDOOR POSITIONING SYSTEM </w:t>
-      </w:r>
-    </w:p>
-    <w:p>
-      <w:pPr>
-        <w:pStyle w:val="Normal"/>
-        <w:tabs>
-          <w:tab w:val="clear" w:pos="720"/>
-          <w:tab w:val="left" w:pos="3360" w:leader="none"/>
-          <w:tab w:val="left" w:pos="4800" w:leader="none"/>
-        </w:tabs>
-        <w:spacing w:before="80" w:after="80"/>
-        <w:jc w:val="center"/>
-        <w:rPr>
-          <w:rFonts w:ascii="Times New Roman" w:hAnsi="Times New Roman" w:cs="Times New Roman"/>
-          <w:b/>
-          <w:color w:val="000080"/>
-          <w:sz w:val="30"/>
-          <w:szCs w:val="30"/>
-        </w:rPr>
-      </w:pPr>
-      <w:r>
-        <w:rPr>
-          <w:rFonts w:cs="Times New Roman" w:ascii="Times New Roman" w:hAnsi="Times New Roman"/>
-          <w:b/>
-          <w:color w:val="000080"/>
-          <w:sz w:val="30"/>
-          <w:szCs w:val="30"/>
-        </w:rPr>
-        <w:t>BASED ON BLE MESH AND ESP32</w:t>
-      </w:r>
-    </w:p>
-    <w:p>
-      <w:pPr>
-        <w:pStyle w:val="Normal"/>
         <w:jc w:val="center"/>
         <w:rPr>
           <w:rFonts w:ascii="Times New Roman" w:hAnsi="Times New Roman" w:cs="Times New Roman"/>
@@ -1578,14 +1480,15 @@
         </w:rPr>
       </w:pPr>
       <w:r>
-        <w:rPr>
-          <w:rFonts w:cs="Times New Roman" w:ascii="Times New Roman" w:hAnsi="Times New Roman"/>
-          <w:b/>
-          <w:color w:val="000080"/>
-        </w:rPr>
-        <w:t>TS.</w:t>
-        <w:tab/>
-        <w:t>HUỲNH HỮU THUẬN</w:t>
+        <w:t>TS. HUỲNH HỮU THUẬN</w:t>
+      </w:r>
+    </w:p>
+    <w:p>
+      <w:pPr>
+        <w:jc w:val="center"/>
+      </w:pPr>
+      <w:r>
+        <w:t>Trưởng Bộ môn Máy tính – Hệ thống nhúng</w:t>
       </w:r>
     </w:p>
     <w:p>
@@ -1732,36 +1635,27 @@
         <w:jc w:val="both"/>
       </w:pPr>
       <w:r>
-        <w:t xml:space="preserve">Tôi xin cam đoan khoá luận tốt nghiệp </w:t>
-      </w:r>
-      <w:r>
-        <w:rPr>
-          <w:b/>
-        </w:rPr>
-        <w:t>“Hệ thống định vị trong nhà theo phòng dựa trên BLE Mesh và ESP32, tích hợp thu thập – xử lý dữ liệu qua ThingsBoard”</w:t>
-      </w:r>
-      <w:r>
-        <w:t xml:space="preserve"> là công trình nghiên cứu của bản thân tôi dưới sự hướng dẫn của TS. Huỳnh Hữu Thuận.</w:t>
-      </w:r>
-    </w:p>
-    <w:p>
-      <w:pPr>
-        <w:spacing w:after="120"/>
-        <w:ind w:firstLine="432"/>
-        <w:jc w:val="both"/>
-      </w:pPr>
-      <w:r>
-        <w:t>Các số liệu, kết quả thực nghiệm nêu trong khoá luận là trung thực, do chính tôi thực hiện và chưa từng được công bố trong bất kỳ công trình nào khác. Các nguồn tài liệu được sử dụng đều được trích dẫn đầy đủ, rõ ràng trong phần Tài liệu tham khảo.</w:t>
-      </w:r>
-    </w:p>
-    <w:p>
-      <w:pPr>
-        <w:spacing w:after="120"/>
-        <w:ind w:firstLine="432"/>
-        <w:jc w:val="both"/>
-      </w:pPr>
-      <w:r>
-        <w:t>Tôi hoàn toàn chịu trách nhiệm trước Nhà trường và Khoa Điện tử – Viễn thông về lời cam đoan này.</w:t>
+        <w:t>Chúng tôi xin cam đoan khoá luận tốt nghiệp “Hệ thống định vị trong nhà theo phòng dựa trên BLE Mesh và ESP32, tích hợp thu thập – xử lý dữ liệu qua ThingsBoard” là công trình nghiên cứu của chúng tôi dưới sự hướng dẫn của TS. Huỳnh Hữu Thuận.</w:t>
+      </w:r>
+    </w:p>
+    <w:p>
+      <w:pPr>
+        <w:spacing w:after="120"/>
+        <w:ind w:firstLine="432"/>
+        <w:jc w:val="both"/>
+      </w:pPr>
+      <w:r>
+        <w:t>Các số liệu, kết quả thực nghiệm nêu trong khoá luận là trung thực, do chúng tôi thực hiện và chưa từng được công bố trong bất kỳ công trình nào khác. Các nguồn tài liệu được sử dụng đều được trích dẫn đầy đủ, rõ ràng trong phần Tài liệu tham khảo.</w:t>
+      </w:r>
+    </w:p>
+    <w:p>
+      <w:pPr>
+        <w:spacing w:after="120"/>
+        <w:ind w:firstLine="432"/>
+        <w:jc w:val="both"/>
+      </w:pPr>
+      <w:r>
+        <w:t>Chúng tôi hoàn toàn chịu trách nhiệm trước Nhà trường và Khoa Điện tử – Viễn thông về lời cam đoan này.</w:t>
       </w:r>
     </w:p>
     <w:p>
@@ -1788,10 +1682,7 @@
         <w:jc w:val="right"/>
       </w:pPr>
       <w:r>
-        <w:rPr>
-          <w:b/>
-        </w:rPr>
-        <w:t>Cao Trọng Phước</w:t>
+        <w:t>Cao Trọng Phước – Tăng Sĩ Thông</w:t>
       </w:r>
     </w:p>
     <w:p/>
@@ -1854,6 +1745,586 @@
       </w:r>
     </w:p>
     <w:p/>
+    <w:p>
+      <w:pPr>
+        <w:pStyle w:val="Heading1"/>
+        <w:jc w:val="center"/>
+        <w:pageBreakBefore/>
+      </w:pPr>
+      <w:r>
+        <w:t>MỤC LỤC</w:t>
+      </w:r>
+    </w:p>
+    <w:p>
+      <w:pPr/>
+      <w:r>
+        <w:fldChar w:fldCharType="begin" w:dirty="true"/>
+      </w:r>
+      <w:r>
+        <w:instrText xml:space="preserve"> TOC \o "1-3" \h \z \u </w:instrText>
+      </w:r>
+      <w:r>
+        <w:fldChar w:fldCharType="separate"/>
+      </w:r>
+      <w:r>
+        <w:t>Mục lục sẽ được cập nhật khi mở tài liệu.</w:t>
+      </w:r>
+      <w:r>
+        <w:fldChar w:fldCharType="end"/>
+      </w:r>
+    </w:p>
+    <w:p>
+      <w:pPr>
+        <w:pStyle w:val="Heading1"/>
+        <w:jc w:val="center"/>
+        <w:pageBreakBefore/>
+      </w:pPr>
+      <w:r>
+        <w:t>DANH MỤC TỪ VIẾT TẮT</w:t>
+      </w:r>
+    </w:p>
+    <w:tbl>
+      <w:tblPr>
+        <w:tblStyle w:val="TableGrid"/>
+        <w:tblW w:type="auto" w:w="0"/>
+        <w:jc w:val="center"/>
+        <w:tblLook w:firstColumn="1" w:firstRow="1" w:lastColumn="0" w:lastRow="0" w:noHBand="0" w:noVBand="1" w:val="04A0"/>
+      </w:tblPr>
+      <w:tblGrid>
+        <w:gridCol w:w="3360"/>
+        <w:gridCol w:w="3360"/>
+        <w:gridCol w:w="3360"/>
+      </w:tblGrid>
+      <w:tr>
+        <w:tc>
+          <w:tcPr>
+            <w:tcW w:type="dxa" w:w="3360"/>
+            <w:vAlign w:val="center"/>
+          </w:tcPr>
+          <w:p>
+            <w:pPr>
+              <w:spacing w:after="0"/>
+              <w:ind w:firstLine="0"/>
+              <w:jc w:val="center"/>
+            </w:pPr>
+            <w:r>
+              <w:rPr>
+                <w:b/>
+              </w:rPr>
+              <w:t>Từ viết tắt</w:t>
+            </w:r>
+          </w:p>
+        </w:tc>
+        <w:tc>
+          <w:tcPr>
+            <w:tcW w:type="dxa" w:w="3360"/>
+            <w:vAlign w:val="center"/>
+          </w:tcPr>
+          <w:p>
+            <w:pPr>
+              <w:spacing w:after="0"/>
+              <w:ind w:firstLine="0"/>
+              <w:jc w:val="center"/>
+            </w:pPr>
+            <w:r>
+              <w:rPr>
+                <w:b/>
+              </w:rPr>
+              <w:t>Tên đầy đủ</w:t>
+            </w:r>
+          </w:p>
+        </w:tc>
+        <w:tc>
+          <w:tcPr>
+            <w:tcW w:type="dxa" w:w="3360"/>
+            <w:vAlign w:val="center"/>
+          </w:tcPr>
+          <w:p>
+            <w:pPr>
+              <w:spacing w:after="0"/>
+              <w:ind w:firstLine="0"/>
+              <w:jc w:val="center"/>
+            </w:pPr>
+            <w:r>
+              <w:rPr>
+                <w:b/>
+              </w:rPr>
+              <w:t>Ý nghĩa</w:t>
+            </w:r>
+          </w:p>
+        </w:tc>
+      </w:tr>
+      <w:tr>
+        <w:tc>
+          <w:tcPr>
+            <w:tcW w:type="dxa" w:w="3360"/>
+            <w:vAlign w:val="center"/>
+          </w:tcPr>
+          <w:p>
+            <w:pPr>
+              <w:spacing w:after="0"/>
+              <w:ind w:firstLine="0"/>
+            </w:pPr>
+            <w:r>
+              <w:t>BLE</w:t>
+            </w:r>
+          </w:p>
+        </w:tc>
+        <w:tc>
+          <w:tcPr>
+            <w:tcW w:type="dxa" w:w="3360"/>
+            <w:vAlign w:val="center"/>
+          </w:tcPr>
+          <w:p>
+            <w:pPr>
+              <w:spacing w:after="0"/>
+              <w:ind w:firstLine="0"/>
+            </w:pPr>
+            <w:r>
+              <w:t>Bluetooth Low Energy</w:t>
+            </w:r>
+          </w:p>
+        </w:tc>
+        <w:tc>
+          <w:tcPr>
+            <w:tcW w:type="dxa" w:w="3360"/>
+            <w:vAlign w:val="center"/>
+          </w:tcPr>
+          <w:p>
+            <w:pPr>
+              <w:spacing w:after="0"/>
+              <w:ind w:firstLine="0"/>
+            </w:pPr>
+            <w:r>
+              <w:t>Bluetooth năng lượng thấp</w:t>
+            </w:r>
+          </w:p>
+        </w:tc>
+      </w:tr>
+      <w:tr>
+        <w:tc>
+          <w:tcPr>
+            <w:tcW w:type="dxa" w:w="3360"/>
+            <w:vAlign w:val="center"/>
+          </w:tcPr>
+          <w:p>
+            <w:pPr>
+              <w:spacing w:after="0"/>
+              <w:ind w:firstLine="0"/>
+            </w:pPr>
+            <w:r>
+              <w:t>RSSI</w:t>
+            </w:r>
+          </w:p>
+        </w:tc>
+        <w:tc>
+          <w:tcPr>
+            <w:tcW w:type="dxa" w:w="3360"/>
+            <w:vAlign w:val="center"/>
+          </w:tcPr>
+          <w:p>
+            <w:pPr>
+              <w:spacing w:after="0"/>
+              <w:ind w:firstLine="0"/>
+            </w:pPr>
+            <w:r>
+              <w:t>Received Signal Strength Indicator</w:t>
+            </w:r>
+          </w:p>
+        </w:tc>
+        <w:tc>
+          <w:tcPr>
+            <w:tcW w:type="dxa" w:w="3360"/>
+            <w:vAlign w:val="center"/>
+          </w:tcPr>
+          <w:p>
+            <w:pPr>
+              <w:spacing w:after="0"/>
+              <w:ind w:firstLine="0"/>
+            </w:pPr>
+            <w:r>
+              <w:t>Chỉ số cường độ tín hiệu nhận</w:t>
+            </w:r>
+          </w:p>
+        </w:tc>
+      </w:tr>
+      <w:tr>
+        <w:tc>
+          <w:tcPr>
+            <w:tcW w:type="dxa" w:w="3360"/>
+            <w:vAlign w:val="center"/>
+          </w:tcPr>
+          <w:p>
+            <w:pPr>
+              <w:spacing w:after="0"/>
+              <w:ind w:firstLine="0"/>
+            </w:pPr>
+            <w:r>
+              <w:t>HMAC</w:t>
+            </w:r>
+          </w:p>
+        </w:tc>
+        <w:tc>
+          <w:tcPr>
+            <w:tcW w:type="dxa" w:w="3360"/>
+            <w:vAlign w:val="center"/>
+          </w:tcPr>
+          <w:p>
+            <w:pPr>
+              <w:spacing w:after="0"/>
+              <w:ind w:firstLine="0"/>
+            </w:pPr>
+            <w:r>
+              <w:t>Hash-based Message Authentication Code</w:t>
+            </w:r>
+          </w:p>
+        </w:tc>
+        <w:tc>
+          <w:tcPr>
+            <w:tcW w:type="dxa" w:w="3360"/>
+            <w:vAlign w:val="center"/>
+          </w:tcPr>
+          <w:p>
+            <w:pPr>
+              <w:spacing w:after="0"/>
+              <w:ind w:firstLine="0"/>
+            </w:pPr>
+            <w:r>
+              <w:t>Mã xác thực dựa trên hàm băm</w:t>
+            </w:r>
+          </w:p>
+        </w:tc>
+      </w:tr>
+      <w:tr>
+        <w:tc>
+          <w:tcPr>
+            <w:tcW w:type="dxa" w:w="3360"/>
+            <w:vAlign w:val="center"/>
+          </w:tcPr>
+          <w:p>
+            <w:pPr>
+              <w:spacing w:after="0"/>
+              <w:ind w:firstLine="0"/>
+            </w:pPr>
+            <w:r>
+              <w:t>MQTT</w:t>
+            </w:r>
+          </w:p>
+        </w:tc>
+        <w:tc>
+          <w:tcPr>
+            <w:tcW w:type="dxa" w:w="3360"/>
+            <w:vAlign w:val="center"/>
+          </w:tcPr>
+          <w:p>
+            <w:pPr>
+              <w:spacing w:after="0"/>
+              <w:ind w:firstLine="0"/>
+            </w:pPr>
+            <w:r>
+              <w:t>Message Queuing Telemetry Transport</w:t>
+            </w:r>
+          </w:p>
+        </w:tc>
+        <w:tc>
+          <w:tcPr>
+            <w:tcW w:type="dxa" w:w="3360"/>
+            <w:vAlign w:val="center"/>
+          </w:tcPr>
+          <w:p>
+            <w:pPr>
+              <w:spacing w:after="0"/>
+              <w:ind w:firstLine="0"/>
+            </w:pPr>
+            <w:r>
+              <w:t>Giao thức truyền dữ liệu IoT</w:t>
+            </w:r>
+          </w:p>
+        </w:tc>
+      </w:tr>
+      <w:tr>
+        <w:tc>
+          <w:tcPr>
+            <w:tcW w:type="dxa" w:w="3360"/>
+            <w:vAlign w:val="center"/>
+          </w:tcPr>
+          <w:p>
+            <w:pPr>
+              <w:spacing w:after="0"/>
+              <w:ind w:firstLine="0"/>
+            </w:pPr>
+            <w:r>
+              <w:t>TLS</w:t>
+            </w:r>
+          </w:p>
+        </w:tc>
+        <w:tc>
+          <w:tcPr>
+            <w:tcW w:type="dxa" w:w="3360"/>
+            <w:vAlign w:val="center"/>
+          </w:tcPr>
+          <w:p>
+            <w:pPr>
+              <w:spacing w:after="0"/>
+              <w:ind w:firstLine="0"/>
+            </w:pPr>
+            <w:r>
+              <w:t>Transport Layer Security</w:t>
+            </w:r>
+          </w:p>
+        </w:tc>
+        <w:tc>
+          <w:tcPr>
+            <w:tcW w:type="dxa" w:w="3360"/>
+            <w:vAlign w:val="center"/>
+          </w:tcPr>
+          <w:p>
+            <w:pPr>
+              <w:spacing w:after="0"/>
+              <w:ind w:firstLine="0"/>
+            </w:pPr>
+            <w:r>
+              <w:t>Bảo mật lớp truyền</w:t>
+            </w:r>
+          </w:p>
+        </w:tc>
+      </w:tr>
+      <w:tr>
+        <w:tc>
+          <w:tcPr>
+            <w:tcW w:type="dxa" w:w="3360"/>
+            <w:vAlign w:val="center"/>
+          </w:tcPr>
+          <w:p>
+            <w:pPr>
+              <w:spacing w:after="0"/>
+              <w:ind w:firstLine="0"/>
+            </w:pPr>
+            <w:r>
+              <w:t>OTA</w:t>
+            </w:r>
+          </w:p>
+        </w:tc>
+        <w:tc>
+          <w:tcPr>
+            <w:tcW w:type="dxa" w:w="3360"/>
+            <w:vAlign w:val="center"/>
+          </w:tcPr>
+          <w:p>
+            <w:pPr>
+              <w:spacing w:after="0"/>
+              <w:ind w:firstLine="0"/>
+            </w:pPr>
+            <w:r>
+              <w:t>Over-the-Air</w:t>
+            </w:r>
+          </w:p>
+        </w:tc>
+        <w:tc>
+          <w:tcPr>
+            <w:tcW w:type="dxa" w:w="3360"/>
+            <w:vAlign w:val="center"/>
+          </w:tcPr>
+          <w:p>
+            <w:pPr>
+              <w:spacing w:after="0"/>
+              <w:ind w:firstLine="0"/>
+            </w:pPr>
+            <w:r>
+              <w:t>Cập nhật chương trình qua mạng</w:t>
+            </w:r>
+          </w:p>
+        </w:tc>
+      </w:tr>
+      <w:tr>
+        <w:tc>
+          <w:tcPr>
+            <w:tcW w:type="dxa" w:w="3360"/>
+            <w:vAlign w:val="center"/>
+          </w:tcPr>
+          <w:p>
+            <w:pPr>
+              <w:spacing w:after="0"/>
+              <w:ind w:firstLine="0"/>
+            </w:pPr>
+            <w:r>
+              <w:t>NVS</w:t>
+            </w:r>
+          </w:p>
+        </w:tc>
+        <w:tc>
+          <w:tcPr>
+            <w:tcW w:type="dxa" w:w="3360"/>
+            <w:vAlign w:val="center"/>
+          </w:tcPr>
+          <w:p>
+            <w:pPr>
+              <w:spacing w:after="0"/>
+              <w:ind w:firstLine="0"/>
+            </w:pPr>
+            <w:r>
+              <w:t>Non-Volatile Storage</w:t>
+            </w:r>
+          </w:p>
+        </w:tc>
+        <w:tc>
+          <w:tcPr>
+            <w:tcW w:type="dxa" w:w="3360"/>
+            <w:vAlign w:val="center"/>
+          </w:tcPr>
+          <w:p>
+            <w:pPr>
+              <w:spacing w:after="0"/>
+              <w:ind w:firstLine="0"/>
+            </w:pPr>
+            <w:r>
+              <w:t>Bộ nhớ không mất dữ liệu</w:t>
+            </w:r>
+          </w:p>
+        </w:tc>
+      </w:tr>
+      <w:tr>
+        <w:tc>
+          <w:tcPr>
+            <w:tcW w:type="dxa" w:w="3360"/>
+            <w:vAlign w:val="center"/>
+          </w:tcPr>
+          <w:p>
+            <w:pPr>
+              <w:spacing w:after="0"/>
+              <w:ind w:firstLine="0"/>
+            </w:pPr>
+            <w:r>
+              <w:t>OOB</w:t>
+            </w:r>
+          </w:p>
+        </w:tc>
+        <w:tc>
+          <w:tcPr>
+            <w:tcW w:type="dxa" w:w="3360"/>
+            <w:vAlign w:val="center"/>
+          </w:tcPr>
+          <w:p>
+            <w:pPr>
+              <w:spacing w:after="0"/>
+              <w:ind w:firstLine="0"/>
+            </w:pPr>
+            <w:r>
+              <w:t>Out-of-Band</w:t>
+            </w:r>
+          </w:p>
+        </w:tc>
+        <w:tc>
+          <w:tcPr>
+            <w:tcW w:type="dxa" w:w="3360"/>
+            <w:vAlign w:val="center"/>
+          </w:tcPr>
+          <w:p>
+            <w:pPr>
+              <w:spacing w:after="0"/>
+              <w:ind w:firstLine="0"/>
+            </w:pPr>
+            <w:r>
+              <w:t>Kênh xác thực ngoài</w:t>
+            </w:r>
+          </w:p>
+        </w:tc>
+      </w:tr>
+      <w:tr>
+        <w:tc>
+          <w:tcPr>
+            <w:tcW w:type="dxa" w:w="3360"/>
+            <w:vAlign w:val="center"/>
+          </w:tcPr>
+          <w:p>
+            <w:pPr>
+              <w:spacing w:after="0"/>
+              <w:ind w:firstLine="0"/>
+            </w:pPr>
+            <w:r>
+              <w:t>UWB</w:t>
+            </w:r>
+          </w:p>
+        </w:tc>
+        <w:tc>
+          <w:tcPr>
+            <w:tcW w:type="dxa" w:w="3360"/>
+            <w:vAlign w:val="center"/>
+          </w:tcPr>
+          <w:p>
+            <w:pPr>
+              <w:spacing w:after="0"/>
+              <w:ind w:firstLine="0"/>
+            </w:pPr>
+            <w:r>
+              <w:t>Ultra-Wideband</w:t>
+            </w:r>
+          </w:p>
+        </w:tc>
+        <w:tc>
+          <w:tcPr>
+            <w:tcW w:type="dxa" w:w="3360"/>
+            <w:vAlign w:val="center"/>
+          </w:tcPr>
+          <w:p>
+            <w:pPr>
+              <w:spacing w:after="0"/>
+              <w:ind w:firstLine="0"/>
+            </w:pPr>
+            <w:r>
+              <w:t>Băng thông siêu rộng</w:t>
+            </w:r>
+          </w:p>
+        </w:tc>
+      </w:tr>
+      <w:tr>
+        <w:tc>
+          <w:tcPr>
+            <w:tcW w:type="dxa" w:w="3360"/>
+            <w:vAlign w:val="center"/>
+          </w:tcPr>
+          <w:p>
+            <w:pPr>
+              <w:spacing w:after="0"/>
+              <w:ind w:firstLine="0"/>
+            </w:pPr>
+            <w:r>
+              <w:t>UUID</w:t>
+            </w:r>
+          </w:p>
+        </w:tc>
+        <w:tc>
+          <w:tcPr>
+            <w:tcW w:type="dxa" w:w="3360"/>
+            <w:vAlign w:val="center"/>
+          </w:tcPr>
+          <w:p>
+            <w:pPr>
+              <w:spacing w:after="0"/>
+              <w:ind w:firstLine="0"/>
+            </w:pPr>
+            <w:r>
+              <w:t>Universally Unique Identifier</w:t>
+            </w:r>
+          </w:p>
+        </w:tc>
+        <w:tc>
+          <w:tcPr>
+            <w:tcW w:type="dxa" w:w="3360"/>
+            <w:vAlign w:val="center"/>
+          </w:tcPr>
+          <w:p>
+            <w:pPr>
+              <w:spacing w:after="0"/>
+              <w:ind w:firstLine="0"/>
+            </w:pPr>
+            <w:r>
+              <w:t>Mã định danh duy nhất</w:t>
+            </w:r>
+          </w:p>
+        </w:tc>
+      </w:tr>
+    </w:tbl>
     <w:p>
       <w:pPr>
         <w:pStyle w:val="Heading1"/>
@@ -2746,13 +3217,7 @@
         <w:pStyle w:val="ListBullet"/>
       </w:pPr>
       <w:r>
-        <w:rPr>
-          <w:b/>
-        </w:rPr>
-        <w:t>Chương 4 – Triển khai hệ thống:</w:t>
-      </w:r>
-      <w:r>
-        <w:t xml:space="preserve"> Kiến trúc tổng thể; firmware của bốn loại node (Tag, Scanner, Relay, Gateway); cấu hình server ThingsBoard (Docker, rule chain, dashboard); bảo mật end-to-end; cơ chế OTA; cấu trúc mã nguồn.</w:t>
+        <w:t>Chương 4 – Triển khai hệ thống: Kiến trúc tổng thể; firmware của bốn loại node (Tag, Scanner, Relay, Gateway); cấu hình server ThingsBoard (Docker, rule chain, dashboard); bảo mật xuyên suốt; cơ chế OTA; cấu trúc mã nguồn.</w:t>
       </w:r>
     </w:p>
     <w:p>
@@ -2950,6 +3415,92 @@
       <w:r>
         <w:t xml:space="preserve"> (Google). Đầu quét đọc RSSI, ước lượng khoảng cách bằng log-distance path loss:</w:t>
       </w:r>
+    </w:p>
+    <w:p>
+      <w:pPr>
+        <w:ind w:firstLine="0"/>
+        <w:jc w:val="center"/>
+      </w:pPr>
+      <m:oMathPara xmlns:m="http://schemas.openxmlformats.org/officeDocument/2006/math">
+        <m:oMath>
+          <m:r>
+            <m:rPr>
+              <m:sty m:val="p"/>
+            </m:rPr>
+            <m:t>d = </m:t>
+          </m:r>
+          <m:sSup>
+            <m:e>
+              <m:r>
+                <m:rPr>
+                  <m:sty m:val="p"/>
+                </m:rPr>
+                <m:t>10</m:t>
+              </m:r>
+            </m:e>
+            <m:sup>
+              <m:f>
+                <m:num>
+                  <m:box>
+                    <m:e>
+                      <m:sSub>
+                        <m:e>
+                          <m:r>
+                            <m:rPr>
+                              <m:sty m:val="p"/>
+                            </m:rPr>
+                            <m:t>P</m:t>
+                          </m:r>
+                        </m:e>
+                        <m:sub>
+                          <m:r>
+                            <m:rPr>
+                              <m:sty m:val="p"/>
+                            </m:rPr>
+                            <m:t>0</m:t>
+                          </m:r>
+                        </m:sub>
+                      </m:sSub>
+                      <m:r>
+                        <m:rPr>
+                          <m:sty m:val="p"/>
+                        </m:rPr>
+                        <m:t> − </m:t>
+                      </m:r>
+                      <m:sSub>
+                        <m:e>
+                          <m:r>
+                            <m:rPr>
+                              <m:sty m:val="p"/>
+                            </m:rPr>
+                            <m:t>P</m:t>
+                          </m:r>
+                        </m:e>
+                        <m:sub>
+                          <m:r>
+                            <m:rPr>
+                              <m:sty m:val="p"/>
+                            </m:rPr>
+                            <m:t>r</m:t>
+                          </m:r>
+                        </m:sub>
+                      </m:sSub>
+                    </m:e>
+                  </m:box>
+                </m:num>
+                <m:den>
+                  <m:r>
+                    <m:rPr>
+                      <m:sty m:val="p"/>
+                    </m:rPr>
+                    <m:t>10n</m:t>
+                  </m:r>
+                </m:den>
+              </m:f>
+            </m:sup>
+          </m:sSup>
+        </m:oMath>
+      </m:oMathPara>
     </w:p>
     <w:p xmlns:m="http://schemas.openxmlformats.org/officeDocument/2006/math">
       <w:pPr>
@@ -3993,22 +4544,7 @@
         <w:jc w:val="both"/>
       </w:pPr>
       <w:r>
-        <w:t xml:space="preserve">Rondón </w:t>
-      </w:r>
-      <w:r>
-        <w:rPr>
-          <w:i/>
-        </w:rPr>
-        <w:t>và cộng sự</w:t>
-      </w:r>
-      <w:r>
-        <w:t xml:space="preserve"> </w:t>
-      </w:r>
-      <w:r>
-        <w:t>[rondon-ble-mesh]</w:t>
-      </w:r>
-      <w:r>
-        <w:t xml:space="preserve"> đo trên mesh 50 node: độ trễ end-to-end trung bình 200–500 ms cho gói vendor-specific 20 byte qua 3–5 hop. Đủ cho telemetry tần suất thấp (tag mỗi 1–2 s như đề tài).</w:t>
+        <w:t>Rondón và cộng sự [rondon-ble-mesh] đo trên mesh 50 node: độ trễ xuyên suốt trung bình 200–500 ms cho gói vendor-specific 20 byte qua 3–5 hop. Đủ cho telemetry tần suất thấp (tag mỗi 1–2 s như đề tài).</w:t>
       </w:r>
     </w:p>
     <w:p>
@@ -4052,13 +4588,7 @@
         <w:pStyle w:val="ListBullet"/>
       </w:pPr>
       <w:r>
-        <w:rPr>
-          <w:b/>
-        </w:rPr>
-        <w:t>Thiếu mã nguồn mở end-to-end tự host được</w:t>
-      </w:r>
-      <w:r>
-        <w:t>. Nghiên cứu học thuật thường chỉ giải quyết một phần (lọc RSSI, thuật toán zone), không có full stack. Giải pháp thương mại đóng nguồn, khoá vào cloud riêng. Người dùng muốn hiểu và sửa hệ thống không có lựa chọn.</w:t>
+        <w:t>Thiếu mã nguồn mở xuyên suốt tự host được. Nghiên cứu học thuật thường chỉ giải quyết một phần (lọc RSSI, thuật toán zone), không có full stack. Giải pháp thương mại đóng nguồn, khoá vào cloud riêng. Người dùng muốn hiểu và sửa hệ thống không có lựa chọn.</w:t>
       </w:r>
     </w:p>
     <w:p>
@@ -4424,6 +4954,144 @@
       <w:r>
         <w:t>:</w:t>
       </w:r>
+    </w:p>
+    <w:p>
+      <w:pPr>
+        <w:ind w:firstLine="0"/>
+        <w:jc w:val="center"/>
+      </w:pPr>
+      <m:oMathPara xmlns:m="http://schemas.openxmlformats.org/officeDocument/2006/math">
+        <m:oMath>
+          <m:sSub>
+            <m:e>
+              <m:r>
+                <m:rPr>
+                  <m:sty m:val="p"/>
+                </m:rPr>
+                <m:t>P</m:t>
+              </m:r>
+            </m:e>
+            <m:sub>
+              <m:r>
+                <m:rPr>
+                  <m:sty m:val="p"/>
+                </m:rPr>
+                <m:t>r</m:t>
+              </m:r>
+            </m:sub>
+          </m:sSub>
+          <m:r>
+            <m:rPr>
+              <m:sty m:val="p"/>
+            </m:rPr>
+            <m:t>(d) = </m:t>
+          </m:r>
+          <m:sSub>
+            <m:e>
+              <m:r>
+                <m:rPr>
+                  <m:sty m:val="p"/>
+                </m:rPr>
+                <m:t>P</m:t>
+              </m:r>
+            </m:e>
+            <m:sub>
+              <m:r>
+                <m:rPr>
+                  <m:sty m:val="p"/>
+                </m:rPr>
+                <m:t>0</m:t>
+              </m:r>
+            </m:sub>
+          </m:sSub>
+          <m:r>
+            <m:rPr>
+              <m:sty m:val="p"/>
+            </m:rPr>
+            <m:t> − 10n · </m:t>
+          </m:r>
+          <m:sSub>
+            <m:e>
+              <m:r>
+                <m:rPr>
+                  <m:sty m:val="p"/>
+                </m:rPr>
+                <m:t>log</m:t>
+              </m:r>
+            </m:e>
+            <m:sub>
+              <m:r>
+                <m:rPr>
+                  <m:sty m:val="p"/>
+                </m:rPr>
+                <m:t>10</m:t>
+              </m:r>
+            </m:sub>
+          </m:sSub>
+          <m:d>
+            <m:dPr>
+              <m:begChr m:val="("/>
+              <m:endChr m:val=")"/>
+            </m:dPr>
+            <m:e>
+              <m:f>
+                <m:num>
+                  <m:r>
+                    <m:rPr>
+                      <m:sty m:val="p"/>
+                    </m:rPr>
+                    <m:t>d</m:t>
+                  </m:r>
+                </m:num>
+                <m:den>
+                  <m:sSub>
+                    <m:e>
+                      <m:r>
+                        <m:rPr>
+                          <m:sty m:val="p"/>
+                        </m:rPr>
+                        <m:t>d</m:t>
+                      </m:r>
+                    </m:e>
+                    <m:sub>
+                      <m:r>
+                        <m:rPr>
+                          <m:sty m:val="p"/>
+                        </m:rPr>
+                        <m:t>0</m:t>
+                      </m:r>
+                    </m:sub>
+                  </m:sSub>
+                </m:den>
+              </m:f>
+            </m:e>
+          </m:d>
+          <m:r>
+            <m:rPr>
+              <m:sty m:val="p"/>
+            </m:rPr>
+            <m:t> + </m:t>
+          </m:r>
+          <m:sSub>
+            <m:e>
+              <m:r>
+                <m:rPr>
+                  <m:sty m:val="p"/>
+                </m:rPr>
+                <m:t>X</m:t>
+              </m:r>
+            </m:e>
+            <m:sub>
+              <m:r>
+                <m:rPr>
+                  <m:sty m:val="p"/>
+                </m:rPr>
+                <m:t>σ</m:t>
+              </m:r>
+            </m:sub>
+          </m:sSub>
+        </m:oMath>
+      </m:oMathPara>
     </w:p>
     <w:p xmlns:m="http://schemas.openxmlformats.org/officeDocument/2006/math">
       <w:pPr>
@@ -4908,6 +5576,129 @@
       <w:r>
         <w:t>) để ước lượng khoảng cách:</w:t>
       </w:r>
+    </w:p>
+    <w:p>
+      <w:pPr>
+        <w:ind w:firstLine="0"/>
+        <w:jc w:val="center"/>
+      </w:pPr>
+      <m:oMathPara xmlns:m="http://schemas.openxmlformats.org/officeDocument/2006/math">
+        <m:oMath>
+          <m:acc>
+            <m:accPr>
+              <m:chr m:val="̂"/>
+            </m:accPr>
+            <m:e>
+              <m:r>
+                <m:rPr>
+                  <m:sty m:val="p"/>
+                </m:rPr>
+                <m:t>d</m:t>
+              </m:r>
+            </m:e>
+          </m:acc>
+          <m:r>
+            <m:rPr>
+              <m:sty m:val="p"/>
+            </m:rPr>
+            <m:t> = </m:t>
+          </m:r>
+          <m:sSub>
+            <m:e>
+              <m:r>
+                <m:rPr>
+                  <m:sty m:val="p"/>
+                </m:rPr>
+                <m:t>d</m:t>
+              </m:r>
+            </m:e>
+            <m:sub>
+              <m:r>
+                <m:rPr>
+                  <m:sty m:val="p"/>
+                </m:rPr>
+                <m:t>0</m:t>
+              </m:r>
+            </m:sub>
+          </m:sSub>
+          <m:r>
+            <m:rPr>
+              <m:sty m:val="p"/>
+            </m:rPr>
+            <m:t> · </m:t>
+          </m:r>
+          <m:sSup>
+            <m:e>
+              <m:r>
+                <m:rPr>
+                  <m:sty m:val="p"/>
+                </m:rPr>
+                <m:t>10</m:t>
+              </m:r>
+            </m:e>
+            <m:sup>
+              <m:f>
+                <m:num>
+                  <m:box>
+                    <m:e>
+                      <m:sSub>
+                        <m:e>
+                          <m:r>
+                            <m:rPr>
+                              <m:sty m:val="p"/>
+                            </m:rPr>
+                            <m:t>P</m:t>
+                          </m:r>
+                        </m:e>
+                        <m:sub>
+                          <m:r>
+                            <m:rPr>
+                              <m:sty m:val="p"/>
+                            </m:rPr>
+                            <m:t>0</m:t>
+                          </m:r>
+                        </m:sub>
+                      </m:sSub>
+                      <m:r>
+                        <m:rPr>
+                          <m:sty m:val="p"/>
+                        </m:rPr>
+                        <m:t> − </m:t>
+                      </m:r>
+                      <m:sSub>
+                        <m:e>
+                          <m:r>
+                            <m:rPr>
+                              <m:sty m:val="p"/>
+                            </m:rPr>
+                            <m:t>P</m:t>
+                          </m:r>
+                        </m:e>
+                        <m:sub>
+                          <m:r>
+                            <m:rPr>
+                              <m:sty m:val="p"/>
+                            </m:rPr>
+                            <m:t>r</m:t>
+                          </m:r>
+                        </m:sub>
+                      </m:sSub>
+                    </m:e>
+                  </m:box>
+                </m:num>
+                <m:den>
+                  <m:r>
+                    <m:rPr>
+                      <m:sty m:val="p"/>
+                    </m:rPr>
+                    <m:t>10n</m:t>
+                  </m:r>
+                </m:den>
+              </m:f>
+            </m:sup>
+          </m:sSup>
+        </m:oMath>
+      </m:oMathPara>
     </w:p>
     <w:p xmlns:m="http://schemas.openxmlformats.org/officeDocument/2006/math">
       <w:pPr>
@@ -5959,6 +6750,380 @@
         <w:t>. Cập nhật:</w:t>
       </w:r>
     </w:p>
+    <w:p>
+      <w:pPr>
+        <w:ind w:firstLine="0"/>
+        <w:jc w:val="center"/>
+      </w:pPr>
+      <m:oMathPara xmlns:m="http://schemas.openxmlformats.org/officeDocument/2006/math">
+        <m:oMath>
+          <m:sSub>
+            <m:e>
+              <m:r>
+                <m:rPr>
+                  <m:sty m:val="p"/>
+                </m:rPr>
+                <m:t>p</m:t>
+              </m:r>
+            </m:e>
+            <m:sub>
+              <m:r>
+                <m:rPr>
+                  <m:sty m:val="p"/>
+                </m:rPr>
+                <m:t>k</m:t>
+              </m:r>
+            </m:sub>
+          </m:sSub>
+          <m:r>
+            <m:rPr>
+              <m:sty m:val="p"/>
+            </m:rPr>
+            <m:t> = </m:t>
+          </m:r>
+          <m:sSub>
+            <m:e>
+              <m:r>
+                <m:rPr>
+                  <m:sty m:val="p"/>
+                </m:rPr>
+                <m:t>p</m:t>
+              </m:r>
+            </m:e>
+            <m:sub>
+              <m:r>
+                <m:rPr>
+                  <m:sty m:val="p"/>
+                </m:rPr>
+                <m:t>k−1</m:t>
+              </m:r>
+            </m:sub>
+          </m:sSub>
+          <m:r>
+            <m:rPr>
+              <m:sty m:val="p"/>
+            </m:rPr>
+            <m:t> + q</m:t>
+          </m:r>
+        </m:oMath>
+      </m:oMathPara>
+    </w:p>
+    <w:p>
+      <w:pPr>
+        <w:ind w:firstLine="0"/>
+        <w:jc w:val="center"/>
+      </w:pPr>
+      <m:oMathPara xmlns:m="http://schemas.openxmlformats.org/officeDocument/2006/math">
+        <m:oMath>
+          <m:sSub>
+            <m:e>
+              <m:r>
+                <m:rPr>
+                  <m:sty m:val="p"/>
+                </m:rPr>
+                <m:t>K</m:t>
+              </m:r>
+            </m:e>
+            <m:sub>
+              <m:r>
+                <m:rPr>
+                  <m:sty m:val="p"/>
+                </m:rPr>
+                <m:t>k</m:t>
+              </m:r>
+            </m:sub>
+          </m:sSub>
+          <m:r>
+            <m:rPr>
+              <m:sty m:val="p"/>
+            </m:rPr>
+            <m:t> = </m:t>
+          </m:r>
+          <m:f>
+            <m:num>
+              <m:sSub>
+                <m:e>
+                  <m:r>
+                    <m:rPr>
+                      <m:sty m:val="p"/>
+                    </m:rPr>
+                    <m:t>p</m:t>
+                  </m:r>
+                </m:e>
+                <m:sub>
+                  <m:r>
+                    <m:rPr>
+                      <m:sty m:val="p"/>
+                    </m:rPr>
+                    <m:t>k</m:t>
+                  </m:r>
+                </m:sub>
+              </m:sSub>
+            </m:num>
+            <m:den>
+              <m:box>
+                <m:e>
+                  <m:sSub>
+                    <m:e>
+                      <m:r>
+                        <m:rPr>
+                          <m:sty m:val="p"/>
+                        </m:rPr>
+                        <m:t>p</m:t>
+                      </m:r>
+                    </m:e>
+                    <m:sub>
+                      <m:r>
+                        <m:rPr>
+                          <m:sty m:val="p"/>
+                        </m:rPr>
+                        <m:t>k</m:t>
+                      </m:r>
+                    </m:sub>
+                  </m:sSub>
+                  <m:r>
+                    <m:rPr>
+                      <m:sty m:val="p"/>
+                    </m:rPr>
+                    <m:t> + r</m:t>
+                  </m:r>
+                </m:e>
+              </m:box>
+            </m:den>
+          </m:f>
+        </m:oMath>
+      </m:oMathPara>
+    </w:p>
+    <w:p>
+      <w:pPr>
+        <w:ind w:firstLine="0"/>
+        <w:jc w:val="center"/>
+      </w:pPr>
+      <m:oMathPara xmlns:m="http://schemas.openxmlformats.org/officeDocument/2006/math">
+        <m:oMath>
+          <m:sSub>
+            <m:e>
+              <m:r>
+                <m:rPr>
+                  <m:sty m:val="p"/>
+                </m:rPr>
+                <m:t>x</m:t>
+              </m:r>
+            </m:e>
+            <m:sub>
+              <m:r>
+                <m:rPr>
+                  <m:sty m:val="p"/>
+                </m:rPr>
+                <m:t>k</m:t>
+              </m:r>
+            </m:sub>
+          </m:sSub>
+          <m:r>
+            <m:rPr>
+              <m:sty m:val="p"/>
+            </m:rPr>
+            <m:t> = </m:t>
+          </m:r>
+          <m:sSub>
+            <m:e>
+              <m:r>
+                <m:rPr>
+                  <m:sty m:val="p"/>
+                </m:rPr>
+                <m:t>x</m:t>
+              </m:r>
+            </m:e>
+            <m:sub>
+              <m:r>
+                <m:rPr>
+                  <m:sty m:val="p"/>
+                </m:rPr>
+                <m:t>k−1</m:t>
+              </m:r>
+            </m:sub>
+          </m:sSub>
+          <m:r>
+            <m:rPr>
+              <m:sty m:val="p"/>
+            </m:rPr>
+            <m:t> + </m:t>
+          </m:r>
+          <m:sSub>
+            <m:e>
+              <m:r>
+                <m:rPr>
+                  <m:sty m:val="p"/>
+                </m:rPr>
+                <m:t>K</m:t>
+              </m:r>
+            </m:e>
+            <m:sub>
+              <m:r>
+                <m:rPr>
+                  <m:sty m:val="p"/>
+                </m:rPr>
+                <m:t>k</m:t>
+              </m:r>
+            </m:sub>
+          </m:sSub>
+          <m:r>
+            <m:rPr>
+              <m:sty m:val="p"/>
+            </m:rPr>
+            <m:t> · </m:t>
+          </m:r>
+          <m:d>
+            <m:dPr>
+              <m:begChr m:val="("/>
+              <m:endChr m:val=")"/>
+            </m:dPr>
+            <m:e>
+              <m:box>
+                <m:e>
+                  <m:sSub>
+                    <m:e>
+                      <m:r>
+                        <m:rPr>
+                          <m:sty m:val="p"/>
+                        </m:rPr>
+                        <m:t>z</m:t>
+                      </m:r>
+                    </m:e>
+                    <m:sub>
+                      <m:r>
+                        <m:rPr>
+                          <m:sty m:val="p"/>
+                        </m:rPr>
+                        <m:t>k</m:t>
+                      </m:r>
+                    </m:sub>
+                  </m:sSub>
+                  <m:r>
+                    <m:rPr>
+                      <m:sty m:val="p"/>
+                    </m:rPr>
+                    <m:t> − </m:t>
+                  </m:r>
+                  <m:sSub>
+                    <m:e>
+                      <m:r>
+                        <m:rPr>
+                          <m:sty m:val="p"/>
+                        </m:rPr>
+                        <m:t>x</m:t>
+                      </m:r>
+                    </m:e>
+                    <m:sub>
+                      <m:r>
+                        <m:rPr>
+                          <m:sty m:val="p"/>
+                        </m:rPr>
+                        <m:t>k−1</m:t>
+                      </m:r>
+                    </m:sub>
+                  </m:sSub>
+                </m:e>
+              </m:box>
+            </m:e>
+          </m:d>
+        </m:oMath>
+      </m:oMathPara>
+    </w:p>
+    <w:p>
+      <w:pPr>
+        <w:ind w:firstLine="0"/>
+        <w:jc w:val="center"/>
+      </w:pPr>
+      <m:oMathPara xmlns:m="http://schemas.openxmlformats.org/officeDocument/2006/math">
+        <m:oMath>
+          <m:sSub>
+            <m:e>
+              <m:r>
+                <m:rPr>
+                  <m:sty m:val="p"/>
+                </m:rPr>
+                <m:t>p</m:t>
+              </m:r>
+            </m:e>
+            <m:sub>
+              <m:r>
+                <m:rPr>
+                  <m:sty m:val="p"/>
+                </m:rPr>
+                <m:t>k</m:t>
+              </m:r>
+            </m:sub>
+          </m:sSub>
+          <m:r>
+            <m:rPr>
+              <m:sty m:val="p"/>
+            </m:rPr>
+            <m:t> = </m:t>
+          </m:r>
+          <m:d>
+            <m:dPr>
+              <m:begChr m:val="("/>
+              <m:endChr m:val=")"/>
+            </m:dPr>
+            <m:e>
+              <m:box>
+                <m:e>
+                  <m:r>
+                    <m:rPr>
+                      <m:sty m:val="p"/>
+                    </m:rPr>
+                    <m:t>1 − </m:t>
+                  </m:r>
+                  <m:sSub>
+                    <m:e>
+                      <m:r>
+                        <m:rPr>
+                          <m:sty m:val="p"/>
+                        </m:rPr>
+                        <m:t>K</m:t>
+                      </m:r>
+                    </m:e>
+                    <m:sub>
+                      <m:r>
+                        <m:rPr>
+                          <m:sty m:val="p"/>
+                        </m:rPr>
+                        <m:t>k</m:t>
+                      </m:r>
+                    </m:sub>
+                  </m:sSub>
+                </m:e>
+              </m:box>
+            </m:e>
+          </m:d>
+          <m:r>
+            <m:rPr>
+              <m:sty m:val="p"/>
+            </m:rPr>
+            <m:t> · </m:t>
+          </m:r>
+          <m:sSub>
+            <m:e>
+              <m:r>
+                <m:rPr>
+                  <m:sty m:val="p"/>
+                </m:rPr>
+                <m:t>p</m:t>
+              </m:r>
+            </m:e>
+            <m:sub>
+              <m:r>
+                <m:rPr>
+                  <m:sty m:val="p"/>
+                </m:rPr>
+                <m:t>k</m:t>
+              </m:r>
+            </m:sub>
+          </m:sSub>
+        </m:oMath>
+      </m:oMathPara>
+    </w:p>
     <w:p xmlns:m="http://schemas.openxmlformats.org/officeDocument/2006/math">
       <w:pPr>
         <w:jc w:val="center"/>
@@ -7843,6 +9008,94 @@
       <w:r>
         <w:t xml:space="preserve"> tạo mã xác thực từ dữ liệu và khoá bí mật:</w:t>
       </w:r>
+    </w:p>
+    <w:p>
+      <w:pPr>
+        <w:ind w:firstLine="0"/>
+        <w:jc w:val="center"/>
+      </w:pPr>
+      <m:oMathPara xmlns:m="http://schemas.openxmlformats.org/officeDocument/2006/math">
+        <m:oMath>
+          <m:r>
+            <m:rPr>
+              <m:sty m:val="p"/>
+            </m:rPr>
+            <m:t>HMAC(K, m) = H</m:t>
+          </m:r>
+          <m:d>
+            <m:dPr>
+              <m:begChr m:val="("/>
+              <m:endChr m:val=")"/>
+            </m:dPr>
+            <m:e>
+              <m:box>
+                <m:e>
+                  <m:d>
+                    <m:dPr>
+                      <m:begChr m:val="("/>
+                      <m:endChr m:val=")"/>
+                    </m:dPr>
+                    <m:e>
+                      <m:box>
+                        <m:e>
+                          <m:r>
+                            <m:rPr>
+                              <m:sty m:val="p"/>
+                            </m:rPr>
+                            <m:t>K′ ⊕ opad</m:t>
+                          </m:r>
+                        </m:e>
+                      </m:box>
+                    </m:e>
+                  </m:d>
+                  <m:r>
+                    <m:rPr>
+                      <m:sty m:val="p"/>
+                    </m:rPr>
+                    <m:t> ∥ H</m:t>
+                  </m:r>
+                  <m:d>
+                    <m:dPr>
+                      <m:begChr m:val="("/>
+                      <m:endChr m:val=")"/>
+                    </m:dPr>
+                    <m:e>
+                      <m:box>
+                        <m:e>
+                          <m:d>
+                            <m:dPr>
+                              <m:begChr m:val="("/>
+                              <m:endChr m:val=")"/>
+                            </m:dPr>
+                            <m:e>
+                              <m:box>
+                                <m:e>
+                                  <m:r>
+                                    <m:rPr>
+                                      <m:sty m:val="p"/>
+                                    </m:rPr>
+                                    <m:t>K′ ⊕ ipad</m:t>
+                                  </m:r>
+                                </m:e>
+                              </m:box>
+                            </m:e>
+                          </m:d>
+                          <m:r>
+                            <m:rPr>
+                              <m:sty m:val="p"/>
+                            </m:rPr>
+                            <m:t> ∥ m</m:t>
+                          </m:r>
+                        </m:e>
+                      </m:box>
+                    </m:e>
+                  </m:d>
+                </m:e>
+              </m:box>
+            </m:e>
+          </m:d>
+        </m:oMath>
+      </m:oMathPara>
     </w:p>
     <w:p xmlns:m="http://schemas.openxmlformats.org/officeDocument/2006/math">
       <w:pPr>
@@ -8198,6 +9451,62 @@
         <w:t xml:space="preserve"> dẫn xuất:</w:t>
       </w:r>
     </w:p>
+    <w:p>
+      <w:pPr>
+        <w:ind w:firstLine="0"/>
+        <w:jc w:val="center"/>
+      </w:pPr>
+      <m:oMathPara xmlns:m="http://schemas.openxmlformats.org/officeDocument/2006/math">
+        <m:oMath>
+          <m:r>
+            <m:rPr>
+              <m:sty m:val="p"/>
+            </m:rPr>
+            <m:t>epoch_counter = ⌊</m:t>
+          </m:r>
+          <m:f>
+            <m:num>
+              <m:r>
+                <m:rPr>
+                  <m:sty m:val="p"/>
+                </m:rPr>
+                <m:t>esp_timer_get_time()</m:t>
+              </m:r>
+            </m:num>
+            <m:den>
+              <m:r>
+                <m:rPr>
+                  <m:sty m:val="p"/>
+                </m:rPr>
+                <m:t>1 giờ</m:t>
+              </m:r>
+            </m:den>
+          </m:f>
+          <m:r>
+            <m:rPr>
+              <m:sty m:val="p"/>
+            </m:rPr>
+            <m:t>⌋</m:t>
+          </m:r>
+        </m:oMath>
+      </m:oMathPara>
+    </w:p>
+    <w:p>
+      <w:pPr>
+        <w:ind w:firstLine="0"/>
+        <w:jc w:val="center"/>
+      </w:pPr>
+      <m:oMathPara xmlns:m="http://schemas.openxmlformats.org/officeDocument/2006/math">
+        <m:oMath>
+          <m:r>
+            <m:rPr>
+              <m:sty m:val="p"/>
+            </m:rPr>
+            <m:t>epoch_key = HKDF(master_key, epoch_counter)</m:t>
+          </m:r>
+        </m:oMath>
+      </m:oMathPara>
+    </w:p>
     <w:p xmlns:m="http://schemas.openxmlformats.org/officeDocument/2006/math">
       <w:pPr>
         <w:jc w:val="center"/>
@@ -13013,7 +14322,7 @@
         <w:pStyle w:val="Heading2"/>
       </w:pPr>
       <w:r>
-        <w:t>Bảo mật end-to-end</w:t>
+        <w:t>Bảo mật xuyên suốt</w:t>
       </w:r>
     </w:p>
     <w:p>
@@ -14585,7 +15894,7 @@
         <w:pStyle w:val="Heading2"/>
       </w:pPr>
       <w:r>
-        <w:t>Test 1: Bring-up hệ thống</w:t>
+        <w:t>Kiểm thử 1: Bring-up hệ thống</w:t>
       </w:r>
     </w:p>
     <w:p>
@@ -14901,7 +16210,7 @@
         <w:pStyle w:val="Heading2"/>
       </w:pPr>
       <w:r>
-        <w:t>Test 2: Độ chính xác định vị theo phòng</w:t>
+        <w:t>Kiểm thử 2: Độ chính xác định vị theo phòng</w:t>
       </w:r>
     </w:p>
     <w:p>
@@ -15208,7 +16517,7 @@
         <w:pStyle w:val="Heading2"/>
       </w:pPr>
       <w:r>
-        <w:t>Test 3: Chống flapping tại biên phòng (hysteresis)</w:t>
+        <w:t>Kiểm thử 3: Chống flapping tại biên phòng (hysteresis)</w:t>
       </w:r>
     </w:p>
     <w:p>
@@ -15430,7 +16739,7 @@
         <w:pStyle w:val="Heading2"/>
       </w:pPr>
       <w:r>
-        <w:t>Test 4: Tự phục hồi (self-healing)</w:t>
+        <w:t>Kiểm thử 4: Tự phục hồi</w:t>
       </w:r>
     </w:p>
     <w:p>
@@ -15549,7 +16858,7 @@
         <w:pStyle w:val="Heading2"/>
       </w:pPr>
       <w:r>
-        <w:t>Test 5: OTA</w:t>
+        <w:t>Kiểm thử 5: OTA</w:t>
       </w:r>
     </w:p>
     <w:p>
@@ -15996,7 +17305,7 @@
         <w:pStyle w:val="Heading2"/>
       </w:pPr>
       <w:r>
-        <w:t>Test 6: Bảo mật beacon</w:t>
+        <w:t>Kiểm thử 6: Bảo mật beacon</w:t>
       </w:r>
     </w:p>
     <w:p>
@@ -16267,7 +17576,7 @@
         <w:pStyle w:val="ListBullet"/>
       </w:pPr>
       <w:r>
-        <w:t>Chưa test scale trên 10 tag đồng thời hoặc &gt;5 scanner. BLE Mesh về lý thuyết chịu được vài trăm node nhưng độ trễ end-to-end sẽ tăng.</w:t>
+        <w:t>Chưa test scale trên 10 tag đồng thời hoặc &gt;5 scanner. BLE Mesh về lý thuyết chịu được vài trăm node nhưng độ trễ xuyên suốt sẽ tăng.</w:t>
       </w:r>
     </w:p>
     <w:p>
@@ -17146,13 +18455,7 @@
         <w:pStyle w:val="ListBullet"/>
       </w:pPr>
       <w:r>
-        <w:rPr>
-          <w:b/>
-        </w:rPr>
-        <w:t>Chưa test scale lớn</w:t>
-      </w:r>
-      <w:r>
-        <w:t>. Thí nghiệm dừng ở 3 tag và 3 scanner. BLE Mesh về lý thuyết chịu được vài trăm node nhưng độ trễ end-to-end sẽ tăng và cần đo lại.</w:t>
+        <w:t>Chưa test scale lớn. Thí nghiệm dừng ở 3 tag và 3 scanner. BLE Mesh về lý thuyết chịu được vài trăm node nhưng độ trễ xuyên suốt sẽ tăng và cần đo lại.</w:t>
       </w:r>
     </w:p>
     <w:p>
